--- a/отчет/ДП.docx
+++ b/отчет/ДП.docx
@@ -524,9 +524,8 @@
           <w:lang w:val="ru-RU" w:eastAsia="ru-RU"/>
           <w14:ligatures w14:val="none"/>
         </w:rPr>
-        <w:t xml:space="preserve">БГУИР ДП 1-53 01 </w:t>
-      </w:r>
-      <w:proofErr w:type="gramStart"/>
+        <w:t>БГУИР ДП 1-53 01 02  0</w:t>
+      </w:r>
       <w:r>
         <w:rPr>
           <w:rFonts w:eastAsia="Times New Roman" w:cs="Times New Roman"/>
@@ -535,19 +534,8 @@
           <w:lang w:val="ru-RU" w:eastAsia="ru-RU"/>
           <w14:ligatures w14:val="none"/>
         </w:rPr>
-        <w:t>02  0</w:t>
-      </w:r>
-      <w:r>
-        <w:rPr>
-          <w:rFonts w:eastAsia="Times New Roman" w:cs="Times New Roman"/>
-          <w:kern w:val="0"/>
-          <w:szCs w:val="28"/>
-          <w:lang w:val="ru-RU" w:eastAsia="ru-RU"/>
-          <w14:ligatures w14:val="none"/>
-        </w:rPr>
         <w:t>08</w:t>
       </w:r>
-      <w:proofErr w:type="gramEnd"/>
       <w:r>
         <w:rPr>
           <w:rFonts w:eastAsia="Times New Roman" w:cs="Times New Roman"/>
@@ -6240,7 +6228,6 @@
                 <w14:ligatures w14:val="none"/>
               </w:rPr>
             </w:pPr>
-            <w:proofErr w:type="gramStart"/>
             <w:r>
               <w:rPr>
                 <w:rFonts w:eastAsia="Calibri" w:cs="Times New Roman"/>
@@ -6250,7 +6237,6 @@
               </w:rPr>
               <w:t>07.02.2025  г.</w:t>
             </w:r>
-            <w:proofErr w:type="gramEnd"/>
           </w:p>
         </w:tc>
         <w:tc>
@@ -10302,7 +10288,7 @@
         </w:rPr>
         <w:lastRenderedPageBreak/>
         <w:drawing>
-          <wp:inline distT="0" distB="0" distL="0" distR="0" wp14:anchorId="5B162A4C" wp14:editId="05AE70C0">
+          <wp:inline distT="0" distB="0" distL="0" distR="0" wp14:anchorId="5B162A4C" wp14:editId="26333556">
             <wp:extent cx="5897187" cy="3022600"/>
             <wp:effectExtent l="0" t="0" r="8890" b="6350"/>
             <wp:docPr id="2" name="Рисунок 2"/>
@@ -11424,21 +11410,7 @@
         <w:rPr>
           <w:lang w:val="ru-RU"/>
         </w:rPr>
-        <w:t xml:space="preserve">Назначением разрабатываемой АИС является автоматизация процессов управления музыкальным контентом, хранения </w:t>
-      </w:r>
-      <w:proofErr w:type="gramStart"/>
-      <w:r>
-        <w:rPr>
-          <w:lang w:val="ru-RU"/>
-        </w:rPr>
-        <w:t>медиа-активов</w:t>
-      </w:r>
-      <w:proofErr w:type="gramEnd"/>
-      <w:r>
-        <w:rPr>
-          <w:lang w:val="ru-RU"/>
-        </w:rPr>
-        <w:t xml:space="preserve"> и персонализированной доставки контента конечным пользователям (слушателям). Система призвана решить проблему отсутствия единой инфраструктуры управления для независимых медиа-платформ, минимизировать трудозатраты на ручную обработку метаданных и обеспечить масштабируемость при увеличении объема медиатеки. Внедрение системы позволяет перейти от разрозненных методов хранения (облачные диски, неструктурированные базы) к централизованному управлению данными, что существенно повышает эффективность деятельности лейбла или стриминговой площадки.</w:t>
+        <w:t>Назначением разрабатываемой АИС является автоматизация процессов управления музыкальным контентом, хранения медиа-активов и персонализированной доставки контента конечным пользователям (слушателям). Система призвана решить проблему отсутствия единой инфраструктуры управления для независимых медиа-платформ, минимизировать трудозатраты на ручную обработку метаданных и обеспечить масштабируемость при увеличении объема медиатеки. Внедрение системы позволяет перейти от разрозненных методов хранения (облачные диски, неструктурированные базы) к централизованному управлению данными, что существенно повышает эффективность деятельности лейбла или стриминговой площадки.</w:t>
       </w:r>
     </w:p>
     <w:p>
@@ -11945,6 +11917,7 @@
         <w:ind w:left="0" w:firstLine="709"/>
       </w:pPr>
       <w:r>
+        <w:lastRenderedPageBreak/>
         <w:t>Системные данные</w:t>
       </w:r>
       <w:r>
@@ -12223,6 +12196,7 @@
       </w:pPr>
       <w:bookmarkStart w:id="22" w:name="_Toc228185730"/>
       <w:r>
+        <w:lastRenderedPageBreak/>
         <w:t>2.2</w:t>
       </w:r>
       <w:r>
@@ -12801,7 +12775,11 @@
         <w:t xml:space="preserve"> представлена на рисунке 2.1. </w:t>
       </w:r>
       <w:r>
-        <w:t xml:space="preserve">Модуль интеллектуальных рекомендаций выступает центральным компонентом системы, отвечающим за автоматизацию процесса подбора музыкального контента и обеспечение высокой степени персонализации для каждого слушателя. Процесс функционирования данного модуля начинается с этапа сбора и профилирования данных, в ходе которого осуществляется детальный анализ истории прослушиваний, а также фиксируются предпочтения пользователя, выраженные через взаимодействия с системой, такие как лайки или пропуски треков. Параллельно с обработкой поведенческих факторов система выполняет анализ аудио-контента, включающий в себя систематизацию метаданных и извлечение ключевых акустических признаков, что позволяет глубже понимать природу предлагаемых произведений. Полученная информация становится базой для генерации кандидатов, где на данном этапе применяются алгоритмы коллаборативной и контентной фильтрации, позволяющие сформировать широкий предварительный список потенциально интересных композиций. Завершающим процессом в работе модуля является финальное ранжирование, в рамках которого происходит присвоение весов релевантности и оценка качества рекомендаций, чтобы сформировать итоговую выдачу, максимально соответствующую актуальным интересам пользователя, что в совокупности создает адаптивный механизм управления </w:t>
+        <w:t xml:space="preserve">Модуль интеллектуальных рекомендаций выступает центральным компонентом системы, отвечающим за автоматизацию процесса подбора музыкального контента и обеспечение высокой степени персонализации для </w:t>
+      </w:r>
+      <w:r>
+        <w:lastRenderedPageBreak/>
+        <w:t xml:space="preserve">каждого слушателя. Процесс функционирования данного модуля начинается с этапа сбора и профилирования данных, в ходе которого осуществляется детальный анализ истории прослушиваний, а также фиксируются предпочтения пользователя, выраженные через взаимодействия с системой, такие как лайки или пропуски треков. Параллельно с обработкой поведенческих факторов система выполняет анализ аудио-контента, включающий в себя систематизацию метаданных и извлечение ключевых акустических признаков, что позволяет глубже понимать природу предлагаемых произведений. Полученная информация становится базой для генерации кандидатов, где на данном этапе применяются алгоритмы коллаборативной и контентной фильтрации, позволяющие сформировать широкий предварительный список потенциально интересных композиций. Завершающим процессом в работе модуля является финальное ранжирование, в рамках которого происходит присвоение весов релевантности и оценка качества рекомендаций, чтобы сформировать итоговую выдачу, максимально соответствующую актуальным интересам пользователя, что в совокупности создает адаптивный механизм управления </w:t>
       </w:r>
       <w:proofErr w:type="spellStart"/>
       <w:r>
@@ -12977,7 +12955,14 @@
         <w:rPr>
           <w:lang w:val="ru-RU"/>
         </w:rPr>
-        <w:t xml:space="preserve">Для реализации функции поиска по каталогу используется алгоритм, основанный на метрике схожести строк (например, расстояние Левенштейна или метод взвешенного ранжирования). Стандартный </w:t>
+        <w:t xml:space="preserve">Для реализации функции поиска по каталогу используется алгоритм, основанный на метрике схожести строк (например, расстояние Левенштейна </w:t>
+      </w:r>
+      <w:r>
+        <w:rPr>
+          <w:lang w:val="ru-RU"/>
+        </w:rPr>
+        <w:lastRenderedPageBreak/>
+        <w:t xml:space="preserve">или метод взвешенного ранжирования). Стандартный </w:t>
       </w:r>
       <w:r>
         <w:rPr>
@@ -14510,6 +14495,7 @@
         <w:rPr>
           <w:iCs/>
         </w:rPr>
+        <w:lastRenderedPageBreak/>
         <w:t>Для иллюстрации работы рекомендательного движка приведем логику выбора контента</w:t>
       </w:r>
       <w:r>
@@ -14691,7 +14677,14 @@
         <w:rPr>
           <w:iCs/>
         </w:rPr>
-        <w:t>Информационное обеспечение разрабатываемой информационной системы (ИС) представляет собой комплексную структуру, объединяющую методы сбора, хранения, обработки и передачи данных, необходимых для реализации функций музыкальной платформы. Целью информационного обеспечения является создание единого информационного пространства, гарантирующего достоверность, актуальность и целостность данных на всех этапах их жизненного цикла.</w:t>
+        <w:t xml:space="preserve">Информационное обеспечение разрабатываемой информационной системы (ИС) представляет собой комплексную структуру, объединяющую методы сбора, хранения, обработки и передачи данных, необходимых для реализации функций музыкальной платформы. Целью информационного обеспечения является создание единого информационного пространства, </w:t>
+      </w:r>
+      <w:r>
+        <w:rPr>
+          <w:iCs/>
+        </w:rPr>
+        <w:lastRenderedPageBreak/>
+        <w:t>гарантирующего достоверность, актуальность и целостность данных на всех этапах их жизненного цикла.</w:t>
       </w:r>
     </w:p>
     <w:p>
@@ -14927,6 +14920,7 @@
         <w:rPr>
           <w:iCs/>
         </w:rPr>
+        <w:lastRenderedPageBreak/>
         <w:t>Немаловажную роль в блоке сбора играет механизм телеметрии, который фиксирует системные события, включая логи работы программных интерфейсов и служебную информацию о действиях пользователей. Все поступающие данные, вне зависимости от их источника, проходят процедуру нормализации, которая приводит их к единому стандартизированному виду, пригодному для дальнейшей обработки алгоритмами рекомендательного движка. Завершается работа блока передачей отфильтрованных и структурированных данных в очередь сообщений или непосредственно в базу данных, что гарантирует асинхронную обработку и высокую отказоустойчивость системы при возникновении пиковых нагрузок.</w:t>
       </w:r>
     </w:p>
@@ -14951,7 +14945,11 @@
         <w:spacing w:line="276" w:lineRule="auto"/>
       </w:pPr>
       <w:r>
-        <w:t>Важным аспектом функционирования блока обработки является обеспечение согласованности состояния системы. В случаях, когда процесс обработки требует выполнения нескольких последовательных действий, блок управления организует их в транзакции, гарантируя, что при сбое на одном из этапов данные не останутся в промежуточном, частично измененном состоянии. Кроме того, данный блок реализует механизм асинхронной обработки фоновых задач, таких как генерация обложек, анализ темпа композиции или перекодирование аудиофайлов, что предотвращает блокировку основного интерфейса и поддерживает высокую отзывчивость платформы даже при выполнении ресурсоемких вычислений.</w:t>
+        <w:t xml:space="preserve">Важным аспектом функционирования блока обработки является обеспечение согласованности состояния системы. В случаях, когда процесс обработки требует выполнения нескольких последовательных действий, блок управления организует их в транзакции, гарантируя, что при сбое на одном из этапов данные не останутся в промежуточном, частично измененном состоянии. Кроме того, данный блок реализует механизм асинхронной обработки фоновых задач, таких как генерация обложек, анализ темпа композиции или перекодирование аудиофайлов, что предотвращает </w:t>
+      </w:r>
+      <w:r>
+        <w:lastRenderedPageBreak/>
+        <w:t>блокировку основного интерфейса и поддерживает высокую отзывчивость платформы даже при выполнении ресурсоемких вычислений.</w:t>
       </w:r>
     </w:p>
     <w:p>
@@ -15019,7 +15017,11 @@
         <w:t>S</w:t>
       </w:r>
       <w:r>
-        <w:t>3-сервисов. В отличие от реляционных баз данных, объектное хранилище оптимизировано для работы с неструктурированными данными большого объема, обеспечивая высокую степень масштабируемости и устойчивости к отказам за счет распределенного хранения фрагментов контента. Интеграция между этими двумя уровнями осуществляется посредством хранения в базе данных уникальных идентификаторов и путей (</w:t>
+        <w:t xml:space="preserve">3-сервисов. В отличие от реляционных баз данных, объектное хранилище оптимизировано для работы с неструктурированными данными большого объема, обеспечивая высокую степень масштабируемости и устойчивости к отказам за счет распределенного хранения фрагментов контента. Интеграция между этими двумя уровнями осуществляется посредством хранения в базе данных уникальных идентификаторов и путей </w:t>
+      </w:r>
+      <w:r>
+        <w:lastRenderedPageBreak/>
+        <w:t>(</w:t>
       </w:r>
       <w:r>
         <w:rPr>
@@ -15097,6 +15099,7 @@
         <w:spacing w:line="276" w:lineRule="auto"/>
       </w:pPr>
       <w:r>
+        <w:lastRenderedPageBreak/>
         <w:t xml:space="preserve">Особое внимание в блоке выдачи уделено механизму безопасной доставки медиаконтента, который требует специфических подходов для предотвращения несанкционированного доступа. Вместо прямой передачи ссылок на аудиофайлы, система генерирует временные, криптографически подписанные </w:t>
       </w:r>
       <w:r>
@@ -15285,6 +15288,7 @@
         <w:spacing w:line="276" w:lineRule="auto"/>
       </w:pPr>
       <w:r>
+        <w:lastRenderedPageBreak/>
         <w:t xml:space="preserve">Входная информация разрабатываемой ИС включает в себя сведения, необходимые для инициализации процессов регистрации, поиска, формирования рекомендаций и управления медиаконтентом. Обработка данных осуществляется как в ручном режиме (пользовательский ввод), так и в автоматическом (загрузка файлов, получение данных через </w:t>
       </w:r>
       <w:r>
@@ -16022,6 +16026,7 @@
               <w:ind w:firstLine="23"/>
             </w:pPr>
             <w:r>
+              <w:lastRenderedPageBreak/>
               <w:t>Графический актив</w:t>
             </w:r>
           </w:p>
@@ -16317,21 +16322,7 @@
         <w:rPr>
           <w:lang w:val="ru-RU"/>
         </w:rPr>
-        <w:t xml:space="preserve">Для работы системы необходимо было построить базу </w:t>
-      </w:r>
-      <w:proofErr w:type="gramStart"/>
-      <w:r>
-        <w:rPr>
-          <w:lang w:val="ru-RU"/>
-        </w:rPr>
-        <w:t>данных(</w:t>
-      </w:r>
-      <w:proofErr w:type="gramEnd"/>
-      <w:r>
-        <w:rPr>
-          <w:lang w:val="ru-RU"/>
-        </w:rPr>
-        <w:t>БД). Диаграмма БД представлена на рисунке 2.4.</w:t>
+        <w:t>Для работы системы необходимо было построить базу данных(БД). Диаграмма БД представлена на рисунке 2.4.</w:t>
       </w:r>
       <w:r>
         <w:rPr>
@@ -16469,7 +16460,11 @@
         <w:t>,</w:t>
       </w:r>
       <w:r>
-        <w:t>необходимые для отображения в приложении</w:t>
+        <w:t xml:space="preserve">необходимые для </w:t>
+      </w:r>
+      <w:r>
+        <w:lastRenderedPageBreak/>
+        <w:t>отображения в приложении</w:t>
       </w:r>
       <w:r>
         <w:rPr>
@@ -16487,36 +16482,13 @@
         <w:t xml:space="preserve">, </w:t>
       </w:r>
       <w:r>
-        <w:t xml:space="preserve">необходимые для управления </w:t>
-      </w:r>
-      <w:proofErr w:type="gramStart"/>
-      <w:r>
-        <w:t>системой</w:t>
-      </w:r>
-      <w:r>
-        <w:rPr>
-          <w:lang w:val="ru-RU"/>
-        </w:rPr>
-        <w:t>(</w:t>
-      </w:r>
-      <w:proofErr w:type="gramEnd"/>
-      <w:r>
-        <w:rPr>
-          <w:lang w:val="ru-RU"/>
-        </w:rPr>
-        <w:t>см. таблица 2.</w:t>
-      </w:r>
-      <w:r>
-        <w:rPr>
-          <w:lang w:val="ru-RU"/>
-        </w:rPr>
-        <w:t>8</w:t>
-      </w:r>
-      <w:r>
-        <w:rPr>
-          <w:lang w:val="ru-RU"/>
-        </w:rPr>
-        <w:t>)</w:t>
+        <w:t>необходимые для управления системой</w:t>
+      </w:r>
+      <w:r>
+        <w:rPr>
+          <w:lang w:val="ru-RU"/>
+        </w:rPr>
+        <w:t>(см. таблица 2.8)</w:t>
       </w:r>
       <w:r>
         <w:t>.</w:t>
@@ -17026,6 +16998,7 @@
                 <w:i/>
                 <w:iCs/>
               </w:rPr>
+              <w:lastRenderedPageBreak/>
               <w:t>tracks</w:t>
             </w:r>
             <w:proofErr w:type="spellEnd"/>
@@ -18130,6 +18103,7 @@
                 <w:i/>
                 <w:iCs/>
               </w:rPr>
+              <w:lastRenderedPageBreak/>
               <w:t>bpm</w:t>
             </w:r>
             <w:proofErr w:type="spellEnd"/>
@@ -19538,6 +19512,7 @@
                 <w:iCs/>
                 <w:lang w:val="ru-BY"/>
               </w:rPr>
+              <w:lastRenderedPageBreak/>
               <w:t>tracks</w:t>
             </w:r>
             <w:proofErr w:type="spellEnd"/>
@@ -20798,6 +20773,7 @@
               <w:rPr>
                 <w:lang w:val="ru-BY"/>
               </w:rPr>
+              <w:lastRenderedPageBreak/>
               <w:t>Журнал системных событий</w:t>
             </w:r>
           </w:p>
@@ -21473,6 +21449,7 @@
         </w:rPr>
       </w:pPr>
       <w:r>
+        <w:lastRenderedPageBreak/>
         <w:t>Программный комплекс включает в себя системное и прикладное программное обеспечение</w:t>
       </w:r>
       <w:r>
@@ -21482,11 +21459,7 @@
         <w:t>(см. таблица 2.10)</w:t>
       </w:r>
       <w:r>
-        <w:t xml:space="preserve">. Выбор технологий обусловлен </w:t>
-      </w:r>
-      <w:r>
-        <w:lastRenderedPageBreak/>
-        <w:t>необходимостью обеспечения высокой надежности, масштабируемости и кроссплатформенности.</w:t>
+        <w:t>. Выбор технологий обусловлен необходимостью обеспечения высокой надежности, масштабируемости и кроссплатформенности.</w:t>
       </w:r>
     </w:p>
     <w:p>
@@ -22331,7 +22304,1306 @@
     </w:p>
     <w:p>
       <w:pPr>
+        <w:pStyle w:val="2"/>
+      </w:pPr>
+      <w:r>
+        <w:t>2.6</w:t>
+      </w:r>
+      <w:r>
+        <w:tab/>
+        <w:t>Эргономическое обеспечение</w:t>
+      </w:r>
+    </w:p>
+    <w:p>
+      <w:pPr>
         <w:ind w:firstLine="0"/>
+        <w:rPr>
+          <w:lang w:val="ru-RU"/>
+        </w:rPr>
+      </w:pPr>
+    </w:p>
+    <w:p>
+      <w:pPr>
+        <w:rPr>
+          <w:lang w:val="ru-RU"/>
+        </w:rPr>
+      </w:pPr>
+      <w:r>
+        <w:t xml:space="preserve">Успех информационной системы музыкальной платформы во многом определяется качеством её интерфейса, так как от удобства навигации и визуального оформления зависит время пребывания пользователя в системе и глубина его взаимодействия с контентом. При проектировании интерфейса были соблюдены принципы когнитивной эргономики, направленные на </w:t>
+      </w:r>
+      <w:r>
+        <w:lastRenderedPageBreak/>
+        <w:t>минимизацию нагрузки на пользователя и интуитивное освоение функционала.</w:t>
+      </w:r>
+    </w:p>
+    <w:p>
+      <w:pPr>
+        <w:rPr>
+          <w:highlight w:val="yellow"/>
+        </w:rPr>
+      </w:pPr>
+      <w:r>
+        <w:rPr>
+          <w:highlight w:val="yellow"/>
+        </w:rPr>
+        <w:t>Цветовая схема системы выполнена в темной тональности (Dark Mode). Выбор темной темы обусловлен спецификой потребления медиаконтента: она снижает утомляемость глаз при длительном прослушивании и обеспечивает высокий контраст для элементов управления. В качестве основного фонового цвета выбран глубокий серый (#121212), а для выделения активных элементов (кнопки воспроизведения, переключатели) — яркий акцентный цвет (например, «неоновый лайм» или пурпурный), что создает четкую визуальную иерархию.</w:t>
+      </w:r>
+    </w:p>
+    <w:p>
+      <w:r>
+        <w:rPr>
+          <w:highlight w:val="yellow"/>
+        </w:rPr>
+        <w:t>Для обеспечения читаемости текстовых метаданных (названия треков, имена артистов) выбран современный шрифт без засечек (</w:t>
+      </w:r>
+      <w:proofErr w:type="spellStart"/>
+      <w:r>
+        <w:rPr>
+          <w:highlight w:val="yellow"/>
+        </w:rPr>
+        <w:t>Sans-serif</w:t>
+      </w:r>
+      <w:proofErr w:type="spellEnd"/>
+      <w:r>
+        <w:rPr>
+          <w:highlight w:val="yellow"/>
+        </w:rPr>
+        <w:t xml:space="preserve">) с хорошей вариативностью начертаний. Использование гарнитур семейства </w:t>
+      </w:r>
+      <w:r>
+        <w:rPr>
+          <w:i/>
+          <w:iCs/>
+          <w:highlight w:val="yellow"/>
+        </w:rPr>
+        <w:t>Inter</w:t>
+      </w:r>
+      <w:r>
+        <w:rPr>
+          <w:highlight w:val="yellow"/>
+        </w:rPr>
+        <w:t xml:space="preserve"> или </w:t>
+      </w:r>
+      <w:proofErr w:type="spellStart"/>
+      <w:r>
+        <w:rPr>
+          <w:i/>
+          <w:iCs/>
+          <w:highlight w:val="yellow"/>
+        </w:rPr>
+        <w:t>Roboto</w:t>
+      </w:r>
+      <w:proofErr w:type="spellEnd"/>
+      <w:r>
+        <w:rPr>
+          <w:highlight w:val="yellow"/>
+        </w:rPr>
+        <w:t xml:space="preserve"> гарантирует высокую четкость отображения на экранах с любым разрешением. Размеры шрифтов строго регламентированы: заголовки разделов выделены полужирным начертанием и увеличенным кеглем, в то время как второстепенная информация представлена меньшим размером, что позволяет пользователю фокусироваться на важном.</w:t>
+      </w:r>
+    </w:p>
+    <w:p/>
+    <w:p>
+      <w:pPr>
+        <w:pStyle w:val="2"/>
+      </w:pPr>
+      <w:r>
+        <w:t>2.7</w:t>
+      </w:r>
+      <w:r>
+        <w:tab/>
+        <w:t>Организационное обеспечение</w:t>
+      </w:r>
+    </w:p>
+    <w:p>
+      <w:pPr>
+        <w:rPr>
+          <w:lang w:val="ru-RU"/>
+        </w:rPr>
+      </w:pPr>
+    </w:p>
+    <w:p>
+      <w:pPr>
+        <w:rPr>
+          <w:lang w:val="ru-RU"/>
+        </w:rPr>
+      </w:pPr>
+      <w:r>
+        <w:t>Организационное обеспечение проектируемой ИС определяет правила взаимодействия пользователей с системой, уровни доступа к функциональным возможностям и комплекс мер по защите данных. Целью данного обеспечения является поддержание работоспособности системы и предотвращение несанкционированного доступа к медиаконтенту и пользовательской информации.</w:t>
+      </w:r>
+    </w:p>
+    <w:p>
+      <w:pPr>
+        <w:rPr>
+          <w:lang w:val="ru-RU"/>
+        </w:rPr>
+      </w:pPr>
+      <w:r>
+        <w:t>Для обеспечения гибкого управления системой реализована модель контроля доступа на основе ролей (</w:t>
+      </w:r>
+      <w:r>
+        <w:rPr>
+          <w:i/>
+          <w:iCs/>
+        </w:rPr>
+        <w:t xml:space="preserve">RBAC — </w:t>
+      </w:r>
+      <w:proofErr w:type="spellStart"/>
+      <w:r>
+        <w:rPr>
+          <w:i/>
+          <w:iCs/>
+        </w:rPr>
+        <w:t>Role</w:t>
+      </w:r>
+      <w:proofErr w:type="spellEnd"/>
+      <w:r>
+        <w:rPr>
+          <w:i/>
+          <w:iCs/>
+        </w:rPr>
+        <w:t>-Based Access Control</w:t>
+      </w:r>
+      <w:r>
+        <w:t>). Это позволяет разграничить ответственность и гарантировать, что каждый пользователь работает только с доступными ему функциями</w:t>
+      </w:r>
+      <w:r>
+        <w:rPr>
+          <w:lang w:val="ru-RU"/>
+        </w:rPr>
+        <w:t>(см. таблица 2.11)</w:t>
+      </w:r>
+      <w:r>
+        <w:t>.</w:t>
+      </w:r>
+    </w:p>
+    <w:p>
+      <w:pPr>
+        <w:rPr>
+          <w:lang w:val="ru-RU"/>
+        </w:rPr>
+      </w:pPr>
+    </w:p>
+    <w:p>
+      <w:pPr>
+        <w:ind w:firstLine="0"/>
+        <w:rPr>
+          <w:lang w:val="ru-RU"/>
+        </w:rPr>
+      </w:pPr>
+      <w:r>
+        <w:t xml:space="preserve">Таблица </w:t>
+      </w:r>
+      <w:r>
+        <w:rPr>
+          <w:lang w:val="ru-RU"/>
+        </w:rPr>
+        <w:t>2</w:t>
+      </w:r>
+      <w:r>
+        <w:t>.</w:t>
+      </w:r>
+      <w:r>
+        <w:rPr>
+          <w:lang w:val="ru-RU"/>
+        </w:rPr>
+        <w:t>1</w:t>
+      </w:r>
+      <w:r>
+        <w:rPr>
+          <w:lang w:val="ru-RU"/>
+        </w:rPr>
+        <w:t>1</w:t>
+      </w:r>
+      <w:r>
+        <w:t xml:space="preserve"> </w:t>
+      </w:r>
+      <w:r>
+        <w:rPr>
+          <w:lang w:val="ru-RU"/>
+        </w:rPr>
+        <w:t>–</w:t>
+      </w:r>
+      <w:r>
+        <w:t xml:space="preserve"> </w:t>
+      </w:r>
+      <w:r>
+        <w:t>Классификация пользователей и права доступа</w:t>
+      </w:r>
+    </w:p>
+    <w:tbl>
+      <w:tblPr>
+        <w:tblStyle w:val="af4"/>
+        <w:tblW w:w="0" w:type="auto"/>
+        <w:tblLook w:val="04A0" w:firstRow="1" w:lastRow="0" w:firstColumn="1" w:lastColumn="0" w:noHBand="0" w:noVBand="1"/>
+      </w:tblPr>
+      <w:tblGrid>
+        <w:gridCol w:w="2324"/>
+        <w:gridCol w:w="3113"/>
+        <w:gridCol w:w="3908"/>
+      </w:tblGrid>
+      <w:tr>
+        <w:tc>
+          <w:tcPr>
+            <w:tcW w:w="0" w:type="auto"/>
+            <w:hideMark/>
+          </w:tcPr>
+          <w:p>
+            <w:pPr>
+              <w:spacing w:line="278" w:lineRule="auto"/>
+              <w:ind w:firstLine="0"/>
+              <w:rPr>
+                <w:lang w:val="ru-BY"/>
+              </w:rPr>
+            </w:pPr>
+            <w:r>
+              <w:rPr>
+                <w:rFonts w:eastAsiaTheme="majorEastAsia"/>
+                <w:lang w:val="ru-BY"/>
+              </w:rPr>
+              <w:t>Роль пользователя</w:t>
+            </w:r>
+          </w:p>
+        </w:tc>
+        <w:tc>
+          <w:tcPr>
+            <w:tcW w:w="0" w:type="auto"/>
+            <w:hideMark/>
+          </w:tcPr>
+          <w:p>
+            <w:pPr>
+              <w:spacing w:line="278" w:lineRule="auto"/>
+              <w:ind w:firstLine="0"/>
+              <w:rPr>
+                <w:lang w:val="ru-BY"/>
+              </w:rPr>
+            </w:pPr>
+            <w:r>
+              <w:rPr>
+                <w:rFonts w:eastAsiaTheme="majorEastAsia"/>
+                <w:lang w:val="ru-BY"/>
+              </w:rPr>
+              <w:t>Описание</w:t>
+            </w:r>
+          </w:p>
+        </w:tc>
+        <w:tc>
+          <w:tcPr>
+            <w:tcW w:w="0" w:type="auto"/>
+            <w:hideMark/>
+          </w:tcPr>
+          <w:p>
+            <w:pPr>
+              <w:spacing w:line="278" w:lineRule="auto"/>
+              <w:ind w:firstLine="0"/>
+              <w:rPr>
+                <w:lang w:val="ru-BY"/>
+              </w:rPr>
+            </w:pPr>
+            <w:r>
+              <w:rPr>
+                <w:rFonts w:eastAsiaTheme="majorEastAsia"/>
+                <w:lang w:val="ru-BY"/>
+              </w:rPr>
+              <w:t>Основные права</w:t>
+            </w:r>
+          </w:p>
+        </w:tc>
+      </w:tr>
+      <w:tr>
+        <w:tc>
+          <w:tcPr>
+            <w:tcW w:w="0" w:type="auto"/>
+            <w:hideMark/>
+          </w:tcPr>
+          <w:p>
+            <w:pPr>
+              <w:spacing w:line="278" w:lineRule="auto"/>
+              <w:ind w:firstLine="0"/>
+              <w:rPr>
+                <w:lang w:val="ru-BY"/>
+              </w:rPr>
+            </w:pPr>
+            <w:r>
+              <w:rPr>
+                <w:lang w:val="ru-BY"/>
+              </w:rPr>
+              <w:t>Пользователь (Слушатель)</w:t>
+            </w:r>
+          </w:p>
+        </w:tc>
+        <w:tc>
+          <w:tcPr>
+            <w:tcW w:w="0" w:type="auto"/>
+            <w:hideMark/>
+          </w:tcPr>
+          <w:p>
+            <w:pPr>
+              <w:spacing w:line="278" w:lineRule="auto"/>
+              <w:ind w:firstLine="0"/>
+              <w:rPr>
+                <w:lang w:val="ru-BY"/>
+              </w:rPr>
+            </w:pPr>
+            <w:r>
+              <w:rPr>
+                <w:lang w:val="ru-BY"/>
+              </w:rPr>
+              <w:t>Зарегистрированный клиент платформы</w:t>
+            </w:r>
+          </w:p>
+        </w:tc>
+        <w:tc>
+          <w:tcPr>
+            <w:tcW w:w="0" w:type="auto"/>
+            <w:hideMark/>
+          </w:tcPr>
+          <w:p>
+            <w:pPr>
+              <w:spacing w:line="278" w:lineRule="auto"/>
+              <w:ind w:firstLine="0"/>
+              <w:rPr>
+                <w:lang w:val="ru-BY"/>
+              </w:rPr>
+            </w:pPr>
+            <w:r>
+              <w:rPr>
+                <w:lang w:val="ru-BY"/>
+              </w:rPr>
+              <w:t>Просмотр контента, поиск, создание плейлистов, прослушивание треков</w:t>
+            </w:r>
+          </w:p>
+        </w:tc>
+      </w:tr>
+      <w:tr>
+        <w:tc>
+          <w:tcPr>
+            <w:tcW w:w="0" w:type="auto"/>
+            <w:hideMark/>
+          </w:tcPr>
+          <w:p>
+            <w:pPr>
+              <w:spacing w:line="278" w:lineRule="auto"/>
+              <w:ind w:firstLine="0"/>
+              <w:rPr>
+                <w:lang w:val="ru-BY"/>
+              </w:rPr>
+            </w:pPr>
+            <w:r>
+              <w:rPr>
+                <w:lang w:val="ru-BY"/>
+              </w:rPr>
+              <w:lastRenderedPageBreak/>
+              <w:t>Артист (Контент-мейкер)</w:t>
+            </w:r>
+          </w:p>
+        </w:tc>
+        <w:tc>
+          <w:tcPr>
+            <w:tcW w:w="0" w:type="auto"/>
+            <w:hideMark/>
+          </w:tcPr>
+          <w:p>
+            <w:pPr>
+              <w:spacing w:line="278" w:lineRule="auto"/>
+              <w:ind w:firstLine="0"/>
+              <w:rPr>
+                <w:lang w:val="ru-BY"/>
+              </w:rPr>
+            </w:pPr>
+            <w:r>
+              <w:rPr>
+                <w:lang w:val="ru-BY"/>
+              </w:rPr>
+              <w:t>Автор музыкальных произведений</w:t>
+            </w:r>
+          </w:p>
+        </w:tc>
+        <w:tc>
+          <w:tcPr>
+            <w:tcW w:w="0" w:type="auto"/>
+            <w:hideMark/>
+          </w:tcPr>
+          <w:p>
+            <w:pPr>
+              <w:spacing w:line="278" w:lineRule="auto"/>
+              <w:ind w:firstLine="0"/>
+              <w:rPr>
+                <w:lang w:val="ru-BY"/>
+              </w:rPr>
+            </w:pPr>
+            <w:r>
+              <w:rPr>
+                <w:lang w:val="ru-BY"/>
+              </w:rPr>
+              <w:t>Загрузка треков, управление метаданными альбомов, просмотр статистики</w:t>
+            </w:r>
+          </w:p>
+        </w:tc>
+      </w:tr>
+      <w:tr>
+        <w:tc>
+          <w:tcPr>
+            <w:tcW w:w="0" w:type="auto"/>
+            <w:hideMark/>
+          </w:tcPr>
+          <w:p>
+            <w:pPr>
+              <w:spacing w:line="278" w:lineRule="auto"/>
+              <w:ind w:firstLine="0"/>
+              <w:rPr>
+                <w:lang w:val="ru-BY"/>
+              </w:rPr>
+            </w:pPr>
+            <w:r>
+              <w:rPr>
+                <w:lang w:val="ru-BY"/>
+              </w:rPr>
+              <w:t>Администратор</w:t>
+            </w:r>
+          </w:p>
+        </w:tc>
+        <w:tc>
+          <w:tcPr>
+            <w:tcW w:w="0" w:type="auto"/>
+            <w:hideMark/>
+          </w:tcPr>
+          <w:p>
+            <w:pPr>
+              <w:spacing w:line="278" w:lineRule="auto"/>
+              <w:ind w:firstLine="0"/>
+              <w:rPr>
+                <w:lang w:val="ru-BY"/>
+              </w:rPr>
+            </w:pPr>
+            <w:r>
+              <w:rPr>
+                <w:lang w:val="ru-BY"/>
+              </w:rPr>
+              <w:t>Оператор системы</w:t>
+            </w:r>
+          </w:p>
+        </w:tc>
+        <w:tc>
+          <w:tcPr>
+            <w:tcW w:w="0" w:type="auto"/>
+            <w:hideMark/>
+          </w:tcPr>
+          <w:p>
+            <w:pPr>
+              <w:spacing w:line="278" w:lineRule="auto"/>
+              <w:ind w:firstLine="0"/>
+              <w:rPr>
+                <w:lang w:val="ru-BY"/>
+              </w:rPr>
+            </w:pPr>
+            <w:r>
+              <w:rPr>
+                <w:lang w:val="ru-BY"/>
+              </w:rPr>
+              <w:t>Управление пользователями, модерация контента, настройка системных параметров, просмотр логов</w:t>
+            </w:r>
+          </w:p>
+        </w:tc>
+      </w:tr>
+    </w:tbl>
+    <w:p>
+      <w:pPr>
+        <w:ind w:firstLine="0"/>
+      </w:pPr>
+    </w:p>
+    <w:p>
+      <w:r>
+        <w:t xml:space="preserve">Доступ к системе организован через унифицированный </w:t>
+      </w:r>
+      <w:r>
+        <w:rPr>
+          <w:i/>
+          <w:iCs/>
+        </w:rPr>
+        <w:t>API</w:t>
+      </w:r>
+      <w:r>
+        <w:t>-шлюз, который определяет права сессии в зависимости от учетной записи:</w:t>
+      </w:r>
+    </w:p>
+    <w:p>
+      <w:pPr>
+        <w:numPr>
+          <w:ilvl w:val="0"/>
+          <w:numId w:val="33"/>
+        </w:numPr>
+        <w:tabs>
+          <w:tab w:val="clear" w:pos="720"/>
+          <w:tab w:val="num" w:pos="993"/>
+        </w:tabs>
+        <w:ind w:left="0" w:firstLine="709"/>
+      </w:pPr>
+      <w:r>
+        <w:t>Публичный доступ</w:t>
+      </w:r>
+      <w:r>
+        <w:rPr>
+          <w:lang w:val="ru-RU"/>
+        </w:rPr>
+        <w:t>. О</w:t>
+      </w:r>
+      <w:proofErr w:type="spellStart"/>
+      <w:r>
+        <w:t>существляется</w:t>
+      </w:r>
+      <w:proofErr w:type="spellEnd"/>
+      <w:r>
+        <w:t xml:space="preserve"> через веб-сайт или мобильное приложение без авторизации. Доступны только страницы каталога и поиск (с ограничениями на воспроизведение).</w:t>
+      </w:r>
+    </w:p>
+    <w:p>
+      <w:pPr>
+        <w:numPr>
+          <w:ilvl w:val="0"/>
+          <w:numId w:val="33"/>
+        </w:numPr>
+        <w:tabs>
+          <w:tab w:val="clear" w:pos="720"/>
+          <w:tab w:val="num" w:pos="993"/>
+        </w:tabs>
+        <w:ind w:left="0" w:firstLine="709"/>
+      </w:pPr>
+      <w:r>
+        <w:t>Пользовательский доступ</w:t>
+      </w:r>
+      <w:r>
+        <w:rPr>
+          <w:lang w:val="ru-RU"/>
+        </w:rPr>
+        <w:t>. О</w:t>
+      </w:r>
+      <w:proofErr w:type="spellStart"/>
+      <w:r>
+        <w:t>существляется</w:t>
+      </w:r>
+      <w:proofErr w:type="spellEnd"/>
+      <w:r>
+        <w:t xml:space="preserve"> через авторизованную сессию (</w:t>
+      </w:r>
+      <w:r>
+        <w:rPr>
+          <w:i/>
+          <w:iCs/>
+        </w:rPr>
+        <w:t>JWT</w:t>
+      </w:r>
+      <w:r>
+        <w:t>-токены). Дает право на доступ к личному кабинету, сохранение плейлистов и полнофункциональный стриминг.</w:t>
+      </w:r>
+    </w:p>
+    <w:p>
+      <w:pPr>
+        <w:numPr>
+          <w:ilvl w:val="0"/>
+          <w:numId w:val="33"/>
+        </w:numPr>
+        <w:tabs>
+          <w:tab w:val="clear" w:pos="720"/>
+          <w:tab w:val="num" w:pos="993"/>
+        </w:tabs>
+        <w:ind w:left="0" w:firstLine="709"/>
+      </w:pPr>
+      <w:r>
+        <w:t>Административный доступ</w:t>
+      </w:r>
+      <w:r>
+        <w:rPr>
+          <w:lang w:val="ru-RU"/>
+        </w:rPr>
+        <w:t>. О</w:t>
+      </w:r>
+      <w:proofErr w:type="spellStart"/>
+      <w:r>
+        <w:t>существляется</w:t>
+      </w:r>
+      <w:proofErr w:type="spellEnd"/>
+      <w:r>
+        <w:t xml:space="preserve"> через защищенную административную панель с обязательным использованием двухфакторной аутентификации (желательно) или защищенного канала доступа (</w:t>
+      </w:r>
+      <w:r>
+        <w:rPr>
+          <w:i/>
+          <w:iCs/>
+        </w:rPr>
+        <w:t>VPN</w:t>
+      </w:r>
+      <w:r>
+        <w:t>/</w:t>
+      </w:r>
+      <w:r>
+        <w:rPr>
+          <w:i/>
+          <w:iCs/>
+        </w:rPr>
+        <w:t>IP</w:t>
+      </w:r>
+      <w:r>
+        <w:t>-</w:t>
+      </w:r>
+      <w:proofErr w:type="spellStart"/>
+      <w:r>
+        <w:rPr>
+          <w:i/>
+          <w:iCs/>
+        </w:rPr>
+        <w:t>whitelist</w:t>
+      </w:r>
+      <w:proofErr w:type="spellEnd"/>
+      <w:r>
+        <w:t>).</w:t>
+      </w:r>
+    </w:p>
+    <w:p>
+      <w:r>
+        <w:t>Организационные меры безопасности направлены на защиту интеллектуальной собственности артистов и конфиденциальности пользовательских данных</w:t>
+      </w:r>
+      <w:r>
+        <w:rPr>
+          <w:lang w:val="ru-RU"/>
+        </w:rPr>
+        <w:t>(см. таблицу 2.12)</w:t>
+      </w:r>
+      <w:r>
+        <w:t>.</w:t>
+      </w:r>
+    </w:p>
+    <w:p>
+      <w:pPr>
+        <w:rPr>
+          <w:lang w:val="ru-RU"/>
+        </w:rPr>
+      </w:pPr>
+    </w:p>
+    <w:p>
+      <w:pPr>
+        <w:ind w:firstLine="0"/>
+        <w:rPr>
+          <w:lang w:val="ru-RU"/>
+        </w:rPr>
+      </w:pPr>
+      <w:r>
+        <w:t xml:space="preserve">Таблица </w:t>
+      </w:r>
+      <w:r>
+        <w:rPr>
+          <w:lang w:val="ru-RU"/>
+        </w:rPr>
+        <w:t>2</w:t>
+      </w:r>
+      <w:r>
+        <w:t>.</w:t>
+      </w:r>
+      <w:r>
+        <w:rPr>
+          <w:lang w:val="ru-RU"/>
+        </w:rPr>
+        <w:t>1</w:t>
+      </w:r>
+      <w:r>
+        <w:rPr>
+          <w:lang w:val="ru-RU"/>
+        </w:rPr>
+        <w:t>2</w:t>
+      </w:r>
+      <w:r>
+        <w:t xml:space="preserve"> </w:t>
+      </w:r>
+      <w:r>
+        <w:rPr>
+          <w:lang w:val="ru-RU"/>
+        </w:rPr>
+        <w:t>–</w:t>
+      </w:r>
+      <w:r>
+        <w:t xml:space="preserve"> </w:t>
+      </w:r>
+      <w:r>
+        <w:t>Комплекс мер по защите информации</w:t>
+      </w:r>
+    </w:p>
+    <w:tbl>
+      <w:tblPr>
+        <w:tblStyle w:val="af4"/>
+        <w:tblW w:w="0" w:type="auto"/>
+        <w:tblLook w:val="04A0" w:firstRow="1" w:lastRow="0" w:firstColumn="1" w:lastColumn="0" w:noHBand="0" w:noVBand="1"/>
+      </w:tblPr>
+      <w:tblGrid>
+        <w:gridCol w:w="2797"/>
+        <w:gridCol w:w="2421"/>
+        <w:gridCol w:w="4127"/>
+      </w:tblGrid>
+      <w:tr>
+        <w:tc>
+          <w:tcPr>
+            <w:tcW w:w="0" w:type="auto"/>
+            <w:hideMark/>
+          </w:tcPr>
+          <w:p>
+            <w:pPr>
+              <w:spacing w:line="278" w:lineRule="auto"/>
+              <w:ind w:firstLine="0"/>
+              <w:rPr>
+                <w:lang w:val="ru-BY"/>
+              </w:rPr>
+            </w:pPr>
+            <w:r>
+              <w:rPr>
+                <w:rFonts w:eastAsiaTheme="majorEastAsia"/>
+                <w:lang w:val="ru-BY"/>
+              </w:rPr>
+              <w:t>Направление защиты</w:t>
+            </w:r>
+          </w:p>
+        </w:tc>
+        <w:tc>
+          <w:tcPr>
+            <w:tcW w:w="0" w:type="auto"/>
+            <w:hideMark/>
+          </w:tcPr>
+          <w:p>
+            <w:pPr>
+              <w:spacing w:line="278" w:lineRule="auto"/>
+              <w:ind w:firstLine="0"/>
+              <w:rPr>
+                <w:lang w:val="ru-BY"/>
+              </w:rPr>
+            </w:pPr>
+            <w:r>
+              <w:rPr>
+                <w:rFonts w:eastAsiaTheme="majorEastAsia"/>
+                <w:lang w:val="ru-BY"/>
+              </w:rPr>
+              <w:t>Мера безопасности</w:t>
+            </w:r>
+          </w:p>
+        </w:tc>
+        <w:tc>
+          <w:tcPr>
+            <w:tcW w:w="0" w:type="auto"/>
+            <w:hideMark/>
+          </w:tcPr>
+          <w:p>
+            <w:pPr>
+              <w:spacing w:line="278" w:lineRule="auto"/>
+              <w:ind w:firstLine="0"/>
+              <w:rPr>
+                <w:lang w:val="ru-BY"/>
+              </w:rPr>
+            </w:pPr>
+            <w:r>
+              <w:rPr>
+                <w:rFonts w:eastAsiaTheme="majorEastAsia"/>
+                <w:lang w:val="ru-BY"/>
+              </w:rPr>
+              <w:t>Реализация</w:t>
+            </w:r>
+          </w:p>
+        </w:tc>
+      </w:tr>
+      <w:tr>
+        <w:tc>
+          <w:tcPr>
+            <w:tcW w:w="0" w:type="auto"/>
+            <w:hideMark/>
+          </w:tcPr>
+          <w:p>
+            <w:pPr>
+              <w:spacing w:line="278" w:lineRule="auto"/>
+              <w:ind w:firstLine="0"/>
+              <w:rPr>
+                <w:lang w:val="ru-BY"/>
+              </w:rPr>
+            </w:pPr>
+            <w:r>
+              <w:rPr>
+                <w:lang w:val="ru-BY"/>
+              </w:rPr>
+              <w:t>Конфиденциальность</w:t>
+            </w:r>
+          </w:p>
+        </w:tc>
+        <w:tc>
+          <w:tcPr>
+            <w:tcW w:w="0" w:type="auto"/>
+            <w:hideMark/>
+          </w:tcPr>
+          <w:p>
+            <w:pPr>
+              <w:spacing w:line="278" w:lineRule="auto"/>
+              <w:ind w:firstLine="0"/>
+              <w:rPr>
+                <w:lang w:val="ru-BY"/>
+              </w:rPr>
+            </w:pPr>
+            <w:r>
+              <w:rPr>
+                <w:lang w:val="ru-BY"/>
+              </w:rPr>
+              <w:t>Шифрование передаваемых данных</w:t>
+            </w:r>
+          </w:p>
+        </w:tc>
+        <w:tc>
+          <w:tcPr>
+            <w:tcW w:w="0" w:type="auto"/>
+            <w:hideMark/>
+          </w:tcPr>
+          <w:p>
+            <w:pPr>
+              <w:spacing w:line="278" w:lineRule="auto"/>
+              <w:ind w:firstLine="0"/>
+              <w:rPr>
+                <w:lang w:val="ru-BY"/>
+              </w:rPr>
+            </w:pPr>
+            <w:r>
+              <w:rPr>
+                <w:lang w:val="ru-BY"/>
+              </w:rPr>
+              <w:t xml:space="preserve">Использование протокола </w:t>
+            </w:r>
+            <w:r>
+              <w:rPr>
+                <w:i/>
+                <w:iCs/>
+                <w:lang w:val="ru-BY"/>
+              </w:rPr>
+              <w:t>HTTPS</w:t>
+            </w:r>
+            <w:r>
+              <w:rPr>
+                <w:lang w:val="ru-BY"/>
+              </w:rPr>
+              <w:t xml:space="preserve"> (</w:t>
+            </w:r>
+            <w:r>
+              <w:rPr>
+                <w:i/>
+                <w:iCs/>
+                <w:lang w:val="ru-BY"/>
+              </w:rPr>
+              <w:t>TLS</w:t>
+            </w:r>
+            <w:r>
+              <w:rPr>
+                <w:lang w:val="ru-BY"/>
+              </w:rPr>
+              <w:t xml:space="preserve"> 1.3) для всех запросов</w:t>
+            </w:r>
+          </w:p>
+        </w:tc>
+      </w:tr>
+      <w:tr>
+        <w:tc>
+          <w:tcPr>
+            <w:tcW w:w="0" w:type="auto"/>
+            <w:hideMark/>
+          </w:tcPr>
+          <w:p>
+            <w:pPr>
+              <w:spacing w:line="278" w:lineRule="auto"/>
+              <w:ind w:firstLine="0"/>
+              <w:rPr>
+                <w:lang w:val="ru-BY"/>
+              </w:rPr>
+            </w:pPr>
+            <w:r>
+              <w:rPr>
+                <w:lang w:val="ru-BY"/>
+              </w:rPr>
+              <w:t>Целостность</w:t>
+            </w:r>
+          </w:p>
+        </w:tc>
+        <w:tc>
+          <w:tcPr>
+            <w:tcW w:w="0" w:type="auto"/>
+            <w:hideMark/>
+          </w:tcPr>
+          <w:p>
+            <w:pPr>
+              <w:spacing w:line="278" w:lineRule="auto"/>
+              <w:ind w:firstLine="0"/>
+              <w:rPr>
+                <w:lang w:val="ru-BY"/>
+              </w:rPr>
+            </w:pPr>
+            <w:r>
+              <w:rPr>
+                <w:lang w:val="ru-BY"/>
+              </w:rPr>
+              <w:t xml:space="preserve">Защита от </w:t>
+            </w:r>
+            <w:r>
+              <w:rPr>
+                <w:i/>
+                <w:iCs/>
+                <w:lang w:val="ru-BY"/>
+              </w:rPr>
+              <w:t>SQL</w:t>
+            </w:r>
+            <w:r>
+              <w:rPr>
+                <w:lang w:val="ru-BY"/>
+              </w:rPr>
+              <w:t>-инъекций</w:t>
+            </w:r>
+          </w:p>
+        </w:tc>
+        <w:tc>
+          <w:tcPr>
+            <w:tcW w:w="0" w:type="auto"/>
+            <w:hideMark/>
+          </w:tcPr>
+          <w:p>
+            <w:pPr>
+              <w:spacing w:line="278" w:lineRule="auto"/>
+              <w:ind w:firstLine="0"/>
+              <w:rPr>
+                <w:lang w:val="ru-BY"/>
+              </w:rPr>
+            </w:pPr>
+            <w:r>
+              <w:rPr>
+                <w:lang w:val="ru-BY"/>
+              </w:rPr>
+              <w:t xml:space="preserve">Использование </w:t>
+            </w:r>
+            <w:r>
+              <w:rPr>
+                <w:i/>
+                <w:iCs/>
+                <w:lang w:val="ru-BY"/>
+              </w:rPr>
+              <w:t>ORM</w:t>
+            </w:r>
+            <w:r>
+              <w:rPr>
+                <w:lang w:val="ru-BY"/>
+              </w:rPr>
+              <w:t xml:space="preserve"> и параметризованных запросов в коде</w:t>
+            </w:r>
+          </w:p>
+        </w:tc>
+      </w:tr>
+      <w:tr>
+        <w:tc>
+          <w:tcPr>
+            <w:tcW w:w="0" w:type="auto"/>
+            <w:hideMark/>
+          </w:tcPr>
+          <w:p>
+            <w:pPr>
+              <w:spacing w:line="278" w:lineRule="auto"/>
+              <w:ind w:firstLine="0"/>
+              <w:rPr>
+                <w:lang w:val="ru-BY"/>
+              </w:rPr>
+            </w:pPr>
+            <w:r>
+              <w:rPr>
+                <w:lang w:val="ru-BY"/>
+              </w:rPr>
+              <w:t>Аутентификация</w:t>
+            </w:r>
+          </w:p>
+        </w:tc>
+        <w:tc>
+          <w:tcPr>
+            <w:tcW w:w="0" w:type="auto"/>
+            <w:hideMark/>
+          </w:tcPr>
+          <w:p>
+            <w:pPr>
+              <w:spacing w:line="278" w:lineRule="auto"/>
+              <w:ind w:firstLine="0"/>
+              <w:rPr>
+                <w:lang w:val="ru-BY"/>
+              </w:rPr>
+            </w:pPr>
+            <w:r>
+              <w:rPr>
+                <w:lang w:val="ru-BY"/>
+              </w:rPr>
+              <w:t>Безопасное хранение паролей</w:t>
+            </w:r>
+          </w:p>
+        </w:tc>
+        <w:tc>
+          <w:tcPr>
+            <w:tcW w:w="0" w:type="auto"/>
+            <w:hideMark/>
+          </w:tcPr>
+          <w:p>
+            <w:pPr>
+              <w:spacing w:line="278" w:lineRule="auto"/>
+              <w:ind w:firstLine="0"/>
+              <w:rPr>
+                <w:lang w:val="ru-BY"/>
+              </w:rPr>
+            </w:pPr>
+            <w:r>
+              <w:rPr>
+                <w:lang w:val="ru-BY"/>
+              </w:rPr>
+              <w:t xml:space="preserve">Хеширование паролей с использованием алгоритма </w:t>
+            </w:r>
+            <w:proofErr w:type="spellStart"/>
+            <w:r>
+              <w:rPr>
+                <w:i/>
+                <w:iCs/>
+                <w:lang w:val="ru-BY"/>
+              </w:rPr>
+              <w:t>bcrypt</w:t>
+            </w:r>
+            <w:proofErr w:type="spellEnd"/>
+            <w:r>
+              <w:rPr>
+                <w:lang w:val="ru-BY"/>
+              </w:rPr>
+              <w:t xml:space="preserve"> (солирование)</w:t>
+            </w:r>
+          </w:p>
+        </w:tc>
+      </w:tr>
+      <w:tr>
+        <w:tc>
+          <w:tcPr>
+            <w:tcW w:w="0" w:type="auto"/>
+            <w:hideMark/>
+          </w:tcPr>
+          <w:p>
+            <w:pPr>
+              <w:spacing w:line="278" w:lineRule="auto"/>
+              <w:ind w:firstLine="0"/>
+              <w:rPr>
+                <w:lang w:val="ru-BY"/>
+              </w:rPr>
+            </w:pPr>
+            <w:r>
+              <w:rPr>
+                <w:lang w:val="ru-BY"/>
+              </w:rPr>
+              <w:lastRenderedPageBreak/>
+              <w:t>Доступ к контенту</w:t>
+            </w:r>
+          </w:p>
+        </w:tc>
+        <w:tc>
+          <w:tcPr>
+            <w:tcW w:w="0" w:type="auto"/>
+            <w:hideMark/>
+          </w:tcPr>
+          <w:p>
+            <w:pPr>
+              <w:spacing w:line="278" w:lineRule="auto"/>
+              <w:ind w:firstLine="0"/>
+              <w:rPr>
+                <w:lang w:val="ru-BY"/>
+              </w:rPr>
+            </w:pPr>
+            <w:r>
+              <w:rPr>
+                <w:lang w:val="ru-BY"/>
+              </w:rPr>
+              <w:t>Ограничение доступа к файлам</w:t>
+            </w:r>
+          </w:p>
+        </w:tc>
+        <w:tc>
+          <w:tcPr>
+            <w:tcW w:w="0" w:type="auto"/>
+            <w:hideMark/>
+          </w:tcPr>
+          <w:p>
+            <w:pPr>
+              <w:spacing w:line="278" w:lineRule="auto"/>
+              <w:ind w:firstLine="0"/>
+              <w:rPr>
+                <w:lang w:val="ru-BY"/>
+              </w:rPr>
+            </w:pPr>
+            <w:r>
+              <w:rPr>
+                <w:lang w:val="ru-BY"/>
+              </w:rPr>
+              <w:t>Генерация пре-</w:t>
+            </w:r>
+            <w:proofErr w:type="spellStart"/>
+            <w:r>
+              <w:rPr>
+                <w:lang w:val="ru-BY"/>
+              </w:rPr>
+              <w:t>сайн</w:t>
+            </w:r>
+            <w:proofErr w:type="spellEnd"/>
+            <w:r>
+              <w:rPr>
+                <w:lang w:val="ru-BY"/>
+              </w:rPr>
+              <w:t xml:space="preserve"> (временных) ссылок на S3-объекты</w:t>
+            </w:r>
+          </w:p>
+        </w:tc>
+      </w:tr>
+      <w:tr>
+        <w:tc>
+          <w:tcPr>
+            <w:tcW w:w="0" w:type="auto"/>
+            <w:hideMark/>
+          </w:tcPr>
+          <w:p>
+            <w:pPr>
+              <w:spacing w:line="278" w:lineRule="auto"/>
+              <w:ind w:firstLine="0"/>
+              <w:rPr>
+                <w:lang w:val="ru-BY"/>
+              </w:rPr>
+            </w:pPr>
+            <w:r>
+              <w:rPr>
+                <w:lang w:val="ru-BY"/>
+              </w:rPr>
+              <w:t>Сохранность</w:t>
+            </w:r>
+          </w:p>
+        </w:tc>
+        <w:tc>
+          <w:tcPr>
+            <w:tcW w:w="0" w:type="auto"/>
+            <w:hideMark/>
+          </w:tcPr>
+          <w:p>
+            <w:pPr>
+              <w:spacing w:line="278" w:lineRule="auto"/>
+              <w:ind w:firstLine="0"/>
+              <w:rPr>
+                <w:lang w:val="ru-BY"/>
+              </w:rPr>
+            </w:pPr>
+            <w:r>
+              <w:rPr>
+                <w:lang w:val="ru-BY"/>
+              </w:rPr>
+              <w:t>Резервное копирование</w:t>
+            </w:r>
+          </w:p>
+        </w:tc>
+        <w:tc>
+          <w:tcPr>
+            <w:tcW w:w="0" w:type="auto"/>
+            <w:hideMark/>
+          </w:tcPr>
+          <w:p>
+            <w:pPr>
+              <w:spacing w:line="278" w:lineRule="auto"/>
+              <w:ind w:firstLine="0"/>
+              <w:rPr>
+                <w:lang w:val="ru-BY"/>
+              </w:rPr>
+            </w:pPr>
+            <w:r>
+              <w:rPr>
+                <w:lang w:val="ru-BY"/>
+              </w:rPr>
+              <w:t xml:space="preserve">Ежедневное создание снимков базы данных и </w:t>
+            </w:r>
+            <w:proofErr w:type="spellStart"/>
+            <w:r>
+              <w:rPr>
+                <w:lang w:val="ru-BY"/>
+              </w:rPr>
+              <w:t>версионирование</w:t>
+            </w:r>
+            <w:proofErr w:type="spellEnd"/>
+            <w:r>
+              <w:rPr>
+                <w:lang w:val="ru-BY"/>
+              </w:rPr>
+              <w:t xml:space="preserve"> контента</w:t>
+            </w:r>
+          </w:p>
+        </w:tc>
+      </w:tr>
+      <w:tr>
+        <w:tc>
+          <w:tcPr>
+            <w:tcW w:w="0" w:type="auto"/>
+            <w:hideMark/>
+          </w:tcPr>
+          <w:p>
+            <w:pPr>
+              <w:spacing w:line="278" w:lineRule="auto"/>
+              <w:ind w:firstLine="0"/>
+              <w:rPr>
+                <w:lang w:val="ru-BY"/>
+              </w:rPr>
+            </w:pPr>
+            <w:r>
+              <w:rPr>
+                <w:lang w:val="ru-BY"/>
+              </w:rPr>
+              <w:t>Мониторинг</w:t>
+            </w:r>
+          </w:p>
+        </w:tc>
+        <w:tc>
+          <w:tcPr>
+            <w:tcW w:w="0" w:type="auto"/>
+            <w:hideMark/>
+          </w:tcPr>
+          <w:p>
+            <w:pPr>
+              <w:spacing w:line="278" w:lineRule="auto"/>
+              <w:ind w:firstLine="0"/>
+              <w:rPr>
+                <w:lang w:val="ru-BY"/>
+              </w:rPr>
+            </w:pPr>
+            <w:r>
+              <w:rPr>
+                <w:lang w:val="ru-BY"/>
+              </w:rPr>
+              <w:t>Аудит действий</w:t>
+            </w:r>
+          </w:p>
+        </w:tc>
+        <w:tc>
+          <w:tcPr>
+            <w:tcW w:w="0" w:type="auto"/>
+            <w:hideMark/>
+          </w:tcPr>
+          <w:p>
+            <w:pPr>
+              <w:spacing w:line="278" w:lineRule="auto"/>
+              <w:ind w:firstLine="0"/>
+              <w:rPr>
+                <w:lang w:val="ru-BY"/>
+              </w:rPr>
+            </w:pPr>
+            <w:r>
+              <w:rPr>
+                <w:lang w:val="ru-BY"/>
+              </w:rPr>
+              <w:t>Логирование всех критических операций (вход, изменение прав, удаление контента)</w:t>
+            </w:r>
+          </w:p>
+        </w:tc>
+      </w:tr>
+    </w:tbl>
+    <w:p>
+      <w:pPr>
+        <w:ind w:firstLine="0"/>
+      </w:pPr>
+    </w:p>
+    <w:p>
+      <w:pPr>
         <w:rPr>
           <w:lang w:val="ru-RU"/>
         </w:rPr>
@@ -24170,6 +25442,155 @@
     </w:lvl>
   </w:abstractNum>
   <w:abstractNum w:abstractNumId="2" w15:restartNumberingAfterBreak="0">
+    <w:nsid w:val="046F4E01"/>
+    <w:multiLevelType w:val="multilevel"/>
+    <w:tmpl w:val="7D247012"/>
+    <w:lvl w:ilvl="0">
+      <w:start w:val="1"/>
+      <w:numFmt w:val="bullet"/>
+      <w:lvlText w:val=""/>
+      <w:lvlJc w:val="left"/>
+      <w:pPr>
+        <w:tabs>
+          <w:tab w:val="num" w:pos="720"/>
+        </w:tabs>
+        <w:ind w:left="720" w:hanging="360"/>
+      </w:pPr>
+      <w:rPr>
+        <w:rFonts w:ascii="Symbol" w:hAnsi="Symbol" w:hint="default"/>
+        <w:sz w:val="20"/>
+      </w:rPr>
+    </w:lvl>
+    <w:lvl w:ilvl="1" w:tentative="1">
+      <w:start w:val="1"/>
+      <w:numFmt w:val="bullet"/>
+      <w:lvlText w:val="o"/>
+      <w:lvlJc w:val="left"/>
+      <w:pPr>
+        <w:tabs>
+          <w:tab w:val="num" w:pos="1440"/>
+        </w:tabs>
+        <w:ind w:left="1440" w:hanging="360"/>
+      </w:pPr>
+      <w:rPr>
+        <w:rFonts w:ascii="Courier New" w:hAnsi="Courier New" w:hint="default"/>
+        <w:sz w:val="20"/>
+      </w:rPr>
+    </w:lvl>
+    <w:lvl w:ilvl="2" w:tentative="1">
+      <w:start w:val="1"/>
+      <w:numFmt w:val="bullet"/>
+      <w:lvlText w:val=""/>
+      <w:lvlJc w:val="left"/>
+      <w:pPr>
+        <w:tabs>
+          <w:tab w:val="num" w:pos="2160"/>
+        </w:tabs>
+        <w:ind w:left="2160" w:hanging="360"/>
+      </w:pPr>
+      <w:rPr>
+        <w:rFonts w:ascii="Wingdings" w:hAnsi="Wingdings" w:hint="default"/>
+        <w:sz w:val="20"/>
+      </w:rPr>
+    </w:lvl>
+    <w:lvl w:ilvl="3" w:tentative="1">
+      <w:start w:val="1"/>
+      <w:numFmt w:val="bullet"/>
+      <w:lvlText w:val=""/>
+      <w:lvlJc w:val="left"/>
+      <w:pPr>
+        <w:tabs>
+          <w:tab w:val="num" w:pos="2880"/>
+        </w:tabs>
+        <w:ind w:left="2880" w:hanging="360"/>
+      </w:pPr>
+      <w:rPr>
+        <w:rFonts w:ascii="Wingdings" w:hAnsi="Wingdings" w:hint="default"/>
+        <w:sz w:val="20"/>
+      </w:rPr>
+    </w:lvl>
+    <w:lvl w:ilvl="4" w:tentative="1">
+      <w:start w:val="1"/>
+      <w:numFmt w:val="bullet"/>
+      <w:lvlText w:val=""/>
+      <w:lvlJc w:val="left"/>
+      <w:pPr>
+        <w:tabs>
+          <w:tab w:val="num" w:pos="3600"/>
+        </w:tabs>
+        <w:ind w:left="3600" w:hanging="360"/>
+      </w:pPr>
+      <w:rPr>
+        <w:rFonts w:ascii="Wingdings" w:hAnsi="Wingdings" w:hint="default"/>
+        <w:sz w:val="20"/>
+      </w:rPr>
+    </w:lvl>
+    <w:lvl w:ilvl="5" w:tentative="1">
+      <w:start w:val="1"/>
+      <w:numFmt w:val="bullet"/>
+      <w:lvlText w:val=""/>
+      <w:lvlJc w:val="left"/>
+      <w:pPr>
+        <w:tabs>
+          <w:tab w:val="num" w:pos="4320"/>
+        </w:tabs>
+        <w:ind w:left="4320" w:hanging="360"/>
+      </w:pPr>
+      <w:rPr>
+        <w:rFonts w:ascii="Wingdings" w:hAnsi="Wingdings" w:hint="default"/>
+        <w:sz w:val="20"/>
+      </w:rPr>
+    </w:lvl>
+    <w:lvl w:ilvl="6" w:tentative="1">
+      <w:start w:val="1"/>
+      <w:numFmt w:val="bullet"/>
+      <w:lvlText w:val=""/>
+      <w:lvlJc w:val="left"/>
+      <w:pPr>
+        <w:tabs>
+          <w:tab w:val="num" w:pos="5040"/>
+        </w:tabs>
+        <w:ind w:left="5040" w:hanging="360"/>
+      </w:pPr>
+      <w:rPr>
+        <w:rFonts w:ascii="Wingdings" w:hAnsi="Wingdings" w:hint="default"/>
+        <w:sz w:val="20"/>
+      </w:rPr>
+    </w:lvl>
+    <w:lvl w:ilvl="7" w:tentative="1">
+      <w:start w:val="1"/>
+      <w:numFmt w:val="bullet"/>
+      <w:lvlText w:val=""/>
+      <w:lvlJc w:val="left"/>
+      <w:pPr>
+        <w:tabs>
+          <w:tab w:val="num" w:pos="5760"/>
+        </w:tabs>
+        <w:ind w:left="5760" w:hanging="360"/>
+      </w:pPr>
+      <w:rPr>
+        <w:rFonts w:ascii="Wingdings" w:hAnsi="Wingdings" w:hint="default"/>
+        <w:sz w:val="20"/>
+      </w:rPr>
+    </w:lvl>
+    <w:lvl w:ilvl="8" w:tentative="1">
+      <w:start w:val="1"/>
+      <w:numFmt w:val="bullet"/>
+      <w:lvlText w:val=""/>
+      <w:lvlJc w:val="left"/>
+      <w:pPr>
+        <w:tabs>
+          <w:tab w:val="num" w:pos="6480"/>
+        </w:tabs>
+        <w:ind w:left="6480" w:hanging="360"/>
+      </w:pPr>
+      <w:rPr>
+        <w:rFonts w:ascii="Wingdings" w:hAnsi="Wingdings" w:hint="default"/>
+        <w:sz w:val="20"/>
+      </w:rPr>
+    </w:lvl>
+  </w:abstractNum>
+  <w:abstractNum w:abstractNumId="3" w15:restartNumberingAfterBreak="0">
     <w:nsid w:val="048D4DD6"/>
     <w:multiLevelType w:val="multilevel"/>
     <w:tmpl w:val="F7808C48"/>
@@ -24290,7 +25711,7 @@
       </w:rPr>
     </w:lvl>
   </w:abstractNum>
-  <w:abstractNum w:abstractNumId="3" w15:restartNumberingAfterBreak="0">
+  <w:abstractNum w:abstractNumId="4" w15:restartNumberingAfterBreak="0">
     <w:nsid w:val="09604B7D"/>
     <w:multiLevelType w:val="multilevel"/>
     <w:tmpl w:val="58A667EC"/>
@@ -24440,7 +25861,7 @@
       </w:rPr>
     </w:lvl>
   </w:abstractNum>
-  <w:abstractNum w:abstractNumId="4" w15:restartNumberingAfterBreak="0">
+  <w:abstractNum w:abstractNumId="5" w15:restartNumberingAfterBreak="0">
     <w:nsid w:val="0BA73FD7"/>
     <w:multiLevelType w:val="multilevel"/>
     <w:tmpl w:val="A6B6FD92"/>
@@ -24589,7 +26010,7 @@
       </w:rPr>
     </w:lvl>
   </w:abstractNum>
-  <w:abstractNum w:abstractNumId="5" w15:restartNumberingAfterBreak="0">
+  <w:abstractNum w:abstractNumId="6" w15:restartNumberingAfterBreak="0">
     <w:nsid w:val="15EA632C"/>
     <w:multiLevelType w:val="hybridMultilevel"/>
     <w:tmpl w:val="4CD63D9E"/>
@@ -24702,7 +26123,7 @@
       </w:rPr>
     </w:lvl>
   </w:abstractNum>
-  <w:abstractNum w:abstractNumId="6" w15:restartNumberingAfterBreak="0">
+  <w:abstractNum w:abstractNumId="7" w15:restartNumberingAfterBreak="0">
     <w:nsid w:val="198A7F57"/>
     <w:multiLevelType w:val="hybridMultilevel"/>
     <w:tmpl w:val="4F48F52E"/>
@@ -24791,7 +26212,7 @@
       </w:pPr>
     </w:lvl>
   </w:abstractNum>
-  <w:abstractNum w:abstractNumId="7" w15:restartNumberingAfterBreak="0">
+  <w:abstractNum w:abstractNumId="8" w15:restartNumberingAfterBreak="0">
     <w:nsid w:val="1AD05517"/>
     <w:multiLevelType w:val="multilevel"/>
     <w:tmpl w:val="CC847E0E"/>
@@ -24940,7 +26361,7 @@
       </w:rPr>
     </w:lvl>
   </w:abstractNum>
-  <w:abstractNum w:abstractNumId="8" w15:restartNumberingAfterBreak="0">
+  <w:abstractNum w:abstractNumId="9" w15:restartNumberingAfterBreak="0">
     <w:nsid w:val="1B1E0C4B"/>
     <w:multiLevelType w:val="hybridMultilevel"/>
     <w:tmpl w:val="7A161C7C"/>
@@ -25029,7 +26450,7 @@
       </w:pPr>
     </w:lvl>
   </w:abstractNum>
-  <w:abstractNum w:abstractNumId="9" w15:restartNumberingAfterBreak="0">
+  <w:abstractNum w:abstractNumId="10" w15:restartNumberingAfterBreak="0">
     <w:nsid w:val="23E84542"/>
     <w:multiLevelType w:val="multilevel"/>
     <w:tmpl w:val="8A5442F0"/>
@@ -25151,7 +26572,7 @@
       </w:rPr>
     </w:lvl>
   </w:abstractNum>
-  <w:abstractNum w:abstractNumId="10" w15:restartNumberingAfterBreak="0">
+  <w:abstractNum w:abstractNumId="11" w15:restartNumberingAfterBreak="0">
     <w:nsid w:val="26443490"/>
     <w:multiLevelType w:val="multilevel"/>
     <w:tmpl w:val="CAB87F56"/>
@@ -25300,7 +26721,7 @@
       </w:rPr>
     </w:lvl>
   </w:abstractNum>
-  <w:abstractNum w:abstractNumId="11" w15:restartNumberingAfterBreak="0">
+  <w:abstractNum w:abstractNumId="12" w15:restartNumberingAfterBreak="0">
     <w:nsid w:val="2CCB2D7C"/>
     <w:multiLevelType w:val="hybridMultilevel"/>
     <w:tmpl w:val="C280369C"/>
@@ -25389,7 +26810,7 @@
       </w:pPr>
     </w:lvl>
   </w:abstractNum>
-  <w:abstractNum w:abstractNumId="12" w15:restartNumberingAfterBreak="0">
+  <w:abstractNum w:abstractNumId="13" w15:restartNumberingAfterBreak="0">
     <w:nsid w:val="33EB0832"/>
     <w:multiLevelType w:val="multilevel"/>
     <w:tmpl w:val="4AE4A5E0"/>
@@ -25538,7 +26959,7 @@
       </w:rPr>
     </w:lvl>
   </w:abstractNum>
-  <w:abstractNum w:abstractNumId="13" w15:restartNumberingAfterBreak="0">
+  <w:abstractNum w:abstractNumId="14" w15:restartNumberingAfterBreak="0">
     <w:nsid w:val="33EC21E2"/>
     <w:multiLevelType w:val="hybridMultilevel"/>
     <w:tmpl w:val="D884C726"/>
@@ -25627,7 +27048,7 @@
       </w:pPr>
     </w:lvl>
   </w:abstractNum>
-  <w:abstractNum w:abstractNumId="14" w15:restartNumberingAfterBreak="0">
+  <w:abstractNum w:abstractNumId="15" w15:restartNumberingAfterBreak="0">
     <w:nsid w:val="3C2B6E93"/>
     <w:multiLevelType w:val="multilevel"/>
     <w:tmpl w:val="7BB2BA02"/>
@@ -25740,7 +27161,157 @@
       </w:pPr>
     </w:lvl>
   </w:abstractNum>
-  <w:abstractNum w:abstractNumId="15" w15:restartNumberingAfterBreak="0">
+  <w:abstractNum w:abstractNumId="16" w15:restartNumberingAfterBreak="0">
+    <w:nsid w:val="54877EBA"/>
+    <w:multiLevelType w:val="multilevel"/>
+    <w:tmpl w:val="2676D308"/>
+    <w:lvl w:ilvl="0">
+      <w:start w:val="1"/>
+      <w:numFmt w:val="decimal"/>
+      <w:lvlText w:val="%1"/>
+      <w:lvlJc w:val="left"/>
+      <w:pPr>
+        <w:tabs>
+          <w:tab w:val="num" w:pos="720"/>
+        </w:tabs>
+        <w:ind w:left="720" w:hanging="360"/>
+      </w:pPr>
+      <w:rPr>
+        <w:rFonts w:hint="default"/>
+        <w:sz w:val="28"/>
+        <w:szCs w:val="28"/>
+      </w:rPr>
+    </w:lvl>
+    <w:lvl w:ilvl="1" w:tentative="1">
+      <w:start w:val="1"/>
+      <w:numFmt w:val="bullet"/>
+      <w:lvlText w:val="o"/>
+      <w:lvlJc w:val="left"/>
+      <w:pPr>
+        <w:tabs>
+          <w:tab w:val="num" w:pos="1440"/>
+        </w:tabs>
+        <w:ind w:left="1440" w:hanging="360"/>
+      </w:pPr>
+      <w:rPr>
+        <w:rFonts w:ascii="Courier New" w:hAnsi="Courier New" w:hint="default"/>
+        <w:sz w:val="20"/>
+      </w:rPr>
+    </w:lvl>
+    <w:lvl w:ilvl="2" w:tentative="1">
+      <w:start w:val="1"/>
+      <w:numFmt w:val="bullet"/>
+      <w:lvlText w:val=""/>
+      <w:lvlJc w:val="left"/>
+      <w:pPr>
+        <w:tabs>
+          <w:tab w:val="num" w:pos="2160"/>
+        </w:tabs>
+        <w:ind w:left="2160" w:hanging="360"/>
+      </w:pPr>
+      <w:rPr>
+        <w:rFonts w:ascii="Wingdings" w:hAnsi="Wingdings" w:hint="default"/>
+        <w:sz w:val="20"/>
+      </w:rPr>
+    </w:lvl>
+    <w:lvl w:ilvl="3" w:tentative="1">
+      <w:start w:val="1"/>
+      <w:numFmt w:val="bullet"/>
+      <w:lvlText w:val=""/>
+      <w:lvlJc w:val="left"/>
+      <w:pPr>
+        <w:tabs>
+          <w:tab w:val="num" w:pos="2880"/>
+        </w:tabs>
+        <w:ind w:left="2880" w:hanging="360"/>
+      </w:pPr>
+      <w:rPr>
+        <w:rFonts w:ascii="Wingdings" w:hAnsi="Wingdings" w:hint="default"/>
+        <w:sz w:val="20"/>
+      </w:rPr>
+    </w:lvl>
+    <w:lvl w:ilvl="4" w:tentative="1">
+      <w:start w:val="1"/>
+      <w:numFmt w:val="bullet"/>
+      <w:lvlText w:val=""/>
+      <w:lvlJc w:val="left"/>
+      <w:pPr>
+        <w:tabs>
+          <w:tab w:val="num" w:pos="3600"/>
+        </w:tabs>
+        <w:ind w:left="3600" w:hanging="360"/>
+      </w:pPr>
+      <w:rPr>
+        <w:rFonts w:ascii="Wingdings" w:hAnsi="Wingdings" w:hint="default"/>
+        <w:sz w:val="20"/>
+      </w:rPr>
+    </w:lvl>
+    <w:lvl w:ilvl="5" w:tentative="1">
+      <w:start w:val="1"/>
+      <w:numFmt w:val="bullet"/>
+      <w:lvlText w:val=""/>
+      <w:lvlJc w:val="left"/>
+      <w:pPr>
+        <w:tabs>
+          <w:tab w:val="num" w:pos="4320"/>
+        </w:tabs>
+        <w:ind w:left="4320" w:hanging="360"/>
+      </w:pPr>
+      <w:rPr>
+        <w:rFonts w:ascii="Wingdings" w:hAnsi="Wingdings" w:hint="default"/>
+        <w:sz w:val="20"/>
+      </w:rPr>
+    </w:lvl>
+    <w:lvl w:ilvl="6" w:tentative="1">
+      <w:start w:val="1"/>
+      <w:numFmt w:val="bullet"/>
+      <w:lvlText w:val=""/>
+      <w:lvlJc w:val="left"/>
+      <w:pPr>
+        <w:tabs>
+          <w:tab w:val="num" w:pos="5040"/>
+        </w:tabs>
+        <w:ind w:left="5040" w:hanging="360"/>
+      </w:pPr>
+      <w:rPr>
+        <w:rFonts w:ascii="Wingdings" w:hAnsi="Wingdings" w:hint="default"/>
+        <w:sz w:val="20"/>
+      </w:rPr>
+    </w:lvl>
+    <w:lvl w:ilvl="7" w:tentative="1">
+      <w:start w:val="1"/>
+      <w:numFmt w:val="bullet"/>
+      <w:lvlText w:val=""/>
+      <w:lvlJc w:val="left"/>
+      <w:pPr>
+        <w:tabs>
+          <w:tab w:val="num" w:pos="5760"/>
+        </w:tabs>
+        <w:ind w:left="5760" w:hanging="360"/>
+      </w:pPr>
+      <w:rPr>
+        <w:rFonts w:ascii="Wingdings" w:hAnsi="Wingdings" w:hint="default"/>
+        <w:sz w:val="20"/>
+      </w:rPr>
+    </w:lvl>
+    <w:lvl w:ilvl="8" w:tentative="1">
+      <w:start w:val="1"/>
+      <w:numFmt w:val="bullet"/>
+      <w:lvlText w:val=""/>
+      <w:lvlJc w:val="left"/>
+      <w:pPr>
+        <w:tabs>
+          <w:tab w:val="num" w:pos="6480"/>
+        </w:tabs>
+        <w:ind w:left="6480" w:hanging="360"/>
+      </w:pPr>
+      <w:rPr>
+        <w:rFonts w:ascii="Wingdings" w:hAnsi="Wingdings" w:hint="default"/>
+        <w:sz w:val="20"/>
+      </w:rPr>
+    </w:lvl>
+  </w:abstractNum>
+  <w:abstractNum w:abstractNumId="17" w15:restartNumberingAfterBreak="0">
     <w:nsid w:val="54A90D83"/>
     <w:multiLevelType w:val="multilevel"/>
     <w:tmpl w:val="5300A028"/>
@@ -25856,7 +27427,7 @@
       </w:pPr>
     </w:lvl>
   </w:abstractNum>
-  <w:abstractNum w:abstractNumId="16" w15:restartNumberingAfterBreak="0">
+  <w:abstractNum w:abstractNumId="18" w15:restartNumberingAfterBreak="0">
     <w:nsid w:val="55A906C2"/>
     <w:multiLevelType w:val="multilevel"/>
     <w:tmpl w:val="D7C8A2CE"/>
@@ -26006,7 +27577,7 @@
       </w:rPr>
     </w:lvl>
   </w:abstractNum>
-  <w:abstractNum w:abstractNumId="17" w15:restartNumberingAfterBreak="0">
+  <w:abstractNum w:abstractNumId="19" w15:restartNumberingAfterBreak="0">
     <w:nsid w:val="56333AA0"/>
     <w:multiLevelType w:val="multilevel"/>
     <w:tmpl w:val="A66E4ED2"/>
@@ -26119,7 +27690,7 @@
       </w:pPr>
     </w:lvl>
   </w:abstractNum>
-  <w:abstractNum w:abstractNumId="18" w15:restartNumberingAfterBreak="0">
+  <w:abstractNum w:abstractNumId="20" w15:restartNumberingAfterBreak="0">
     <w:nsid w:val="5AED7A3D"/>
     <w:multiLevelType w:val="multilevel"/>
     <w:tmpl w:val="F4A022A0"/>
@@ -26269,7 +27840,7 @@
       </w:rPr>
     </w:lvl>
   </w:abstractNum>
-  <w:abstractNum w:abstractNumId="19" w15:restartNumberingAfterBreak="0">
+  <w:abstractNum w:abstractNumId="21" w15:restartNumberingAfterBreak="0">
     <w:nsid w:val="5AEF4968"/>
     <w:multiLevelType w:val="hybridMultilevel"/>
     <w:tmpl w:val="B958E7AC"/>
@@ -26382,7 +27953,7 @@
       </w:rPr>
     </w:lvl>
   </w:abstractNum>
-  <w:abstractNum w:abstractNumId="20" w15:restartNumberingAfterBreak="0">
+  <w:abstractNum w:abstractNumId="22" w15:restartNumberingAfterBreak="0">
     <w:nsid w:val="5FF0328E"/>
     <w:multiLevelType w:val="multilevel"/>
     <w:tmpl w:val="78142E0C"/>
@@ -26495,7 +28066,7 @@
       </w:pPr>
     </w:lvl>
   </w:abstractNum>
-  <w:abstractNum w:abstractNumId="21" w15:restartNumberingAfterBreak="0">
+  <w:abstractNum w:abstractNumId="23" w15:restartNumberingAfterBreak="0">
     <w:nsid w:val="61EF6011"/>
     <w:multiLevelType w:val="multilevel"/>
     <w:tmpl w:val="5B64918A"/>
@@ -26644,7 +28215,7 @@
       </w:rPr>
     </w:lvl>
   </w:abstractNum>
-  <w:abstractNum w:abstractNumId="22" w15:restartNumberingAfterBreak="0">
+  <w:abstractNum w:abstractNumId="24" w15:restartNumberingAfterBreak="0">
     <w:nsid w:val="621B666B"/>
     <w:multiLevelType w:val="hybridMultilevel"/>
     <w:tmpl w:val="A18861B6"/>
@@ -26733,7 +28304,7 @@
       </w:pPr>
     </w:lvl>
   </w:abstractNum>
-  <w:abstractNum w:abstractNumId="23" w15:restartNumberingAfterBreak="0">
+  <w:abstractNum w:abstractNumId="25" w15:restartNumberingAfterBreak="0">
     <w:nsid w:val="66CB5985"/>
     <w:multiLevelType w:val="hybridMultilevel"/>
     <w:tmpl w:val="F58820A4"/>
@@ -26819,7 +28390,7 @@
       </w:pPr>
     </w:lvl>
   </w:abstractNum>
-  <w:abstractNum w:abstractNumId="24" w15:restartNumberingAfterBreak="0">
+  <w:abstractNum w:abstractNumId="26" w15:restartNumberingAfterBreak="0">
     <w:nsid w:val="690A778B"/>
     <w:multiLevelType w:val="hybridMultilevel"/>
     <w:tmpl w:val="B0AE94F2"/>
@@ -26908,7 +28479,7 @@
       </w:pPr>
     </w:lvl>
   </w:abstractNum>
-  <w:abstractNum w:abstractNumId="25" w15:restartNumberingAfterBreak="0">
+  <w:abstractNum w:abstractNumId="27" w15:restartNumberingAfterBreak="0">
     <w:nsid w:val="699679D4"/>
     <w:multiLevelType w:val="multilevel"/>
     <w:tmpl w:val="38A0CFBE"/>
@@ -27057,7 +28628,7 @@
       </w:rPr>
     </w:lvl>
   </w:abstractNum>
-  <w:abstractNum w:abstractNumId="26" w15:restartNumberingAfterBreak="0">
+  <w:abstractNum w:abstractNumId="28" w15:restartNumberingAfterBreak="0">
     <w:nsid w:val="6A366BA3"/>
     <w:multiLevelType w:val="hybridMultilevel"/>
     <w:tmpl w:val="30F8FBB6"/>
@@ -27146,7 +28717,7 @@
       </w:pPr>
     </w:lvl>
   </w:abstractNum>
-  <w:abstractNum w:abstractNumId="27" w15:restartNumberingAfterBreak="0">
+  <w:abstractNum w:abstractNumId="29" w15:restartNumberingAfterBreak="0">
     <w:nsid w:val="6A614A93"/>
     <w:multiLevelType w:val="hybridMultilevel"/>
     <w:tmpl w:val="6F1AB500"/>
@@ -27235,7 +28806,7 @@
       </w:pPr>
     </w:lvl>
   </w:abstractNum>
-  <w:abstractNum w:abstractNumId="28" w15:restartNumberingAfterBreak="0">
+  <w:abstractNum w:abstractNumId="30" w15:restartNumberingAfterBreak="0">
     <w:nsid w:val="73B07649"/>
     <w:multiLevelType w:val="multilevel"/>
     <w:tmpl w:val="9C62D6AA"/>
@@ -27385,7 +28956,7 @@
       </w:rPr>
     </w:lvl>
   </w:abstractNum>
-  <w:abstractNum w:abstractNumId="29" w15:restartNumberingAfterBreak="0">
+  <w:abstractNum w:abstractNumId="31" w15:restartNumberingAfterBreak="0">
     <w:nsid w:val="7E945536"/>
     <w:multiLevelType w:val="hybridMultilevel"/>
     <w:tmpl w:val="99D4034A"/>
@@ -27474,7 +29045,7 @@
       </w:pPr>
     </w:lvl>
   </w:abstractNum>
-  <w:abstractNum w:abstractNumId="30" w15:restartNumberingAfterBreak="0">
+  <w:abstractNum w:abstractNumId="32" w15:restartNumberingAfterBreak="0">
     <w:nsid w:val="7F9E21AF"/>
     <w:multiLevelType w:val="multilevel"/>
     <w:tmpl w:val="27568AD2"/>
@@ -27591,97 +29162,103 @@
     </w:lvl>
   </w:abstractNum>
   <w:num w:numId="1" w16cid:durableId="398093069">
-    <w:abstractNumId w:val="5"/>
+    <w:abstractNumId w:val="6"/>
   </w:num>
   <w:num w:numId="2" w16cid:durableId="284192698">
+    <w:abstractNumId w:val="10"/>
+  </w:num>
+  <w:num w:numId="3" w16cid:durableId="114445593">
+    <w:abstractNumId w:val="29"/>
+  </w:num>
+  <w:num w:numId="4" w16cid:durableId="565143097">
+    <w:abstractNumId w:val="24"/>
+  </w:num>
+  <w:num w:numId="5" w16cid:durableId="1247223379">
     <w:abstractNumId w:val="9"/>
   </w:num>
-  <w:num w:numId="3" w16cid:durableId="114445593">
-    <w:abstractNumId w:val="27"/>
+  <w:num w:numId="6" w16cid:durableId="56897632">
+    <w:abstractNumId w:val="7"/>
   </w:num>
-  <w:num w:numId="4" w16cid:durableId="565143097">
-    <w:abstractNumId w:val="22"/>
+  <w:num w:numId="7" w16cid:durableId="1635714716">
+    <w:abstractNumId w:val="14"/>
   </w:num>
-  <w:num w:numId="5" w16cid:durableId="1247223379">
+  <w:num w:numId="8" w16cid:durableId="2011444410">
+    <w:abstractNumId w:val="3"/>
+  </w:num>
+  <w:num w:numId="9" w16cid:durableId="1810971083">
+    <w:abstractNumId w:val="25"/>
+  </w:num>
+  <w:num w:numId="10" w16cid:durableId="580599435">
+    <w:abstractNumId w:val="19"/>
+  </w:num>
+  <w:num w:numId="11" w16cid:durableId="59601342">
     <w:abstractNumId w:val="8"/>
   </w:num>
-  <w:num w:numId="6" w16cid:durableId="56897632">
-    <w:abstractNumId w:val="6"/>
-  </w:num>
-  <w:num w:numId="7" w16cid:durableId="1635714716">
-    <w:abstractNumId w:val="13"/>
-  </w:num>
-  <w:num w:numId="8" w16cid:durableId="2011444410">
-    <w:abstractNumId w:val="2"/>
-  </w:num>
-  <w:num w:numId="9" w16cid:durableId="1810971083">
-    <w:abstractNumId w:val="23"/>
-  </w:num>
-  <w:num w:numId="10" w16cid:durableId="580599435">
-    <w:abstractNumId w:val="17"/>
-  </w:num>
-  <w:num w:numId="11" w16cid:durableId="59601342">
-    <w:abstractNumId w:val="7"/>
-  </w:num>
   <w:num w:numId="12" w16cid:durableId="1458645659">
-    <w:abstractNumId w:val="18"/>
+    <w:abstractNumId w:val="20"/>
   </w:num>
   <w:num w:numId="13" w16cid:durableId="1630743131">
-    <w:abstractNumId w:val="30"/>
+    <w:abstractNumId w:val="32"/>
   </w:num>
   <w:num w:numId="14" w16cid:durableId="224030549">
-    <w:abstractNumId w:val="12"/>
+    <w:abstractNumId w:val="13"/>
   </w:num>
   <w:num w:numId="15" w16cid:durableId="84032480">
     <w:abstractNumId w:val="1"/>
   </w:num>
   <w:num w:numId="16" w16cid:durableId="1024013467">
-    <w:abstractNumId w:val="10"/>
+    <w:abstractNumId w:val="11"/>
   </w:num>
   <w:num w:numId="17" w16cid:durableId="2063678023">
-    <w:abstractNumId w:val="29"/>
+    <w:abstractNumId w:val="31"/>
   </w:num>
   <w:num w:numId="18" w16cid:durableId="1594043873">
+    <w:abstractNumId w:val="23"/>
+  </w:num>
+  <w:num w:numId="19" w16cid:durableId="1598560052">
+    <w:abstractNumId w:val="18"/>
+  </w:num>
+  <w:num w:numId="20" w16cid:durableId="420182919">
+    <w:abstractNumId w:val="30"/>
+  </w:num>
+  <w:num w:numId="21" w16cid:durableId="441656161">
+    <w:abstractNumId w:val="27"/>
+  </w:num>
+  <w:num w:numId="22" w16cid:durableId="1053963757">
+    <w:abstractNumId w:val="4"/>
+  </w:num>
+  <w:num w:numId="23" w16cid:durableId="1310206125">
+    <w:abstractNumId w:val="12"/>
+  </w:num>
+  <w:num w:numId="24" w16cid:durableId="171653196">
+    <w:abstractNumId w:val="28"/>
+  </w:num>
+  <w:num w:numId="25" w16cid:durableId="1930847073">
     <w:abstractNumId w:val="21"/>
   </w:num>
-  <w:num w:numId="19" w16cid:durableId="1598560052">
-    <w:abstractNumId w:val="16"/>
-  </w:num>
-  <w:num w:numId="20" w16cid:durableId="420182919">
-    <w:abstractNumId w:val="28"/>
-  </w:num>
-  <w:num w:numId="21" w16cid:durableId="441656161">
-    <w:abstractNumId w:val="25"/>
-  </w:num>
-  <w:num w:numId="22" w16cid:durableId="1053963757">
-    <w:abstractNumId w:val="3"/>
-  </w:num>
-  <w:num w:numId="23" w16cid:durableId="1310206125">
-    <w:abstractNumId w:val="11"/>
-  </w:num>
-  <w:num w:numId="24" w16cid:durableId="171653196">
-    <w:abstractNumId w:val="26"/>
-  </w:num>
-  <w:num w:numId="25" w16cid:durableId="1930847073">
-    <w:abstractNumId w:val="19"/>
-  </w:num>
   <w:num w:numId="26" w16cid:durableId="736514110">
-    <w:abstractNumId w:val="4"/>
+    <w:abstractNumId w:val="5"/>
   </w:num>
   <w:num w:numId="27" w16cid:durableId="33627104">
-    <w:abstractNumId w:val="20"/>
+    <w:abstractNumId w:val="22"/>
   </w:num>
   <w:num w:numId="28" w16cid:durableId="30347559">
+    <w:abstractNumId w:val="17"/>
+  </w:num>
+  <w:num w:numId="29" w16cid:durableId="1223252913">
     <w:abstractNumId w:val="15"/>
   </w:num>
-  <w:num w:numId="29" w16cid:durableId="1223252913">
-    <w:abstractNumId w:val="14"/>
-  </w:num>
   <w:num w:numId="30" w16cid:durableId="124197468">
-    <w:abstractNumId w:val="24"/>
+    <w:abstractNumId w:val="26"/>
   </w:num>
   <w:num w:numId="31" w16cid:durableId="1737587503">
     <w:abstractNumId w:val="0"/>
+  </w:num>
+  <w:num w:numId="32" w16cid:durableId="2122605038">
+    <w:abstractNumId w:val="2"/>
+  </w:num>
+  <w:num w:numId="33" w16cid:durableId="2011984322">
+    <w:abstractNumId w:val="16"/>
   </w:num>
 </w:numbering>
 </file>

--- a/отчет/ДП.docx
+++ b/отчет/ДП.docx
@@ -524,8 +524,9 @@
           <w:lang w:val="ru-RU" w:eastAsia="ru-RU"/>
           <w14:ligatures w14:val="none"/>
         </w:rPr>
-        <w:t>БГУИР ДП 1-53 01 02  0</w:t>
-      </w:r>
+        <w:t xml:space="preserve">БГУИР ДП 1-53 01 </w:t>
+      </w:r>
+      <w:proofErr w:type="gramStart"/>
       <w:r>
         <w:rPr>
           <w:rFonts w:eastAsia="Times New Roman" w:cs="Times New Roman"/>
@@ -534,8 +535,19 @@
           <w:lang w:val="ru-RU" w:eastAsia="ru-RU"/>
           <w14:ligatures w14:val="none"/>
         </w:rPr>
+        <w:t>02  0</w:t>
+      </w:r>
+      <w:r>
+        <w:rPr>
+          <w:rFonts w:eastAsia="Times New Roman" w:cs="Times New Roman"/>
+          <w:kern w:val="0"/>
+          <w:szCs w:val="28"/>
+          <w:lang w:val="ru-RU" w:eastAsia="ru-RU"/>
+          <w14:ligatures w14:val="none"/>
+        </w:rPr>
         <w:t>08</w:t>
       </w:r>
+      <w:proofErr w:type="gramEnd"/>
       <w:r>
         <w:rPr>
           <w:rFonts w:eastAsia="Times New Roman" w:cs="Times New Roman"/>
@@ -3798,7 +3810,27 @@
                 <w:lang w:val="ru-RU" w:eastAsia="ar-SA"/>
                 <w14:ligatures w14:val="none"/>
               </w:rPr>
-              <w:t xml:space="preserve">1. Анализ системы управления предприятием по продаже автомобильного топлива. </w:t>
+              <w:t xml:space="preserve">1. </w:t>
+            </w:r>
+            <w:r>
+              <w:rPr>
+                <w:rFonts w:eastAsia="Calibri" w:cs="Times New Roman"/>
+                <w:color w:val="FF0000"/>
+                <w:sz w:val="24"/>
+                <w:lang w:val="ru-RU" w:eastAsia="ar-SA"/>
+                <w14:ligatures w14:val="none"/>
+              </w:rPr>
+              <w:t>Описание и анализ предметной области</w:t>
+            </w:r>
+            <w:r>
+              <w:rPr>
+                <w:rFonts w:eastAsia="Calibri" w:cs="Times New Roman"/>
+                <w:color w:val="FF0000"/>
+                <w:sz w:val="24"/>
+                <w:lang w:val="ru-RU" w:eastAsia="ar-SA"/>
+                <w14:ligatures w14:val="none"/>
+              </w:rPr>
+              <w:t xml:space="preserve">. </w:t>
             </w:r>
           </w:p>
         </w:tc>
@@ -3844,7 +3876,27 @@
                 <w:lang w:val="ru-RU" w:eastAsia="ar-SA"/>
                 <w14:ligatures w14:val="none"/>
               </w:rPr>
-              <w:t xml:space="preserve">2. Проектирование комплекса задач анализа продаж информационной системы. </w:t>
+              <w:t xml:space="preserve">2. </w:t>
+            </w:r>
+            <w:r>
+              <w:rPr>
+                <w:rFonts w:eastAsia="Calibri" w:cs="Times New Roman"/>
+                <w:color w:val="FF0000"/>
+                <w:sz w:val="24"/>
+                <w:lang w:val="ru-RU" w:eastAsia="ar-SA"/>
+                <w14:ligatures w14:val="none"/>
+              </w:rPr>
+              <w:t>Проектирование структуры информационной системы</w:t>
+            </w:r>
+            <w:r>
+              <w:rPr>
+                <w:rFonts w:eastAsia="Calibri" w:cs="Times New Roman"/>
+                <w:color w:val="FF0000"/>
+                <w:sz w:val="24"/>
+                <w:lang w:val="ru-RU" w:eastAsia="ar-SA"/>
+                <w14:ligatures w14:val="none"/>
+              </w:rPr>
+              <w:t xml:space="preserve">. </w:t>
             </w:r>
           </w:p>
         </w:tc>
@@ -3890,7 +3942,27 @@
                 <w:lang w:val="ru-RU" w:eastAsia="ar-SA"/>
                 <w14:ligatures w14:val="none"/>
               </w:rPr>
-              <w:t>3. Программная реализация комплекса задач анализа продаж.</w:t>
+              <w:t xml:space="preserve">3. Программная реализация </w:t>
+            </w:r>
+            <w:r>
+              <w:rPr>
+                <w:rFonts w:eastAsia="Calibri" w:cs="Times New Roman"/>
+                <w:color w:val="FF0000"/>
+                <w:sz w:val="24"/>
+                <w:lang w:val="ru-RU" w:eastAsia="ar-SA"/>
+                <w14:ligatures w14:val="none"/>
+              </w:rPr>
+              <w:t>музыкального сервиса</w:t>
+            </w:r>
+            <w:r>
+              <w:rPr>
+                <w:rFonts w:eastAsia="Calibri" w:cs="Times New Roman"/>
+                <w:color w:val="FF0000"/>
+                <w:sz w:val="24"/>
+                <w:lang w:val="ru-RU" w:eastAsia="ar-SA"/>
+                <w14:ligatures w14:val="none"/>
+              </w:rPr>
+              <w:t>.</w:t>
             </w:r>
           </w:p>
         </w:tc>
@@ -3946,7 +4018,18 @@
                 <w:lang w:val="ru-RU" w:eastAsia="ar-SA"/>
                 <w14:ligatures w14:val="none"/>
               </w:rPr>
-              <w:t>эффективности разработки комплекса программ</w:t>
+              <w:t xml:space="preserve">эффективности разработки </w:t>
+            </w:r>
+            <w:r>
+              <w:rPr>
+                <w:rFonts w:eastAsia="Calibri" w:cs="Times New Roman"/>
+                <w:color w:val="FF0000"/>
+                <w:spacing w:val="-2"/>
+                <w:sz w:val="24"/>
+                <w:lang w:val="ru-RU" w:eastAsia="ar-SA"/>
+                <w14:ligatures w14:val="none"/>
+              </w:rPr>
+              <w:t xml:space="preserve">автоматизированной </w:t>
             </w:r>
           </w:p>
         </w:tc>
@@ -3992,7 +4075,7 @@
                 <w:lang w:val="ru-RU" w:eastAsia="ar-SA"/>
                 <w14:ligatures w14:val="none"/>
               </w:rPr>
-              <w:t>анализа продаж автомобильного топлива</w:t>
+              <w:t>информационной системы музыкального сервиса</w:t>
             </w:r>
           </w:p>
         </w:tc>
@@ -4396,6 +4479,7 @@
                 <w:spacing w:val="-2"/>
                 <w:kern w:val="0"/>
                 <w:sz w:val="24"/>
+                <w:highlight w:val="yellow"/>
                 <w:lang w:val="ru-RU" w:eastAsia="ru-RU"/>
                 <w14:ligatures w14:val="none"/>
               </w:rPr>
@@ -4406,6 +4490,7 @@
                 <w:spacing w:val="-2"/>
                 <w:kern w:val="0"/>
                 <w:sz w:val="24"/>
+                <w:highlight w:val="yellow"/>
                 <w:lang w:val="ru-RU" w:eastAsia="ru-RU"/>
                 <w14:ligatures w14:val="none"/>
               </w:rPr>
@@ -4440,6 +4525,7 @@
                 <w:spacing w:val="4"/>
                 <w:sz w:val="22"/>
                 <w:szCs w:val="22"/>
+                <w:highlight w:val="yellow"/>
                 <w:lang w:val="ru-RU" w:eastAsia="ar-SA"/>
                 <w14:ligatures w14:val="none"/>
               </w:rPr>
@@ -4449,6 +4535,7 @@
                 <w:rFonts w:eastAsia="Calibri" w:cs="Times New Roman"/>
                 <w:sz w:val="22"/>
                 <w:szCs w:val="22"/>
+                <w:highlight w:val="yellow"/>
                 <w:lang w:val="ru-RU" w:eastAsia="ar-SA"/>
                 <w14:ligatures w14:val="none"/>
               </w:rPr>
@@ -4461,6 +4548,7 @@
                 <w:spacing w:val="4"/>
                 <w:sz w:val="22"/>
                 <w:szCs w:val="22"/>
+                <w:highlight w:val="yellow"/>
                 <w:lang w:val="ru-RU" w:eastAsia="ar-SA"/>
                 <w14:ligatures w14:val="none"/>
               </w:rPr>
@@ -4472,6 +4560,7 @@
                 <w:color w:val="FF0000"/>
                 <w:sz w:val="22"/>
                 <w:szCs w:val="22"/>
+                <w:highlight w:val="yellow"/>
                 <w:lang w:val="ru-RU" w:eastAsia="ar-SA"/>
                 <w14:ligatures w14:val="none"/>
               </w:rPr>
@@ -4482,6 +4571,7 @@
                 <w:rFonts w:eastAsia="Calibri" w:cs="Times New Roman"/>
                 <w:sz w:val="22"/>
                 <w:szCs w:val="22"/>
+                <w:highlight w:val="yellow"/>
                 <w:lang w:val="ru-RU" w:eastAsia="ar-SA"/>
                 <w14:ligatures w14:val="none"/>
               </w:rPr>
@@ -4491,6 +4581,7 @@
               <w:rPr>
                 <w:rFonts w:eastAsia="Calibri" w:cs="Times New Roman"/>
                 <w:sz w:val="24"/>
+                <w:highlight w:val="yellow"/>
                 <w:lang w:val="ru-RU" w:eastAsia="ar-SA"/>
                 <w14:ligatures w14:val="none"/>
               </w:rPr>
@@ -4530,6 +4621,7 @@
                 <w:spacing w:val="4"/>
                 <w:sz w:val="22"/>
                 <w:szCs w:val="22"/>
+                <w:highlight w:val="yellow"/>
                 <w:lang w:val="ru-RU" w:eastAsia="ar-SA"/>
                 <w14:ligatures w14:val="none"/>
               </w:rPr>
@@ -4540,6 +4632,7 @@
                 <w:spacing w:val="4"/>
                 <w:sz w:val="22"/>
                 <w:szCs w:val="22"/>
+                <w:highlight w:val="yellow"/>
                 <w:lang w:val="ru-RU" w:eastAsia="ar-SA"/>
                 <w14:ligatures w14:val="none"/>
               </w:rPr>
@@ -4552,6 +4645,7 @@
                 <w:spacing w:val="4"/>
                 <w:sz w:val="22"/>
                 <w:szCs w:val="22"/>
+                <w:highlight w:val="yellow"/>
                 <w:lang w:val="ru-RU" w:eastAsia="ar-SA"/>
                 <w14:ligatures w14:val="none"/>
               </w:rPr>
@@ -4562,6 +4656,7 @@
                 <w:rFonts w:eastAsia="Calibri" w:cs="Times New Roman"/>
                 <w:sz w:val="22"/>
                 <w:szCs w:val="22"/>
+                <w:highlight w:val="yellow"/>
                 <w:lang w:val="ru-RU" w:eastAsia="ar-SA"/>
                 <w14:ligatures w14:val="none"/>
               </w:rPr>
@@ -4571,6 +4666,7 @@
               <w:rPr>
                 <w:rFonts w:eastAsia="Calibri" w:cs="Times New Roman"/>
                 <w:sz w:val="24"/>
+                <w:highlight w:val="yellow"/>
                 <w:lang w:val="ru-RU" w:eastAsia="ar-SA"/>
                 <w14:ligatures w14:val="none"/>
               </w:rPr>
@@ -4619,6 +4715,7 @@
                 <w:spacing w:val="4"/>
                 <w:sz w:val="22"/>
                 <w:szCs w:val="22"/>
+                <w:highlight w:val="yellow"/>
                 <w:lang w:val="ru-RU" w:eastAsia="ar-SA"/>
                 <w14:ligatures w14:val="none"/>
               </w:rPr>
@@ -4631,6 +4728,7 @@
                 <w:spacing w:val="4"/>
                 <w:sz w:val="22"/>
                 <w:szCs w:val="22"/>
+                <w:highlight w:val="yellow"/>
                 <w:lang w:val="ru-RU" w:eastAsia="ar-SA"/>
                 <w14:ligatures w14:val="none"/>
               </w:rPr>
@@ -4641,6 +4739,7 @@
                 <w:rFonts w:eastAsia="Calibri" w:cs="Times New Roman"/>
                 <w:sz w:val="22"/>
                 <w:szCs w:val="22"/>
+                <w:highlight w:val="yellow"/>
                 <w:lang w:val="ru-RU" w:eastAsia="ar-SA"/>
                 <w14:ligatures w14:val="none"/>
               </w:rPr>
@@ -4650,6 +4749,7 @@
               <w:rPr>
                 <w:rFonts w:eastAsia="Calibri" w:cs="Times New Roman"/>
                 <w:sz w:val="24"/>
+                <w:highlight w:val="yellow"/>
                 <w:lang w:val="ru-RU" w:eastAsia="ar-SA"/>
                 <w14:ligatures w14:val="none"/>
               </w:rPr>
@@ -4813,7 +4913,7 @@
                 <w:lang w:val="ru-RU" w:eastAsia="ar-SA"/>
                 <w14:ligatures w14:val="none"/>
               </w:rPr>
-              <w:t xml:space="preserve">консультант по проекту –                           </w:t>
+              <w:t xml:space="preserve">консультант по проекту –                          </w:t>
             </w:r>
             <w:r>
               <w:rPr>
@@ -4824,8 +4924,32 @@
                 <w:lang w:val="ru-RU" w:eastAsia="ar-SA"/>
                 <w14:ligatures w14:val="none"/>
               </w:rPr>
-              <w:t>к.т.н., доцент А.М. Брунс</w:t>
-            </w:r>
+              <w:t xml:space="preserve">к.т.н., </w:t>
+            </w:r>
+            <w:r>
+              <w:rPr>
+                <w:rFonts w:eastAsia="Calibri" w:cs="Times New Roman"/>
+                <w:color w:val="FF0000"/>
+                <w:sz w:val="24"/>
+                <w:szCs w:val="22"/>
+                <w:lang w:val="ru-RU" w:eastAsia="ar-SA"/>
+                <w14:ligatures w14:val="none"/>
+              </w:rPr>
+              <w:t xml:space="preserve">ассистент В.И. </w:t>
+            </w:r>
+            <w:proofErr w:type="spellStart"/>
+            <w:r>
+              <w:rPr>
+                <w:rFonts w:eastAsia="Calibri" w:cs="Times New Roman"/>
+                <w:color w:val="FF0000"/>
+                <w:sz w:val="24"/>
+                <w:szCs w:val="22"/>
+                <w:lang w:val="ru-RU" w:eastAsia="ar-SA"/>
+                <w14:ligatures w14:val="none"/>
+              </w:rPr>
+              <w:t>Ярмолик</w:t>
+            </w:r>
+            <w:proofErr w:type="spellEnd"/>
           </w:p>
         </w:tc>
       </w:tr>
@@ -4860,6 +4984,7 @@
                 <w:rFonts w:eastAsia="Calibri" w:cs="Times New Roman"/>
                 <w:sz w:val="24"/>
                 <w:szCs w:val="22"/>
+                <w:highlight w:val="yellow"/>
                 <w:lang w:val="ru-RU" w:eastAsia="ar-SA"/>
                 <w14:ligatures w14:val="none"/>
               </w:rPr>
@@ -4869,6 +4994,7 @@
                 <w:rFonts w:eastAsia="Calibri" w:cs="Times New Roman"/>
                 <w:sz w:val="24"/>
                 <w:szCs w:val="22"/>
+                <w:highlight w:val="yellow"/>
                 <w:lang w:val="ru-RU" w:eastAsia="ar-SA"/>
                 <w14:ligatures w14:val="none"/>
               </w:rPr>
@@ -4880,6 +5006,7 @@
                 <w:color w:val="FF0000"/>
                 <w:sz w:val="24"/>
                 <w:szCs w:val="22"/>
+                <w:highlight w:val="yellow"/>
                 <w:lang w:val="ru-RU" w:eastAsia="ar-SA"/>
                 <w14:ligatures w14:val="none"/>
               </w:rPr>
@@ -5028,6 +5155,7 @@
                 <w:spacing w:val="-2"/>
                 <w:sz w:val="24"/>
                 <w:szCs w:val="22"/>
+                <w:highlight w:val="yellow"/>
                 <w:lang w:val="ru-RU" w:eastAsia="ar-SA"/>
                 <w14:ligatures w14:val="none"/>
               </w:rPr>
@@ -5037,6 +5165,7 @@
                 <w:rFonts w:eastAsia="Calibri" w:cs="Times New Roman"/>
                 <w:color w:val="FF0000"/>
                 <w:sz w:val="24"/>
+                <w:highlight w:val="yellow"/>
                 <w:lang w:val="ru-RU" w:eastAsia="ar-SA"/>
                 <w14:ligatures w14:val="none"/>
               </w:rPr>
@@ -5077,6 +5206,7 @@
                 <w:color w:val="FF0000"/>
                 <w:sz w:val="24"/>
                 <w:szCs w:val="22"/>
+                <w:highlight w:val="yellow"/>
                 <w:lang w:val="ru-RU" w:eastAsia="ar-SA"/>
                 <w14:ligatures w14:val="none"/>
               </w:rPr>
@@ -5086,6 +5216,7 @@
                 <w:rFonts w:eastAsia="Calibri" w:cs="Times New Roman"/>
                 <w:color w:val="FF0000"/>
                 <w:sz w:val="24"/>
+                <w:highlight w:val="yellow"/>
                 <w:lang w:val="ru-RU" w:eastAsia="ar-SA"/>
                 <w14:ligatures w14:val="none"/>
               </w:rPr>
@@ -5126,6 +5257,7 @@
                 <w:color w:val="FF0000"/>
                 <w:sz w:val="24"/>
                 <w:szCs w:val="22"/>
+                <w:highlight w:val="yellow"/>
                 <w:lang w:val="ru-RU" w:eastAsia="ar-SA"/>
                 <w14:ligatures w14:val="none"/>
               </w:rPr>
@@ -5135,6 +5267,7 @@
                 <w:rFonts w:eastAsia="Calibri" w:cs="Times New Roman"/>
                 <w:color w:val="FF0000"/>
                 <w:sz w:val="24"/>
+                <w:highlight w:val="yellow"/>
                 <w:lang w:val="ru-RU" w:eastAsia="ar-SA"/>
                 <w14:ligatures w14:val="none"/>
               </w:rPr>
@@ -5144,6 +5277,7 @@
               <w:rPr>
                 <w:rFonts w:eastAsia="Calibri" w:cs="Times New Roman"/>
                 <w:sz w:val="24"/>
+                <w:highlight w:val="yellow"/>
                 <w:lang w:val="ru-RU" w:eastAsia="ar-SA"/>
                 <w14:ligatures w14:val="none"/>
               </w:rPr>
@@ -5154,6 +5288,7 @@
                 <w:rFonts w:eastAsia="Calibri" w:cs="Times New Roman"/>
                 <w:bCs/>
                 <w:sz w:val="24"/>
+                <w:highlight w:val="yellow"/>
                 <w:shd w:val="clear" w:color="auto" w:fill="FFFFFF"/>
                 <w:lang w:val="ru-RU" w:eastAsia="ar-SA"/>
                 <w14:ligatures w14:val="none"/>
@@ -5164,6 +5299,7 @@
               <w:rPr>
                 <w:rFonts w:eastAsia="Calibri" w:cs="Times New Roman"/>
                 <w:sz w:val="24"/>
+                <w:highlight w:val="yellow"/>
                 <w:lang w:val="ru-RU" w:eastAsia="ar-SA"/>
                 <w14:ligatures w14:val="none"/>
               </w:rPr>
@@ -5204,6 +5340,7 @@
                 <w:color w:val="FF0000"/>
                 <w:sz w:val="24"/>
                 <w:szCs w:val="22"/>
+                <w:highlight w:val="yellow"/>
                 <w:lang w:val="ru-RU" w:eastAsia="ar-SA"/>
                 <w14:ligatures w14:val="none"/>
               </w:rPr>
@@ -5213,6 +5350,7 @@
                 <w:rFonts w:eastAsia="Calibri" w:cs="Times New Roman"/>
                 <w:color w:val="FF0000"/>
                 <w:sz w:val="24"/>
+                <w:highlight w:val="yellow"/>
                 <w:lang w:val="ru-RU" w:eastAsia="ar-SA"/>
                 <w14:ligatures w14:val="none"/>
               </w:rPr>
@@ -5253,6 +5391,7 @@
                 <w:color w:val="FF0000"/>
                 <w:sz w:val="24"/>
                 <w:szCs w:val="22"/>
+                <w:highlight w:val="yellow"/>
                 <w:lang w:val="ru-RU" w:eastAsia="ar-SA"/>
                 <w14:ligatures w14:val="none"/>
               </w:rPr>
@@ -5262,6 +5401,7 @@
                 <w:rFonts w:eastAsia="Calibri" w:cs="Times New Roman"/>
                 <w:color w:val="FF0000"/>
                 <w:sz w:val="24"/>
+                <w:highlight w:val="yellow"/>
                 <w:lang w:val="ru-RU" w:eastAsia="ar-SA"/>
                 <w14:ligatures w14:val="none"/>
               </w:rPr>
@@ -5302,6 +5442,7 @@
                 <w:color w:val="FF0000"/>
                 <w:sz w:val="24"/>
                 <w:szCs w:val="22"/>
+                <w:highlight w:val="yellow"/>
                 <w:lang w:val="ru-RU" w:eastAsia="ar-SA"/>
                 <w14:ligatures w14:val="none"/>
               </w:rPr>
@@ -5311,6 +5452,7 @@
                 <w:rFonts w:eastAsia="Calibri" w:cs="Times New Roman"/>
                 <w:color w:val="FF0000"/>
                 <w:sz w:val="24"/>
+                <w:highlight w:val="yellow"/>
                 <w:lang w:val="ru-RU" w:eastAsia="ar-SA"/>
                 <w14:ligatures w14:val="none"/>
               </w:rPr>
@@ -5320,6 +5462,7 @@
               <w:rPr>
                 <w:rFonts w:eastAsia="Calibri" w:cs="Times New Roman"/>
                 <w:sz w:val="24"/>
+                <w:highlight w:val="yellow"/>
                 <w:lang w:val="ru-RU" w:eastAsia="ar-SA"/>
                 <w14:ligatures w14:val="none"/>
               </w:rPr>
@@ -5330,6 +5473,7 @@
                 <w:rFonts w:eastAsia="Calibri" w:cs="Times New Roman"/>
                 <w:bCs/>
                 <w:sz w:val="24"/>
+                <w:highlight w:val="yellow"/>
                 <w:shd w:val="clear" w:color="auto" w:fill="FFFFFF"/>
                 <w:lang w:val="ru-RU" w:eastAsia="ar-SA"/>
                 <w14:ligatures w14:val="none"/>
@@ -5340,6 +5484,7 @@
               <w:rPr>
                 <w:rFonts w:eastAsia="Calibri" w:cs="Times New Roman"/>
                 <w:sz w:val="24"/>
+                <w:highlight w:val="yellow"/>
                 <w:lang w:val="ru-RU" w:eastAsia="ar-SA"/>
                 <w14:ligatures w14:val="none"/>
               </w:rPr>
@@ -5380,6 +5525,7 @@
                 <w:color w:val="FF0000"/>
                 <w:sz w:val="24"/>
                 <w:szCs w:val="22"/>
+                <w:highlight w:val="yellow"/>
                 <w:lang w:val="ru-RU" w:eastAsia="ar-SA"/>
                 <w14:ligatures w14:val="none"/>
               </w:rPr>
@@ -5389,6 +5535,7 @@
                 <w:rFonts w:eastAsia="Calibri" w:cs="Times New Roman"/>
                 <w:color w:val="FF0000"/>
                 <w:sz w:val="24"/>
+                <w:highlight w:val="yellow"/>
                 <w:lang w:val="ru-RU" w:eastAsia="ar-SA"/>
                 <w14:ligatures w14:val="none"/>
               </w:rPr>
@@ -5428,6 +5575,7 @@
                 <w:rFonts w:eastAsia="Calibri" w:cs="Times New Roman"/>
                 <w:color w:val="FF0000"/>
                 <w:sz w:val="24"/>
+                <w:highlight w:val="yellow"/>
                 <w:lang w:val="ru-RU" w:eastAsia="ar-SA"/>
                 <w14:ligatures w14:val="none"/>
               </w:rPr>
@@ -5437,6 +5585,7 @@
                 <w:rFonts w:eastAsia="Calibri" w:cs="Times New Roman"/>
                 <w:color w:val="FF0000"/>
                 <w:sz w:val="24"/>
+                <w:highlight w:val="yellow"/>
                 <w:lang w:val="ru-RU" w:eastAsia="ar-SA"/>
                 <w14:ligatures w14:val="none"/>
               </w:rPr>
@@ -5476,6 +5625,7 @@
                 <w:rFonts w:eastAsia="Calibri" w:cs="Times New Roman"/>
                 <w:color w:val="FF0000"/>
                 <w:sz w:val="24"/>
+                <w:highlight w:val="yellow"/>
                 <w:lang w:val="ru-RU" w:eastAsia="ar-SA"/>
                 <w14:ligatures w14:val="none"/>
               </w:rPr>
@@ -5485,6 +5635,7 @@
                 <w:rFonts w:eastAsia="Calibri" w:cs="Times New Roman"/>
                 <w:color w:val="FF0000"/>
                 <w:sz w:val="24"/>
+                <w:highlight w:val="yellow"/>
                 <w:lang w:val="ru-RU" w:eastAsia="ar-SA"/>
                 <w14:ligatures w14:val="none"/>
               </w:rPr>
@@ -5524,6 +5675,7 @@
                 <w:rFonts w:eastAsia="Calibri" w:cs="Times New Roman"/>
                 <w:color w:val="FF0000"/>
                 <w:sz w:val="24"/>
+                <w:highlight w:val="yellow"/>
                 <w:lang w:val="ru-RU" w:eastAsia="ar-SA"/>
                 <w14:ligatures w14:val="none"/>
               </w:rPr>
@@ -5533,6 +5685,7 @@
                 <w:rFonts w:eastAsia="Calibri" w:cs="Times New Roman"/>
                 <w:color w:val="FF0000"/>
                 <w:sz w:val="24"/>
+                <w:highlight w:val="yellow"/>
                 <w:lang w:val="ru-RU" w:eastAsia="ar-SA"/>
                 <w14:ligatures w14:val="none"/>
               </w:rPr>
@@ -5542,6 +5695,7 @@
               <w:rPr>
                 <w:rFonts w:eastAsia="Calibri" w:cs="Times New Roman"/>
                 <w:sz w:val="24"/>
+                <w:highlight w:val="yellow"/>
                 <w:lang w:val="ru-RU" w:eastAsia="ar-SA"/>
                 <w14:ligatures w14:val="none"/>
               </w:rPr>
@@ -5552,6 +5706,7 @@
                 <w:rFonts w:eastAsia="Calibri" w:cs="Times New Roman"/>
                 <w:bCs/>
                 <w:sz w:val="24"/>
+                <w:highlight w:val="yellow"/>
                 <w:shd w:val="clear" w:color="auto" w:fill="FFFFFF"/>
                 <w:lang w:val="ru-RU" w:eastAsia="ar-SA"/>
                 <w14:ligatures w14:val="none"/>
@@ -5562,6 +5717,7 @@
               <w:rPr>
                 <w:rFonts w:eastAsia="Calibri" w:cs="Times New Roman"/>
                 <w:sz w:val="24"/>
+                <w:highlight w:val="yellow"/>
                 <w:lang w:val="ru-RU" w:eastAsia="ar-SA"/>
                 <w14:ligatures w14:val="none"/>
               </w:rPr>
@@ -5601,6 +5757,7 @@
                 <w:rFonts w:eastAsia="Calibri" w:cs="Times New Roman"/>
                 <w:color w:val="FF0000"/>
                 <w:sz w:val="24"/>
+                <w:highlight w:val="yellow"/>
                 <w:lang w:val="ru-RU" w:eastAsia="ar-SA"/>
                 <w14:ligatures w14:val="none"/>
               </w:rPr>
@@ -5610,6 +5767,7 @@
                 <w:rFonts w:eastAsia="Calibri" w:cs="Times New Roman"/>
                 <w:color w:val="FF0000"/>
                 <w:sz w:val="24"/>
+                <w:highlight w:val="yellow"/>
                 <w:lang w:val="ru-RU" w:eastAsia="ar-SA"/>
                 <w14:ligatures w14:val="none"/>
               </w:rPr>
@@ -5649,6 +5807,7 @@
                 <w:rFonts w:eastAsia="Calibri" w:cs="Times New Roman"/>
                 <w:color w:val="FF0000"/>
                 <w:sz w:val="24"/>
+                <w:highlight w:val="yellow"/>
                 <w:lang w:val="ru-RU" w:eastAsia="ar-SA"/>
                 <w14:ligatures w14:val="none"/>
               </w:rPr>
@@ -5658,6 +5817,7 @@
                 <w:rFonts w:eastAsia="Calibri" w:cs="Times New Roman"/>
                 <w:color w:val="FF0000"/>
                 <w:sz w:val="24"/>
+                <w:highlight w:val="yellow"/>
                 <w:lang w:val="ru-RU" w:eastAsia="ar-SA"/>
                 <w14:ligatures w14:val="none"/>
               </w:rPr>
@@ -5667,6 +5827,7 @@
               <w:rPr>
                 <w:rFonts w:eastAsia="Calibri" w:cs="Times New Roman"/>
                 <w:sz w:val="24"/>
+                <w:highlight w:val="yellow"/>
                 <w:lang w:val="ru-RU" w:eastAsia="ar-SA"/>
                 <w14:ligatures w14:val="none"/>
               </w:rPr>
@@ -5677,6 +5838,7 @@
                 <w:rFonts w:eastAsia="Calibri" w:cs="Times New Roman"/>
                 <w:bCs/>
                 <w:sz w:val="24"/>
+                <w:highlight w:val="yellow"/>
                 <w:shd w:val="clear" w:color="auto" w:fill="FFFFFF"/>
                 <w:lang w:val="ru-RU" w:eastAsia="ar-SA"/>
                 <w14:ligatures w14:val="none"/>
@@ -5687,6 +5849,7 @@
               <w:rPr>
                 <w:rFonts w:eastAsia="Calibri" w:cs="Times New Roman"/>
                 <w:sz w:val="24"/>
+                <w:highlight w:val="yellow"/>
                 <w:lang w:val="ru-RU" w:eastAsia="ar-SA"/>
                 <w14:ligatures w14:val="none"/>
               </w:rPr>
@@ -5720,6 +5883,7 @@
                 <w:rFonts w:eastAsia="Calibri" w:cs="Times New Roman"/>
                 <w:sz w:val="24"/>
                 <w:szCs w:val="22"/>
+                <w:highlight w:val="yellow"/>
                 <w:lang w:val="ru-RU" w:eastAsia="ar-SA"/>
                 <w14:ligatures w14:val="none"/>
               </w:rPr>
@@ -5729,6 +5893,7 @@
                 <w:rFonts w:eastAsia="Calibri" w:cs="Times New Roman"/>
                 <w:sz w:val="24"/>
                 <w:szCs w:val="22"/>
+                <w:highlight w:val="yellow"/>
                 <w:lang w:val="ru-RU" w:eastAsia="ar-SA"/>
                 <w14:ligatures w14:val="none"/>
               </w:rPr>
@@ -5757,6 +5922,7 @@
               <w:rPr>
                 <w:rFonts w:eastAsia="Calibri" w:cs="Times New Roman"/>
                 <w:sz w:val="24"/>
+                <w:highlight w:val="yellow"/>
                 <w:lang w:val="ru-RU" w:eastAsia="ar-SA"/>
                 <w14:ligatures w14:val="none"/>
               </w:rPr>
@@ -5765,6 +5931,7 @@
               <w:rPr>
                 <w:rFonts w:eastAsia="Calibri" w:cs="Times New Roman"/>
                 <w:sz w:val="24"/>
+                <w:highlight w:val="yellow"/>
                 <w:lang w:val="ru-RU" w:eastAsia="ar-SA"/>
                 <w14:ligatures w14:val="none"/>
               </w:rPr>
@@ -5798,6 +5965,7 @@
                 <w:rFonts w:eastAsia="Calibri" w:cs="Times New Roman"/>
                 <w:sz w:val="24"/>
                 <w:szCs w:val="22"/>
+                <w:highlight w:val="yellow"/>
                 <w:lang w:val="ru-RU" w:eastAsia="ar-SA"/>
                 <w14:ligatures w14:val="none"/>
               </w:rPr>
@@ -5807,6 +5975,7 @@
                 <w:rFonts w:eastAsia="Calibri" w:cs="Times New Roman"/>
                 <w:sz w:val="24"/>
                 <w:szCs w:val="22"/>
+                <w:highlight w:val="yellow"/>
                 <w:lang w:val="ru-RU" w:eastAsia="ar-SA"/>
                 <w14:ligatures w14:val="none"/>
               </w:rPr>
@@ -5843,6 +6012,7 @@
               <w:rPr>
                 <w:rFonts w:eastAsia="Calibri" w:cs="Times New Roman"/>
                 <w:sz w:val="24"/>
+                <w:highlight w:val="yellow"/>
                 <w:lang w:val="ru-RU" w:eastAsia="ar-SA"/>
                 <w14:ligatures w14:val="none"/>
               </w:rPr>
@@ -5876,6 +6046,7 @@
               <w:rPr>
                 <w:rFonts w:eastAsia="Calibri" w:cs="Times New Roman"/>
                 <w:sz w:val="24"/>
+                <w:highlight w:val="yellow"/>
                 <w:lang w:val="ru-RU" w:eastAsia="ar-SA"/>
                 <w14:ligatures w14:val="none"/>
               </w:rPr>
@@ -5885,6 +6056,7 @@
                 <w:rFonts w:eastAsia="Calibri" w:cs="Times New Roman"/>
                 <w:sz w:val="24"/>
                 <w:szCs w:val="22"/>
+                <w:highlight w:val="yellow"/>
                 <w:lang w:val="ru-RU" w:eastAsia="ar-SA"/>
                 <w14:ligatures w14:val="none"/>
               </w:rPr>
@@ -5912,6 +6084,7 @@
               <w:rPr>
                 <w:rFonts w:eastAsia="Calibri" w:cs="Times New Roman"/>
                 <w:sz w:val="24"/>
+                <w:highlight w:val="yellow"/>
                 <w:lang w:val="ru-RU" w:eastAsia="ar-SA"/>
                 <w14:ligatures w14:val="none"/>
               </w:rPr>
@@ -5925,6 +6098,7 @@
               <w:rPr>
                 <w:rFonts w:eastAsia="Calibri" w:cs="Times New Roman"/>
                 <w:sz w:val="24"/>
+                <w:highlight w:val="yellow"/>
                 <w:lang w:val="ru-RU" w:eastAsia="ar-SA"/>
                 <w14:ligatures w14:val="none"/>
               </w:rPr>
@@ -5952,6 +6126,7 @@
               <w:rPr>
                 <w:rFonts w:eastAsia="Calibri" w:cs="Times New Roman"/>
                 <w:sz w:val="24"/>
+                <w:highlight w:val="yellow"/>
                 <w:lang w:val="ru-RU" w:eastAsia="ar-SA"/>
                 <w14:ligatures w14:val="none"/>
               </w:rPr>
@@ -5962,11 +6137,26 @@
                 <w:color w:val="FF0000"/>
                 <w:sz w:val="24"/>
                 <w:szCs w:val="22"/>
+                <w:highlight w:val="yellow"/>
                 <w:lang w:val="ru-RU" w:eastAsia="ar-SA"/>
                 <w14:ligatures w14:val="none"/>
               </w:rPr>
-              <w:t>К. И. Жуков</w:t>
-            </w:r>
+              <w:t xml:space="preserve">В. И. </w:t>
+            </w:r>
+            <w:proofErr w:type="spellStart"/>
+            <w:r>
+              <w:rPr>
+                <w:rFonts w:eastAsia="Calibri" w:cs="Times New Roman"/>
+                <w:color w:val="FF0000"/>
+                <w:sz w:val="24"/>
+                <w:szCs w:val="22"/>
+                <w:highlight w:val="yellow"/>
+                <w:lang w:val="ru-RU" w:eastAsia="ar-SA"/>
+                <w14:ligatures w14:val="none"/>
+              </w:rPr>
+              <w:t>Ярмолик</w:t>
+            </w:r>
+            <w:proofErr w:type="spellEnd"/>
           </w:p>
         </w:tc>
       </w:tr>
@@ -6001,6 +6191,7 @@
               <w:rPr>
                 <w:rFonts w:eastAsia="Calibri" w:cs="Times New Roman"/>
                 <w:sz w:val="24"/>
+                <w:highlight w:val="yellow"/>
                 <w:lang w:val="ru-RU" w:eastAsia="ar-SA"/>
                 <w14:ligatures w14:val="none"/>
               </w:rPr>
@@ -6021,6 +6212,7 @@
               <w:rPr>
                 <w:rFonts w:eastAsia="Calibri" w:cs="Times New Roman"/>
                 <w:sz w:val="18"/>
+                <w:highlight w:val="yellow"/>
                 <w:lang w:val="ru-RU" w:eastAsia="ar-SA"/>
                 <w14:ligatures w14:val="none"/>
               </w:rPr>
@@ -6029,6 +6221,7 @@
               <w:rPr>
                 <w:rFonts w:eastAsia="Calibri" w:cs="Times New Roman"/>
                 <w:sz w:val="18"/>
+                <w:highlight w:val="yellow"/>
                 <w:lang w:val="ru-RU" w:eastAsia="ar-SA"/>
                 <w14:ligatures w14:val="none"/>
               </w:rPr>
@@ -6050,6 +6243,7 @@
               <w:rPr>
                 <w:rFonts w:eastAsia="Calibri" w:cs="Times New Roman"/>
                 <w:sz w:val="18"/>
+                <w:highlight w:val="yellow"/>
                 <w:lang w:val="ru-RU" w:eastAsia="ar-SA"/>
                 <w14:ligatures w14:val="none"/>
               </w:rPr>
@@ -6058,6 +6252,7 @@
               <w:rPr>
                 <w:rFonts w:eastAsia="Calibri" w:cs="Times New Roman"/>
                 <w:sz w:val="18"/>
+                <w:highlight w:val="yellow"/>
                 <w:lang w:val="ru-RU" w:eastAsia="ar-SA"/>
                 <w14:ligatures w14:val="none"/>
               </w:rPr>
@@ -6188,6 +6383,7 @@
               <w:rPr>
                 <w:rFonts w:eastAsia="Calibri" w:cs="Times New Roman"/>
                 <w:sz w:val="24"/>
+                <w:highlight w:val="yellow"/>
                 <w:lang w:val="ru-RU" w:eastAsia="ar-SA"/>
                 <w14:ligatures w14:val="none"/>
               </w:rPr>
@@ -6196,6 +6392,7 @@
               <w:rPr>
                 <w:rFonts w:eastAsia="Calibri" w:cs="Times New Roman"/>
                 <w:sz w:val="24"/>
+                <w:highlight w:val="yellow"/>
                 <w:lang w:val="ru-RU" w:eastAsia="ar-SA"/>
                 <w14:ligatures w14:val="none"/>
               </w:rPr>
@@ -6228,15 +6425,18 @@
                 <w14:ligatures w14:val="none"/>
               </w:rPr>
             </w:pPr>
+            <w:proofErr w:type="gramStart"/>
             <w:r>
               <w:rPr>
                 <w:rFonts w:eastAsia="Calibri" w:cs="Times New Roman"/>
                 <w:sz w:val="24"/>
+                <w:highlight w:val="yellow"/>
                 <w:lang w:val="ru-RU" w:eastAsia="ar-SA"/>
                 <w14:ligatures w14:val="none"/>
               </w:rPr>
               <w:t>07.02.2025  г.</w:t>
             </w:r>
+            <w:proofErr w:type="gramEnd"/>
           </w:p>
         </w:tc>
         <w:tc>
@@ -6337,7 +6537,7 @@
         </w:tabs>
         <w:jc w:val="center"/>
       </w:pPr>
-      <w:bookmarkStart w:id="5" w:name="_Toc228185721"/>
+      <w:bookmarkStart w:id="5" w:name="_Toc228365688"/>
       <w:r>
         <w:lastRenderedPageBreak/>
         <w:t>Содержание</w:t>
@@ -6397,7 +6597,7 @@
             </w:rPr>
             <w:fldChar w:fldCharType="separate"/>
           </w:r>
-          <w:hyperlink w:anchor="_Toc228185721" w:history="1">
+          <w:hyperlink w:anchor="_Toc228365688" w:history="1">
             <w:r>
               <w:rPr>
                 <w:rStyle w:val="af1"/>
@@ -6424,7 +6624,7 @@
                 <w:noProof/>
                 <w:webHidden/>
               </w:rPr>
-              <w:instrText xml:space="preserve"> PAGEREF _Toc228185721 \h </w:instrText>
+              <w:instrText xml:space="preserve"> PAGEREF _Toc228365688 \h </w:instrText>
             </w:r>
             <w:r>
               <w:rPr>
@@ -6444,7 +6644,7 @@
                 <w:noProof/>
                 <w:webHidden/>
               </w:rPr>
-              <w:t>4</w:t>
+              <w:t>5</w:t>
             </w:r>
             <w:r>
               <w:rPr>
@@ -6465,7 +6665,7 @@
               <w:lang w:eastAsia="ru-BY"/>
             </w:rPr>
           </w:pPr>
-          <w:hyperlink w:anchor="_Toc228185722" w:history="1">
+          <w:hyperlink w:anchor="_Toc228365689" w:history="1">
             <w:r>
               <w:rPr>
                 <w:rStyle w:val="af1"/>
@@ -6492,7 +6692,7 @@
                 <w:noProof/>
                 <w:webHidden/>
               </w:rPr>
-              <w:instrText xml:space="preserve"> PAGEREF _Toc228185722 \h </w:instrText>
+              <w:instrText xml:space="preserve"> PAGEREF _Toc228365689 \h </w:instrText>
             </w:r>
             <w:r>
               <w:rPr>
@@ -6512,7 +6712,7 @@
                 <w:noProof/>
                 <w:webHidden/>
               </w:rPr>
-              <w:t>5</w:t>
+              <w:t>6</w:t>
             </w:r>
             <w:r>
               <w:rPr>
@@ -6536,7 +6736,7 @@
               <w:lang w:eastAsia="ru-BY"/>
             </w:rPr>
           </w:pPr>
-          <w:hyperlink w:anchor="_Toc228185723" w:history="1">
+          <w:hyperlink w:anchor="_Toc228365690" w:history="1">
             <w:r>
               <w:rPr>
                 <w:rStyle w:val="af1"/>
@@ -6579,7 +6779,7 @@
                 <w:noProof/>
                 <w:webHidden/>
               </w:rPr>
-              <w:instrText xml:space="preserve"> PAGEREF _Toc228185723 \h </w:instrText>
+              <w:instrText xml:space="preserve"> PAGEREF _Toc228365690 \h </w:instrText>
             </w:r>
             <w:r>
               <w:rPr>
@@ -6599,7 +6799,7 @@
                 <w:noProof/>
                 <w:webHidden/>
               </w:rPr>
-              <w:t>6</w:t>
+              <w:t>8</w:t>
             </w:r>
             <w:r>
               <w:rPr>
@@ -6624,7 +6824,7 @@
               <w:lang w:eastAsia="ru-BY"/>
             </w:rPr>
           </w:pPr>
-          <w:hyperlink w:anchor="_Toc228185724" w:history="1">
+          <w:hyperlink w:anchor="_Toc228365691" w:history="1">
             <w:r>
               <w:rPr>
                 <w:rStyle w:val="af1"/>
@@ -6667,7 +6867,7 @@
                 <w:noProof/>
                 <w:webHidden/>
               </w:rPr>
-              <w:instrText xml:space="preserve"> PAGEREF _Toc228185724 \h </w:instrText>
+              <w:instrText xml:space="preserve"> PAGEREF _Toc228365691 \h </w:instrText>
             </w:r>
             <w:r>
               <w:rPr>
@@ -6687,7 +6887,7 @@
                 <w:noProof/>
                 <w:webHidden/>
               </w:rPr>
-              <w:t>6</w:t>
+              <w:t>8</w:t>
             </w:r>
             <w:r>
               <w:rPr>
@@ -6712,7 +6912,7 @@
               <w:lang w:eastAsia="ru-BY"/>
             </w:rPr>
           </w:pPr>
-          <w:hyperlink w:anchor="_Toc228185725" w:history="1">
+          <w:hyperlink w:anchor="_Toc228365692" w:history="1">
             <w:r>
               <w:rPr>
                 <w:rStyle w:val="af1"/>
@@ -6755,7 +6955,7 @@
                 <w:noProof/>
                 <w:webHidden/>
               </w:rPr>
-              <w:instrText xml:space="preserve"> PAGEREF _Toc228185725 \h </w:instrText>
+              <w:instrText xml:space="preserve"> PAGEREF _Toc228365692 \h </w:instrText>
             </w:r>
             <w:r>
               <w:rPr>
@@ -6775,7 +6975,7 @@
                 <w:noProof/>
                 <w:webHidden/>
               </w:rPr>
-              <w:t>6</w:t>
+              <w:t>10</w:t>
             </w:r>
             <w:r>
               <w:rPr>
@@ -6800,7 +7000,7 @@
               <w:lang w:eastAsia="ru-BY"/>
             </w:rPr>
           </w:pPr>
-          <w:hyperlink w:anchor="_Toc228185726" w:history="1">
+          <w:hyperlink w:anchor="_Toc228365693" w:history="1">
             <w:r>
               <w:rPr>
                 <w:rStyle w:val="af1"/>
@@ -6843,7 +7043,7 @@
                 <w:noProof/>
                 <w:webHidden/>
               </w:rPr>
-              <w:instrText xml:space="preserve"> PAGEREF _Toc228185726 \h </w:instrText>
+              <w:instrText xml:space="preserve"> PAGEREF _Toc228365693 \h </w:instrText>
             </w:r>
             <w:r>
               <w:rPr>
@@ -6863,7 +7063,7 @@
                 <w:noProof/>
                 <w:webHidden/>
               </w:rPr>
-              <w:t>6</w:t>
+              <w:t>12</w:t>
             </w:r>
             <w:r>
               <w:rPr>
@@ -6888,7 +7088,7 @@
               <w:lang w:eastAsia="ru-BY"/>
             </w:rPr>
           </w:pPr>
-          <w:hyperlink w:anchor="_Toc228185727" w:history="1">
+          <w:hyperlink w:anchor="_Toc228365694" w:history="1">
             <w:r>
               <w:rPr>
                 <w:rStyle w:val="af1"/>
@@ -6931,7 +7131,7 @@
                 <w:noProof/>
                 <w:webHidden/>
               </w:rPr>
-              <w:instrText xml:space="preserve"> PAGEREF _Toc228185727 \h </w:instrText>
+              <w:instrText xml:space="preserve"> PAGEREF _Toc228365694 \h </w:instrText>
             </w:r>
             <w:r>
               <w:rPr>
@@ -6951,7 +7151,7 @@
                 <w:noProof/>
                 <w:webHidden/>
               </w:rPr>
-              <w:t>6</w:t>
+              <w:t>22</w:t>
             </w:r>
             <w:r>
               <w:rPr>
@@ -6975,7 +7175,7 @@
               <w:lang w:eastAsia="ru-BY"/>
             </w:rPr>
           </w:pPr>
-          <w:hyperlink w:anchor="_Toc228185728" w:history="1">
+          <w:hyperlink w:anchor="_Toc228365695" w:history="1">
             <w:r>
               <w:rPr>
                 <w:rStyle w:val="af1"/>
@@ -7018,7 +7218,7 @@
                 <w:noProof/>
                 <w:webHidden/>
               </w:rPr>
-              <w:instrText xml:space="preserve"> PAGEREF _Toc228185728 \h </w:instrText>
+              <w:instrText xml:space="preserve"> PAGEREF _Toc228365695 \h </w:instrText>
             </w:r>
             <w:r>
               <w:rPr>
@@ -7038,7 +7238,7 @@
                 <w:noProof/>
                 <w:webHidden/>
               </w:rPr>
-              <w:t>7</w:t>
+              <w:t>24</w:t>
             </w:r>
             <w:r>
               <w:rPr>
@@ -7063,7 +7263,7 @@
               <w:lang w:eastAsia="ru-BY"/>
             </w:rPr>
           </w:pPr>
-          <w:hyperlink w:anchor="_Toc228185729" w:history="1">
+          <w:hyperlink w:anchor="_Toc228365696" w:history="1">
             <w:r>
               <w:rPr>
                 <w:rStyle w:val="af1"/>
@@ -7106,7 +7306,7 @@
                 <w:noProof/>
                 <w:webHidden/>
               </w:rPr>
-              <w:instrText xml:space="preserve"> PAGEREF _Toc228185729 \h </w:instrText>
+              <w:instrText xml:space="preserve"> PAGEREF _Toc228365696 \h </w:instrText>
             </w:r>
             <w:r>
               <w:rPr>
@@ -7126,7 +7326,7 @@
                 <w:noProof/>
                 <w:webHidden/>
               </w:rPr>
-              <w:t>7</w:t>
+              <w:t>24</w:t>
             </w:r>
             <w:r>
               <w:rPr>
@@ -7151,7 +7351,7 @@
               <w:lang w:eastAsia="ru-BY"/>
             </w:rPr>
           </w:pPr>
-          <w:hyperlink w:anchor="_Toc228185730" w:history="1">
+          <w:hyperlink w:anchor="_Toc228365697" w:history="1">
             <w:r>
               <w:rPr>
                 <w:rStyle w:val="af1"/>
@@ -7194,7 +7394,7 @@
                 <w:noProof/>
                 <w:webHidden/>
               </w:rPr>
-              <w:instrText xml:space="preserve"> PAGEREF _Toc228185730 \h </w:instrText>
+              <w:instrText xml:space="preserve"> PAGEREF _Toc228365697 \h </w:instrText>
             </w:r>
             <w:r>
               <w:rPr>
@@ -7214,7 +7414,7 @@
                 <w:noProof/>
                 <w:webHidden/>
               </w:rPr>
-              <w:t>7</w:t>
+              <w:t>26</w:t>
             </w:r>
             <w:r>
               <w:rPr>
@@ -7239,7 +7439,7 @@
               <w:lang w:eastAsia="ru-BY"/>
             </w:rPr>
           </w:pPr>
-          <w:hyperlink w:anchor="_Toc228185731" w:history="1">
+          <w:hyperlink w:anchor="_Toc228365698" w:history="1">
             <w:r>
               <w:rPr>
                 <w:rStyle w:val="af1"/>
@@ -7282,7 +7482,7 @@
                 <w:noProof/>
                 <w:webHidden/>
               </w:rPr>
-              <w:instrText xml:space="preserve"> PAGEREF _Toc228185731 \h </w:instrText>
+              <w:instrText xml:space="preserve"> PAGEREF _Toc228365698 \h </w:instrText>
             </w:r>
             <w:r>
               <w:rPr>
@@ -7302,7 +7502,7 @@
                 <w:noProof/>
                 <w:webHidden/>
               </w:rPr>
-              <w:t>7</w:t>
+              <w:t>27</w:t>
             </w:r>
             <w:r>
               <w:rPr>
@@ -7327,7 +7527,7 @@
               <w:lang w:eastAsia="ru-BY"/>
             </w:rPr>
           </w:pPr>
-          <w:hyperlink w:anchor="_Toc228185732" w:history="1">
+          <w:hyperlink w:anchor="_Toc228365699" w:history="1">
             <w:r>
               <w:rPr>
                 <w:rStyle w:val="af1"/>
@@ -7370,7 +7570,7 @@
                 <w:noProof/>
                 <w:webHidden/>
               </w:rPr>
-              <w:instrText xml:space="preserve"> PAGEREF _Toc228185732 \h </w:instrText>
+              <w:instrText xml:space="preserve"> PAGEREF _Toc228365699 \h </w:instrText>
             </w:r>
             <w:r>
               <w:rPr>
@@ -7390,7 +7590,271 @@
                 <w:noProof/>
                 <w:webHidden/>
               </w:rPr>
-              <w:t>7</w:t>
+              <w:t>29</w:t>
+            </w:r>
+            <w:r>
+              <w:rPr>
+                <w:noProof/>
+                <w:webHidden/>
+              </w:rPr>
+              <w:fldChar w:fldCharType="end"/>
+            </w:r>
+          </w:hyperlink>
+        </w:p>
+        <w:p>
+          <w:pPr>
+            <w:pStyle w:val="23"/>
+            <w:tabs>
+              <w:tab w:val="left" w:pos="1680"/>
+              <w:tab w:val="right" w:leader="dot" w:pos="9345"/>
+            </w:tabs>
+            <w:rPr>
+              <w:rFonts w:asciiTheme="minorHAnsi" w:eastAsiaTheme="minorEastAsia" w:hAnsiTheme="minorHAnsi"/>
+              <w:noProof/>
+              <w:sz w:val="24"/>
+              <w:lang w:eastAsia="ru-BY"/>
+            </w:rPr>
+          </w:pPr>
+          <w:hyperlink w:anchor="_Toc228365700" w:history="1">
+            <w:r>
+              <w:rPr>
+                <w:rStyle w:val="af1"/>
+                <w:noProof/>
+              </w:rPr>
+              <w:t>2.5</w:t>
+            </w:r>
+            <w:r>
+              <w:rPr>
+                <w:rFonts w:asciiTheme="minorHAnsi" w:eastAsiaTheme="minorEastAsia" w:hAnsiTheme="minorHAnsi"/>
+                <w:noProof/>
+                <w:sz w:val="24"/>
+                <w:lang w:eastAsia="ru-BY"/>
+              </w:rPr>
+              <w:tab/>
+            </w:r>
+            <w:r>
+              <w:rPr>
+                <w:rStyle w:val="af1"/>
+                <w:noProof/>
+              </w:rPr>
+              <w:t>Техническое и системное программное обеспечение</w:t>
+            </w:r>
+            <w:r>
+              <w:rPr>
+                <w:noProof/>
+                <w:webHidden/>
+              </w:rPr>
+              <w:tab/>
+            </w:r>
+            <w:r>
+              <w:rPr>
+                <w:noProof/>
+                <w:webHidden/>
+              </w:rPr>
+              <w:fldChar w:fldCharType="begin"/>
+            </w:r>
+            <w:r>
+              <w:rPr>
+                <w:noProof/>
+                <w:webHidden/>
+              </w:rPr>
+              <w:instrText xml:space="preserve"> PAGEREF _Toc228365700 \h </w:instrText>
+            </w:r>
+            <w:r>
+              <w:rPr>
+                <w:noProof/>
+                <w:webHidden/>
+              </w:rPr>
+            </w:r>
+            <w:r>
+              <w:rPr>
+                <w:noProof/>
+                <w:webHidden/>
+              </w:rPr>
+              <w:fldChar w:fldCharType="separate"/>
+            </w:r>
+            <w:r>
+              <w:rPr>
+                <w:noProof/>
+                <w:webHidden/>
+              </w:rPr>
+              <w:t>41</w:t>
+            </w:r>
+            <w:r>
+              <w:rPr>
+                <w:noProof/>
+                <w:webHidden/>
+              </w:rPr>
+              <w:fldChar w:fldCharType="end"/>
+            </w:r>
+          </w:hyperlink>
+        </w:p>
+        <w:p>
+          <w:pPr>
+            <w:pStyle w:val="23"/>
+            <w:tabs>
+              <w:tab w:val="left" w:pos="1680"/>
+              <w:tab w:val="right" w:leader="dot" w:pos="9345"/>
+            </w:tabs>
+            <w:rPr>
+              <w:rFonts w:asciiTheme="minorHAnsi" w:eastAsiaTheme="minorEastAsia" w:hAnsiTheme="minorHAnsi"/>
+              <w:noProof/>
+              <w:sz w:val="24"/>
+              <w:lang w:eastAsia="ru-BY"/>
+            </w:rPr>
+          </w:pPr>
+          <w:hyperlink w:anchor="_Toc228365701" w:history="1">
+            <w:r>
+              <w:rPr>
+                <w:rStyle w:val="af1"/>
+                <w:noProof/>
+              </w:rPr>
+              <w:t>2.6</w:t>
+            </w:r>
+            <w:r>
+              <w:rPr>
+                <w:rFonts w:asciiTheme="minorHAnsi" w:eastAsiaTheme="minorEastAsia" w:hAnsiTheme="minorHAnsi"/>
+                <w:noProof/>
+                <w:sz w:val="24"/>
+                <w:lang w:eastAsia="ru-BY"/>
+              </w:rPr>
+              <w:tab/>
+            </w:r>
+            <w:r>
+              <w:rPr>
+                <w:rStyle w:val="af1"/>
+                <w:noProof/>
+              </w:rPr>
+              <w:t>Эргономическое обеспечение</w:t>
+            </w:r>
+            <w:r>
+              <w:rPr>
+                <w:noProof/>
+                <w:webHidden/>
+              </w:rPr>
+              <w:tab/>
+            </w:r>
+            <w:r>
+              <w:rPr>
+                <w:noProof/>
+                <w:webHidden/>
+              </w:rPr>
+              <w:fldChar w:fldCharType="begin"/>
+            </w:r>
+            <w:r>
+              <w:rPr>
+                <w:noProof/>
+                <w:webHidden/>
+              </w:rPr>
+              <w:instrText xml:space="preserve"> PAGEREF _Toc228365701 \h </w:instrText>
+            </w:r>
+            <w:r>
+              <w:rPr>
+                <w:noProof/>
+                <w:webHidden/>
+              </w:rPr>
+            </w:r>
+            <w:r>
+              <w:rPr>
+                <w:noProof/>
+                <w:webHidden/>
+              </w:rPr>
+              <w:fldChar w:fldCharType="separate"/>
+            </w:r>
+            <w:r>
+              <w:rPr>
+                <w:noProof/>
+                <w:webHidden/>
+              </w:rPr>
+              <w:t>42</w:t>
+            </w:r>
+            <w:r>
+              <w:rPr>
+                <w:noProof/>
+                <w:webHidden/>
+              </w:rPr>
+              <w:fldChar w:fldCharType="end"/>
+            </w:r>
+          </w:hyperlink>
+        </w:p>
+        <w:p>
+          <w:pPr>
+            <w:pStyle w:val="23"/>
+            <w:tabs>
+              <w:tab w:val="left" w:pos="1680"/>
+              <w:tab w:val="right" w:leader="dot" w:pos="9345"/>
+            </w:tabs>
+            <w:rPr>
+              <w:rFonts w:asciiTheme="minorHAnsi" w:eastAsiaTheme="minorEastAsia" w:hAnsiTheme="minorHAnsi"/>
+              <w:noProof/>
+              <w:sz w:val="24"/>
+              <w:lang w:eastAsia="ru-BY"/>
+            </w:rPr>
+          </w:pPr>
+          <w:hyperlink w:anchor="_Toc228365702" w:history="1">
+            <w:r>
+              <w:rPr>
+                <w:rStyle w:val="af1"/>
+                <w:noProof/>
+              </w:rPr>
+              <w:t>2.7</w:t>
+            </w:r>
+            <w:r>
+              <w:rPr>
+                <w:rFonts w:asciiTheme="minorHAnsi" w:eastAsiaTheme="minorEastAsia" w:hAnsiTheme="minorHAnsi"/>
+                <w:noProof/>
+                <w:sz w:val="24"/>
+                <w:lang w:eastAsia="ru-BY"/>
+              </w:rPr>
+              <w:tab/>
+            </w:r>
+            <w:r>
+              <w:rPr>
+                <w:rStyle w:val="af1"/>
+                <w:noProof/>
+              </w:rPr>
+              <w:t>Организационное обеспечение</w:t>
+            </w:r>
+            <w:r>
+              <w:rPr>
+                <w:noProof/>
+                <w:webHidden/>
+              </w:rPr>
+              <w:tab/>
+            </w:r>
+            <w:r>
+              <w:rPr>
+                <w:noProof/>
+                <w:webHidden/>
+              </w:rPr>
+              <w:fldChar w:fldCharType="begin"/>
+            </w:r>
+            <w:r>
+              <w:rPr>
+                <w:noProof/>
+                <w:webHidden/>
+              </w:rPr>
+              <w:instrText xml:space="preserve"> PAGEREF _Toc228365702 \h </w:instrText>
+            </w:r>
+            <w:r>
+              <w:rPr>
+                <w:noProof/>
+                <w:webHidden/>
+              </w:rPr>
+            </w:r>
+            <w:r>
+              <w:rPr>
+                <w:noProof/>
+                <w:webHidden/>
+              </w:rPr>
+              <w:fldChar w:fldCharType="separate"/>
+            </w:r>
+            <w:r>
+              <w:rPr>
+                <w:noProof/>
+                <w:webHidden/>
+              </w:rPr>
+              <w:t>43</w:t>
             </w:r>
             <w:r>
               <w:rPr>
@@ -7411,7 +7875,7 @@
               <w:lang w:eastAsia="ru-BY"/>
             </w:rPr>
           </w:pPr>
-          <w:hyperlink w:anchor="_Toc228185733" w:history="1">
+          <w:hyperlink w:anchor="_Toc228365703" w:history="1">
             <w:r>
               <w:rPr>
                 <w:rStyle w:val="af1"/>
@@ -7438,7 +7902,7 @@
                 <w:noProof/>
                 <w:webHidden/>
               </w:rPr>
-              <w:instrText xml:space="preserve"> PAGEREF _Toc228185733 \h </w:instrText>
+              <w:instrText xml:space="preserve"> PAGEREF _Toc228365703 \h </w:instrText>
             </w:r>
             <w:r>
               <w:rPr>
@@ -7458,7 +7922,7 @@
                 <w:noProof/>
                 <w:webHidden/>
               </w:rPr>
-              <w:t>8</w:t>
+              <w:t>46</w:t>
             </w:r>
             <w:r>
               <w:rPr>
@@ -7479,7 +7943,7 @@
               <w:lang w:eastAsia="ru-BY"/>
             </w:rPr>
           </w:pPr>
-          <w:hyperlink w:anchor="_Toc228185734" w:history="1">
+          <w:hyperlink w:anchor="_Toc228365704" w:history="1">
             <w:r>
               <w:rPr>
                 <w:rStyle w:val="af1"/>
@@ -7507,7 +7971,7 @@
                 <w:noProof/>
                 <w:webHidden/>
               </w:rPr>
-              <w:instrText xml:space="preserve"> PAGEREF _Toc228185734 \h </w:instrText>
+              <w:instrText xml:space="preserve"> PAGEREF _Toc228365704 \h </w:instrText>
             </w:r>
             <w:r>
               <w:rPr>
@@ -7527,7 +7991,7 @@
                 <w:noProof/>
                 <w:webHidden/>
               </w:rPr>
-              <w:t>9</w:t>
+              <w:t>47</w:t>
             </w:r>
             <w:r>
               <w:rPr>
@@ -7548,7 +8012,7 @@
               <w:lang w:eastAsia="ru-BY"/>
             </w:rPr>
           </w:pPr>
-          <w:hyperlink w:anchor="_Toc228185735" w:history="1">
+          <w:hyperlink w:anchor="_Toc228365705" w:history="1">
             <w:r>
               <w:rPr>
                 <w:rStyle w:val="af1"/>
@@ -7556,7 +8020,7 @@
                 <w:noProof/>
                 <w:lang w:eastAsia="ru-RU"/>
               </w:rPr>
-              <w:t>ПРИЛОЖЕНИЕ А (обязательное) План-проспект дипломного проекта на тему «Автоматизированная информационная система музыкального сервиса»</w:t>
+              <w:t>ПРИЛОЖЕНИЕ А (обязательное) Листинг кода</w:t>
             </w:r>
             <w:r>
               <w:rPr>
@@ -7577,7 +8041,7 @@
                 <w:noProof/>
                 <w:webHidden/>
               </w:rPr>
-              <w:instrText xml:space="preserve"> PAGEREF _Toc228185735 \h </w:instrText>
+              <w:instrText xml:space="preserve"> PAGEREF _Toc228365705 \h </w:instrText>
             </w:r>
             <w:r>
               <w:rPr>
@@ -7597,7 +8061,7 @@
                 <w:noProof/>
                 <w:webHidden/>
               </w:rPr>
-              <w:t>10</w:t>
+              <w:t>48</w:t>
             </w:r>
             <w:r>
               <w:rPr>
@@ -7686,7 +8150,7 @@
         </w:tabs>
         <w:jc w:val="center"/>
       </w:pPr>
-      <w:bookmarkStart w:id="7" w:name="_Toc228185722"/>
+      <w:bookmarkStart w:id="7" w:name="_Toc228365689"/>
       <w:r>
         <w:lastRenderedPageBreak/>
         <w:t>Введение</w:t>
@@ -7696,71 +8160,195 @@
     </w:p>
     <w:p>
       <w:pPr>
-        <w:spacing w:line="276" w:lineRule="auto"/>
-        <w:rPr>
-          <w:lang w:val="ru-RU"/>
-        </w:rPr>
-      </w:pPr>
-    </w:p>
-    <w:p>
-      <w:pPr>
-        <w:spacing w:line="276" w:lineRule="auto"/>
-        <w:rPr>
-          <w:lang w:val="ru-RU"/>
-        </w:rPr>
-      </w:pPr>
-      <w:r>
-        <w:t>На сегодняшний день при подготовке высококвалифицированных специалистов необходимым и важным этапом обучения является прохождение преддипломной практики.</w:t>
-      </w:r>
-    </w:p>
-    <w:p>
-      <w:pPr>
-        <w:spacing w:line="276" w:lineRule="auto"/>
-        <w:rPr>
-          <w:lang w:val="ru-RU"/>
-        </w:rPr>
-      </w:pPr>
-      <w:r>
-        <w:t>Практика является видом учебного процесса, в ходе которого осуществляется непосредственная связь обучения с производством, подготовка студентов к профессиональной деятельности. Она должна способствовать обеспечению качественной теоретической и практической подготовки студентов, формированию у них профессиональных практических знаний, умений и навыков, необходимых для будущей работы.</w:t>
-      </w:r>
-    </w:p>
-    <w:p>
-      <w:pPr>
-        <w:spacing w:line="276" w:lineRule="auto"/>
-        <w:rPr>
-          <w:lang w:val="ru-RU"/>
-        </w:rPr>
-      </w:pPr>
-      <w:r>
-        <w:t>Целью преддипломной практики является приобретение опыта самостоятельного исследования актуальной научно-технической проблемы. При прохождении преддипломной практики осуществляется сбор исходных данных и других необходимых материалов для обеспечения успешной подготовки дипломного проекта.</w:t>
-      </w:r>
-    </w:p>
-    <w:p>
-      <w:pPr>
-        <w:spacing w:line="276" w:lineRule="auto"/>
-        <w:rPr>
-          <w:lang w:val="ru-RU"/>
-        </w:rPr>
-      </w:pPr>
-      <w:r>
-        <w:t>Прохождение практики осуществлялось в УО "Белорусский государственный университет информатики и радиоэлектроники", в отделе автоматизированных систем управления и информационных технологий обучения.</w:t>
-      </w:r>
-    </w:p>
-    <w:p>
-      <w:pPr>
-        <w:spacing w:line="276" w:lineRule="auto"/>
-        <w:rPr>
-          <w:lang w:val="ru-RU"/>
-        </w:rPr>
-      </w:pPr>
-      <w:r>
-        <w:rPr>
-          <w:lang w:val="ru-RU"/>
-        </w:rPr>
-        <w:t>П</w:t>
-      </w:r>
-      <w:r>
-        <w:t>ри прохождении практики поставлены следующие задачи:</w:t>
+        <w:rPr>
+          <w:lang w:val="ru-RU"/>
+        </w:rPr>
+      </w:pPr>
+    </w:p>
+    <w:p>
+      <w:r>
+        <w:t xml:space="preserve">В современных условиях индустрия цифрового контента переживает стремительную трансформацию. Музыкальные стриминговые платформы стали основным каналом распространения медиапродукции, однако большая часть рынка сосредоточена вокруг глобальных сервисов, которые не всегда отвечают узкоспециализированным требованиям независимых лейблов и нишевых </w:t>
+      </w:r>
+      <w:proofErr w:type="spellStart"/>
+      <w:r>
+        <w:t>медиаплатформ</w:t>
+      </w:r>
+      <w:proofErr w:type="spellEnd"/>
+      <w:r>
+        <w:t>.</w:t>
+      </w:r>
+    </w:p>
+    <w:p>
+      <w:r>
+        <w:t xml:space="preserve">Основной проблемой в данной предметной области является отсутствие автоматизированных инструментов, позволяющих эффективно управлять </w:t>
+      </w:r>
+      <w:proofErr w:type="spellStart"/>
+      <w:r>
+        <w:t>медиабиблиотекой</w:t>
+      </w:r>
+      <w:proofErr w:type="spellEnd"/>
+      <w:r>
+        <w:t>, анализировать предпочтения аудитории и обеспечивать безопасное хранение контента с учетом специфики независимого сектора. Применение современных информационных технологий, таких как объектные хранилища (</w:t>
+      </w:r>
+      <w:r>
+        <w:rPr>
+          <w:i/>
+          <w:iCs/>
+        </w:rPr>
+        <w:t>S3</w:t>
+      </w:r>
+      <w:r>
+        <w:t>), системы управления базами данных с поддержкой сложных аналитических запросов (</w:t>
+      </w:r>
+      <w:proofErr w:type="spellStart"/>
+      <w:r>
+        <w:rPr>
+          <w:i/>
+          <w:iCs/>
+        </w:rPr>
+        <w:t>PostgreSQL</w:t>
+      </w:r>
+      <w:proofErr w:type="spellEnd"/>
+      <w:r>
+        <w:t>) и алгоритмы машинного обучения для рекомендательных систем, позволяет существенно повысить качество взаимодействия с пользователем и оптимизировать внутренние процессы управления контентом.</w:t>
+      </w:r>
+    </w:p>
+    <w:p>
+      <w:r>
+        <w:t xml:space="preserve">Целью данного дипломного проекта является проектирование и разработка информационной системы для автоматизации процессов управления </w:t>
+      </w:r>
+      <w:proofErr w:type="spellStart"/>
+      <w:r>
+        <w:t>медиабиблиотекой</w:t>
+      </w:r>
+      <w:proofErr w:type="spellEnd"/>
+      <w:r>
+        <w:t xml:space="preserve"> и формирования персонализированных рекомендаций для слушателей независимых музыкальных платформ.</w:t>
+      </w:r>
+    </w:p>
+    <w:p>
+      <w:r>
+        <w:t>Для достижения поставленной цели необходимо решить следующие задачи:</w:t>
+      </w:r>
+    </w:p>
+    <w:p>
+      <w:pPr>
+        <w:numPr>
+          <w:ilvl w:val="0"/>
+          <w:numId w:val="35"/>
+        </w:numPr>
+        <w:tabs>
+          <w:tab w:val="clear" w:pos="720"/>
+          <w:tab w:val="num" w:pos="1134"/>
+        </w:tabs>
+        <w:ind w:left="0" w:firstLine="709"/>
+      </w:pPr>
+      <w:r>
+        <w:t>Провести анализ существующих решений и выявить основные функциональные требования к проектируемой системе.</w:t>
+      </w:r>
+    </w:p>
+    <w:p>
+      <w:pPr>
+        <w:numPr>
+          <w:ilvl w:val="0"/>
+          <w:numId w:val="35"/>
+        </w:numPr>
+        <w:tabs>
+          <w:tab w:val="clear" w:pos="720"/>
+          <w:tab w:val="num" w:pos="1134"/>
+        </w:tabs>
+        <w:ind w:left="0" w:firstLine="709"/>
+      </w:pPr>
+      <w:r>
+        <w:t>Спроектировать архитектуру информационной системы и схему базы данных, обеспечивающую целостность и масштабируемость.</w:t>
+      </w:r>
+    </w:p>
+    <w:p>
+      <w:pPr>
+        <w:numPr>
+          <w:ilvl w:val="0"/>
+          <w:numId w:val="35"/>
+        </w:numPr>
+        <w:tabs>
+          <w:tab w:val="clear" w:pos="720"/>
+          <w:tab w:val="num" w:pos="1134"/>
+        </w:tabs>
+        <w:ind w:left="0" w:firstLine="709"/>
+      </w:pPr>
+      <w:r>
+        <w:t>Разработать программный комплекс, включающий серверную логику (</w:t>
+      </w:r>
+      <w:proofErr w:type="spellStart"/>
+      <w:r>
+        <w:rPr>
+          <w:i/>
+          <w:iCs/>
+        </w:rPr>
+        <w:t>backend</w:t>
+      </w:r>
+      <w:proofErr w:type="spellEnd"/>
+      <w:r>
+        <w:t xml:space="preserve">) для обработки </w:t>
+      </w:r>
+      <w:proofErr w:type="spellStart"/>
+      <w:r>
+        <w:t>медиаданных</w:t>
+      </w:r>
+      <w:proofErr w:type="spellEnd"/>
+      <w:r>
+        <w:t xml:space="preserve"> и реализации рекомендательных алгоритмов.</w:t>
+      </w:r>
+    </w:p>
+    <w:p>
+      <w:pPr>
+        <w:numPr>
+          <w:ilvl w:val="0"/>
+          <w:numId w:val="35"/>
+        </w:numPr>
+        <w:tabs>
+          <w:tab w:val="clear" w:pos="720"/>
+          <w:tab w:val="num" w:pos="1134"/>
+        </w:tabs>
+        <w:ind w:left="0" w:firstLine="709"/>
+      </w:pPr>
+      <w:r>
+        <w:t>Реализовать удобный пользовательский интерфейс, отвечающий современным стандартам эргономики и юзабилити.</w:t>
+      </w:r>
+    </w:p>
+    <w:p>
+      <w:pPr>
+        <w:numPr>
+          <w:ilvl w:val="0"/>
+          <w:numId w:val="35"/>
+        </w:numPr>
+        <w:tabs>
+          <w:tab w:val="clear" w:pos="720"/>
+          <w:tab w:val="num" w:pos="1134"/>
+        </w:tabs>
+        <w:ind w:left="0" w:firstLine="709"/>
+      </w:pPr>
+      <w:r>
+        <w:t>Обеспечить безопасность хранения и передачи данных, а также корректную работу с медиаресурсами.</w:t>
+      </w:r>
+    </w:p>
+    <w:p>
+      <w:r>
+        <w:t>В работе применяются методы системного анализа, объектно-ориентированного проектирования и моделирования бизнес-процессов (</w:t>
+      </w:r>
+      <w:r>
+        <w:rPr>
+          <w:i/>
+          <w:iCs/>
+        </w:rPr>
+        <w:t>DFD</w:t>
+      </w:r>
+      <w:r>
+        <w:t>).</w:t>
+      </w:r>
+    </w:p>
+    <w:p>
+      <w:r>
+        <w:t>Для разработки системы используются следующие программные и технические средства:</w:t>
       </w:r>
     </w:p>
     <w:p>
@@ -7768,20 +8356,34 @@
         <w:pStyle w:val="a7"/>
         <w:numPr>
           <w:ilvl w:val="0"/>
-          <w:numId w:val="1"/>
+          <w:numId w:val="37"/>
         </w:numPr>
         <w:tabs>
-          <w:tab w:val="left" w:pos="993"/>
+          <w:tab w:val="left" w:pos="1134"/>
         </w:tabs>
-        <w:spacing w:line="276" w:lineRule="auto"/>
-        <w:ind w:left="0" w:firstLine="709"/>
-        <w:contextualSpacing w:val="0"/>
-        <w:rPr>
-          <w:lang w:val="ru-RU"/>
-        </w:rPr>
-      </w:pPr>
-      <w:r>
-        <w:t>ознакомиться с организационной структурой предприятия;</w:t>
+        <w:ind w:left="0" w:firstLine="720"/>
+        <w:rPr>
+          <w:i/>
+          <w:iCs/>
+        </w:rPr>
+      </w:pPr>
+      <w:r>
+        <w:rPr>
+          <w:i/>
+          <w:iCs/>
+        </w:rPr>
+        <w:lastRenderedPageBreak/>
+        <w:t>Java</w:t>
+      </w:r>
+      <w:r>
+        <w:rPr>
+          <w:i/>
+          <w:iCs/>
+        </w:rPr>
+        <w:t>/Node.js</w:t>
+      </w:r>
+      <w:r>
+        <w:t xml:space="preserve"> для построения серверной части.</w:t>
       </w:r>
     </w:p>
     <w:p>
@@ -7789,20 +8391,34 @@
         <w:pStyle w:val="a7"/>
         <w:numPr>
           <w:ilvl w:val="0"/>
-          <w:numId w:val="1"/>
+          <w:numId w:val="37"/>
         </w:numPr>
         <w:tabs>
-          <w:tab w:val="left" w:pos="993"/>
+          <w:tab w:val="left" w:pos="1134"/>
         </w:tabs>
-        <w:spacing w:line="276" w:lineRule="auto"/>
-        <w:ind w:left="0" w:firstLine="709"/>
-        <w:contextualSpacing w:val="0"/>
-        <w:rPr>
-          <w:lang w:val="ru-RU"/>
-        </w:rPr>
-      </w:pPr>
-      <w:r>
-        <w:t>ознакомиться с информационными технологиями, используемыми на предприятии;</w:t>
+        <w:ind w:left="0" w:firstLine="720"/>
+      </w:pPr>
+      <w:proofErr w:type="spellStart"/>
+      <w:r>
+        <w:rPr>
+          <w:i/>
+          <w:iCs/>
+        </w:rPr>
+        <w:t>PostgreSQL</w:t>
+      </w:r>
+      <w:proofErr w:type="spellEnd"/>
+      <w:r>
+        <w:t xml:space="preserve"> (с использованием </w:t>
+      </w:r>
+      <w:r>
+        <w:rPr>
+          <w:i/>
+          <w:iCs/>
+        </w:rPr>
+        <w:t>JSONB</w:t>
+      </w:r>
+      <w:r>
+        <w:t xml:space="preserve"> для гибкого хранения метаданных).</w:t>
       </w:r>
     </w:p>
     <w:p>
@@ -7810,20 +8426,24 @@
         <w:pStyle w:val="a7"/>
         <w:numPr>
           <w:ilvl w:val="0"/>
-          <w:numId w:val="1"/>
+          <w:numId w:val="37"/>
         </w:numPr>
         <w:tabs>
-          <w:tab w:val="left" w:pos="993"/>
+          <w:tab w:val="left" w:pos="1134"/>
         </w:tabs>
-        <w:spacing w:line="276" w:lineRule="auto"/>
-        <w:ind w:left="0" w:firstLine="709"/>
-        <w:contextualSpacing w:val="0"/>
-        <w:rPr>
-          <w:lang w:val="ru-RU"/>
-        </w:rPr>
-      </w:pPr>
-      <w:r>
-        <w:t>сформировать план работ на время преддипломной практики;</w:t>
+        <w:ind w:left="0" w:firstLine="720"/>
+      </w:pPr>
+      <w:proofErr w:type="spellStart"/>
+      <w:r>
+        <w:rPr>
+          <w:i/>
+          <w:iCs/>
+        </w:rPr>
+        <w:t>Docker</w:t>
+      </w:r>
+      <w:proofErr w:type="spellEnd"/>
+      <w:r>
+        <w:t>, обеспечивающий переносимость и стабильность программной среды.</w:t>
       </w:r>
     </w:p>
     <w:p>
@@ -7831,20 +8451,22 @@
         <w:pStyle w:val="a7"/>
         <w:numPr>
           <w:ilvl w:val="0"/>
-          <w:numId w:val="1"/>
+          <w:numId w:val="37"/>
         </w:numPr>
         <w:tabs>
-          <w:tab w:val="left" w:pos="993"/>
+          <w:tab w:val="left" w:pos="1134"/>
         </w:tabs>
-        <w:spacing w:line="276" w:lineRule="auto"/>
-        <w:ind w:left="0" w:firstLine="709"/>
-        <w:contextualSpacing w:val="0"/>
-        <w:rPr>
-          <w:lang w:val="ru-RU"/>
-        </w:rPr>
-      </w:pPr>
-      <w:r>
-        <w:t>проанализировать и обобщить полученную информацию;</w:t>
+        <w:ind w:left="0" w:firstLine="720"/>
+      </w:pPr>
+      <w:r>
+        <w:rPr>
+          <w:i/>
+          <w:iCs/>
+        </w:rPr>
+        <w:t>S</w:t>
+      </w:r>
+      <w:r>
+        <w:t>3-совместимые объектные хранилища для медиаконтента.</w:t>
       </w:r>
     </w:p>
     <w:p>
@@ -7852,46 +8474,45 @@
         <w:pStyle w:val="a7"/>
         <w:numPr>
           <w:ilvl w:val="0"/>
-          <w:numId w:val="1"/>
+          <w:numId w:val="37"/>
         </w:numPr>
         <w:tabs>
-          <w:tab w:val="left" w:pos="993"/>
+          <w:tab w:val="left" w:pos="1134"/>
         </w:tabs>
-        <w:spacing w:line="276" w:lineRule="auto"/>
-        <w:ind w:left="0" w:firstLine="709"/>
-        <w:contextualSpacing w:val="0"/>
-        <w:rPr>
-          <w:lang w:val="ru-RU"/>
-        </w:rPr>
-      </w:pPr>
-      <w:r>
-        <w:t>результат выполнения включить в отчет по практике.</w:t>
-      </w:r>
-    </w:p>
-    <w:p>
-      <w:pPr>
-        <w:pStyle w:val="a7"/>
-        <w:numPr>
-          <w:ilvl w:val="0"/>
-          <w:numId w:val="1"/>
-        </w:numPr>
-        <w:tabs>
-          <w:tab w:val="left" w:pos="993"/>
-        </w:tabs>
-        <w:spacing w:line="276" w:lineRule="auto"/>
-        <w:ind w:left="0" w:firstLine="709"/>
-        <w:contextualSpacing w:val="0"/>
-        <w:rPr>
-          <w:lang w:val="ru-RU"/>
-        </w:rPr>
-      </w:pPr>
-      <w:r>
-        <w:rPr>
-          <w:lang w:val="ru-RU"/>
-        </w:rPr>
-        <w:t>работа и сбор информации для написания дипломного проекта</w:t>
-      </w:r>
-    </w:p>
+        <w:ind w:left="0" w:firstLine="720"/>
+      </w:pPr>
+      <w:proofErr w:type="spellStart"/>
+      <w:r>
+        <w:rPr>
+          <w:i/>
+          <w:iCs/>
+        </w:rPr>
+        <w:t>RESTful</w:t>
+      </w:r>
+      <w:proofErr w:type="spellEnd"/>
+      <w:r>
+        <w:t xml:space="preserve"> </w:t>
+      </w:r>
+      <w:r>
+        <w:rPr>
+          <w:i/>
+          <w:iCs/>
+        </w:rPr>
+        <w:t>API</w:t>
+      </w:r>
+      <w:r>
+        <w:t xml:space="preserve"> для взаимодействия клиента и сервера.</w:t>
+      </w:r>
+    </w:p>
+    <w:p>
+      <w:r>
+        <w:t>Дипломный проект выполнен самостоятельно, проверен в системе «Антиплагиат». Процент оригинальности соответствует норме, установленной кафедрой. Цитирования обозначены ссылками на публикации, указанные в «Списке использованных источников»</w:t>
+      </w:r>
+    </w:p>
+    <w:p/>
+    <w:p/>
+    <w:p/>
+    <w:p/>
     <w:p>
       <w:pPr>
         <w:tabs>
@@ -7899,9 +8520,15 @@
         </w:tabs>
         <w:spacing w:line="276" w:lineRule="auto"/>
         <w:ind w:firstLine="0"/>
-        <w:rPr>
-          <w:lang w:val="ru-RU"/>
-        </w:rPr>
+      </w:pPr>
+    </w:p>
+    <w:p>
+      <w:pPr>
+        <w:tabs>
+          <w:tab w:val="left" w:pos="993"/>
+        </w:tabs>
+        <w:spacing w:line="276" w:lineRule="auto"/>
+        <w:ind w:firstLine="0"/>
         <w:sectPr>
           <w:pgSz w:w="11906" w:h="16838"/>
           <w:pgMar w:top="1134" w:right="850" w:bottom="1134" w:left="1701" w:header="567" w:footer="567" w:gutter="0"/>
@@ -7915,7 +8542,7 @@
         <w:pStyle w:val="1"/>
       </w:pPr>
       <w:bookmarkStart w:id="8" w:name="_Toc225431803"/>
-      <w:bookmarkStart w:id="9" w:name="_Toc228185723"/>
+      <w:bookmarkStart w:id="9" w:name="_Toc228365690"/>
       <w:r>
         <w:lastRenderedPageBreak/>
         <w:t>О</w:t>
@@ -7945,7 +8572,7 @@
         <w:pStyle w:val="2"/>
       </w:pPr>
       <w:bookmarkStart w:id="10" w:name="_Toc225431804"/>
-      <w:bookmarkStart w:id="11" w:name="_Toc228185724"/>
+      <w:bookmarkStart w:id="11" w:name="_Toc228365691"/>
       <w:r>
         <w:t>1.1</w:t>
       </w:r>
@@ -8584,7 +9211,7 @@
         <w:pStyle w:val="2"/>
       </w:pPr>
       <w:bookmarkStart w:id="12" w:name="_Toc225431805"/>
-      <w:bookmarkStart w:id="13" w:name="_Toc228185725"/>
+      <w:bookmarkStart w:id="13" w:name="_Toc228365692"/>
       <w:r>
         <w:t>1.2</w:t>
       </w:r>
@@ -9227,7 +9854,7 @@
         <w:pStyle w:val="2"/>
       </w:pPr>
       <w:bookmarkStart w:id="14" w:name="_Toc225431806"/>
-      <w:bookmarkStart w:id="15" w:name="_Toc228185726"/>
+      <w:bookmarkStart w:id="15" w:name="_Toc228365693"/>
       <w:r>
         <w:t>1.3</w:t>
       </w:r>
@@ -10288,7 +10915,7 @@
         </w:rPr>
         <w:lastRenderedPageBreak/>
         <w:drawing>
-          <wp:inline distT="0" distB="0" distL="0" distR="0" wp14:anchorId="5B162A4C" wp14:editId="26333556">
+          <wp:inline distT="0" distB="0" distL="0" distR="0" wp14:anchorId="5B162A4C" wp14:editId="720A002A">
             <wp:extent cx="5897187" cy="3022600"/>
             <wp:effectExtent l="0" t="0" r="8890" b="6350"/>
             <wp:docPr id="2" name="Рисунок 2"/>
@@ -11124,7 +11751,7 @@
         <w:pStyle w:val="2"/>
       </w:pPr>
       <w:bookmarkStart w:id="17" w:name="_Toc225431807"/>
-      <w:bookmarkStart w:id="18" w:name="_Toc228185727"/>
+      <w:bookmarkStart w:id="18" w:name="_Toc228365694"/>
       <w:r>
         <w:t>1.4</w:t>
       </w:r>
@@ -11363,7 +11990,7 @@
       <w:pPr>
         <w:pStyle w:val="1"/>
       </w:pPr>
-      <w:bookmarkStart w:id="20" w:name="_Toc228185728"/>
+      <w:bookmarkStart w:id="20" w:name="_Toc228365695"/>
       <w:r>
         <w:lastRenderedPageBreak/>
         <w:t>Проектирование структуры информационной системы</w:t>
@@ -11379,7 +12006,7 @@
       <w:pPr>
         <w:pStyle w:val="2"/>
       </w:pPr>
-      <w:bookmarkStart w:id="21" w:name="_Toc228185729"/>
+      <w:bookmarkStart w:id="21" w:name="_Toc228365696"/>
       <w:r>
         <w:t>2.1</w:t>
       </w:r>
@@ -11410,7 +12037,21 @@
         <w:rPr>
           <w:lang w:val="ru-RU"/>
         </w:rPr>
-        <w:t>Назначением разрабатываемой АИС является автоматизация процессов управления музыкальным контентом, хранения медиа-активов и персонализированной доставки контента конечным пользователям (слушателям). Система призвана решить проблему отсутствия единой инфраструктуры управления для независимых медиа-платформ, минимизировать трудозатраты на ручную обработку метаданных и обеспечить масштабируемость при увеличении объема медиатеки. Внедрение системы позволяет перейти от разрозненных методов хранения (облачные диски, неструктурированные базы) к централизованному управлению данными, что существенно повышает эффективность деятельности лейбла или стриминговой площадки.</w:t>
+        <w:t xml:space="preserve">Назначением разрабатываемой АИС является автоматизация процессов управления музыкальным контентом, хранения </w:t>
+      </w:r>
+      <w:proofErr w:type="gramStart"/>
+      <w:r>
+        <w:rPr>
+          <w:lang w:val="ru-RU"/>
+        </w:rPr>
+        <w:t>медиа-активов</w:t>
+      </w:r>
+      <w:proofErr w:type="gramEnd"/>
+      <w:r>
+        <w:rPr>
+          <w:lang w:val="ru-RU"/>
+        </w:rPr>
+        <w:t xml:space="preserve"> и персонализированной доставки контента конечным пользователям (слушателям). Система призвана решить проблему отсутствия единой инфраструктуры управления для независимых медиа-платформ, минимизировать трудозатраты на ручную обработку метаданных и обеспечить масштабируемость при увеличении объема медиатеки. Внедрение системы позволяет перейти от разрозненных методов хранения (облачные диски, неструктурированные базы) к централизованному управлению данными, что существенно повышает эффективность деятельности лейбла или стриминговой площадки.</w:t>
       </w:r>
     </w:p>
     <w:p>
@@ -12194,7 +12835,7 @@
       <w:pPr>
         <w:pStyle w:val="2"/>
       </w:pPr>
-      <w:bookmarkStart w:id="22" w:name="_Toc228185730"/>
+      <w:bookmarkStart w:id="22" w:name="_Toc228365697"/>
       <w:r>
         <w:lastRenderedPageBreak/>
         <w:t>2.2</w:t>
@@ -12913,7 +13554,7 @@
       <w:pPr>
         <w:pStyle w:val="2"/>
       </w:pPr>
-      <w:bookmarkStart w:id="23" w:name="_Toc228185731"/>
+      <w:bookmarkStart w:id="23" w:name="_Toc228365698"/>
       <w:r>
         <w:t>2.3</w:t>
       </w:r>
@@ -14647,7 +15288,7 @@
       <w:pPr>
         <w:pStyle w:val="2"/>
       </w:pPr>
-      <w:bookmarkStart w:id="24" w:name="_Toc228185732"/>
+      <w:bookmarkStart w:id="24" w:name="_Toc228365699"/>
       <w:r>
         <w:t>2.4</w:t>
       </w:r>
@@ -16322,7 +16963,21 @@
         <w:rPr>
           <w:lang w:val="ru-RU"/>
         </w:rPr>
-        <w:t>Для работы системы необходимо было построить базу данных(БД). Диаграмма БД представлена на рисунке 2.4.</w:t>
+        <w:t xml:space="preserve">Для работы системы необходимо было построить базу </w:t>
+      </w:r>
+      <w:proofErr w:type="gramStart"/>
+      <w:r>
+        <w:rPr>
+          <w:lang w:val="ru-RU"/>
+        </w:rPr>
+        <w:t>данных(</w:t>
+      </w:r>
+      <w:proofErr w:type="gramEnd"/>
+      <w:r>
+        <w:rPr>
+          <w:lang w:val="ru-RU"/>
+        </w:rPr>
+        <w:t>БД). Диаграмма БД представлена на рисунке 2.4.</w:t>
       </w:r>
       <w:r>
         <w:rPr>
@@ -16482,13 +17137,24 @@
         <w:t xml:space="preserve">, </w:t>
       </w:r>
       <w:r>
-        <w:t>необходимые для управления системой</w:t>
-      </w:r>
-      <w:r>
-        <w:rPr>
-          <w:lang w:val="ru-RU"/>
-        </w:rPr>
-        <w:t>(см. таблица 2.8)</w:t>
+        <w:t xml:space="preserve">необходимые для управления </w:t>
+      </w:r>
+      <w:proofErr w:type="gramStart"/>
+      <w:r>
+        <w:t>системой</w:t>
+      </w:r>
+      <w:r>
+        <w:rPr>
+          <w:lang w:val="ru-RU"/>
+        </w:rPr>
+        <w:t>(</w:t>
+      </w:r>
+      <w:proofErr w:type="gramEnd"/>
+      <w:r>
+        <w:rPr>
+          <w:lang w:val="ru-RU"/>
+        </w:rPr>
+        <w:t>см. таблица 2.8)</w:t>
       </w:r>
       <w:r>
         <w:t>.</w:t>
@@ -20938,6 +21604,7 @@
       <w:pPr>
         <w:pStyle w:val="2"/>
       </w:pPr>
+      <w:bookmarkStart w:id="25" w:name="_Toc228365700"/>
       <w:r>
         <w:t>2.5</w:t>
       </w:r>
@@ -20953,6 +21620,7 @@
       <w:r>
         <w:t>чение</w:t>
       </w:r>
+      <w:bookmarkEnd w:id="25"/>
     </w:p>
     <w:p>
       <w:pPr>
@@ -22306,6 +22974,7 @@
       <w:pPr>
         <w:pStyle w:val="2"/>
       </w:pPr>
+      <w:bookmarkStart w:id="26" w:name="_Toc228365701"/>
       <w:r>
         <w:t>2.6</w:t>
       </w:r>
@@ -22313,6 +22982,7 @@
         <w:tab/>
         <w:t>Эргономическое обеспечение</w:t>
       </w:r>
+      <w:bookmarkEnd w:id="26"/>
     </w:p>
     <w:p>
       <w:pPr>
@@ -22406,6 +23076,7 @@
       <w:pPr>
         <w:pStyle w:val="2"/>
       </w:pPr>
+      <w:bookmarkStart w:id="27" w:name="_Toc228365702"/>
       <w:r>
         <w:t>2.7</w:t>
       </w:r>
@@ -22413,6 +23084,7 @@
         <w:tab/>
         <w:t>Организационное обеспечение</w:t>
       </w:r>
+      <w:bookmarkEnd w:id="27"/>
     </w:p>
     <w:p>
       <w:pPr>
@@ -22506,13 +23178,7 @@
         <w:rPr>
           <w:lang w:val="ru-RU"/>
         </w:rPr>
-        <w:t>1</w:t>
-      </w:r>
-      <w:r>
-        <w:rPr>
-          <w:lang w:val="ru-RU"/>
-        </w:rPr>
-        <w:t>1</w:t>
+        <w:t>11</w:t>
       </w:r>
       <w:r>
         <w:t xml:space="preserve"> </w:t>
@@ -23002,13 +23668,7 @@
         <w:rPr>
           <w:lang w:val="ru-RU"/>
         </w:rPr>
-        <w:t>1</w:t>
-      </w:r>
-      <w:r>
-        <w:rPr>
-          <w:lang w:val="ru-RU"/>
-        </w:rPr>
-        <w:t>2</w:t>
+        <w:t>12</w:t>
       </w:r>
       <w:r>
         <w:t xml:space="preserve"> </w:t>
@@ -23643,7 +24303,7 @@
         </w:tabs>
         <w:jc w:val="center"/>
       </w:pPr>
-      <w:bookmarkStart w:id="25" w:name="_Toc228185733"/>
+      <w:bookmarkStart w:id="28" w:name="_Toc228365703"/>
       <w:r>
         <w:lastRenderedPageBreak/>
         <w:t>За</w:t>
@@ -23652,7 +24312,7 @@
       <w:r>
         <w:t>ключение</w:t>
       </w:r>
-      <w:bookmarkEnd w:id="25"/>
+      <w:bookmarkEnd w:id="28"/>
     </w:p>
     <w:p>
       <w:pPr>
@@ -23853,7 +24513,7 @@
           <w:rFonts w:eastAsia="Calibri Light"/>
         </w:rPr>
       </w:pPr>
-      <w:bookmarkStart w:id="26" w:name="_Toc228185734"/>
+      <w:bookmarkStart w:id="29" w:name="_Toc228365704"/>
       <w:r>
         <w:rPr>
           <w:rFonts w:eastAsia="Calibri Light"/>
@@ -23861,7 +24521,7 @@
         <w:lastRenderedPageBreak/>
         <w:t>СПИСОК ИСПОЛЬЗОВАННЫХ ИСТОЧНИКОВ</w:t>
       </w:r>
-      <w:bookmarkEnd w:id="26"/>
+      <w:bookmarkEnd w:id="29"/>
     </w:p>
     <w:p>
       <w:pPr>
@@ -24426,7 +25086,7 @@
           <w:lang w:eastAsia="ru-RU"/>
         </w:rPr>
       </w:pPr>
-      <w:bookmarkStart w:id="27" w:name="_Toc228185735"/>
+      <w:bookmarkStart w:id="30" w:name="_Toc228365705"/>
       <w:r>
         <w:rPr>
           <w:rFonts w:eastAsia="Times New Roman"/>
@@ -24455,37 +25115,9 @@
           <w:rFonts w:eastAsia="Times New Roman"/>
           <w:lang w:eastAsia="ru-RU"/>
         </w:rPr>
-        <w:t>План-проспект дипломного проекта на тему</w:t>
-      </w:r>
-      <w:r>
-        <w:rPr>
-          <w:rFonts w:eastAsia="Times New Roman"/>
-          <w:lang w:eastAsia="ru-RU"/>
-        </w:rPr>
-        <w:br/>
-      </w:r>
-      <w:r>
-        <w:rPr>
-          <w:rFonts w:eastAsia="Times New Roman"/>
-          <w:lang w:eastAsia="ru-RU"/>
-        </w:rPr>
-        <w:t>«</w:t>
-      </w:r>
-      <w:r>
-        <w:rPr>
-          <w:rFonts w:eastAsia="Times New Roman"/>
-          <w:lang w:eastAsia="ru-RU"/>
-        </w:rPr>
-        <w:t>Автоматизированная информационная система музыкального сервиса</w:t>
-      </w:r>
-      <w:r>
-        <w:rPr>
-          <w:rFonts w:eastAsia="Times New Roman"/>
-          <w:lang w:eastAsia="ru-RU"/>
-        </w:rPr>
-        <w:t>»</w:t>
-      </w:r>
-      <w:bookmarkEnd w:id="27"/>
+        <w:t>Листинг кода</w:t>
+      </w:r>
+      <w:bookmarkEnd w:id="30"/>
     </w:p>
     <w:p>
       <w:pPr>
@@ -24502,559 +25134,6 @@
           <w:lang w:eastAsia="ru-RU"/>
         </w:rPr>
       </w:pPr>
-    </w:p>
-    <w:p>
-      <w:pPr>
-        <w:tabs>
-          <w:tab w:val="left" w:pos="993"/>
-        </w:tabs>
-        <w:spacing w:line="276" w:lineRule="auto"/>
-        <w:ind w:right="181" w:firstLine="0"/>
-        <w:rPr>
-          <w:rFonts w:eastAsia="Times New Roman"/>
-          <w:szCs w:val="28"/>
-          <w:lang w:eastAsia="ru-RU"/>
-        </w:rPr>
-      </w:pPr>
-      <w:r>
-        <w:rPr>
-          <w:rFonts w:eastAsia="Times New Roman"/>
-          <w:szCs w:val="28"/>
-          <w:lang w:eastAsia="ru-RU"/>
-        </w:rPr>
-        <w:t>Введение</w:t>
-      </w:r>
-    </w:p>
-    <w:p>
-      <w:pPr>
-        <w:tabs>
-          <w:tab w:val="left" w:pos="993"/>
-        </w:tabs>
-        <w:spacing w:line="276" w:lineRule="auto"/>
-        <w:ind w:right="181" w:firstLine="0"/>
-        <w:rPr>
-          <w:rFonts w:eastAsia="Times New Roman"/>
-          <w:szCs w:val="28"/>
-          <w:lang w:eastAsia="ru-RU"/>
-        </w:rPr>
-      </w:pPr>
-      <w:r>
-        <w:rPr>
-          <w:rFonts w:eastAsia="Times New Roman"/>
-          <w:szCs w:val="28"/>
-          <w:lang w:eastAsia="ru-RU"/>
-        </w:rPr>
-        <w:t>1 Анализ объекта автоматизации</w:t>
-      </w:r>
-    </w:p>
-    <w:p>
-      <w:pPr>
-        <w:tabs>
-          <w:tab w:val="left" w:pos="993"/>
-        </w:tabs>
-        <w:spacing w:line="276" w:lineRule="auto"/>
-        <w:ind w:right="181" w:firstLine="0"/>
-        <w:rPr>
-          <w:rFonts w:eastAsia="Times New Roman"/>
-          <w:szCs w:val="28"/>
-          <w:lang w:eastAsia="ru-RU"/>
-        </w:rPr>
-      </w:pPr>
-      <w:r>
-        <w:rPr>
-          <w:rFonts w:eastAsia="Times New Roman"/>
-          <w:szCs w:val="28"/>
-          <w:lang w:eastAsia="ru-RU"/>
-        </w:rPr>
-        <w:t>1.1 Обзор предметной области</w:t>
-      </w:r>
-    </w:p>
-    <w:p>
-      <w:pPr>
-        <w:tabs>
-          <w:tab w:val="left" w:pos="993"/>
-        </w:tabs>
-        <w:spacing w:line="276" w:lineRule="auto"/>
-        <w:ind w:right="181" w:firstLine="0"/>
-        <w:rPr>
-          <w:rFonts w:eastAsia="Times New Roman"/>
-          <w:szCs w:val="28"/>
-          <w:lang w:eastAsia="ru-RU"/>
-        </w:rPr>
-      </w:pPr>
-      <w:r>
-        <w:rPr>
-          <w:rFonts w:eastAsia="Times New Roman"/>
-          <w:szCs w:val="28"/>
-          <w:lang w:eastAsia="ru-RU"/>
-        </w:rPr>
-        <w:t>1.2 Обзор аналогов</w:t>
-      </w:r>
-    </w:p>
-    <w:p>
-      <w:pPr>
-        <w:tabs>
-          <w:tab w:val="left" w:pos="993"/>
-        </w:tabs>
-        <w:spacing w:line="276" w:lineRule="auto"/>
-        <w:ind w:right="181" w:firstLine="0"/>
-        <w:rPr>
-          <w:rFonts w:eastAsia="Times New Roman"/>
-          <w:szCs w:val="28"/>
-          <w:lang w:eastAsia="ru-RU"/>
-        </w:rPr>
-      </w:pPr>
-      <w:r>
-        <w:rPr>
-          <w:rFonts w:eastAsia="Times New Roman"/>
-          <w:szCs w:val="28"/>
-          <w:lang w:eastAsia="ru-RU"/>
-        </w:rPr>
-        <w:t>1.3 Постановка задачи</w:t>
-      </w:r>
-    </w:p>
-    <w:p>
-      <w:pPr>
-        <w:tabs>
-          <w:tab w:val="left" w:pos="993"/>
-        </w:tabs>
-        <w:spacing w:line="276" w:lineRule="auto"/>
-        <w:ind w:right="181" w:firstLine="0"/>
-        <w:rPr>
-          <w:rFonts w:eastAsia="Times New Roman"/>
-          <w:szCs w:val="28"/>
-          <w:lang w:val="ru-RU" w:eastAsia="ru-RU"/>
-        </w:rPr>
-      </w:pPr>
-      <w:r>
-        <w:rPr>
-          <w:rFonts w:eastAsia="Times New Roman"/>
-          <w:szCs w:val="28"/>
-          <w:lang w:eastAsia="ru-RU"/>
-        </w:rPr>
-        <w:t xml:space="preserve">2 Проектирование структуры </w:t>
-      </w:r>
-      <w:r>
-        <w:rPr>
-          <w:rFonts w:eastAsia="Times New Roman"/>
-          <w:szCs w:val="28"/>
-          <w:lang w:val="ru-RU" w:eastAsia="ru-RU"/>
-        </w:rPr>
-        <w:t>автоматизированной информационной системы</w:t>
-      </w:r>
-    </w:p>
-    <w:p>
-      <w:pPr>
-        <w:tabs>
-          <w:tab w:val="left" w:pos="993"/>
-        </w:tabs>
-        <w:spacing w:line="276" w:lineRule="auto"/>
-        <w:ind w:right="181" w:firstLine="0"/>
-        <w:rPr>
-          <w:rFonts w:eastAsia="Times New Roman"/>
-          <w:szCs w:val="28"/>
-          <w:lang w:eastAsia="ru-RU"/>
-        </w:rPr>
-      </w:pPr>
-      <w:r>
-        <w:rPr>
-          <w:rFonts w:eastAsia="Times New Roman"/>
-          <w:szCs w:val="28"/>
-          <w:lang w:eastAsia="ru-RU"/>
-        </w:rPr>
-        <w:t>2.1 Организационно-экономическая сущность задачи</w:t>
-      </w:r>
-    </w:p>
-    <w:p>
-      <w:pPr>
-        <w:tabs>
-          <w:tab w:val="left" w:pos="993"/>
-        </w:tabs>
-        <w:spacing w:line="276" w:lineRule="auto"/>
-        <w:ind w:right="181" w:firstLine="0"/>
-        <w:rPr>
-          <w:rFonts w:eastAsia="Times New Roman"/>
-          <w:szCs w:val="28"/>
-          <w:lang w:eastAsia="ru-RU"/>
-        </w:rPr>
-      </w:pPr>
-      <w:r>
-        <w:rPr>
-          <w:rFonts w:eastAsia="Times New Roman"/>
-          <w:szCs w:val="28"/>
-          <w:lang w:eastAsia="ru-RU"/>
-        </w:rPr>
-        <w:t>2.2 Описание структуры системы</w:t>
-      </w:r>
-    </w:p>
-    <w:p>
-      <w:pPr>
-        <w:spacing w:line="276" w:lineRule="auto"/>
-        <w:ind w:left="426" w:right="181" w:hanging="426"/>
-        <w:rPr>
-          <w:rFonts w:eastAsia="Times New Roman"/>
-          <w:szCs w:val="28"/>
-          <w:lang w:eastAsia="ru-RU"/>
-        </w:rPr>
-      </w:pPr>
-      <w:r>
-        <w:rPr>
-          <w:rFonts w:eastAsia="Times New Roman"/>
-          <w:szCs w:val="28"/>
-          <w:lang w:eastAsia="ru-RU"/>
-        </w:rPr>
-        <w:t>2.3</w:t>
-      </w:r>
-      <w:r>
-        <w:rPr>
-          <w:rFonts w:eastAsia="Times New Roman"/>
-          <w:szCs w:val="28"/>
-          <w:lang w:val="ru-RU" w:eastAsia="ru-RU"/>
-        </w:rPr>
-        <w:t> </w:t>
-      </w:r>
-      <w:r>
-        <w:rPr>
-          <w:rFonts w:eastAsia="Times New Roman"/>
-          <w:szCs w:val="28"/>
-          <w:lang w:eastAsia="ru-RU"/>
-        </w:rPr>
-        <w:t xml:space="preserve">Структура </w:t>
-      </w:r>
-      <w:r>
-        <w:rPr>
-          <w:rFonts w:eastAsia="Times New Roman"/>
-          <w:szCs w:val="28"/>
-          <w:lang w:val="ru-RU" w:eastAsia="ru-RU"/>
-        </w:rPr>
-        <w:t>автоматизированной информационной системы</w:t>
-      </w:r>
-    </w:p>
-    <w:p>
-      <w:pPr>
-        <w:tabs>
-          <w:tab w:val="left" w:pos="993"/>
-        </w:tabs>
-        <w:spacing w:line="276" w:lineRule="auto"/>
-        <w:ind w:left="426" w:right="181" w:hanging="426"/>
-        <w:rPr>
-          <w:rFonts w:eastAsia="Times New Roman"/>
-          <w:szCs w:val="28"/>
-          <w:lang w:eastAsia="ru-RU"/>
-        </w:rPr>
-      </w:pPr>
-      <w:r>
-        <w:rPr>
-          <w:rFonts w:eastAsia="Times New Roman"/>
-          <w:szCs w:val="28"/>
-          <w:lang w:eastAsia="ru-RU"/>
-        </w:rPr>
-        <w:t>2.4</w:t>
-      </w:r>
-      <w:r>
-        <w:rPr>
-          <w:rFonts w:eastAsia="Times New Roman"/>
-          <w:szCs w:val="28"/>
-          <w:lang w:val="ru-RU" w:eastAsia="ru-RU"/>
-        </w:rPr>
-        <w:t> </w:t>
-      </w:r>
-      <w:r>
-        <w:rPr>
-          <w:rFonts w:eastAsia="Times New Roman"/>
-          <w:szCs w:val="28"/>
-          <w:lang w:eastAsia="ru-RU"/>
-        </w:rPr>
-        <w:t xml:space="preserve">Информационное обеспечение </w:t>
-      </w:r>
-      <w:r>
-        <w:rPr>
-          <w:rFonts w:eastAsia="Times New Roman"/>
-          <w:szCs w:val="28"/>
-          <w:lang w:val="ru-RU" w:eastAsia="ru-RU"/>
-        </w:rPr>
-        <w:t>автоматизированной информационной системы</w:t>
-      </w:r>
-    </w:p>
-    <w:p>
-      <w:pPr>
-        <w:tabs>
-          <w:tab w:val="left" w:pos="993"/>
-        </w:tabs>
-        <w:spacing w:line="276" w:lineRule="auto"/>
-        <w:ind w:right="181" w:firstLine="0"/>
-        <w:rPr>
-          <w:rFonts w:eastAsia="Times New Roman"/>
-          <w:szCs w:val="28"/>
-          <w:lang w:eastAsia="ru-RU"/>
-        </w:rPr>
-      </w:pPr>
-      <w:r>
-        <w:rPr>
-          <w:rFonts w:eastAsia="Times New Roman"/>
-          <w:szCs w:val="28"/>
-          <w:lang w:eastAsia="ru-RU"/>
-        </w:rPr>
-        <w:t>2.5 Техническое и системное программное обеспечение</w:t>
-      </w:r>
-    </w:p>
-    <w:p>
-      <w:pPr>
-        <w:tabs>
-          <w:tab w:val="left" w:pos="993"/>
-        </w:tabs>
-        <w:spacing w:line="276" w:lineRule="auto"/>
-        <w:ind w:right="181" w:firstLine="0"/>
-        <w:rPr>
-          <w:rFonts w:eastAsia="Times New Roman"/>
-          <w:szCs w:val="28"/>
-          <w:lang w:eastAsia="ru-RU"/>
-        </w:rPr>
-      </w:pPr>
-      <w:r>
-        <w:rPr>
-          <w:rFonts w:eastAsia="Times New Roman"/>
-          <w:szCs w:val="28"/>
-          <w:lang w:eastAsia="ru-RU"/>
-        </w:rPr>
-        <w:t>2.6 Эргономическое обеспечение</w:t>
-      </w:r>
-    </w:p>
-    <w:p>
-      <w:pPr>
-        <w:tabs>
-          <w:tab w:val="left" w:pos="993"/>
-        </w:tabs>
-        <w:spacing w:line="276" w:lineRule="auto"/>
-        <w:ind w:right="181" w:firstLine="0"/>
-        <w:rPr>
-          <w:rFonts w:eastAsia="Times New Roman"/>
-          <w:szCs w:val="28"/>
-          <w:lang w:eastAsia="ru-RU"/>
-        </w:rPr>
-      </w:pPr>
-      <w:r>
-        <w:rPr>
-          <w:rFonts w:eastAsia="Times New Roman"/>
-          <w:szCs w:val="28"/>
-          <w:lang w:eastAsia="ru-RU"/>
-        </w:rPr>
-        <w:t>2.7 Организационное обеспечение</w:t>
-      </w:r>
-    </w:p>
-    <w:p>
-      <w:pPr>
-        <w:tabs>
-          <w:tab w:val="left" w:pos="993"/>
-        </w:tabs>
-        <w:spacing w:line="276" w:lineRule="auto"/>
-        <w:ind w:right="181" w:firstLine="0"/>
-        <w:rPr>
-          <w:rFonts w:eastAsia="Times New Roman"/>
-          <w:szCs w:val="28"/>
-          <w:lang w:val="ru-RU" w:eastAsia="ru-RU"/>
-        </w:rPr>
-      </w:pPr>
-      <w:r>
-        <w:rPr>
-          <w:rFonts w:eastAsia="Times New Roman"/>
-          <w:szCs w:val="28"/>
-          <w:lang w:eastAsia="ru-RU"/>
-        </w:rPr>
-        <w:t xml:space="preserve">3 Программная реализация </w:t>
-      </w:r>
-      <w:r>
-        <w:rPr>
-          <w:rFonts w:eastAsia="Times New Roman"/>
-          <w:szCs w:val="28"/>
-          <w:lang w:val="ru-RU" w:eastAsia="ru-RU"/>
-        </w:rPr>
-        <w:t>музыкального сервиса</w:t>
-      </w:r>
-    </w:p>
-    <w:p>
-      <w:pPr>
-        <w:tabs>
-          <w:tab w:val="left" w:pos="993"/>
-        </w:tabs>
-        <w:spacing w:line="276" w:lineRule="auto"/>
-        <w:ind w:right="181" w:firstLine="0"/>
-        <w:rPr>
-          <w:rFonts w:eastAsia="Times New Roman"/>
-          <w:szCs w:val="28"/>
-          <w:lang w:eastAsia="ru-RU"/>
-        </w:rPr>
-      </w:pPr>
-      <w:r>
-        <w:rPr>
-          <w:rFonts w:eastAsia="Times New Roman"/>
-          <w:szCs w:val="28"/>
-          <w:lang w:eastAsia="ru-RU"/>
-        </w:rPr>
-        <w:t>3.1 Выбор и обоснование средств реализации</w:t>
-      </w:r>
-    </w:p>
-    <w:p>
-      <w:pPr>
-        <w:tabs>
-          <w:tab w:val="left" w:pos="993"/>
-        </w:tabs>
-        <w:spacing w:line="276" w:lineRule="auto"/>
-        <w:ind w:right="181" w:firstLine="0"/>
-        <w:rPr>
-          <w:rFonts w:eastAsia="Times New Roman"/>
-          <w:szCs w:val="28"/>
-          <w:lang w:eastAsia="ru-RU"/>
-        </w:rPr>
-      </w:pPr>
-      <w:r>
-        <w:rPr>
-          <w:rFonts w:eastAsia="Times New Roman"/>
-          <w:szCs w:val="28"/>
-          <w:lang w:eastAsia="ru-RU"/>
-        </w:rPr>
-        <w:t>3.2 Структура проекта</w:t>
-      </w:r>
-    </w:p>
-    <w:p>
-      <w:pPr>
-        <w:tabs>
-          <w:tab w:val="left" w:pos="993"/>
-        </w:tabs>
-        <w:spacing w:line="276" w:lineRule="auto"/>
-        <w:ind w:right="181" w:firstLine="0"/>
-        <w:rPr>
-          <w:rFonts w:eastAsia="Times New Roman"/>
-          <w:szCs w:val="28"/>
-          <w:lang w:eastAsia="ru-RU"/>
-        </w:rPr>
-      </w:pPr>
-      <w:r>
-        <w:rPr>
-          <w:rFonts w:eastAsia="Times New Roman"/>
-          <w:szCs w:val="28"/>
-          <w:lang w:eastAsia="ru-RU"/>
-        </w:rPr>
-        <w:t>3.3 Разработка программного кода</w:t>
-      </w:r>
-    </w:p>
-    <w:p>
-      <w:pPr>
-        <w:tabs>
-          <w:tab w:val="left" w:pos="993"/>
-        </w:tabs>
-        <w:spacing w:line="276" w:lineRule="auto"/>
-        <w:ind w:right="181" w:firstLine="0"/>
-        <w:rPr>
-          <w:rFonts w:eastAsia="Times New Roman"/>
-          <w:szCs w:val="28"/>
-          <w:lang w:eastAsia="ru-RU"/>
-        </w:rPr>
-      </w:pPr>
-      <w:r>
-        <w:rPr>
-          <w:rFonts w:eastAsia="Times New Roman"/>
-          <w:szCs w:val="28"/>
-          <w:lang w:eastAsia="ru-RU"/>
-        </w:rPr>
-        <w:t>3.4 Руководство пользователя</w:t>
-      </w:r>
-    </w:p>
-    <w:p>
-      <w:pPr>
-        <w:tabs>
-          <w:tab w:val="left" w:pos="993"/>
-        </w:tabs>
-        <w:spacing w:line="276" w:lineRule="auto"/>
-        <w:ind w:right="181" w:firstLine="0"/>
-        <w:rPr>
-          <w:rFonts w:eastAsia="Times New Roman"/>
-          <w:szCs w:val="28"/>
-          <w:lang w:eastAsia="ru-RU"/>
-        </w:rPr>
-      </w:pPr>
-      <w:r>
-        <w:rPr>
-          <w:rFonts w:eastAsia="Times New Roman"/>
-          <w:szCs w:val="28"/>
-          <w:lang w:eastAsia="ru-RU"/>
-        </w:rPr>
-        <w:t>4 Технико-экономическое обоснование</w:t>
-      </w:r>
-    </w:p>
-    <w:p>
-      <w:pPr>
-        <w:tabs>
-          <w:tab w:val="left" w:pos="993"/>
-        </w:tabs>
-        <w:spacing w:line="276" w:lineRule="auto"/>
-        <w:ind w:right="181" w:firstLine="0"/>
-        <w:rPr>
-          <w:rFonts w:eastAsia="Times New Roman"/>
-          <w:szCs w:val="28"/>
-          <w:lang w:val="ru-RU" w:eastAsia="ru-RU"/>
-        </w:rPr>
-      </w:pPr>
-      <w:r>
-        <w:rPr>
-          <w:rFonts w:eastAsia="Times New Roman"/>
-          <w:szCs w:val="28"/>
-          <w:lang w:eastAsia="ru-RU"/>
-        </w:rPr>
-        <w:t>Заключение</w:t>
-      </w:r>
-    </w:p>
-    <w:p>
-      <w:pPr>
-        <w:tabs>
-          <w:tab w:val="left" w:pos="993"/>
-        </w:tabs>
-        <w:spacing w:line="276" w:lineRule="auto"/>
-        <w:ind w:right="181" w:firstLine="0"/>
-        <w:rPr>
-          <w:rFonts w:eastAsia="Times New Roman"/>
-          <w:szCs w:val="28"/>
-          <w:lang w:val="ru-RU" w:eastAsia="ru-RU"/>
-        </w:rPr>
-      </w:pPr>
-      <w:r>
-        <w:rPr>
-          <w:rFonts w:eastAsia="Times New Roman"/>
-          <w:szCs w:val="28"/>
-          <w:lang w:val="ru-RU" w:eastAsia="ru-RU"/>
-        </w:rPr>
-        <w:t>Список использованных источников</w:t>
-      </w:r>
-    </w:p>
-    <w:p>
-      <w:pPr>
-        <w:tabs>
-          <w:tab w:val="left" w:pos="993"/>
-        </w:tabs>
-        <w:spacing w:line="276" w:lineRule="auto"/>
-        <w:ind w:right="181" w:firstLine="0"/>
-        <w:rPr>
-          <w:rFonts w:eastAsia="Times New Roman"/>
-          <w:szCs w:val="28"/>
-          <w:lang w:val="ru-RU" w:eastAsia="ru-RU"/>
-        </w:rPr>
-      </w:pPr>
-      <w:r>
-        <w:rPr>
-          <w:rFonts w:eastAsia="Times New Roman"/>
-          <w:szCs w:val="28"/>
-          <w:lang w:val="ru-RU" w:eastAsia="ru-RU"/>
-        </w:rPr>
-        <w:t>Приложени</w:t>
-      </w:r>
-      <w:r>
-        <w:rPr>
-          <w:rFonts w:eastAsia="Times New Roman"/>
-          <w:szCs w:val="28"/>
-          <w:lang w:val="ru-RU" w:eastAsia="ru-RU"/>
-        </w:rPr>
-        <w:t>я</w:t>
-      </w:r>
     </w:p>
     <w:p>
       <w:pPr>
@@ -27162,6 +27241,155 @@
     </w:lvl>
   </w:abstractNum>
   <w:abstractNum w:abstractNumId="16" w15:restartNumberingAfterBreak="0">
+    <w:nsid w:val="3EEE73CC"/>
+    <w:multiLevelType w:val="multilevel"/>
+    <w:tmpl w:val="3782C0CA"/>
+    <w:lvl w:ilvl="0">
+      <w:start w:val="1"/>
+      <w:numFmt w:val="bullet"/>
+      <w:lvlText w:val=""/>
+      <w:lvlJc w:val="left"/>
+      <w:pPr>
+        <w:tabs>
+          <w:tab w:val="num" w:pos="720"/>
+        </w:tabs>
+        <w:ind w:left="720" w:hanging="360"/>
+      </w:pPr>
+      <w:rPr>
+        <w:rFonts w:ascii="Symbol" w:hAnsi="Symbol" w:hint="default"/>
+        <w:sz w:val="20"/>
+      </w:rPr>
+    </w:lvl>
+    <w:lvl w:ilvl="1" w:tentative="1">
+      <w:start w:val="1"/>
+      <w:numFmt w:val="bullet"/>
+      <w:lvlText w:val="o"/>
+      <w:lvlJc w:val="left"/>
+      <w:pPr>
+        <w:tabs>
+          <w:tab w:val="num" w:pos="1440"/>
+        </w:tabs>
+        <w:ind w:left="1440" w:hanging="360"/>
+      </w:pPr>
+      <w:rPr>
+        <w:rFonts w:ascii="Courier New" w:hAnsi="Courier New" w:hint="default"/>
+        <w:sz w:val="20"/>
+      </w:rPr>
+    </w:lvl>
+    <w:lvl w:ilvl="2" w:tentative="1">
+      <w:start w:val="1"/>
+      <w:numFmt w:val="bullet"/>
+      <w:lvlText w:val=""/>
+      <w:lvlJc w:val="left"/>
+      <w:pPr>
+        <w:tabs>
+          <w:tab w:val="num" w:pos="2160"/>
+        </w:tabs>
+        <w:ind w:left="2160" w:hanging="360"/>
+      </w:pPr>
+      <w:rPr>
+        <w:rFonts w:ascii="Wingdings" w:hAnsi="Wingdings" w:hint="default"/>
+        <w:sz w:val="20"/>
+      </w:rPr>
+    </w:lvl>
+    <w:lvl w:ilvl="3" w:tentative="1">
+      <w:start w:val="1"/>
+      <w:numFmt w:val="bullet"/>
+      <w:lvlText w:val=""/>
+      <w:lvlJc w:val="left"/>
+      <w:pPr>
+        <w:tabs>
+          <w:tab w:val="num" w:pos="2880"/>
+        </w:tabs>
+        <w:ind w:left="2880" w:hanging="360"/>
+      </w:pPr>
+      <w:rPr>
+        <w:rFonts w:ascii="Wingdings" w:hAnsi="Wingdings" w:hint="default"/>
+        <w:sz w:val="20"/>
+      </w:rPr>
+    </w:lvl>
+    <w:lvl w:ilvl="4" w:tentative="1">
+      <w:start w:val="1"/>
+      <w:numFmt w:val="bullet"/>
+      <w:lvlText w:val=""/>
+      <w:lvlJc w:val="left"/>
+      <w:pPr>
+        <w:tabs>
+          <w:tab w:val="num" w:pos="3600"/>
+        </w:tabs>
+        <w:ind w:left="3600" w:hanging="360"/>
+      </w:pPr>
+      <w:rPr>
+        <w:rFonts w:ascii="Wingdings" w:hAnsi="Wingdings" w:hint="default"/>
+        <w:sz w:val="20"/>
+      </w:rPr>
+    </w:lvl>
+    <w:lvl w:ilvl="5" w:tentative="1">
+      <w:start w:val="1"/>
+      <w:numFmt w:val="bullet"/>
+      <w:lvlText w:val=""/>
+      <w:lvlJc w:val="left"/>
+      <w:pPr>
+        <w:tabs>
+          <w:tab w:val="num" w:pos="4320"/>
+        </w:tabs>
+        <w:ind w:left="4320" w:hanging="360"/>
+      </w:pPr>
+      <w:rPr>
+        <w:rFonts w:ascii="Wingdings" w:hAnsi="Wingdings" w:hint="default"/>
+        <w:sz w:val="20"/>
+      </w:rPr>
+    </w:lvl>
+    <w:lvl w:ilvl="6" w:tentative="1">
+      <w:start w:val="1"/>
+      <w:numFmt w:val="bullet"/>
+      <w:lvlText w:val=""/>
+      <w:lvlJc w:val="left"/>
+      <w:pPr>
+        <w:tabs>
+          <w:tab w:val="num" w:pos="5040"/>
+        </w:tabs>
+        <w:ind w:left="5040" w:hanging="360"/>
+      </w:pPr>
+      <w:rPr>
+        <w:rFonts w:ascii="Wingdings" w:hAnsi="Wingdings" w:hint="default"/>
+        <w:sz w:val="20"/>
+      </w:rPr>
+    </w:lvl>
+    <w:lvl w:ilvl="7" w:tentative="1">
+      <w:start w:val="1"/>
+      <w:numFmt w:val="bullet"/>
+      <w:lvlText w:val=""/>
+      <w:lvlJc w:val="left"/>
+      <w:pPr>
+        <w:tabs>
+          <w:tab w:val="num" w:pos="5760"/>
+        </w:tabs>
+        <w:ind w:left="5760" w:hanging="360"/>
+      </w:pPr>
+      <w:rPr>
+        <w:rFonts w:ascii="Wingdings" w:hAnsi="Wingdings" w:hint="default"/>
+        <w:sz w:val="20"/>
+      </w:rPr>
+    </w:lvl>
+    <w:lvl w:ilvl="8" w:tentative="1">
+      <w:start w:val="1"/>
+      <w:numFmt w:val="bullet"/>
+      <w:lvlText w:val=""/>
+      <w:lvlJc w:val="left"/>
+      <w:pPr>
+        <w:tabs>
+          <w:tab w:val="num" w:pos="6480"/>
+        </w:tabs>
+        <w:ind w:left="6480" w:hanging="360"/>
+      </w:pPr>
+      <w:rPr>
+        <w:rFonts w:ascii="Wingdings" w:hAnsi="Wingdings" w:hint="default"/>
+        <w:sz w:val="20"/>
+      </w:rPr>
+    </w:lvl>
+  </w:abstractNum>
+  <w:abstractNum w:abstractNumId="17" w15:restartNumberingAfterBreak="0">
     <w:nsid w:val="54877EBA"/>
     <w:multiLevelType w:val="multilevel"/>
     <w:tmpl w:val="2676D308"/>
@@ -27311,7 +27539,7 @@
       </w:rPr>
     </w:lvl>
   </w:abstractNum>
-  <w:abstractNum w:abstractNumId="17" w15:restartNumberingAfterBreak="0">
+  <w:abstractNum w:abstractNumId="18" w15:restartNumberingAfterBreak="0">
     <w:nsid w:val="54A90D83"/>
     <w:multiLevelType w:val="multilevel"/>
     <w:tmpl w:val="5300A028"/>
@@ -27427,7 +27655,7 @@
       </w:pPr>
     </w:lvl>
   </w:abstractNum>
-  <w:abstractNum w:abstractNumId="18" w15:restartNumberingAfterBreak="0">
+  <w:abstractNum w:abstractNumId="19" w15:restartNumberingAfterBreak="0">
     <w:nsid w:val="55A906C2"/>
     <w:multiLevelType w:val="multilevel"/>
     <w:tmpl w:val="D7C8A2CE"/>
@@ -27577,7 +27805,7 @@
       </w:rPr>
     </w:lvl>
   </w:abstractNum>
-  <w:abstractNum w:abstractNumId="19" w15:restartNumberingAfterBreak="0">
+  <w:abstractNum w:abstractNumId="20" w15:restartNumberingAfterBreak="0">
     <w:nsid w:val="56333AA0"/>
     <w:multiLevelType w:val="multilevel"/>
     <w:tmpl w:val="A66E4ED2"/>
@@ -27690,7 +27918,7 @@
       </w:pPr>
     </w:lvl>
   </w:abstractNum>
-  <w:abstractNum w:abstractNumId="20" w15:restartNumberingAfterBreak="0">
+  <w:abstractNum w:abstractNumId="21" w15:restartNumberingAfterBreak="0">
     <w:nsid w:val="5AED7A3D"/>
     <w:multiLevelType w:val="multilevel"/>
     <w:tmpl w:val="F4A022A0"/>
@@ -27840,7 +28068,7 @@
       </w:rPr>
     </w:lvl>
   </w:abstractNum>
-  <w:abstractNum w:abstractNumId="21" w15:restartNumberingAfterBreak="0">
+  <w:abstractNum w:abstractNumId="22" w15:restartNumberingAfterBreak="0">
     <w:nsid w:val="5AEF4968"/>
     <w:multiLevelType w:val="hybridMultilevel"/>
     <w:tmpl w:val="B958E7AC"/>
@@ -27953,7 +28181,7 @@
       </w:rPr>
     </w:lvl>
   </w:abstractNum>
-  <w:abstractNum w:abstractNumId="22" w15:restartNumberingAfterBreak="0">
+  <w:abstractNum w:abstractNumId="23" w15:restartNumberingAfterBreak="0">
     <w:nsid w:val="5FF0328E"/>
     <w:multiLevelType w:val="multilevel"/>
     <w:tmpl w:val="78142E0C"/>
@@ -28066,7 +28294,7 @@
       </w:pPr>
     </w:lvl>
   </w:abstractNum>
-  <w:abstractNum w:abstractNumId="23" w15:restartNumberingAfterBreak="0">
+  <w:abstractNum w:abstractNumId="24" w15:restartNumberingAfterBreak="0">
     <w:nsid w:val="61EF6011"/>
     <w:multiLevelType w:val="multilevel"/>
     <w:tmpl w:val="5B64918A"/>
@@ -28215,7 +28443,7 @@
       </w:rPr>
     </w:lvl>
   </w:abstractNum>
-  <w:abstractNum w:abstractNumId="24" w15:restartNumberingAfterBreak="0">
+  <w:abstractNum w:abstractNumId="25" w15:restartNumberingAfterBreak="0">
     <w:nsid w:val="621B666B"/>
     <w:multiLevelType w:val="hybridMultilevel"/>
     <w:tmpl w:val="A18861B6"/>
@@ -28304,7 +28532,7 @@
       </w:pPr>
     </w:lvl>
   </w:abstractNum>
-  <w:abstractNum w:abstractNumId="25" w15:restartNumberingAfterBreak="0">
+  <w:abstractNum w:abstractNumId="26" w15:restartNumberingAfterBreak="0">
     <w:nsid w:val="66CB5985"/>
     <w:multiLevelType w:val="hybridMultilevel"/>
     <w:tmpl w:val="F58820A4"/>
@@ -28390,7 +28618,270 @@
       </w:pPr>
     </w:lvl>
   </w:abstractNum>
-  <w:abstractNum w:abstractNumId="26" w15:restartNumberingAfterBreak="0">
+  <w:abstractNum w:abstractNumId="27" w15:restartNumberingAfterBreak="0">
+    <w:nsid w:val="670565ED"/>
+    <w:multiLevelType w:val="hybridMultilevel"/>
+    <w:tmpl w:val="DE0893C2"/>
+    <w:lvl w:ilvl="0" w:tplc="5B4ABB68">
+      <w:start w:val="1"/>
+      <w:numFmt w:val="bullet"/>
+      <w:lvlText w:val=""/>
+      <w:lvlJc w:val="left"/>
+      <w:pPr>
+        <w:ind w:left="1080" w:hanging="360"/>
+      </w:pPr>
+      <w:rPr>
+        <w:rFonts w:ascii="Symbol" w:hAnsi="Symbol" w:hint="default"/>
+      </w:rPr>
+    </w:lvl>
+    <w:lvl w:ilvl="1" w:tplc="20000003" w:tentative="1">
+      <w:start w:val="1"/>
+      <w:numFmt w:val="bullet"/>
+      <w:lvlText w:val="o"/>
+      <w:lvlJc w:val="left"/>
+      <w:pPr>
+        <w:ind w:left="1800" w:hanging="360"/>
+      </w:pPr>
+      <w:rPr>
+        <w:rFonts w:ascii="Courier New" w:hAnsi="Courier New" w:cs="Courier New" w:hint="default"/>
+      </w:rPr>
+    </w:lvl>
+    <w:lvl w:ilvl="2" w:tplc="20000005" w:tentative="1">
+      <w:start w:val="1"/>
+      <w:numFmt w:val="bullet"/>
+      <w:lvlText w:val=""/>
+      <w:lvlJc w:val="left"/>
+      <w:pPr>
+        <w:ind w:left="2520" w:hanging="360"/>
+      </w:pPr>
+      <w:rPr>
+        <w:rFonts w:ascii="Wingdings" w:hAnsi="Wingdings" w:hint="default"/>
+      </w:rPr>
+    </w:lvl>
+    <w:lvl w:ilvl="3" w:tplc="20000001" w:tentative="1">
+      <w:start w:val="1"/>
+      <w:numFmt w:val="bullet"/>
+      <w:lvlText w:val=""/>
+      <w:lvlJc w:val="left"/>
+      <w:pPr>
+        <w:ind w:left="3240" w:hanging="360"/>
+      </w:pPr>
+      <w:rPr>
+        <w:rFonts w:ascii="Symbol" w:hAnsi="Symbol" w:hint="default"/>
+      </w:rPr>
+    </w:lvl>
+    <w:lvl w:ilvl="4" w:tplc="20000003" w:tentative="1">
+      <w:start w:val="1"/>
+      <w:numFmt w:val="bullet"/>
+      <w:lvlText w:val="o"/>
+      <w:lvlJc w:val="left"/>
+      <w:pPr>
+        <w:ind w:left="3960" w:hanging="360"/>
+      </w:pPr>
+      <w:rPr>
+        <w:rFonts w:ascii="Courier New" w:hAnsi="Courier New" w:cs="Courier New" w:hint="default"/>
+      </w:rPr>
+    </w:lvl>
+    <w:lvl w:ilvl="5" w:tplc="20000005" w:tentative="1">
+      <w:start w:val="1"/>
+      <w:numFmt w:val="bullet"/>
+      <w:lvlText w:val=""/>
+      <w:lvlJc w:val="left"/>
+      <w:pPr>
+        <w:ind w:left="4680" w:hanging="360"/>
+      </w:pPr>
+      <w:rPr>
+        <w:rFonts w:ascii="Wingdings" w:hAnsi="Wingdings" w:hint="default"/>
+      </w:rPr>
+    </w:lvl>
+    <w:lvl w:ilvl="6" w:tplc="20000001" w:tentative="1">
+      <w:start w:val="1"/>
+      <w:numFmt w:val="bullet"/>
+      <w:lvlText w:val=""/>
+      <w:lvlJc w:val="left"/>
+      <w:pPr>
+        <w:ind w:left="5400" w:hanging="360"/>
+      </w:pPr>
+      <w:rPr>
+        <w:rFonts w:ascii="Symbol" w:hAnsi="Symbol" w:hint="default"/>
+      </w:rPr>
+    </w:lvl>
+    <w:lvl w:ilvl="7" w:tplc="20000003" w:tentative="1">
+      <w:start w:val="1"/>
+      <w:numFmt w:val="bullet"/>
+      <w:lvlText w:val="o"/>
+      <w:lvlJc w:val="left"/>
+      <w:pPr>
+        <w:ind w:left="6120" w:hanging="360"/>
+      </w:pPr>
+      <w:rPr>
+        <w:rFonts w:ascii="Courier New" w:hAnsi="Courier New" w:cs="Courier New" w:hint="default"/>
+      </w:rPr>
+    </w:lvl>
+    <w:lvl w:ilvl="8" w:tplc="20000005" w:tentative="1">
+      <w:start w:val="1"/>
+      <w:numFmt w:val="bullet"/>
+      <w:lvlText w:val=""/>
+      <w:lvlJc w:val="left"/>
+      <w:pPr>
+        <w:ind w:left="6840" w:hanging="360"/>
+      </w:pPr>
+      <w:rPr>
+        <w:rFonts w:ascii="Wingdings" w:hAnsi="Wingdings" w:hint="default"/>
+      </w:rPr>
+    </w:lvl>
+  </w:abstractNum>
+  <w:abstractNum w:abstractNumId="28" w15:restartNumberingAfterBreak="0">
+    <w:nsid w:val="68624105"/>
+    <w:multiLevelType w:val="multilevel"/>
+    <w:tmpl w:val="37B0DE92"/>
+    <w:lvl w:ilvl="0">
+      <w:start w:val="1"/>
+      <w:numFmt w:val="decimal"/>
+      <w:lvlText w:val="%1"/>
+      <w:lvlJc w:val="left"/>
+      <w:pPr>
+        <w:tabs>
+          <w:tab w:val="num" w:pos="720"/>
+        </w:tabs>
+        <w:ind w:left="720" w:hanging="360"/>
+      </w:pPr>
+      <w:rPr>
+        <w:rFonts w:hint="default"/>
+        <w:sz w:val="28"/>
+        <w:szCs w:val="28"/>
+      </w:rPr>
+    </w:lvl>
+    <w:lvl w:ilvl="1" w:tentative="1">
+      <w:start w:val="1"/>
+      <w:numFmt w:val="bullet"/>
+      <w:lvlText w:val="o"/>
+      <w:lvlJc w:val="left"/>
+      <w:pPr>
+        <w:tabs>
+          <w:tab w:val="num" w:pos="1440"/>
+        </w:tabs>
+        <w:ind w:left="1440" w:hanging="360"/>
+      </w:pPr>
+      <w:rPr>
+        <w:rFonts w:ascii="Courier New" w:hAnsi="Courier New" w:hint="default"/>
+        <w:sz w:val="20"/>
+      </w:rPr>
+    </w:lvl>
+    <w:lvl w:ilvl="2" w:tentative="1">
+      <w:start w:val="1"/>
+      <w:numFmt w:val="bullet"/>
+      <w:lvlText w:val=""/>
+      <w:lvlJc w:val="left"/>
+      <w:pPr>
+        <w:tabs>
+          <w:tab w:val="num" w:pos="2160"/>
+        </w:tabs>
+        <w:ind w:left="2160" w:hanging="360"/>
+      </w:pPr>
+      <w:rPr>
+        <w:rFonts w:ascii="Wingdings" w:hAnsi="Wingdings" w:hint="default"/>
+        <w:sz w:val="20"/>
+      </w:rPr>
+    </w:lvl>
+    <w:lvl w:ilvl="3" w:tentative="1">
+      <w:start w:val="1"/>
+      <w:numFmt w:val="bullet"/>
+      <w:lvlText w:val=""/>
+      <w:lvlJc w:val="left"/>
+      <w:pPr>
+        <w:tabs>
+          <w:tab w:val="num" w:pos="2880"/>
+        </w:tabs>
+        <w:ind w:left="2880" w:hanging="360"/>
+      </w:pPr>
+      <w:rPr>
+        <w:rFonts w:ascii="Wingdings" w:hAnsi="Wingdings" w:hint="default"/>
+        <w:sz w:val="20"/>
+      </w:rPr>
+    </w:lvl>
+    <w:lvl w:ilvl="4" w:tentative="1">
+      <w:start w:val="1"/>
+      <w:numFmt w:val="bullet"/>
+      <w:lvlText w:val=""/>
+      <w:lvlJc w:val="left"/>
+      <w:pPr>
+        <w:tabs>
+          <w:tab w:val="num" w:pos="3600"/>
+        </w:tabs>
+        <w:ind w:left="3600" w:hanging="360"/>
+      </w:pPr>
+      <w:rPr>
+        <w:rFonts w:ascii="Wingdings" w:hAnsi="Wingdings" w:hint="default"/>
+        <w:sz w:val="20"/>
+      </w:rPr>
+    </w:lvl>
+    <w:lvl w:ilvl="5" w:tentative="1">
+      <w:start w:val="1"/>
+      <w:numFmt w:val="bullet"/>
+      <w:lvlText w:val=""/>
+      <w:lvlJc w:val="left"/>
+      <w:pPr>
+        <w:tabs>
+          <w:tab w:val="num" w:pos="4320"/>
+        </w:tabs>
+        <w:ind w:left="4320" w:hanging="360"/>
+      </w:pPr>
+      <w:rPr>
+        <w:rFonts w:ascii="Wingdings" w:hAnsi="Wingdings" w:hint="default"/>
+        <w:sz w:val="20"/>
+      </w:rPr>
+    </w:lvl>
+    <w:lvl w:ilvl="6" w:tentative="1">
+      <w:start w:val="1"/>
+      <w:numFmt w:val="bullet"/>
+      <w:lvlText w:val=""/>
+      <w:lvlJc w:val="left"/>
+      <w:pPr>
+        <w:tabs>
+          <w:tab w:val="num" w:pos="5040"/>
+        </w:tabs>
+        <w:ind w:left="5040" w:hanging="360"/>
+      </w:pPr>
+      <w:rPr>
+        <w:rFonts w:ascii="Wingdings" w:hAnsi="Wingdings" w:hint="default"/>
+        <w:sz w:val="20"/>
+      </w:rPr>
+    </w:lvl>
+    <w:lvl w:ilvl="7" w:tentative="1">
+      <w:start w:val="1"/>
+      <w:numFmt w:val="bullet"/>
+      <w:lvlText w:val=""/>
+      <w:lvlJc w:val="left"/>
+      <w:pPr>
+        <w:tabs>
+          <w:tab w:val="num" w:pos="5760"/>
+        </w:tabs>
+        <w:ind w:left="5760" w:hanging="360"/>
+      </w:pPr>
+      <w:rPr>
+        <w:rFonts w:ascii="Wingdings" w:hAnsi="Wingdings" w:hint="default"/>
+        <w:sz w:val="20"/>
+      </w:rPr>
+    </w:lvl>
+    <w:lvl w:ilvl="8" w:tentative="1">
+      <w:start w:val="1"/>
+      <w:numFmt w:val="bullet"/>
+      <w:lvlText w:val=""/>
+      <w:lvlJc w:val="left"/>
+      <w:pPr>
+        <w:tabs>
+          <w:tab w:val="num" w:pos="6480"/>
+        </w:tabs>
+        <w:ind w:left="6480" w:hanging="360"/>
+      </w:pPr>
+      <w:rPr>
+        <w:rFonts w:ascii="Wingdings" w:hAnsi="Wingdings" w:hint="default"/>
+        <w:sz w:val="20"/>
+      </w:rPr>
+    </w:lvl>
+  </w:abstractNum>
+  <w:abstractNum w:abstractNumId="29" w15:restartNumberingAfterBreak="0">
     <w:nsid w:val="690A778B"/>
     <w:multiLevelType w:val="hybridMultilevel"/>
     <w:tmpl w:val="B0AE94F2"/>
@@ -28479,7 +28970,7 @@
       </w:pPr>
     </w:lvl>
   </w:abstractNum>
-  <w:abstractNum w:abstractNumId="27" w15:restartNumberingAfterBreak="0">
+  <w:abstractNum w:abstractNumId="30" w15:restartNumberingAfterBreak="0">
     <w:nsid w:val="699679D4"/>
     <w:multiLevelType w:val="multilevel"/>
     <w:tmpl w:val="38A0CFBE"/>
@@ -28628,7 +29119,7 @@
       </w:rPr>
     </w:lvl>
   </w:abstractNum>
-  <w:abstractNum w:abstractNumId="28" w15:restartNumberingAfterBreak="0">
+  <w:abstractNum w:abstractNumId="31" w15:restartNumberingAfterBreak="0">
     <w:nsid w:val="6A366BA3"/>
     <w:multiLevelType w:val="hybridMultilevel"/>
     <w:tmpl w:val="30F8FBB6"/>
@@ -28717,7 +29208,7 @@
       </w:pPr>
     </w:lvl>
   </w:abstractNum>
-  <w:abstractNum w:abstractNumId="29" w15:restartNumberingAfterBreak="0">
+  <w:abstractNum w:abstractNumId="32" w15:restartNumberingAfterBreak="0">
     <w:nsid w:val="6A614A93"/>
     <w:multiLevelType w:val="hybridMultilevel"/>
     <w:tmpl w:val="6F1AB500"/>
@@ -28806,7 +29297,7 @@
       </w:pPr>
     </w:lvl>
   </w:abstractNum>
-  <w:abstractNum w:abstractNumId="30" w15:restartNumberingAfterBreak="0">
+  <w:abstractNum w:abstractNumId="33" w15:restartNumberingAfterBreak="0">
     <w:nsid w:val="73B07649"/>
     <w:multiLevelType w:val="multilevel"/>
     <w:tmpl w:val="9C62D6AA"/>
@@ -28956,7 +29447,156 @@
       </w:rPr>
     </w:lvl>
   </w:abstractNum>
-  <w:abstractNum w:abstractNumId="31" w15:restartNumberingAfterBreak="0">
+  <w:abstractNum w:abstractNumId="34" w15:restartNumberingAfterBreak="0">
+    <w:nsid w:val="7DB72AEF"/>
+    <w:multiLevelType w:val="multilevel"/>
+    <w:tmpl w:val="AA9C9A94"/>
+    <w:lvl w:ilvl="0">
+      <w:start w:val="1"/>
+      <w:numFmt w:val="bullet"/>
+      <w:lvlText w:val=""/>
+      <w:lvlJc w:val="left"/>
+      <w:pPr>
+        <w:tabs>
+          <w:tab w:val="num" w:pos="720"/>
+        </w:tabs>
+        <w:ind w:left="720" w:hanging="360"/>
+      </w:pPr>
+      <w:rPr>
+        <w:rFonts w:ascii="Symbol" w:hAnsi="Symbol" w:hint="default"/>
+        <w:sz w:val="20"/>
+      </w:rPr>
+    </w:lvl>
+    <w:lvl w:ilvl="1" w:tentative="1">
+      <w:start w:val="1"/>
+      <w:numFmt w:val="bullet"/>
+      <w:lvlText w:val="o"/>
+      <w:lvlJc w:val="left"/>
+      <w:pPr>
+        <w:tabs>
+          <w:tab w:val="num" w:pos="1440"/>
+        </w:tabs>
+        <w:ind w:left="1440" w:hanging="360"/>
+      </w:pPr>
+      <w:rPr>
+        <w:rFonts w:ascii="Courier New" w:hAnsi="Courier New" w:hint="default"/>
+        <w:sz w:val="20"/>
+      </w:rPr>
+    </w:lvl>
+    <w:lvl w:ilvl="2" w:tentative="1">
+      <w:start w:val="1"/>
+      <w:numFmt w:val="bullet"/>
+      <w:lvlText w:val=""/>
+      <w:lvlJc w:val="left"/>
+      <w:pPr>
+        <w:tabs>
+          <w:tab w:val="num" w:pos="2160"/>
+        </w:tabs>
+        <w:ind w:left="2160" w:hanging="360"/>
+      </w:pPr>
+      <w:rPr>
+        <w:rFonts w:ascii="Wingdings" w:hAnsi="Wingdings" w:hint="default"/>
+        <w:sz w:val="20"/>
+      </w:rPr>
+    </w:lvl>
+    <w:lvl w:ilvl="3" w:tentative="1">
+      <w:start w:val="1"/>
+      <w:numFmt w:val="bullet"/>
+      <w:lvlText w:val=""/>
+      <w:lvlJc w:val="left"/>
+      <w:pPr>
+        <w:tabs>
+          <w:tab w:val="num" w:pos="2880"/>
+        </w:tabs>
+        <w:ind w:left="2880" w:hanging="360"/>
+      </w:pPr>
+      <w:rPr>
+        <w:rFonts w:ascii="Wingdings" w:hAnsi="Wingdings" w:hint="default"/>
+        <w:sz w:val="20"/>
+      </w:rPr>
+    </w:lvl>
+    <w:lvl w:ilvl="4" w:tentative="1">
+      <w:start w:val="1"/>
+      <w:numFmt w:val="bullet"/>
+      <w:lvlText w:val=""/>
+      <w:lvlJc w:val="left"/>
+      <w:pPr>
+        <w:tabs>
+          <w:tab w:val="num" w:pos="3600"/>
+        </w:tabs>
+        <w:ind w:left="3600" w:hanging="360"/>
+      </w:pPr>
+      <w:rPr>
+        <w:rFonts w:ascii="Wingdings" w:hAnsi="Wingdings" w:hint="default"/>
+        <w:sz w:val="20"/>
+      </w:rPr>
+    </w:lvl>
+    <w:lvl w:ilvl="5" w:tentative="1">
+      <w:start w:val="1"/>
+      <w:numFmt w:val="bullet"/>
+      <w:lvlText w:val=""/>
+      <w:lvlJc w:val="left"/>
+      <w:pPr>
+        <w:tabs>
+          <w:tab w:val="num" w:pos="4320"/>
+        </w:tabs>
+        <w:ind w:left="4320" w:hanging="360"/>
+      </w:pPr>
+      <w:rPr>
+        <w:rFonts w:ascii="Wingdings" w:hAnsi="Wingdings" w:hint="default"/>
+        <w:sz w:val="20"/>
+      </w:rPr>
+    </w:lvl>
+    <w:lvl w:ilvl="6" w:tentative="1">
+      <w:start w:val="1"/>
+      <w:numFmt w:val="bullet"/>
+      <w:lvlText w:val=""/>
+      <w:lvlJc w:val="left"/>
+      <w:pPr>
+        <w:tabs>
+          <w:tab w:val="num" w:pos="5040"/>
+        </w:tabs>
+        <w:ind w:left="5040" w:hanging="360"/>
+      </w:pPr>
+      <w:rPr>
+        <w:rFonts w:ascii="Wingdings" w:hAnsi="Wingdings" w:hint="default"/>
+        <w:sz w:val="20"/>
+      </w:rPr>
+    </w:lvl>
+    <w:lvl w:ilvl="7" w:tentative="1">
+      <w:start w:val="1"/>
+      <w:numFmt w:val="bullet"/>
+      <w:lvlText w:val=""/>
+      <w:lvlJc w:val="left"/>
+      <w:pPr>
+        <w:tabs>
+          <w:tab w:val="num" w:pos="5760"/>
+        </w:tabs>
+        <w:ind w:left="5760" w:hanging="360"/>
+      </w:pPr>
+      <w:rPr>
+        <w:rFonts w:ascii="Wingdings" w:hAnsi="Wingdings" w:hint="default"/>
+        <w:sz w:val="20"/>
+      </w:rPr>
+    </w:lvl>
+    <w:lvl w:ilvl="8" w:tentative="1">
+      <w:start w:val="1"/>
+      <w:numFmt w:val="bullet"/>
+      <w:lvlText w:val=""/>
+      <w:lvlJc w:val="left"/>
+      <w:pPr>
+        <w:tabs>
+          <w:tab w:val="num" w:pos="6480"/>
+        </w:tabs>
+        <w:ind w:left="6480" w:hanging="360"/>
+      </w:pPr>
+      <w:rPr>
+        <w:rFonts w:ascii="Wingdings" w:hAnsi="Wingdings" w:hint="default"/>
+        <w:sz w:val="20"/>
+      </w:rPr>
+    </w:lvl>
+  </w:abstractNum>
+  <w:abstractNum w:abstractNumId="35" w15:restartNumberingAfterBreak="0">
     <w:nsid w:val="7E945536"/>
     <w:multiLevelType w:val="hybridMultilevel"/>
     <w:tmpl w:val="99D4034A"/>
@@ -29045,7 +29685,7 @@
       </w:pPr>
     </w:lvl>
   </w:abstractNum>
-  <w:abstractNum w:abstractNumId="32" w15:restartNumberingAfterBreak="0">
+  <w:abstractNum w:abstractNumId="36" w15:restartNumberingAfterBreak="0">
     <w:nsid w:val="7F9E21AF"/>
     <w:multiLevelType w:val="multilevel"/>
     <w:tmpl w:val="27568AD2"/>
@@ -29168,10 +29808,10 @@
     <w:abstractNumId w:val="10"/>
   </w:num>
   <w:num w:numId="3" w16cid:durableId="114445593">
-    <w:abstractNumId w:val="29"/>
+    <w:abstractNumId w:val="32"/>
   </w:num>
   <w:num w:numId="4" w16cid:durableId="565143097">
-    <w:abstractNumId w:val="24"/>
+    <w:abstractNumId w:val="25"/>
   </w:num>
   <w:num w:numId="5" w16cid:durableId="1247223379">
     <w:abstractNumId w:val="9"/>
@@ -29186,19 +29826,19 @@
     <w:abstractNumId w:val="3"/>
   </w:num>
   <w:num w:numId="9" w16cid:durableId="1810971083">
-    <w:abstractNumId w:val="25"/>
+    <w:abstractNumId w:val="26"/>
   </w:num>
   <w:num w:numId="10" w16cid:durableId="580599435">
-    <w:abstractNumId w:val="19"/>
+    <w:abstractNumId w:val="20"/>
   </w:num>
   <w:num w:numId="11" w16cid:durableId="59601342">
     <w:abstractNumId w:val="8"/>
   </w:num>
   <w:num w:numId="12" w16cid:durableId="1458645659">
-    <w:abstractNumId w:val="20"/>
+    <w:abstractNumId w:val="21"/>
   </w:num>
   <w:num w:numId="13" w16cid:durableId="1630743131">
-    <w:abstractNumId w:val="32"/>
+    <w:abstractNumId w:val="36"/>
   </w:num>
   <w:num w:numId="14" w16cid:durableId="224030549">
     <w:abstractNumId w:val="13"/>
@@ -29210,19 +29850,19 @@
     <w:abstractNumId w:val="11"/>
   </w:num>
   <w:num w:numId="17" w16cid:durableId="2063678023">
-    <w:abstractNumId w:val="31"/>
+    <w:abstractNumId w:val="35"/>
   </w:num>
   <w:num w:numId="18" w16cid:durableId="1594043873">
-    <w:abstractNumId w:val="23"/>
+    <w:abstractNumId w:val="24"/>
   </w:num>
   <w:num w:numId="19" w16cid:durableId="1598560052">
-    <w:abstractNumId w:val="18"/>
+    <w:abstractNumId w:val="19"/>
   </w:num>
   <w:num w:numId="20" w16cid:durableId="420182919">
-    <w:abstractNumId w:val="30"/>
+    <w:abstractNumId w:val="33"/>
   </w:num>
   <w:num w:numId="21" w16cid:durableId="441656161">
-    <w:abstractNumId w:val="27"/>
+    <w:abstractNumId w:val="30"/>
   </w:num>
   <w:num w:numId="22" w16cid:durableId="1053963757">
     <w:abstractNumId w:val="4"/>
@@ -29231,25 +29871,25 @@
     <w:abstractNumId w:val="12"/>
   </w:num>
   <w:num w:numId="24" w16cid:durableId="171653196">
-    <w:abstractNumId w:val="28"/>
+    <w:abstractNumId w:val="31"/>
   </w:num>
   <w:num w:numId="25" w16cid:durableId="1930847073">
-    <w:abstractNumId w:val="21"/>
+    <w:abstractNumId w:val="22"/>
   </w:num>
   <w:num w:numId="26" w16cid:durableId="736514110">
     <w:abstractNumId w:val="5"/>
   </w:num>
   <w:num w:numId="27" w16cid:durableId="33627104">
-    <w:abstractNumId w:val="22"/>
+    <w:abstractNumId w:val="23"/>
   </w:num>
   <w:num w:numId="28" w16cid:durableId="30347559">
-    <w:abstractNumId w:val="17"/>
+    <w:abstractNumId w:val="18"/>
   </w:num>
   <w:num w:numId="29" w16cid:durableId="1223252913">
     <w:abstractNumId w:val="15"/>
   </w:num>
   <w:num w:numId="30" w16cid:durableId="124197468">
-    <w:abstractNumId w:val="26"/>
+    <w:abstractNumId w:val="29"/>
   </w:num>
   <w:num w:numId="31" w16cid:durableId="1737587503">
     <w:abstractNumId w:val="0"/>
@@ -29258,7 +29898,19 @@
     <w:abstractNumId w:val="2"/>
   </w:num>
   <w:num w:numId="33" w16cid:durableId="2011984322">
+    <w:abstractNumId w:val="17"/>
+  </w:num>
+  <w:num w:numId="34" w16cid:durableId="1644235137">
+    <w:abstractNumId w:val="34"/>
+  </w:num>
+  <w:num w:numId="35" w16cid:durableId="726800410">
+    <w:abstractNumId w:val="28"/>
+  </w:num>
+  <w:num w:numId="36" w16cid:durableId="1280380832">
     <w:abstractNumId w:val="16"/>
+  </w:num>
+  <w:num w:numId="37" w16cid:durableId="154224600">
+    <w:abstractNumId w:val="27"/>
   </w:num>
 </w:numbering>
 </file>

--- a/отчет/ДП.docx
+++ b/отчет/ДП.docx
@@ -950,12 +950,23 @@
                 <w:rFonts w:eastAsia="Times New Roman" w:cs="Times New Roman"/>
                 <w:kern w:val="0"/>
                 <w:szCs w:val="28"/>
-                <w:highlight w:val="yellow"/>
                 <w:lang w:val="ru-RU"/>
                 <w14:ligatures w14:val="none"/>
               </w:rPr>
-              <w:t>Т. С. Боброва</w:t>
-            </w:r>
+              <w:t xml:space="preserve">В. И. </w:t>
+            </w:r>
+            <w:proofErr w:type="spellStart"/>
+            <w:r>
+              <w:rPr>
+                <w:rFonts w:eastAsia="Times New Roman" w:cs="Times New Roman"/>
+                <w:kern w:val="0"/>
+                <w:szCs w:val="28"/>
+                <w:lang w:val="ru-RU"/>
+                <w14:ligatures w14:val="none"/>
+              </w:rPr>
+              <w:t>Ярмолик</w:t>
+            </w:r>
+            <w:proofErr w:type="spellEnd"/>
           </w:p>
         </w:tc>
       </w:tr>
@@ -1043,12 +1054,23 @@
                 <w:rFonts w:eastAsia="Times New Roman" w:cs="Times New Roman"/>
                 <w:kern w:val="0"/>
                 <w:szCs w:val="28"/>
-                <w:highlight w:val="yellow"/>
                 <w:lang w:val="ru-RU"/>
                 <w14:ligatures w14:val="none"/>
               </w:rPr>
-              <w:t>А.С. Соколова</w:t>
-            </w:r>
+              <w:t xml:space="preserve">В. И. </w:t>
+            </w:r>
+            <w:proofErr w:type="spellStart"/>
+            <w:r>
+              <w:rPr>
+                <w:rFonts w:eastAsia="Times New Roman" w:cs="Times New Roman"/>
+                <w:kern w:val="0"/>
+                <w:szCs w:val="28"/>
+                <w:lang w:val="ru-RU"/>
+                <w14:ligatures w14:val="none"/>
+              </w:rPr>
+              <w:t>Ярмолик</w:t>
+            </w:r>
+            <w:proofErr w:type="spellEnd"/>
           </w:p>
         </w:tc>
       </w:tr>
@@ -1121,7 +1143,6 @@
                 <w:rFonts w:eastAsia="Times New Roman" w:cs="Times New Roman"/>
                 <w:kern w:val="0"/>
                 <w:szCs w:val="28"/>
-                <w:highlight w:val="yellow"/>
                 <w:lang w:val="ru-RU"/>
                 <w14:ligatures w14:val="none"/>
               </w:rPr>
@@ -1131,12 +1152,23 @@
                 <w:rFonts w:eastAsia="Times New Roman" w:cs="Times New Roman"/>
                 <w:kern w:val="0"/>
                 <w:szCs w:val="28"/>
-                <w:highlight w:val="yellow"/>
                 <w:lang w:val="ru-RU"/>
                 <w14:ligatures w14:val="none"/>
               </w:rPr>
-              <w:t>Т. В. Тиханович</w:t>
-            </w:r>
+              <w:t xml:space="preserve">О. Ю. </w:t>
+            </w:r>
+            <w:proofErr w:type="spellStart"/>
+            <w:r>
+              <w:rPr>
+                <w:rFonts w:eastAsia="Times New Roman" w:cs="Times New Roman"/>
+                <w:kern w:val="0"/>
+                <w:szCs w:val="28"/>
+                <w:lang w:val="ru-RU"/>
+                <w14:ligatures w14:val="none"/>
+              </w:rPr>
+              <w:t>Нехлебова</w:t>
+            </w:r>
+            <w:proofErr w:type="spellEnd"/>
           </w:p>
         </w:tc>
       </w:tr>
@@ -1929,7 +1961,6 @@
           <w:rFonts w:eastAsia="Times New Roman" w:cs="Times New Roman"/>
           <w:kern w:val="0"/>
           <w:szCs w:val="28"/>
-          <w:highlight w:val="yellow"/>
           <w:lang w:val="ru-RU" w:eastAsia="ru-RU"/>
           <w14:ligatures w14:val="none"/>
         </w:rPr>
@@ -1940,7 +1971,6 @@
           <w:rFonts w:eastAsia="Times New Roman" w:cs="Times New Roman"/>
           <w:kern w:val="0"/>
           <w:szCs w:val="28"/>
-          <w:highlight w:val="yellow"/>
           <w:lang w:val="ru-RU" w:eastAsia="ru-RU"/>
           <w14:ligatures w14:val="none"/>
         </w:rPr>
@@ -1951,7 +1981,6 @@
           <w:rFonts w:eastAsia="Times New Roman" w:cs="Times New Roman"/>
           <w:kern w:val="0"/>
           <w:szCs w:val="28"/>
-          <w:highlight w:val="yellow"/>
           <w:lang w:val="ru-RU" w:eastAsia="ru-RU"/>
           <w14:ligatures w14:val="none"/>
         </w:rPr>
@@ -6537,7 +6566,7 @@
         </w:tabs>
         <w:jc w:val="center"/>
       </w:pPr>
-      <w:bookmarkStart w:id="5" w:name="_Toc228365688"/>
+      <w:bookmarkStart w:id="5" w:name="_Toc228366948"/>
       <w:r>
         <w:lastRenderedPageBreak/>
         <w:t>Содержание</w:t>
@@ -6597,7 +6626,7 @@
             </w:rPr>
             <w:fldChar w:fldCharType="separate"/>
           </w:r>
-          <w:hyperlink w:anchor="_Toc228365688" w:history="1">
+          <w:hyperlink w:anchor="_Toc228366948" w:history="1">
             <w:r>
               <w:rPr>
                 <w:rStyle w:val="af1"/>
@@ -6624,7 +6653,7 @@
                 <w:noProof/>
                 <w:webHidden/>
               </w:rPr>
-              <w:instrText xml:space="preserve"> PAGEREF _Toc228365688 \h </w:instrText>
+              <w:instrText xml:space="preserve"> PAGEREF _Toc228366948 \h </w:instrText>
             </w:r>
             <w:r>
               <w:rPr>
@@ -6665,7 +6694,7 @@
               <w:lang w:eastAsia="ru-BY"/>
             </w:rPr>
           </w:pPr>
-          <w:hyperlink w:anchor="_Toc228365689" w:history="1">
+          <w:hyperlink w:anchor="_Toc228366949" w:history="1">
             <w:r>
               <w:rPr>
                 <w:rStyle w:val="af1"/>
@@ -6692,7 +6721,7 @@
                 <w:noProof/>
                 <w:webHidden/>
               </w:rPr>
-              <w:instrText xml:space="preserve"> PAGEREF _Toc228365689 \h </w:instrText>
+              <w:instrText xml:space="preserve"> PAGEREF _Toc228366949 \h </w:instrText>
             </w:r>
             <w:r>
               <w:rPr>
@@ -6736,7 +6765,7 @@
               <w:lang w:eastAsia="ru-BY"/>
             </w:rPr>
           </w:pPr>
-          <w:hyperlink w:anchor="_Toc228365690" w:history="1">
+          <w:hyperlink w:anchor="_Toc228366950" w:history="1">
             <w:r>
               <w:rPr>
                 <w:rStyle w:val="af1"/>
@@ -6779,7 +6808,7 @@
                 <w:noProof/>
                 <w:webHidden/>
               </w:rPr>
-              <w:instrText xml:space="preserve"> PAGEREF _Toc228365690 \h </w:instrText>
+              <w:instrText xml:space="preserve"> PAGEREF _Toc228366950 \h </w:instrText>
             </w:r>
             <w:r>
               <w:rPr>
@@ -6824,7 +6853,7 @@
               <w:lang w:eastAsia="ru-BY"/>
             </w:rPr>
           </w:pPr>
-          <w:hyperlink w:anchor="_Toc228365691" w:history="1">
+          <w:hyperlink w:anchor="_Toc228366951" w:history="1">
             <w:r>
               <w:rPr>
                 <w:rStyle w:val="af1"/>
@@ -6867,7 +6896,7 @@
                 <w:noProof/>
                 <w:webHidden/>
               </w:rPr>
-              <w:instrText xml:space="preserve"> PAGEREF _Toc228365691 \h </w:instrText>
+              <w:instrText xml:space="preserve"> PAGEREF _Toc228366951 \h </w:instrText>
             </w:r>
             <w:r>
               <w:rPr>
@@ -6912,7 +6941,7 @@
               <w:lang w:eastAsia="ru-BY"/>
             </w:rPr>
           </w:pPr>
-          <w:hyperlink w:anchor="_Toc228365692" w:history="1">
+          <w:hyperlink w:anchor="_Toc228366952" w:history="1">
             <w:r>
               <w:rPr>
                 <w:rStyle w:val="af1"/>
@@ -6955,7 +6984,7 @@
                 <w:noProof/>
                 <w:webHidden/>
               </w:rPr>
-              <w:instrText xml:space="preserve"> PAGEREF _Toc228365692 \h </w:instrText>
+              <w:instrText xml:space="preserve"> PAGEREF _Toc228366952 \h </w:instrText>
             </w:r>
             <w:r>
               <w:rPr>
@@ -7000,7 +7029,7 @@
               <w:lang w:eastAsia="ru-BY"/>
             </w:rPr>
           </w:pPr>
-          <w:hyperlink w:anchor="_Toc228365693" w:history="1">
+          <w:hyperlink w:anchor="_Toc228366953" w:history="1">
             <w:r>
               <w:rPr>
                 <w:rStyle w:val="af1"/>
@@ -7043,7 +7072,7 @@
                 <w:noProof/>
                 <w:webHidden/>
               </w:rPr>
-              <w:instrText xml:space="preserve"> PAGEREF _Toc228365693 \h </w:instrText>
+              <w:instrText xml:space="preserve"> PAGEREF _Toc228366953 \h </w:instrText>
             </w:r>
             <w:r>
               <w:rPr>
@@ -7088,7 +7117,7 @@
               <w:lang w:eastAsia="ru-BY"/>
             </w:rPr>
           </w:pPr>
-          <w:hyperlink w:anchor="_Toc228365694" w:history="1">
+          <w:hyperlink w:anchor="_Toc228366954" w:history="1">
             <w:r>
               <w:rPr>
                 <w:rStyle w:val="af1"/>
@@ -7110,7 +7139,21 @@
                 <w:rStyle w:val="af1"/>
                 <w:noProof/>
               </w:rPr>
-              <w:t>Постановка задачи дипломного проекта</w:t>
+              <w:t>Постанов</w:t>
+            </w:r>
+            <w:r>
+              <w:rPr>
+                <w:rStyle w:val="af1"/>
+                <w:noProof/>
+              </w:rPr>
+              <w:t>к</w:t>
+            </w:r>
+            <w:r>
+              <w:rPr>
+                <w:rStyle w:val="af1"/>
+                <w:noProof/>
+              </w:rPr>
+              <w:t>а задачи дипломного проекта</w:t>
             </w:r>
             <w:r>
               <w:rPr>
@@ -7131,7 +7174,7 @@
                 <w:noProof/>
                 <w:webHidden/>
               </w:rPr>
-              <w:instrText xml:space="preserve"> PAGEREF _Toc228365694 \h </w:instrText>
+              <w:instrText xml:space="preserve"> PAGEREF _Toc228366954 \h </w:instrText>
             </w:r>
             <w:r>
               <w:rPr>
@@ -7175,7 +7218,7 @@
               <w:lang w:eastAsia="ru-BY"/>
             </w:rPr>
           </w:pPr>
-          <w:hyperlink w:anchor="_Toc228365695" w:history="1">
+          <w:hyperlink w:anchor="_Toc228366955" w:history="1">
             <w:r>
               <w:rPr>
                 <w:rStyle w:val="af1"/>
@@ -7218,7 +7261,7 @@
                 <w:noProof/>
                 <w:webHidden/>
               </w:rPr>
-              <w:instrText xml:space="preserve"> PAGEREF _Toc228365695 \h </w:instrText>
+              <w:instrText xml:space="preserve"> PAGEREF _Toc228366955 \h </w:instrText>
             </w:r>
             <w:r>
               <w:rPr>
@@ -7263,7 +7306,7 @@
               <w:lang w:eastAsia="ru-BY"/>
             </w:rPr>
           </w:pPr>
-          <w:hyperlink w:anchor="_Toc228365696" w:history="1">
+          <w:hyperlink w:anchor="_Toc228366956" w:history="1">
             <w:r>
               <w:rPr>
                 <w:rStyle w:val="af1"/>
@@ -7306,7 +7349,7 @@
                 <w:noProof/>
                 <w:webHidden/>
               </w:rPr>
-              <w:instrText xml:space="preserve"> PAGEREF _Toc228365696 \h </w:instrText>
+              <w:instrText xml:space="preserve"> PAGEREF _Toc228366956 \h </w:instrText>
             </w:r>
             <w:r>
               <w:rPr>
@@ -7351,7 +7394,7 @@
               <w:lang w:eastAsia="ru-BY"/>
             </w:rPr>
           </w:pPr>
-          <w:hyperlink w:anchor="_Toc228365697" w:history="1">
+          <w:hyperlink w:anchor="_Toc228366957" w:history="1">
             <w:r>
               <w:rPr>
                 <w:rStyle w:val="af1"/>
@@ -7394,7 +7437,7 @@
                 <w:noProof/>
                 <w:webHidden/>
               </w:rPr>
-              <w:instrText xml:space="preserve"> PAGEREF _Toc228365697 \h </w:instrText>
+              <w:instrText xml:space="preserve"> PAGEREF _Toc228366957 \h </w:instrText>
             </w:r>
             <w:r>
               <w:rPr>
@@ -7439,7 +7482,7 @@
               <w:lang w:eastAsia="ru-BY"/>
             </w:rPr>
           </w:pPr>
-          <w:hyperlink w:anchor="_Toc228365698" w:history="1">
+          <w:hyperlink w:anchor="_Toc228366958" w:history="1">
             <w:r>
               <w:rPr>
                 <w:rStyle w:val="af1"/>
@@ -7482,7 +7525,7 @@
                 <w:noProof/>
                 <w:webHidden/>
               </w:rPr>
-              <w:instrText xml:space="preserve"> PAGEREF _Toc228365698 \h </w:instrText>
+              <w:instrText xml:space="preserve"> PAGEREF _Toc228366958 \h </w:instrText>
             </w:r>
             <w:r>
               <w:rPr>
@@ -7527,7 +7570,7 @@
               <w:lang w:eastAsia="ru-BY"/>
             </w:rPr>
           </w:pPr>
-          <w:hyperlink w:anchor="_Toc228365699" w:history="1">
+          <w:hyperlink w:anchor="_Toc228366959" w:history="1">
             <w:r>
               <w:rPr>
                 <w:rStyle w:val="af1"/>
@@ -7549,7 +7592,21 @@
                 <w:rStyle w:val="af1"/>
                 <w:noProof/>
               </w:rPr>
-              <w:t>Информационное обеспечение</w:t>
+              <w:t>Инфор</w:t>
+            </w:r>
+            <w:r>
+              <w:rPr>
+                <w:rStyle w:val="af1"/>
+                <w:noProof/>
+              </w:rPr>
+              <w:t>м</w:t>
+            </w:r>
+            <w:r>
+              <w:rPr>
+                <w:rStyle w:val="af1"/>
+                <w:noProof/>
+              </w:rPr>
+              <w:t>ационное обеспечение</w:t>
             </w:r>
             <w:r>
               <w:rPr>
@@ -7570,7 +7627,7 @@
                 <w:noProof/>
                 <w:webHidden/>
               </w:rPr>
-              <w:instrText xml:space="preserve"> PAGEREF _Toc228365699 \h </w:instrText>
+              <w:instrText xml:space="preserve"> PAGEREF _Toc228366959 \h </w:instrText>
             </w:r>
             <w:r>
               <w:rPr>
@@ -7615,7 +7672,7 @@
               <w:lang w:eastAsia="ru-BY"/>
             </w:rPr>
           </w:pPr>
-          <w:hyperlink w:anchor="_Toc228365700" w:history="1">
+          <w:hyperlink w:anchor="_Toc228366960" w:history="1">
             <w:r>
               <w:rPr>
                 <w:rStyle w:val="af1"/>
@@ -7658,7 +7715,7 @@
                 <w:noProof/>
                 <w:webHidden/>
               </w:rPr>
-              <w:instrText xml:space="preserve"> PAGEREF _Toc228365700 \h </w:instrText>
+              <w:instrText xml:space="preserve"> PAGEREF _Toc228366960 \h </w:instrText>
             </w:r>
             <w:r>
               <w:rPr>
@@ -7703,7 +7760,7 @@
               <w:lang w:eastAsia="ru-BY"/>
             </w:rPr>
           </w:pPr>
-          <w:hyperlink w:anchor="_Toc228365701" w:history="1">
+          <w:hyperlink w:anchor="_Toc228366961" w:history="1">
             <w:r>
               <w:rPr>
                 <w:rStyle w:val="af1"/>
@@ -7746,7 +7803,7 @@
                 <w:noProof/>
                 <w:webHidden/>
               </w:rPr>
-              <w:instrText xml:space="preserve"> PAGEREF _Toc228365701 \h </w:instrText>
+              <w:instrText xml:space="preserve"> PAGEREF _Toc228366961 \h </w:instrText>
             </w:r>
             <w:r>
               <w:rPr>
@@ -7791,7 +7848,7 @@
               <w:lang w:eastAsia="ru-BY"/>
             </w:rPr>
           </w:pPr>
-          <w:hyperlink w:anchor="_Toc228365702" w:history="1">
+          <w:hyperlink w:anchor="_Toc228366962" w:history="1">
             <w:r>
               <w:rPr>
                 <w:rStyle w:val="af1"/>
@@ -7834,7 +7891,7 @@
                 <w:noProof/>
                 <w:webHidden/>
               </w:rPr>
-              <w:instrText xml:space="preserve"> PAGEREF _Toc228365702 \h </w:instrText>
+              <w:instrText xml:space="preserve"> PAGEREF _Toc228366962 \h </w:instrText>
             </w:r>
             <w:r>
               <w:rPr>
@@ -7875,7 +7932,7 @@
               <w:lang w:eastAsia="ru-BY"/>
             </w:rPr>
           </w:pPr>
-          <w:hyperlink w:anchor="_Toc228365703" w:history="1">
+          <w:hyperlink w:anchor="_Toc228366963" w:history="1">
             <w:r>
               <w:rPr>
                 <w:rStyle w:val="af1"/>
@@ -7902,7 +7959,7 @@
                 <w:noProof/>
                 <w:webHidden/>
               </w:rPr>
-              <w:instrText xml:space="preserve"> PAGEREF _Toc228365703 \h </w:instrText>
+              <w:instrText xml:space="preserve"> PAGEREF _Toc228366963 \h </w:instrText>
             </w:r>
             <w:r>
               <w:rPr>
@@ -7943,7 +8000,7 @@
               <w:lang w:eastAsia="ru-BY"/>
             </w:rPr>
           </w:pPr>
-          <w:hyperlink w:anchor="_Toc228365704" w:history="1">
+          <w:hyperlink w:anchor="_Toc228366964" w:history="1">
             <w:r>
               <w:rPr>
                 <w:rStyle w:val="af1"/>
@@ -7971,7 +8028,7 @@
                 <w:noProof/>
                 <w:webHidden/>
               </w:rPr>
-              <w:instrText xml:space="preserve"> PAGEREF _Toc228365704 \h </w:instrText>
+              <w:instrText xml:space="preserve"> PAGEREF _Toc228366964 \h </w:instrText>
             </w:r>
             <w:r>
               <w:rPr>
@@ -8012,7 +8069,7 @@
               <w:lang w:eastAsia="ru-BY"/>
             </w:rPr>
           </w:pPr>
-          <w:hyperlink w:anchor="_Toc228365705" w:history="1">
+          <w:hyperlink w:anchor="_Toc228366965" w:history="1">
             <w:r>
               <w:rPr>
                 <w:rStyle w:val="af1"/>
@@ -8041,7 +8098,7 @@
                 <w:noProof/>
                 <w:webHidden/>
               </w:rPr>
-              <w:instrText xml:space="preserve"> PAGEREF _Toc228365705 \h </w:instrText>
+              <w:instrText xml:space="preserve"> PAGEREF _Toc228366965 \h </w:instrText>
             </w:r>
             <w:r>
               <w:rPr>
@@ -8150,7 +8207,7 @@
         </w:tabs>
         <w:jc w:val="center"/>
       </w:pPr>
-      <w:bookmarkStart w:id="7" w:name="_Toc228365689"/>
+      <w:bookmarkStart w:id="7" w:name="_Toc228366949"/>
       <w:r>
         <w:lastRenderedPageBreak/>
         <w:t>Введение</w:t>
@@ -8373,14 +8430,7 @@
           <w:iCs/>
         </w:rPr>
         <w:lastRenderedPageBreak/>
-        <w:t>Java</w:t>
-      </w:r>
-      <w:r>
-        <w:rPr>
-          <w:i/>
-          <w:iCs/>
-        </w:rPr>
-        <w:t>/Node.js</w:t>
+        <w:t>Java/Node.js</w:t>
       </w:r>
       <w:r>
         <w:t xml:space="preserve"> для построения серверной части.</w:t>
@@ -8542,7 +8592,7 @@
         <w:pStyle w:val="1"/>
       </w:pPr>
       <w:bookmarkStart w:id="8" w:name="_Toc225431803"/>
-      <w:bookmarkStart w:id="9" w:name="_Toc228365690"/>
+      <w:bookmarkStart w:id="9" w:name="_Toc228366950"/>
       <w:r>
         <w:lastRenderedPageBreak/>
         <w:t>О</w:t>
@@ -8572,7 +8622,7 @@
         <w:pStyle w:val="2"/>
       </w:pPr>
       <w:bookmarkStart w:id="10" w:name="_Toc225431804"/>
-      <w:bookmarkStart w:id="11" w:name="_Toc228365691"/>
+      <w:bookmarkStart w:id="11" w:name="_Toc228366951"/>
       <w:r>
         <w:t>1.1</w:t>
       </w:r>
@@ -9211,7 +9261,7 @@
         <w:pStyle w:val="2"/>
       </w:pPr>
       <w:bookmarkStart w:id="12" w:name="_Toc225431805"/>
-      <w:bookmarkStart w:id="13" w:name="_Toc228365692"/>
+      <w:bookmarkStart w:id="13" w:name="_Toc228366952"/>
       <w:r>
         <w:t>1.2</w:t>
       </w:r>
@@ -9854,7 +9904,7 @@
         <w:pStyle w:val="2"/>
       </w:pPr>
       <w:bookmarkStart w:id="14" w:name="_Toc225431806"/>
-      <w:bookmarkStart w:id="15" w:name="_Toc228365693"/>
+      <w:bookmarkStart w:id="15" w:name="_Toc228366953"/>
       <w:r>
         <w:t>1.3</w:t>
       </w:r>
@@ -10709,7 +10759,7 @@
         <w:t> </w:t>
       </w:r>
       <w:r>
-        <w:t>— людей с идентичными паттернами поведения — и предлагает треки, которые зашли им, но еще не были прослушаны вами.</w:t>
+        <w:t>— людей с идентичными паттернами поведения — и предлагает треки, которые зашли им, но еще не прослушаны вами.</w:t>
       </w:r>
     </w:p>
     <w:p>
@@ -10915,7 +10965,7 @@
         </w:rPr>
         <w:lastRenderedPageBreak/>
         <w:drawing>
-          <wp:inline distT="0" distB="0" distL="0" distR="0" wp14:anchorId="5B162A4C" wp14:editId="720A002A">
+          <wp:inline distT="0" distB="0" distL="0" distR="0" wp14:anchorId="5B162A4C" wp14:editId="0E8205E4">
             <wp:extent cx="5897187" cy="3022600"/>
             <wp:effectExtent l="0" t="0" r="8890" b="6350"/>
             <wp:docPr id="2" name="Рисунок 2"/>
@@ -11751,7 +11801,7 @@
         <w:pStyle w:val="2"/>
       </w:pPr>
       <w:bookmarkStart w:id="17" w:name="_Toc225431807"/>
-      <w:bookmarkStart w:id="18" w:name="_Toc228365694"/>
+      <w:bookmarkStart w:id="18" w:name="_Toc228366954"/>
       <w:r>
         <w:t>1.4</w:t>
       </w:r>
@@ -11990,7 +12040,7 @@
       <w:pPr>
         <w:pStyle w:val="1"/>
       </w:pPr>
-      <w:bookmarkStart w:id="20" w:name="_Toc228365695"/>
+      <w:bookmarkStart w:id="20" w:name="_Toc228366955"/>
       <w:r>
         <w:lastRenderedPageBreak/>
         <w:t>Проектирование структуры информационной системы</w:t>
@@ -12006,7 +12056,7 @@
       <w:pPr>
         <w:pStyle w:val="2"/>
       </w:pPr>
-      <w:bookmarkStart w:id="21" w:name="_Toc228365696"/>
+      <w:bookmarkStart w:id="21" w:name="_Toc228366956"/>
       <w:r>
         <w:t>2.1</w:t>
       </w:r>
@@ -12601,8 +12651,14 @@
       <w:pPr>
         <w:spacing w:line="276" w:lineRule="auto"/>
         <w:ind w:left="709" w:firstLine="0"/>
-      </w:pPr>
-      <w:r>
+        <w:rPr>
+          <w:highlight w:val="yellow"/>
+        </w:rPr>
+      </w:pPr>
+      <w:r>
+        <w:rPr>
+          <w:highlight w:val="yellow"/>
+        </w:rPr>
         <w:t>Выходная информация включает в себя:</w:t>
       </w:r>
     </w:p>
@@ -12618,9 +12674,37 @@
         </w:tabs>
         <w:spacing w:line="276" w:lineRule="auto"/>
         <w:ind w:left="0" w:firstLine="709"/>
-      </w:pPr>
-      <w:r>
-        <w:t>Аудиопотоки для конечных потребителей.</w:t>
+        <w:rPr>
+          <w:highlight w:val="yellow"/>
+        </w:rPr>
+      </w:pPr>
+      <w:r>
+        <w:rPr>
+          <w:highlight w:val="yellow"/>
+          <w:lang w:val="ru-RU"/>
+        </w:rPr>
+        <w:t>а</w:t>
+      </w:r>
+      <w:proofErr w:type="spellStart"/>
+      <w:r>
+        <w:rPr>
+          <w:highlight w:val="yellow"/>
+        </w:rPr>
+        <w:t>удиопотоки</w:t>
+      </w:r>
+      <w:proofErr w:type="spellEnd"/>
+      <w:r>
+        <w:rPr>
+          <w:highlight w:val="yellow"/>
+        </w:rPr>
+        <w:t xml:space="preserve"> для конечных потребителей</w:t>
+      </w:r>
+      <w:r>
+        <w:rPr>
+          <w:highlight w:val="yellow"/>
+          <w:lang w:val="en-US"/>
+        </w:rPr>
+        <w:t>;</w:t>
       </w:r>
     </w:p>
     <w:p>
@@ -12635,9 +12719,30 @@
         </w:tabs>
         <w:spacing w:line="276" w:lineRule="auto"/>
         <w:ind w:left="0" w:firstLine="709"/>
-      </w:pPr>
-      <w:r>
-        <w:t>Персонализированные списки рекомендаций и динамические плейлисты.</w:t>
+        <w:rPr>
+          <w:highlight w:val="yellow"/>
+        </w:rPr>
+      </w:pPr>
+      <w:r>
+        <w:rPr>
+          <w:highlight w:val="yellow"/>
+          <w:lang w:val="ru-RU"/>
+        </w:rPr>
+        <w:t>п</w:t>
+      </w:r>
+      <w:proofErr w:type="spellStart"/>
+      <w:r>
+        <w:rPr>
+          <w:highlight w:val="yellow"/>
+        </w:rPr>
+        <w:t>ерсонализированные</w:t>
+      </w:r>
+      <w:proofErr w:type="spellEnd"/>
+      <w:r>
+        <w:rPr>
+          <w:highlight w:val="yellow"/>
+        </w:rPr>
+        <w:t xml:space="preserve"> списки рекомендаций и динамические плейлисты.</w:t>
       </w:r>
     </w:p>
     <w:p>
@@ -12652,8 +12757,14 @@
         </w:tabs>
         <w:spacing w:line="276" w:lineRule="auto"/>
         <w:ind w:left="0" w:firstLine="709"/>
-      </w:pPr>
-      <w:r>
+        <w:rPr>
+          <w:highlight w:val="yellow"/>
+        </w:rPr>
+      </w:pPr>
+      <w:r>
+        <w:rPr>
+          <w:highlight w:val="yellow"/>
+        </w:rPr>
         <w:t>Аналитические отчеты о популярности контента для правообладателей.</w:t>
       </w:r>
     </w:p>
@@ -12669,8 +12780,14 @@
         </w:tabs>
         <w:spacing w:line="276" w:lineRule="auto"/>
         <w:ind w:left="0" w:firstLine="709"/>
-      </w:pPr>
-      <w:r>
+        <w:rPr>
+          <w:highlight w:val="yellow"/>
+        </w:rPr>
+      </w:pPr>
+      <w:r>
+        <w:rPr>
+          <w:highlight w:val="yellow"/>
+        </w:rPr>
         <w:t>Системные уведомления и статусы транзакций.</w:t>
       </w:r>
     </w:p>
@@ -12709,7 +12826,15 @@
       </w:r>
     </w:p>
     <w:p>
-      <w:r>
+      <w:pPr>
+        <w:rPr>
+          <w:highlight w:val="yellow"/>
+        </w:rPr>
+      </w:pPr>
+      <w:r>
+        <w:rPr>
+          <w:highlight w:val="yellow"/>
+        </w:rPr>
         <w:t>Разрабатываемая АИС взаимодействует с внешними компонентами инфраструктуры:</w:t>
       </w:r>
     </w:p>
@@ -12724,38 +12849,104 @@
           <w:tab w:val="num" w:pos="1134"/>
         </w:tabs>
         <w:ind w:left="0" w:firstLine="709"/>
-      </w:pPr>
-      <w:r>
+        <w:rPr>
+          <w:highlight w:val="yellow"/>
+        </w:rPr>
+      </w:pPr>
+      <w:r>
+        <w:rPr>
+          <w:highlight w:val="yellow"/>
+        </w:rPr>
         <w:t>Объектное хранилище (</w:t>
       </w:r>
       <w:r>
         <w:rPr>
           <w:i/>
           <w:iCs/>
+          <w:highlight w:val="yellow"/>
         </w:rPr>
         <w:t>S3</w:t>
       </w:r>
       <w:r>
+        <w:rPr>
+          <w:highlight w:val="yellow"/>
+        </w:rPr>
         <w:t>-</w:t>
       </w:r>
       <w:r>
         <w:rPr>
           <w:i/>
           <w:iCs/>
+          <w:highlight w:val="yellow"/>
         </w:rPr>
         <w:t>compatible</w:t>
       </w:r>
       <w:r>
-        <w:t xml:space="preserve">): выступает как внешний источник хранения тяжелого медиа-контента, взаимодействуя с основной ИС через </w:t>
+        <w:rPr>
+          <w:highlight w:val="yellow"/>
+        </w:rPr>
+        <w:t>)</w:t>
+      </w:r>
+      <w:r>
+        <w:rPr>
+          <w:highlight w:val="yellow"/>
+          <w:lang w:val="ru-RU"/>
+        </w:rPr>
+        <w:t>.</w:t>
+      </w:r>
+      <w:r>
+        <w:rPr>
+          <w:highlight w:val="yellow"/>
+        </w:rPr>
+        <w:t xml:space="preserve"> </w:t>
+      </w:r>
+      <w:r>
+        <w:rPr>
+          <w:highlight w:val="yellow"/>
+          <w:lang w:val="ru-RU"/>
+        </w:rPr>
+        <w:t>В</w:t>
+      </w:r>
+      <w:proofErr w:type="spellStart"/>
+      <w:r>
+        <w:rPr>
+          <w:highlight w:val="yellow"/>
+        </w:rPr>
+        <w:t>ыступает</w:t>
+      </w:r>
+      <w:proofErr w:type="spellEnd"/>
+      <w:r>
+        <w:rPr>
+          <w:highlight w:val="yellow"/>
+        </w:rPr>
+        <w:t xml:space="preserve"> как внешний источник хранения тяжелого </w:t>
+      </w:r>
+      <w:proofErr w:type="gramStart"/>
+      <w:r>
+        <w:rPr>
+          <w:highlight w:val="yellow"/>
+        </w:rPr>
+        <w:t>медиа-контента</w:t>
+      </w:r>
+      <w:proofErr w:type="gramEnd"/>
+      <w:r>
+        <w:rPr>
+          <w:highlight w:val="yellow"/>
+        </w:rPr>
+        <w:t xml:space="preserve">, взаимодействуя с основной ИС через </w:t>
       </w:r>
       <w:r>
         <w:rPr>
           <w:i/>
           <w:iCs/>
+          <w:highlight w:val="yellow"/>
         </w:rPr>
         <w:t>API</w:t>
       </w:r>
       <w:r>
+        <w:rPr>
+          <w:highlight w:val="yellow"/>
+        </w:rPr>
         <w:t>.</w:t>
       </w:r>
     </w:p>
@@ -12770,8 +12961,14 @@
           <w:tab w:val="num" w:pos="1134"/>
         </w:tabs>
         <w:ind w:left="0" w:firstLine="709"/>
-      </w:pPr>
-      <w:r>
+        <w:rPr>
+          <w:highlight w:val="yellow"/>
+        </w:rPr>
+      </w:pPr>
+      <w:r>
+        <w:rPr>
+          <w:highlight w:val="yellow"/>
+        </w:rPr>
         <w:t>Система биллинга: связь с платежными шлюзами для обработки подписок пользователей.</w:t>
       </w:r>
     </w:p>
@@ -12786,8 +12983,14 @@
           <w:tab w:val="num" w:pos="1134"/>
         </w:tabs>
         <w:ind w:left="0" w:firstLine="709"/>
-      </w:pPr>
-      <w:r>
+        <w:rPr>
+          <w:highlight w:val="yellow"/>
+        </w:rPr>
+      </w:pPr>
+      <w:r>
+        <w:rPr>
+          <w:highlight w:val="yellow"/>
+        </w:rPr>
         <w:t>База данных (</w:t>
       </w:r>
       <w:proofErr w:type="spellStart"/>
@@ -12795,11 +12998,15 @@
         <w:rPr>
           <w:i/>
           <w:iCs/>
+          <w:highlight w:val="yellow"/>
         </w:rPr>
         <w:t>PostgreSQL</w:t>
       </w:r>
       <w:proofErr w:type="spellEnd"/>
       <w:r>
+        <w:rPr>
+          <w:highlight w:val="yellow"/>
+        </w:rPr>
         <w:t>): централизованное хранилище всех метаданных, к которому обращаются все программные модули системы для синхронизации состояний.</w:t>
       </w:r>
     </w:p>
@@ -12814,8 +13021,14 @@
           <w:tab w:val="num" w:pos="1134"/>
         </w:tabs>
         <w:ind w:left="0" w:firstLine="709"/>
-      </w:pPr>
-      <w:r>
+        <w:rPr>
+          <w:highlight w:val="yellow"/>
+        </w:rPr>
+      </w:pPr>
+      <w:r>
+        <w:rPr>
+          <w:highlight w:val="yellow"/>
+        </w:rPr>
         <w:t>Мониторинг: интеграция с внешними системами логирования для контроля работоспособности сервера в режиме 24/7.</w:t>
       </w:r>
     </w:p>
@@ -12835,7 +13048,7 @@
       <w:pPr>
         <w:pStyle w:val="2"/>
       </w:pPr>
-      <w:bookmarkStart w:id="22" w:name="_Toc228365697"/>
+      <w:bookmarkStart w:id="22" w:name="_Toc228366957"/>
       <w:r>
         <w:lastRenderedPageBreak/>
         <w:t>2.2</w:t>
@@ -13554,7 +13767,7 @@
       <w:pPr>
         <w:pStyle w:val="2"/>
       </w:pPr>
-      <w:bookmarkStart w:id="23" w:name="_Toc228365698"/>
+      <w:bookmarkStart w:id="23" w:name="_Toc228366958"/>
       <w:r>
         <w:t>2.3</w:t>
       </w:r>
@@ -13664,12 +13877,22 @@
           <w:iCs/>
           <w:lang w:val="ru-RU"/>
         </w:rPr>
-        <w:t>TF</w:t>
+        <w:t>T</w:t>
       </w:r>
       <w:r>
         <w:rPr>
           <w:i/>
           <w:iCs/>
+          <w:highlight w:val="yellow"/>
+          <w:lang w:val="ru-RU"/>
+        </w:rPr>
+        <w:t>F</w:t>
+      </w:r>
+      <w:r>
+        <w:rPr>
+          <w:i/>
+          <w:iCs/>
+          <w:highlight w:val="yellow"/>
           <w:lang w:val="ru-RU"/>
         </w:rPr>
         <w:noBreakHyphen/>
@@ -13677,6 +13900,7 @@
       </w:r>
       <w:r>
         <w:rPr>
+          <w:highlight w:val="yellow"/>
           <w:lang w:val="ru-RU"/>
         </w:rPr>
         <w:t>/</w:t>
@@ -13685,33 +13909,31 @@
         <w:rPr>
           <w:i/>
           <w:iCs/>
+          <w:highlight w:val="yellow"/>
           <w:lang w:val="ru-RU"/>
         </w:rPr>
         <w:t>BM</w:t>
       </w:r>
       <w:r>
         <w:rPr>
+          <w:highlight w:val="yellow"/>
           <w:lang w:val="ru-RU"/>
         </w:rPr>
         <w:t>25)</w:t>
       </w:r>
       <w:r>
         <w:rPr>
+          <w:highlight w:val="yellow"/>
           <w:lang w:val="ru-RU"/>
         </w:rPr>
         <w:t xml:space="preserve"> </w:t>
       </w:r>
       <w:r>
         <w:rPr>
-          <w:lang w:val="ru-RU"/>
-        </w:rPr>
-        <w:t>[</w:t>
-      </w:r>
-      <w:r>
-        <w:rPr>
-          <w:lang w:val="ru-RU"/>
-        </w:rPr>
-        <w:t>???</w:t>
+          <w:highlight w:val="yellow"/>
+          <w:lang w:val="ru-RU"/>
+        </w:rPr>
+        <w:t>[???</w:t>
       </w:r>
       <w:r>
         <w:rPr>
@@ -13944,6 +14166,8 @@
               <w:rPr>
                 <w:rFonts w:eastAsiaTheme="minorEastAsia"/>
                 <w:i/>
+                <w:highlight w:val="yellow"/>
+                <w:lang w:val="en-US"/>
               </w:rPr>
             </w:pPr>
             <m:oMathPara>
@@ -13954,12 +14178,14 @@
                 <m:r>
                   <w:rPr>
                     <w:rFonts w:ascii="Cambria Math" w:hAnsi="Cambria Math"/>
+                    <w:highlight w:val="yellow"/>
                   </w:rPr>
                   <m:t>s</m:t>
                 </m:r>
                 <m:r>
                   <w:rPr>
                     <w:rFonts w:ascii="Cambria Math" w:hAnsi="Cambria Math"/>
+                    <w:highlight w:val="yellow"/>
                     <w:lang w:val="en-US"/>
                   </w:rPr>
                   <m:t>imilarity</m:t>
@@ -13967,6 +14193,7 @@
                 <m:r>
                   <w:rPr>
                     <w:rFonts w:ascii="Cambria Math" w:hAnsi="Cambria Math"/>
+                    <w:highlight w:val="yellow"/>
                   </w:rPr>
                   <m:t>=</m:t>
                 </m:r>
@@ -13976,6 +14203,7 @@
                       <w:rPr>
                         <w:rFonts w:ascii="Cambria Math" w:hAnsi="Cambria Math"/>
                         <w:i/>
+                        <w:highlight w:val="yellow"/>
                         <w:lang w:val="en-US"/>
                       </w:rPr>
                     </m:ctrlPr>
@@ -13987,6 +14215,7 @@
                       </m:rPr>
                       <w:rPr>
                         <w:rFonts w:ascii="Cambria Math" w:hAnsi="Cambria Math"/>
+                        <w:highlight w:val="yellow"/>
                         <w:lang w:val="en-US"/>
                       </w:rPr>
                       <m:t>cos</m:t>
@@ -13999,6 +14228,7 @@
                           <w:rPr>
                             <w:rFonts w:ascii="Cambria Math" w:hAnsi="Cambria Math"/>
                             <w:i/>
+                            <w:highlight w:val="yellow"/>
                             <w:lang w:val="en-US"/>
                           </w:rPr>
                         </m:ctrlPr>
@@ -14007,6 +14237,7 @@
                         <m:r>
                           <w:rPr>
                             <w:rFonts w:ascii="Cambria Math" w:hAnsi="Cambria Math"/>
+                            <w:highlight w:val="yellow"/>
                           </w:rPr>
                           <m:t>∅</m:t>
                         </m:r>
@@ -14017,6 +14248,7 @@
                 <m:r>
                   <w:rPr>
                     <w:rFonts w:ascii="Cambria Math" w:hAnsi="Cambria Math"/>
+                    <w:highlight w:val="yellow"/>
                   </w:rPr>
                   <m:t xml:space="preserve">= </m:t>
                 </m:r>
@@ -14024,10 +14256,11 @@
                   <m:fPr>
                     <m:ctrlPr>
                       <w:rPr>
-                        <w:rFonts w:ascii="Cambria Math" w:eastAsiaTheme="minorHAnsi" w:hAnsi="Cambria Math" w:cstheme="minorBidi"/>
+                        <w:rFonts w:ascii="Cambria Math" w:eastAsiaTheme="minorHAnsi" w:hAnsi="Cambria Math"/>
                         <w:i/>
                         <w:kern w:val="2"/>
                         <w:szCs w:val="24"/>
+                        <w:highlight w:val="yellow"/>
                         <w:lang w:val="en-US" w:eastAsia="en-US"/>
                         <w14:ligatures w14:val="standardContextual"/>
                       </w:rPr>
@@ -14037,6 +14270,7 @@
                     <m:r>
                       <w:rPr>
                         <w:rFonts w:ascii="Cambria Math" w:hAnsi="Cambria Math"/>
+                        <w:highlight w:val="yellow"/>
                         <w:lang w:val="en-US"/>
                       </w:rPr>
                       <m:t>A</m:t>
@@ -14044,36 +14278,65 @@
                     <m:r>
                       <w:rPr>
                         <w:rFonts w:ascii="Cambria Math" w:hAnsi="Cambria Math"/>
+                        <w:highlight w:val="yellow"/>
                       </w:rPr>
-                      <m:t>*</m:t>
+                      <m:t>∙</m:t>
                     </m:r>
                     <m:r>
                       <w:rPr>
                         <w:rFonts w:ascii="Cambria Math" w:hAnsi="Cambria Math"/>
+                        <w:highlight w:val="yellow"/>
                         <w:lang w:val="en-US"/>
                       </w:rPr>
                       <m:t>B</m:t>
                     </m:r>
                   </m:num>
                   <m:den>
+                    <m:d>
+                      <m:dPr>
+                        <m:begChr m:val="|"/>
+                        <m:endChr m:val="|"/>
+                        <m:ctrlPr>
+                          <w:rPr>
+                            <w:rFonts w:ascii="Cambria Math" w:hAnsi="Cambria Math"/>
+                            <w:i/>
+                          </w:rPr>
+                        </m:ctrlPr>
+                      </m:dPr>
+                      <m:e>
+                        <m:d>
+                          <m:dPr>
+                            <m:begChr m:val="|"/>
+                            <m:endChr m:val="|"/>
+                            <m:ctrlPr>
+                              <w:rPr>
+                                <w:rFonts w:ascii="Cambria Math" w:hAnsi="Cambria Math"/>
+                                <w:i/>
+                              </w:rPr>
+                            </m:ctrlPr>
+                          </m:dPr>
+                          <m:e>
+                            <m:r>
+                              <w:rPr>
+                                <w:rFonts w:ascii="Cambria Math" w:hAnsi="Cambria Math"/>
+                                <w:highlight w:val="yellow"/>
+                                <w:lang w:val="en-US"/>
+                              </w:rPr>
+                              <m:t>A</m:t>
+                            </m:r>
+                          </m:e>
+                        </m:d>
+                      </m:e>
+                    </m:d>
                     <m:r>
+                      <m:rPr>
+                        <m:sty m:val="p"/>
+                      </m:rPr>
                       <w:rPr>
                         <w:rFonts w:ascii="Cambria Math" w:hAnsi="Cambria Math"/>
+                        <w:highlight w:val="yellow"/>
                       </w:rPr>
-                      <m:t>||</m:t>
-                    </m:r>
-                    <m:r>
-                      <w:rPr>
-                        <w:rFonts w:ascii="Cambria Math" w:hAnsi="Cambria Math"/>
-                        <w:lang w:val="en-US"/>
-                      </w:rPr>
-                      <m:t>A</m:t>
-                    </m:r>
-                    <m:r>
-                      <w:rPr>
-                        <w:rFonts w:ascii="Cambria Math" w:hAnsi="Cambria Math"/>
-                      </w:rPr>
-                      <m:t>||*</m:t>
+                      <m:t>∙</m:t>
                     </m:r>
                     <m:r>
                       <m:rPr>
@@ -14081,15 +14344,14 @@
                       </m:rPr>
                       <w:rPr>
                         <w:rFonts w:ascii="Cambria Math" w:hAnsi="Cambria Math"/>
+                        <w:highlight w:val="yellow"/>
                       </w:rPr>
                       <m:t>||</m:t>
                     </m:r>
                     <m:r>
-                      <m:rPr>
-                        <m:sty m:val="p"/>
-                      </m:rPr>
                       <w:rPr>
                         <w:rFonts w:ascii="Cambria Math" w:hAnsi="Cambria Math"/>
+                        <w:highlight w:val="yellow"/>
                         <w:lang w:val="en-US"/>
                       </w:rPr>
                       <m:t>B</m:t>
@@ -14100,6 +14362,7 @@
                       </m:rPr>
                       <w:rPr>
                         <w:rFonts w:ascii="Cambria Math" w:hAnsi="Cambria Math"/>
+                        <w:highlight w:val="yellow"/>
                       </w:rPr>
                       <m:t>||</m:t>
                     </m:r>
@@ -14108,6 +14371,7 @@
                 <m:r>
                   <w:rPr>
                     <w:rFonts w:ascii="Cambria Math" w:hAnsi="Cambria Math"/>
+                    <w:highlight w:val="yellow"/>
                   </w:rPr>
                   <m:t xml:space="preserve">= </m:t>
                 </m:r>
@@ -14115,10 +14379,11 @@
                   <m:fPr>
                     <m:ctrlPr>
                       <w:rPr>
-                        <w:rFonts w:ascii="Cambria Math" w:eastAsiaTheme="minorHAnsi" w:hAnsi="Cambria Math" w:cstheme="minorBidi"/>
+                        <w:rFonts w:ascii="Cambria Math" w:eastAsiaTheme="minorHAnsi" w:hAnsi="Cambria Math"/>
                         <w:i/>
                         <w:kern w:val="2"/>
                         <w:szCs w:val="24"/>
+                        <w:highlight w:val="yellow"/>
                         <w:lang w:val="en-US" w:eastAsia="en-US"/>
                         <w14:ligatures w14:val="standardContextual"/>
                       </w:rPr>
@@ -14131,10 +14396,11 @@
                         <m:limLoc m:val="subSup"/>
                         <m:ctrlPr>
                           <w:rPr>
-                            <w:rFonts w:ascii="Cambria Math" w:eastAsiaTheme="minorHAnsi" w:hAnsi="Cambria Math" w:cstheme="minorBidi"/>
+                            <w:rFonts w:ascii="Cambria Math" w:eastAsiaTheme="minorHAnsi" w:hAnsi="Cambria Math"/>
                             <w:i/>
                             <w:kern w:val="2"/>
                             <w:szCs w:val="24"/>
+                            <w:highlight w:val="yellow"/>
                             <w:lang w:val="en-US" w:eastAsia="en-US"/>
                             <w14:ligatures w14:val="standardContextual"/>
                           </w:rPr>
@@ -14144,6 +14410,7 @@
                         <m:r>
                           <w:rPr>
                             <w:rFonts w:ascii="Cambria Math" w:hAnsi="Cambria Math"/>
+                            <w:highlight w:val="yellow"/>
                             <w:lang w:val="en-US"/>
                           </w:rPr>
                           <m:t>i</m:t>
@@ -14151,6 +14418,7 @@
                         <m:r>
                           <w:rPr>
                             <w:rFonts w:ascii="Cambria Math" w:hAnsi="Cambria Math"/>
+                            <w:highlight w:val="yellow"/>
                           </w:rPr>
                           <m:t>=1</m:t>
                         </m:r>
@@ -14159,6 +14427,7 @@
                         <m:r>
                           <w:rPr>
                             <w:rFonts w:ascii="Cambria Math" w:hAnsi="Cambria Math"/>
+                            <w:highlight w:val="yellow"/>
                             <w:lang w:val="en-US"/>
                           </w:rPr>
                           <m:t>n</m:t>
@@ -14169,10 +14438,11 @@
                           <m:sSubPr>
                             <m:ctrlPr>
                               <w:rPr>
-                                <w:rFonts w:ascii="Cambria Math" w:eastAsiaTheme="minorHAnsi" w:hAnsi="Cambria Math" w:cstheme="minorBidi"/>
+                                <w:rFonts w:ascii="Cambria Math" w:eastAsiaTheme="minorHAnsi" w:hAnsi="Cambria Math"/>
                                 <w:i/>
                                 <w:kern w:val="2"/>
                                 <w:szCs w:val="24"/>
+                                <w:highlight w:val="yellow"/>
                                 <w:lang w:val="en-US" w:eastAsia="en-US"/>
                                 <w14:ligatures w14:val="standardContextual"/>
                               </w:rPr>
@@ -14182,6 +14452,7 @@
                             <m:r>
                               <w:rPr>
                                 <w:rFonts w:ascii="Cambria Math" w:hAnsi="Cambria Math"/>
+                                <w:highlight w:val="yellow"/>
                                 <w:lang w:val="en-US"/>
                               </w:rPr>
                               <m:t>A</m:t>
@@ -14191,6 +14462,7 @@
                             <m:r>
                               <w:rPr>
                                 <w:rFonts w:ascii="Cambria Math" w:hAnsi="Cambria Math"/>
+                                <w:highlight w:val="yellow"/>
                                 <w:lang w:val="en-US"/>
                               </w:rPr>
                               <m:t>i</m:t>
@@ -14201,10 +14473,11 @@
                           <m:sSubPr>
                             <m:ctrlPr>
                               <w:rPr>
-                                <w:rFonts w:ascii="Cambria Math" w:eastAsiaTheme="minorHAnsi" w:hAnsi="Cambria Math" w:cstheme="minorBidi"/>
+                                <w:rFonts w:ascii="Cambria Math" w:eastAsiaTheme="minorHAnsi" w:hAnsi="Cambria Math"/>
                                 <w:i/>
                                 <w:kern w:val="2"/>
                                 <w:szCs w:val="24"/>
+                                <w:highlight w:val="yellow"/>
                                 <w:lang w:val="en-US" w:eastAsia="en-US"/>
                                 <w14:ligatures w14:val="standardContextual"/>
                               </w:rPr>
@@ -14214,6 +14487,15 @@
                             <m:r>
                               <w:rPr>
                                 <w:rFonts w:ascii="Cambria Math" w:hAnsi="Cambria Math"/>
+                                <w:highlight w:val="yellow"/>
+                                <w:lang w:val="en-US"/>
+                              </w:rPr>
+                              <m:t>∙</m:t>
+                            </m:r>
+                            <m:r>
+                              <w:rPr>
+                                <w:rFonts w:ascii="Cambria Math" w:hAnsi="Cambria Math"/>
+                                <w:highlight w:val="yellow"/>
                                 <w:lang w:val="en-US"/>
                               </w:rPr>
                               <m:t>B</m:t>
@@ -14223,6 +14505,7 @@
                             <m:r>
                               <w:rPr>
                                 <w:rFonts w:ascii="Cambria Math" w:hAnsi="Cambria Math"/>
+                                <w:highlight w:val="yellow"/>
                                 <w:lang w:val="en-US"/>
                               </w:rPr>
                               <m:t>i</m:t>
@@ -14238,10 +14521,11 @@
                         <m:degHide m:val="1"/>
                         <m:ctrlPr>
                           <w:rPr>
-                            <w:rFonts w:ascii="Cambria Math" w:eastAsiaTheme="minorHAnsi" w:hAnsi="Cambria Math" w:cstheme="minorBidi"/>
+                            <w:rFonts w:ascii="Cambria Math" w:eastAsiaTheme="minorHAnsi" w:hAnsi="Cambria Math"/>
                             <w:i/>
                             <w:kern w:val="2"/>
                             <w:szCs w:val="24"/>
+                            <w:highlight w:val="yellow"/>
                             <w:lang w:val="en-US" w:eastAsia="en-US"/>
                             <w14:ligatures w14:val="standardContextual"/>
                           </w:rPr>
@@ -14255,10 +14539,11 @@
                             <m:limLoc m:val="subSup"/>
                             <m:ctrlPr>
                               <w:rPr>
-                                <w:rFonts w:ascii="Cambria Math" w:eastAsiaTheme="minorHAnsi" w:hAnsi="Cambria Math" w:cstheme="minorBidi"/>
+                                <w:rFonts w:ascii="Cambria Math" w:eastAsiaTheme="minorHAnsi" w:hAnsi="Cambria Math"/>
                                 <w:i/>
                                 <w:kern w:val="2"/>
                                 <w:szCs w:val="24"/>
+                                <w:highlight w:val="yellow"/>
                                 <w:lang w:val="en-US" w:eastAsia="en-US"/>
                                 <w14:ligatures w14:val="standardContextual"/>
                               </w:rPr>
@@ -14268,6 +14553,7 @@
                             <m:r>
                               <w:rPr>
                                 <w:rFonts w:ascii="Cambria Math" w:hAnsi="Cambria Math"/>
+                                <w:highlight w:val="yellow"/>
                                 <w:lang w:val="en-US"/>
                               </w:rPr>
                               <m:t>i</m:t>
@@ -14275,6 +14561,7 @@
                             <m:r>
                               <w:rPr>
                                 <w:rFonts w:ascii="Cambria Math" w:hAnsi="Cambria Math"/>
+                                <w:highlight w:val="yellow"/>
                               </w:rPr>
                               <m:t>=1</m:t>
                             </m:r>
@@ -14283,6 +14570,7 @@
                             <m:r>
                               <w:rPr>
                                 <w:rFonts w:ascii="Cambria Math" w:hAnsi="Cambria Math"/>
+                                <w:highlight w:val="yellow"/>
                                 <w:lang w:val="en-US"/>
                               </w:rPr>
                               <m:t>n</m:t>
@@ -14293,10 +14581,11 @@
                               <m:sSubSupPr>
                                 <m:ctrlPr>
                                   <w:rPr>
-                                    <w:rFonts w:ascii="Cambria Math" w:eastAsiaTheme="minorHAnsi" w:hAnsi="Cambria Math" w:cstheme="minorBidi"/>
+                                    <w:rFonts w:ascii="Cambria Math" w:eastAsiaTheme="minorHAnsi" w:hAnsi="Cambria Math"/>
                                     <w:i/>
                                     <w:kern w:val="2"/>
                                     <w:szCs w:val="24"/>
+                                    <w:highlight w:val="yellow"/>
                                     <w:lang w:val="en-US" w:eastAsia="en-US"/>
                                     <w14:ligatures w14:val="standardContextual"/>
                                   </w:rPr>
@@ -14306,6 +14595,7 @@
                                 <m:r>
                                   <w:rPr>
                                     <w:rFonts w:ascii="Cambria Math" w:hAnsi="Cambria Math"/>
+                                    <w:highlight w:val="yellow"/>
                                     <w:lang w:val="en-US"/>
                                   </w:rPr>
                                   <m:t>A</m:t>
@@ -14315,6 +14605,7 @@
                                 <m:r>
                                   <w:rPr>
                                     <w:rFonts w:ascii="Cambria Math" w:hAnsi="Cambria Math"/>
+                                    <w:highlight w:val="yellow"/>
                                     <w:lang w:val="en-US"/>
                                   </w:rPr>
                                   <m:t>i</m:t>
@@ -14324,6 +14615,7 @@
                                 <m:r>
                                   <w:rPr>
                                     <w:rFonts w:ascii="Cambria Math" w:hAnsi="Cambria Math"/>
+                                    <w:highlight w:val="yellow"/>
                                   </w:rPr>
                                   <m:t>2</m:t>
                                 </m:r>
@@ -14336,18 +14628,20 @@
                     <m:r>
                       <w:rPr>
                         <w:rFonts w:ascii="Cambria Math" w:hAnsi="Cambria Math"/>
+                        <w:highlight w:val="yellow"/>
                       </w:rPr>
-                      <m:t>*</m:t>
+                      <m:t>∙</m:t>
                     </m:r>
                     <m:rad>
                       <m:radPr>
                         <m:degHide m:val="1"/>
                         <m:ctrlPr>
                           <w:rPr>
-                            <w:rFonts w:ascii="Cambria Math" w:eastAsiaTheme="minorHAnsi" w:hAnsi="Cambria Math" w:cstheme="minorBidi"/>
+                            <w:rFonts w:ascii="Cambria Math" w:eastAsiaTheme="minorHAnsi" w:hAnsi="Cambria Math"/>
                             <w:i/>
                             <w:kern w:val="2"/>
                             <w:szCs w:val="24"/>
+                            <w:highlight w:val="yellow"/>
                             <w:lang w:val="en-US" w:eastAsia="en-US"/>
                             <w14:ligatures w14:val="standardContextual"/>
                           </w:rPr>
@@ -14361,10 +14655,11 @@
                             <m:limLoc m:val="subSup"/>
                             <m:ctrlPr>
                               <w:rPr>
-                                <w:rFonts w:ascii="Cambria Math" w:eastAsiaTheme="minorHAnsi" w:hAnsi="Cambria Math" w:cstheme="minorBidi"/>
+                                <w:rFonts w:ascii="Cambria Math" w:eastAsiaTheme="minorHAnsi" w:hAnsi="Cambria Math"/>
                                 <w:i/>
                                 <w:kern w:val="2"/>
                                 <w:szCs w:val="24"/>
+                                <w:highlight w:val="yellow"/>
                                 <w:lang w:val="en-US" w:eastAsia="en-US"/>
                                 <w14:ligatures w14:val="standardContextual"/>
                               </w:rPr>
@@ -14374,6 +14669,7 @@
                             <m:r>
                               <w:rPr>
                                 <w:rFonts w:ascii="Cambria Math" w:hAnsi="Cambria Math"/>
+                                <w:highlight w:val="yellow"/>
                                 <w:lang w:val="en-US"/>
                               </w:rPr>
                               <m:t>i</m:t>
@@ -14381,6 +14677,7 @@
                             <m:r>
                               <w:rPr>
                                 <w:rFonts w:ascii="Cambria Math" w:hAnsi="Cambria Math"/>
+                                <w:highlight w:val="yellow"/>
                               </w:rPr>
                               <m:t>=1</m:t>
                             </m:r>
@@ -14389,6 +14686,7 @@
                             <m:r>
                               <w:rPr>
                                 <w:rFonts w:ascii="Cambria Math" w:hAnsi="Cambria Math"/>
+                                <w:highlight w:val="yellow"/>
                                 <w:lang w:val="en-US"/>
                               </w:rPr>
                               <m:t>n</m:t>
@@ -14399,10 +14697,11 @@
                               <m:sSubSupPr>
                                 <m:ctrlPr>
                                   <w:rPr>
-                                    <w:rFonts w:ascii="Cambria Math" w:eastAsiaTheme="minorHAnsi" w:hAnsi="Cambria Math" w:cstheme="minorBidi"/>
+                                    <w:rFonts w:ascii="Cambria Math" w:eastAsiaTheme="minorHAnsi" w:hAnsi="Cambria Math"/>
                                     <w:i/>
                                     <w:kern w:val="2"/>
                                     <w:szCs w:val="24"/>
+                                    <w:highlight w:val="yellow"/>
                                     <w:lang w:val="en-US" w:eastAsia="en-US"/>
                                     <w14:ligatures w14:val="standardContextual"/>
                                   </w:rPr>
@@ -14412,6 +14711,7 @@
                                 <m:r>
                                   <w:rPr>
                                     <w:rFonts w:ascii="Cambria Math" w:hAnsi="Cambria Math"/>
+                                    <w:highlight w:val="yellow"/>
                                     <w:lang w:val="en-US"/>
                                   </w:rPr>
                                   <m:t>B</m:t>
@@ -14421,6 +14721,7 @@
                                 <m:r>
                                   <w:rPr>
                                     <w:rFonts w:ascii="Cambria Math" w:hAnsi="Cambria Math"/>
+                                    <w:highlight w:val="yellow"/>
                                     <w:lang w:val="en-US"/>
                                   </w:rPr>
                                   <m:t>i</m:t>
@@ -14430,6 +14731,7 @@
                                 <m:r>
                                   <w:rPr>
                                     <w:rFonts w:ascii="Cambria Math" w:hAnsi="Cambria Math"/>
+                                    <w:highlight w:val="yellow"/>
                                   </w:rPr>
                                   <m:t>2</m:t>
                                 </m:r>
@@ -14455,6 +14757,10 @@
               <w:spacing w:line="276" w:lineRule="auto"/>
               <w:ind w:firstLine="0"/>
               <w:jc w:val="center"/>
+              <w:rPr>
+                <w:highlight w:val="yellow"/>
+                <w:lang w:val="en-US"/>
+              </w:rPr>
             </w:pPr>
           </w:p>
         </w:tc>
@@ -14472,6 +14778,10 @@
             <w:pPr>
               <w:spacing w:line="276" w:lineRule="auto"/>
               <w:ind w:firstLine="0"/>
+              <w:rPr>
+                <w:highlight w:val="yellow"/>
+                <w:lang w:val="en-US"/>
+              </w:rPr>
             </w:pPr>
           </w:p>
         </w:tc>
@@ -14488,6 +14798,10 @@
               </w:tabs>
               <w:spacing w:line="276" w:lineRule="auto"/>
               <w:jc w:val="center"/>
+              <w:rPr>
+                <w:highlight w:val="yellow"/>
+                <w:lang w:val="en-US"/>
+              </w:rPr>
             </w:pPr>
           </w:p>
         </w:tc>
@@ -14501,8 +14815,14 @@
               <w:spacing w:line="276" w:lineRule="auto"/>
               <w:ind w:firstLine="0"/>
               <w:jc w:val="center"/>
-            </w:pPr>
-            <w:r>
+              <w:rPr>
+                <w:highlight w:val="yellow"/>
+              </w:rPr>
+            </w:pPr>
+            <w:r>
+              <w:rPr>
+                <w:highlight w:val="yellow"/>
+              </w:rPr>
               <w:t>(2.1)</w:t>
             </w:r>
           </w:p>
@@ -14521,6 +14841,9 @@
             <w:pPr>
               <w:spacing w:line="276" w:lineRule="auto"/>
               <w:ind w:firstLine="0"/>
+              <w:rPr>
+                <w:highlight w:val="yellow"/>
+              </w:rPr>
             </w:pPr>
           </w:p>
         </w:tc>
@@ -14537,6 +14860,9 @@
               </w:tabs>
               <w:spacing w:line="276" w:lineRule="auto"/>
               <w:jc w:val="center"/>
+              <w:rPr>
+                <w:highlight w:val="yellow"/>
+              </w:rPr>
             </w:pPr>
           </w:p>
         </w:tc>
@@ -14550,6 +14876,9 @@
               <w:spacing w:line="276" w:lineRule="auto"/>
               <w:ind w:firstLine="0"/>
               <w:jc w:val="center"/>
+              <w:rPr>
+                <w:highlight w:val="yellow"/>
+              </w:rPr>
             </w:pPr>
           </w:p>
         </w:tc>
@@ -14567,6 +14896,9 @@
             <w:pPr>
               <w:spacing w:line="276" w:lineRule="auto"/>
               <w:ind w:firstLine="0"/>
+              <w:rPr>
+                <w:highlight w:val="yellow"/>
+              </w:rPr>
             </w:pPr>
           </w:p>
         </w:tc>
@@ -14583,6 +14915,9 @@
               </w:tabs>
               <w:spacing w:line="276" w:lineRule="auto"/>
               <w:jc w:val="center"/>
+              <w:rPr>
+                <w:highlight w:val="yellow"/>
+              </w:rPr>
             </w:pPr>
           </w:p>
         </w:tc>
@@ -14596,6 +14931,9 @@
               <w:spacing w:line="276" w:lineRule="auto"/>
               <w:ind w:firstLine="0"/>
               <w:jc w:val="center"/>
+              <w:rPr>
+                <w:highlight w:val="yellow"/>
+              </w:rPr>
             </w:pPr>
           </w:p>
         </w:tc>
@@ -14605,6 +14943,7 @@
       <w:pPr>
         <w:spacing w:line="276" w:lineRule="auto"/>
         <w:rPr>
+          <w:highlight w:val="yellow"/>
           <w:lang w:val="ru-RU"/>
         </w:rPr>
       </w:pPr>
@@ -14618,12 +14957,14 @@
         <w:ind w:firstLine="0"/>
         <w:rPr>
           <w:iCs/>
+          <w:highlight w:val="yellow"/>
         </w:rPr>
       </w:pPr>
       <w:proofErr w:type="spellStart"/>
       <w:r>
         <w:rPr>
           <w:iCs/>
+          <w:highlight w:val="yellow"/>
           <w:lang w:val="ru-RU"/>
         </w:rPr>
         <w:t>гд</w:t>
@@ -14632,12 +14973,14 @@
       <w:r>
         <w:rPr>
           <w:iCs/>
+          <w:highlight w:val="yellow"/>
         </w:rPr>
         <w:t>е:</w:t>
       </w:r>
       <w:r>
         <w:rPr>
           <w:iCs/>
+          <w:highlight w:val="yellow"/>
           <w:lang w:val="ru-RU"/>
         </w:rPr>
         <w:tab/>
@@ -14645,6 +14988,7 @@
       <w:r>
         <w:rPr>
           <w:i/>
+          <w:highlight w:val="yellow"/>
         </w:rPr>
         <w:t>A</w:t>
       </w:r>
@@ -14652,6 +14996,7 @@
       <w:r>
         <w:rPr>
           <w:i/>
+          <w:highlight w:val="yellow"/>
           <w:vertAlign w:val="subscript"/>
           <w:lang w:val="en-US"/>
         </w:rPr>
@@ -14661,6 +15006,7 @@
       <w:r>
         <w:rPr>
           <w:iCs/>
+          <w:highlight w:val="yellow"/>
         </w:rPr>
         <w:t xml:space="preserve">, </w:t>
       </w:r>
@@ -14668,12 +15014,14 @@
       <w:r>
         <w:rPr>
           <w:i/>
+          <w:highlight w:val="yellow"/>
         </w:rPr>
         <w:t>B</w:t>
       </w:r>
       <w:r>
         <w:rPr>
           <w:i/>
+          <w:highlight w:val="yellow"/>
           <w:vertAlign w:val="subscript"/>
         </w:rPr>
         <w:t>i</w:t>
@@ -14682,20 +15030,30 @@
       <w:r>
         <w:rPr>
           <w:iCs/>
+          <w:highlight w:val="yellow"/>
         </w:rPr>
         <w:t xml:space="preserve"> </w:t>
       </w:r>
       <w:r>
         <w:rPr>
           <w:iCs/>
+          <w:highlight w:val="yellow"/>
         </w:rPr>
         <w:tab/>
       </w:r>
       <w:r>
         <w:rPr>
           <w:iCs/>
-        </w:rPr>
-        <w:t>— компоненты векторов признаков;</w:t>
+          <w:highlight w:val="yellow"/>
+        </w:rPr>
+        <w:sym w:font="Symbol" w:char="F02D"/>
+      </w:r>
+      <w:r>
+        <w:rPr>
+          <w:iCs/>
+          <w:highlight w:val="yellow"/>
+        </w:rPr>
+        <w:t xml:space="preserve"> компоненты векторов признаков;</w:t>
       </w:r>
     </w:p>
     <w:p>
@@ -14713,32 +15071,44 @@
       <w:r>
         <w:rPr>
           <w:i/>
+          <w:highlight w:val="yellow"/>
         </w:rPr>
         <w:t>n</w:t>
       </w:r>
       <w:r>
         <w:rPr>
           <w:iCs/>
+          <w:highlight w:val="yellow"/>
         </w:rPr>
         <w:t xml:space="preserve"> </w:t>
       </w:r>
       <w:r>
         <w:rPr>
           <w:iCs/>
+          <w:highlight w:val="yellow"/>
         </w:rPr>
         <w:tab/>
       </w:r>
       <w:r>
         <w:rPr>
           <w:iCs/>
+          <w:highlight w:val="yellow"/>
         </w:rPr>
         <w:tab/>
       </w:r>
       <w:r>
         <w:rPr>
           <w:iCs/>
-        </w:rPr>
-        <w:t>— размерность пространства признаков (количество параметров контента).</w:t>
+          <w:highlight w:val="yellow"/>
+        </w:rPr>
+        <w:sym w:font="Symbol" w:char="F02D"/>
+      </w:r>
+      <w:r>
+        <w:rPr>
+          <w:iCs/>
+          <w:highlight w:val="yellow"/>
+        </w:rPr>
+        <w:t xml:space="preserve"> размерность пространства признаков (количество параметров контента).</w:t>
       </w:r>
     </w:p>
     <w:p>
@@ -14864,6 +15234,7 @@
               <w:jc w:val="center"/>
               <w:rPr>
                 <w:iCs/>
+                <w:highlight w:val="yellow"/>
               </w:rPr>
             </w:pPr>
             <m:oMathPara>
@@ -14871,12 +15242,14 @@
                 <m:r>
                   <w:rPr>
                     <w:rFonts w:ascii="Cambria Math" w:hAnsi="Cambria Math"/>
+                    <w:highlight w:val="yellow"/>
                   </w:rPr>
                   <m:t>S</m:t>
                 </m:r>
                 <m:r>
                   <w:rPr>
                     <w:rFonts w:ascii="Cambria Math" w:hAnsi="Cambria Math"/>
+                    <w:highlight w:val="yellow"/>
                     <w:lang w:val="en-US"/>
                   </w:rPr>
                   <m:t>=</m:t>
@@ -14888,6 +15261,7 @@
                         <w:rFonts w:ascii="Cambria Math" w:hAnsi="Cambria Math"/>
                         <w:i/>
                         <w:iCs/>
+                        <w:highlight w:val="yellow"/>
                         <w:lang w:val="en-US"/>
                       </w:rPr>
                     </m:ctrlPr>
@@ -14896,6 +15270,7 @@
                     <m:r>
                       <w:rPr>
                         <w:rFonts w:ascii="Cambria Math" w:hAnsi="Cambria Math"/>
+                        <w:highlight w:val="yellow"/>
                         <w:lang w:val="en-US"/>
                       </w:rPr>
                       <m:t>V</m:t>
@@ -14909,6 +15284,7 @@
                             <w:rFonts w:ascii="Cambria Math" w:hAnsi="Cambria Math"/>
                             <w:i/>
                             <w:iCs/>
+                            <w:highlight w:val="yellow"/>
                             <w:lang w:val="en-US"/>
                           </w:rPr>
                         </m:ctrlPr>
@@ -14917,6 +15293,7 @@
                         <m:r>
                           <w:rPr>
                             <w:rFonts w:ascii="Cambria Math" w:hAnsi="Cambria Math"/>
+                            <w:highlight w:val="yellow"/>
                             <w:lang w:val="en-US"/>
                           </w:rPr>
                           <m:t>e</m:t>
@@ -14926,6 +15303,7 @@
                         <m:r>
                           <w:rPr>
                             <w:rFonts w:ascii="Cambria Math" w:hAnsi="Cambria Math"/>
+                            <w:highlight w:val="yellow"/>
                             <w:lang w:val="en-US"/>
                           </w:rPr>
                           <m:t>λ*t</m:t>
@@ -14950,12 +15328,14 @@
               <w:jc w:val="center"/>
               <w:rPr>
                 <w:iCs/>
+                <w:highlight w:val="yellow"/>
                 <w:lang w:val="en-US"/>
               </w:rPr>
             </w:pPr>
             <w:r>
               <w:rPr>
                 <w:iCs/>
+                <w:highlight w:val="yellow"/>
                 <w:lang w:val="en-US"/>
               </w:rPr>
               <w:t>(2.2)</w:t>
@@ -14969,6 +15349,7 @@
         <w:spacing w:line="276" w:lineRule="auto"/>
         <w:rPr>
           <w:iCs/>
+          <w:highlight w:val="yellow"/>
           <w:lang w:val="ru-RU"/>
         </w:rPr>
       </w:pPr>
@@ -14983,11 +15364,13 @@
         <w:ind w:firstLine="0"/>
         <w:rPr>
           <w:iCs/>
+          <w:highlight w:val="yellow"/>
         </w:rPr>
       </w:pPr>
       <w:r>
         <w:rPr>
           <w:iCs/>
+          <w:highlight w:val="yellow"/>
           <w:lang w:val="ru-RU"/>
         </w:rPr>
         <w:t>где</w:t>
@@ -14995,6 +15378,7 @@
       <w:r>
         <w:rPr>
           <w:iCs/>
+          <w:highlight w:val="yellow"/>
           <w:lang w:val="ru-RU"/>
         </w:rPr>
         <w:tab/>
@@ -15002,6 +15386,7 @@
       <w:r>
         <w:rPr>
           <w:i/>
+          <w:highlight w:val="yellow"/>
           <w:lang w:val="en-US"/>
         </w:rPr>
         <w:t>V</w:t>
@@ -15009,6 +15394,7 @@
       <w:r>
         <w:rPr>
           <w:iCs/>
+          <w:highlight w:val="yellow"/>
           <w:lang w:val="ru-RU"/>
         </w:rPr>
         <w:tab/>
@@ -15016,20 +15402,9 @@
       <w:r>
         <w:rPr>
           <w:iCs/>
-        </w:rPr>
-        <w:t>—</w:t>
-      </w:r>
-      <w:r>
-        <w:rPr>
-          <w:iCs/>
-        </w:rPr>
-        <w:t xml:space="preserve"> </w:t>
-      </w:r>
-      <w:r>
-        <w:rPr>
-          <w:iCs/>
-        </w:rPr>
-        <w:t>количество прослушиваний (интегральный показатель);</w:t>
+          <w:highlight w:val="yellow"/>
+        </w:rPr>
+        <w:t>— количество прослушиваний (интегральный показатель);</w:t>
       </w:r>
     </w:p>
     <w:p>
@@ -15040,24 +15415,22 @@
         <w:spacing w:line="276" w:lineRule="auto"/>
         <w:rPr>
           <w:iCs/>
+          <w:highlight w:val="yellow"/>
         </w:rPr>
       </w:pPr>
       <w:r>
         <w:rPr>
           <w:i/>
+          <w:highlight w:val="yellow"/>
         </w:rPr>
         <w:t>t</w:t>
       </w:r>
       <w:r>
         <w:rPr>
           <w:iCs/>
+          <w:highlight w:val="yellow"/>
         </w:rPr>
         <w:tab/>
-      </w:r>
-      <w:r>
-        <w:rPr>
-          <w:iCs/>
-        </w:rPr>
         <w:t>— время, прошедшее с момента релиза (в днях);</w:t>
       </w:r>
     </w:p>
@@ -15075,20 +15448,23 @@
       <w:r>
         <w:rPr>
           <w:i/>
+          <w:highlight w:val="yellow"/>
         </w:rPr>
         <w:sym w:font="Symbol" w:char="F06C"/>
       </w:r>
       <w:r>
         <w:rPr>
           <w:iCs/>
+          <w:highlight w:val="yellow"/>
         </w:rPr>
         <w:tab/>
+        <w:t>— коэффициент затухания (подбирае</w:t>
       </w:r>
       <w:r>
         <w:rPr>
           <w:iCs/>
         </w:rPr>
-        <w:t>— коэффициент затухания (подбирается экспериментально).</w:t>
+        <w:t>тся экспериментально).</w:t>
       </w:r>
     </w:p>
     <w:p>
@@ -15288,7 +15664,7 @@
       <w:pPr>
         <w:pStyle w:val="2"/>
       </w:pPr>
-      <w:bookmarkStart w:id="24" w:name="_Toc228365699"/>
+      <w:bookmarkStart w:id="24" w:name="_Toc228366959"/>
       <w:r>
         <w:t>2.4</w:t>
       </w:r>
@@ -15909,7 +16285,13 @@
         <w:rPr>
           <w:lang w:val="ru-RU"/>
         </w:rPr>
-        <w:t xml:space="preserve">2 </w:t>
+        <w:t>3</w:t>
+      </w:r>
+      <w:r>
+        <w:rPr>
+          <w:lang w:val="ru-RU"/>
+        </w:rPr>
+        <w:t xml:space="preserve"> </w:t>
       </w:r>
       <w:r>
         <w:rPr>
@@ -15921,7 +16303,32 @@
         <w:rPr>
           <w:lang w:val="ru-RU"/>
         </w:rPr>
-        <w:t xml:space="preserve"> Блок-схема алгоритма работы рекомендаций</w:t>
+        <w:t xml:space="preserve"> </w:t>
+      </w:r>
+      <w:r>
+        <w:rPr>
+          <w:lang w:val="ru-RU"/>
+        </w:rPr>
+        <w:t>С</w:t>
+      </w:r>
+      <w:proofErr w:type="spellStart"/>
+      <w:r>
+        <w:t>хеме</w:t>
+      </w:r>
+      <w:proofErr w:type="spellEnd"/>
+      <w:r>
+        <w:t xml:space="preserve"> информационных </w:t>
+      </w:r>
+      <w:proofErr w:type="spellStart"/>
+      <w:r>
+        <w:t>потоко</w:t>
+      </w:r>
+      <w:proofErr w:type="spellEnd"/>
+      <w:r>
+        <w:rPr>
+          <w:lang w:val="ru-RU"/>
+        </w:rPr>
+        <w:t>в</w:t>
       </w:r>
     </w:p>
     <w:p>
@@ -15965,7 +16372,7 @@
     <w:p>
       <w:pPr>
         <w:spacing w:line="276" w:lineRule="auto"/>
-        <w:ind w:firstLine="0"/>
+        <w:ind w:left="1843" w:hanging="1843"/>
         <w:rPr>
           <w:lang w:val="ru-RU"/>
         </w:rPr>
@@ -16041,11 +16448,14 @@
         <w:tc>
           <w:tcPr>
             <w:tcW w:w="2782" w:type="dxa"/>
+            <w:vAlign w:val="center"/>
             <w:hideMark/>
           </w:tcPr>
           <w:p>
             <w:pPr>
               <w:spacing w:line="276" w:lineRule="auto"/>
+              <w:ind w:firstLine="0"/>
+              <w:jc w:val="center"/>
             </w:pPr>
             <w:r>
               <w:t>Этап ввода</w:t>
@@ -16055,11 +16465,14 @@
         <w:tc>
           <w:tcPr>
             <w:tcW w:w="3089" w:type="dxa"/>
+            <w:vAlign w:val="center"/>
             <w:hideMark/>
           </w:tcPr>
           <w:p>
             <w:pPr>
               <w:spacing w:line="276" w:lineRule="auto"/>
+              <w:ind w:firstLine="0"/>
+              <w:jc w:val="center"/>
             </w:pPr>
             <w:r>
               <w:t>Тип ввода</w:t>
@@ -16069,11 +16482,14 @@
         <w:tc>
           <w:tcPr>
             <w:tcW w:w="3348" w:type="dxa"/>
+            <w:vAlign w:val="center"/>
             <w:hideMark/>
           </w:tcPr>
           <w:p>
             <w:pPr>
               <w:spacing w:line="276" w:lineRule="auto"/>
+              <w:ind w:hanging="30"/>
+              <w:jc w:val="center"/>
             </w:pPr>
             <w:r>
               <w:t>Входные данные</w:t>
@@ -16226,7 +16642,17 @@
               <w:jc w:val="left"/>
             </w:pPr>
             <w:r>
-              <w:t>Жанр, Темп (BPM), Настроение, Тональность</w:t>
+              <w:t>Жанр, Темп (</w:t>
+            </w:r>
+            <w:r>
+              <w:rPr>
+                <w:i/>
+                <w:iCs/>
+              </w:rPr>
+              <w:t>BPM</w:t>
+            </w:r>
+            <w:r>
+              <w:t>), Настроение, Тональность</w:t>
             </w:r>
           </w:p>
         </w:tc>
@@ -16401,12 +16827,14 @@
         <w:tc>
           <w:tcPr>
             <w:tcW w:w="0" w:type="auto"/>
+            <w:vAlign w:val="center"/>
             <w:hideMark/>
           </w:tcPr>
           <w:p>
             <w:pPr>
               <w:spacing w:line="276" w:lineRule="auto"/>
               <w:ind w:firstLine="23"/>
+              <w:jc w:val="center"/>
             </w:pPr>
             <w:r>
               <w:t>Наименование</w:t>
@@ -16416,12 +16844,14 @@
         <w:tc>
           <w:tcPr>
             <w:tcW w:w="0" w:type="auto"/>
+            <w:vAlign w:val="center"/>
             <w:hideMark/>
           </w:tcPr>
           <w:p>
             <w:pPr>
               <w:spacing w:line="276" w:lineRule="auto"/>
               <w:ind w:firstLine="23"/>
+              <w:jc w:val="center"/>
             </w:pPr>
             <w:r>
               <w:t>Источник</w:t>
@@ -16431,12 +16861,14 @@
         <w:tc>
           <w:tcPr>
             <w:tcW w:w="0" w:type="auto"/>
+            <w:vAlign w:val="center"/>
             <w:hideMark/>
           </w:tcPr>
           <w:p>
             <w:pPr>
               <w:spacing w:line="276" w:lineRule="auto"/>
               <w:ind w:firstLine="23"/>
+              <w:jc w:val="center"/>
             </w:pPr>
             <w:r>
               <w:t>Получатель</w:t>
@@ -16446,12 +16878,14 @@
         <w:tc>
           <w:tcPr>
             <w:tcW w:w="0" w:type="auto"/>
+            <w:vAlign w:val="center"/>
             <w:hideMark/>
           </w:tcPr>
           <w:p>
             <w:pPr>
               <w:spacing w:line="276" w:lineRule="auto"/>
               <w:ind w:firstLine="23"/>
+              <w:jc w:val="center"/>
             </w:pPr>
             <w:r>
               <w:t>Периодичность</w:t>
@@ -16461,12 +16895,14 @@
         <w:tc>
           <w:tcPr>
             <w:tcW w:w="0" w:type="auto"/>
+            <w:vAlign w:val="center"/>
             <w:hideMark/>
           </w:tcPr>
           <w:p>
             <w:pPr>
               <w:spacing w:line="276" w:lineRule="auto"/>
               <w:ind w:firstLine="23"/>
+              <w:jc w:val="center"/>
             </w:pPr>
             <w:r>
               <w:t>Описание</w:t>
@@ -16575,6 +17011,9 @@
         <w:tc>
           <w:tcPr>
             <w:tcW w:w="0" w:type="auto"/>
+            <w:tcBorders>
+              <w:bottom w:val="nil"/>
+            </w:tcBorders>
             <w:hideMark/>
           </w:tcPr>
           <w:p>
@@ -16590,6 +17029,9 @@
         <w:tc>
           <w:tcPr>
             <w:tcW w:w="0" w:type="auto"/>
+            <w:tcBorders>
+              <w:bottom w:val="nil"/>
+            </w:tcBorders>
             <w:hideMark/>
           </w:tcPr>
           <w:p>
@@ -16605,6 +17047,9 @@
         <w:tc>
           <w:tcPr>
             <w:tcW w:w="0" w:type="auto"/>
+            <w:tcBorders>
+              <w:bottom w:val="nil"/>
+            </w:tcBorders>
             <w:hideMark/>
           </w:tcPr>
           <w:p>
@@ -16620,6 +17065,9 @@
         <w:tc>
           <w:tcPr>
             <w:tcW w:w="0" w:type="auto"/>
+            <w:tcBorders>
+              <w:bottom w:val="nil"/>
+            </w:tcBorders>
             <w:hideMark/>
           </w:tcPr>
           <w:p>
@@ -16635,6 +17083,9 @@
         <w:tc>
           <w:tcPr>
             <w:tcW w:w="0" w:type="auto"/>
+            <w:tcBorders>
+              <w:bottom w:val="nil"/>
+            </w:tcBorders>
             <w:hideMark/>
           </w:tcPr>
           <w:p>
@@ -16659,6 +17110,9 @@
         <w:tc>
           <w:tcPr>
             <w:tcW w:w="0" w:type="auto"/>
+            <w:tcBorders>
+              <w:top w:val="single" w:sz="4" w:space="0" w:color="auto"/>
+            </w:tcBorders>
             <w:hideMark/>
           </w:tcPr>
           <w:p>
@@ -16675,6 +17129,9 @@
         <w:tc>
           <w:tcPr>
             <w:tcW w:w="0" w:type="auto"/>
+            <w:tcBorders>
+              <w:top w:val="single" w:sz="4" w:space="0" w:color="auto"/>
+            </w:tcBorders>
             <w:hideMark/>
           </w:tcPr>
           <w:p>
@@ -16690,6 +17147,9 @@
         <w:tc>
           <w:tcPr>
             <w:tcW w:w="0" w:type="auto"/>
+            <w:tcBorders>
+              <w:top w:val="single" w:sz="4" w:space="0" w:color="auto"/>
+            </w:tcBorders>
             <w:hideMark/>
           </w:tcPr>
           <w:p>
@@ -16705,6 +17165,9 @@
         <w:tc>
           <w:tcPr>
             <w:tcW w:w="0" w:type="auto"/>
+            <w:tcBorders>
+              <w:top w:val="single" w:sz="4" w:space="0" w:color="auto"/>
+            </w:tcBorders>
             <w:hideMark/>
           </w:tcPr>
           <w:p>
@@ -16720,6 +17183,9 @@
         <w:tc>
           <w:tcPr>
             <w:tcW w:w="0" w:type="auto"/>
+            <w:tcBorders>
+              <w:top w:val="single" w:sz="4" w:space="0" w:color="auto"/>
+            </w:tcBorders>
             <w:hideMark/>
           </w:tcPr>
           <w:p>
@@ -16963,7 +17429,7 @@
         <w:rPr>
           <w:lang w:val="ru-RU"/>
         </w:rPr>
-        <w:t xml:space="preserve">Для работы системы необходимо было построить базу </w:t>
+        <w:t xml:space="preserve">Для работы системы необходимо построить базу </w:t>
       </w:r>
       <w:proofErr w:type="gramStart"/>
       <w:r>
@@ -17125,7 +17591,19 @@
         <w:rPr>
           <w:lang w:val="ru-RU"/>
         </w:rPr>
-        <w:t>(см. таблица 2.7),</w:t>
+        <w:t xml:space="preserve"> </w:t>
+      </w:r>
+      <w:r>
+        <w:rPr>
+          <w:lang w:val="ru-RU"/>
+        </w:rPr>
+        <w:t>(</w:t>
+      </w:r>
+      <w:r>
+        <w:rPr>
+          <w:lang w:val="ru-RU"/>
+        </w:rPr>
+        <w:t>таблица 2.7),</w:t>
       </w:r>
       <w:r>
         <w:t xml:space="preserve"> и отчетные данные</w:t>
@@ -17137,24 +17615,13 @@
         <w:t xml:space="preserve">, </w:t>
       </w:r>
       <w:r>
-        <w:t xml:space="preserve">необходимые для управления </w:t>
-      </w:r>
-      <w:proofErr w:type="gramStart"/>
-      <w:r>
-        <w:t>системой</w:t>
-      </w:r>
-      <w:r>
-        <w:rPr>
-          <w:lang w:val="ru-RU"/>
-        </w:rPr>
-        <w:t>(</w:t>
-      </w:r>
-      <w:proofErr w:type="gramEnd"/>
-      <w:r>
-        <w:rPr>
-          <w:lang w:val="ru-RU"/>
-        </w:rPr>
-        <w:t>см. таблица 2.8)</w:t>
+        <w:t>необходимые для управления системой</w:t>
+      </w:r>
+      <w:r>
+        <w:rPr>
+          <w:lang w:val="ru-RU"/>
+        </w:rPr>
+        <w:t>(см. таблица 2.8)</w:t>
       </w:r>
       <w:r>
         <w:t>.</w:t>
@@ -21604,7 +22071,7 @@
       <w:pPr>
         <w:pStyle w:val="2"/>
       </w:pPr>
-      <w:bookmarkStart w:id="25" w:name="_Toc228365700"/>
+      <w:bookmarkStart w:id="25" w:name="_Toc228366960"/>
       <w:r>
         <w:t>2.5</w:t>
       </w:r>
@@ -21711,6 +22178,14 @@
       <w:tblPr>
         <w:tblStyle w:val="afb"/>
         <w:tblW w:w="0" w:type="auto"/>
+        <w:tblBorders>
+          <w:top w:val="single" w:sz="4" w:space="0" w:color="auto"/>
+          <w:left w:val="single" w:sz="4" w:space="0" w:color="auto"/>
+          <w:bottom w:val="single" w:sz="4" w:space="0" w:color="auto"/>
+          <w:right w:val="single" w:sz="4" w:space="0" w:color="auto"/>
+          <w:insideH w:val="single" w:sz="4" w:space="0" w:color="auto"/>
+          <w:insideV w:val="single" w:sz="4" w:space="0" w:color="auto"/>
+        </w:tblBorders>
         <w:tblLook w:val="04A0" w:firstRow="1" w:lastRow="0" w:firstColumn="1" w:lastColumn="0" w:noHBand="0" w:noVBand="1"/>
       </w:tblPr>
       <w:tblGrid>
@@ -22974,7 +23449,7 @@
       <w:pPr>
         <w:pStyle w:val="2"/>
       </w:pPr>
-      <w:bookmarkStart w:id="26" w:name="_Toc228365701"/>
+      <w:bookmarkStart w:id="26" w:name="_Toc228366961"/>
       <w:r>
         <w:t>2.6</w:t>
       </w:r>
@@ -22999,7 +23474,7 @@
         </w:rPr>
       </w:pPr>
       <w:r>
-        <w:t xml:space="preserve">Успех информационной системы музыкальной платформы во многом определяется качеством её интерфейса, так как от удобства навигации и визуального оформления зависит время пребывания пользователя в системе и глубина его взаимодействия с контентом. При проектировании интерфейса были соблюдены принципы когнитивной эргономики, направленные на </w:t>
+        <w:t xml:space="preserve">Успех информационной системы музыкальной платформы во многом определяется качеством её интерфейса, так как от удобства навигации и визуального оформления зависит время пребывания пользователя в системе и глубина его взаимодействия с контентом. При проектировании интерфейса соблюдены принципы когнитивной эргономики, направленные на </w:t>
       </w:r>
       <w:r>
         <w:lastRenderedPageBreak/>
@@ -23076,7 +23551,7 @@
       <w:pPr>
         <w:pStyle w:val="2"/>
       </w:pPr>
-      <w:bookmarkStart w:id="27" w:name="_Toc228365702"/>
+      <w:bookmarkStart w:id="27" w:name="_Toc228366962"/>
       <w:r>
         <w:t>2.7</w:t>
       </w:r>
@@ -24303,7 +24778,7 @@
         </w:tabs>
         <w:jc w:val="center"/>
       </w:pPr>
-      <w:bookmarkStart w:id="28" w:name="_Toc228365703"/>
+      <w:bookmarkStart w:id="28" w:name="_Toc228366963"/>
       <w:r>
         <w:lastRenderedPageBreak/>
         <w:t>За</w:t>
@@ -24376,7 +24851,7 @@
         <w:t>YouTube Music</w:t>
       </w:r>
       <w:r>
-        <w:t>, в результате которого были выявлены ключевые закономерности построения архитектур высоконагруженных мультимедийных систем и принципы функционирования их рекомендательных алгоритмов. Особое внимание было уделено изучению пользовательских интерфейсов и анализу их UX-составляющей, что позволило сформулировать собственные требования к эргономике разрабатываемой АИС.</w:t>
+        <w:t>, в результате которого выявлены ключевые закономерности построения архитектур высоконагруженных мультимедийных систем и принципы функционирования их рекомендательных алгоритмов. Особое внимание уделено изучению пользовательских интерфейсов и анализу их UX-составляющей, что позволило сформулировать собственные требования к эргономике разрабатываемой АИС.</w:t>
       </w:r>
     </w:p>
     <w:p>
@@ -24513,7 +24988,7 @@
           <w:rFonts w:eastAsia="Calibri Light"/>
         </w:rPr>
       </w:pPr>
-      <w:bookmarkStart w:id="29" w:name="_Toc228365704"/>
+      <w:bookmarkStart w:id="29" w:name="_Toc228366964"/>
       <w:r>
         <w:rPr>
           <w:rFonts w:eastAsia="Calibri Light"/>
@@ -25086,7 +25561,7 @@
           <w:lang w:eastAsia="ru-RU"/>
         </w:rPr>
       </w:pPr>
-      <w:bookmarkStart w:id="30" w:name="_Toc228365705"/>
+      <w:bookmarkStart w:id="30" w:name="_Toc228366965"/>
       <w:r>
         <w:rPr>
           <w:rFonts w:eastAsia="Times New Roman"/>
@@ -30537,6 +31012,7 @@
   <w:style w:type="character" w:default="1" w:styleId="a0">
     <w:name w:val="Default Paragraph Font"/>
     <w:uiPriority w:val="1"/>
+    <w:semiHidden/>
     <w:unhideWhenUsed/>
   </w:style>
   <w:style w:type="table" w:default="1" w:styleId="a1">

--- a/отчет/ДП.docx
+++ b/отчет/ДП.docx
@@ -351,7 +351,37 @@
                 <w:lang w:val="ru-RU" w:eastAsia="ru-RU"/>
                 <w14:ligatures w14:val="none"/>
               </w:rPr>
-              <w:t>___________А. А. Навроцкий</w:t>
+              <w:t>__________</w:t>
+            </w:r>
+            <w:r>
+              <w:rPr>
+                <w:rFonts w:eastAsia="Times New Roman" w:cs="Times New Roman"/>
+                <w:kern w:val="0"/>
+                <w:szCs w:val="28"/>
+                <w:lang w:val="ru-RU" w:eastAsia="ru-RU"/>
+                <w14:ligatures w14:val="none"/>
+              </w:rPr>
+              <w:t>____</w:t>
+            </w:r>
+            <w:r>
+              <w:rPr>
+                <w:rFonts w:eastAsia="Times New Roman" w:cs="Times New Roman"/>
+                <w:kern w:val="0"/>
+                <w:szCs w:val="28"/>
+                <w:lang w:val="ru-RU" w:eastAsia="ru-RU"/>
+                <w14:ligatures w14:val="none"/>
+              </w:rPr>
+              <w:t>_</w:t>
+            </w:r>
+            <w:r>
+              <w:rPr>
+                <w:rFonts w:eastAsia="Times New Roman" w:cs="Times New Roman"/>
+                <w:kern w:val="0"/>
+                <w:szCs w:val="28"/>
+                <w:lang w:val="ru-RU" w:eastAsia="ru-RU"/>
+                <w14:ligatures w14:val="none"/>
+              </w:rPr>
+              <w:t>В. А. Рыбак</w:t>
             </w:r>
           </w:p>
         </w:tc>
@@ -524,18 +554,30 @@
           <w:lang w:val="ru-RU" w:eastAsia="ru-RU"/>
           <w14:ligatures w14:val="none"/>
         </w:rPr>
-        <w:t>БГУИР ДП 1-53 01 02  0</w:t>
-      </w:r>
+        <w:t xml:space="preserve">БГУИР ДП 1-53 01 </w:t>
+      </w:r>
+      <w:proofErr w:type="gramStart"/>
       <w:r>
         <w:rPr>
           <w:rFonts w:eastAsia="Times New Roman" w:cs="Times New Roman"/>
           <w:kern w:val="0"/>
           <w:szCs w:val="28"/>
+          <w:lang w:val="ru-RU" w:eastAsia="ru-RU"/>
+          <w14:ligatures w14:val="none"/>
+        </w:rPr>
+        <w:t>02  0</w:t>
+      </w:r>
+      <w:r>
+        <w:rPr>
+          <w:rFonts w:eastAsia="Times New Roman" w:cs="Times New Roman"/>
+          <w:kern w:val="0"/>
+          <w:szCs w:val="28"/>
           <w:lang w:val="en-US" w:eastAsia="ru-RU"/>
           <w14:ligatures w14:val="none"/>
         </w:rPr>
         <w:t>39</w:t>
       </w:r>
+      <w:proofErr w:type="gramEnd"/>
       <w:r>
         <w:rPr>
           <w:rFonts w:eastAsia="Times New Roman" w:cs="Times New Roman"/>
@@ -763,8 +805,20 @@
                 <w:lang w:val="ru-RU"/>
                 <w14:ligatures w14:val="none"/>
               </w:rPr>
-              <w:t>В. И. Ярмолик</w:t>
-            </w:r>
+              <w:t xml:space="preserve">В. И. </w:t>
+            </w:r>
+            <w:proofErr w:type="spellStart"/>
+            <w:r>
+              <w:rPr>
+                <w:rFonts w:eastAsia="Times New Roman" w:cs="Times New Roman"/>
+                <w:kern w:val="0"/>
+                <w:szCs w:val="28"/>
+                <w:lang w:val="ru-RU"/>
+                <w14:ligatures w14:val="none"/>
+              </w:rPr>
+              <w:t>Ярмолик</w:t>
+            </w:r>
+            <w:proofErr w:type="spellEnd"/>
           </w:p>
         </w:tc>
       </w:tr>
@@ -929,8 +983,20 @@
                 <w:lang w:val="ru-RU"/>
                 <w14:ligatures w14:val="none"/>
               </w:rPr>
-              <w:t>В. И. Ярмолик</w:t>
-            </w:r>
+              <w:t xml:space="preserve">В. И. </w:t>
+            </w:r>
+            <w:proofErr w:type="spellStart"/>
+            <w:r>
+              <w:rPr>
+                <w:rFonts w:eastAsia="Times New Roman" w:cs="Times New Roman"/>
+                <w:kern w:val="0"/>
+                <w:szCs w:val="28"/>
+                <w:lang w:val="ru-RU"/>
+                <w14:ligatures w14:val="none"/>
+              </w:rPr>
+              <w:t>Ярмолик</w:t>
+            </w:r>
+            <w:proofErr w:type="spellEnd"/>
           </w:p>
         </w:tc>
       </w:tr>
@@ -1048,6 +1114,7 @@
                 <w14:ligatures w14:val="none"/>
               </w:rPr>
             </w:pPr>
+            <w:proofErr w:type="spellStart"/>
             <w:r>
               <w:rPr>
                 <w:rFonts w:eastAsia="Times New Roman" w:cs="Times New Roman"/>
@@ -1058,6 +1125,7 @@
               </w:rPr>
               <w:t>Нормоконтролер</w:t>
             </w:r>
+            <w:proofErr w:type="spellEnd"/>
           </w:p>
         </w:tc>
         <w:tc>
@@ -1105,8 +1173,20 @@
                 <w:lang w:val="ru-RU"/>
                 <w14:ligatures w14:val="none"/>
               </w:rPr>
-              <w:t>О. Ю. Нехлебова</w:t>
-            </w:r>
+              <w:t xml:space="preserve">О. Ю. </w:t>
+            </w:r>
+            <w:proofErr w:type="spellStart"/>
+            <w:r>
+              <w:rPr>
+                <w:rFonts w:eastAsia="Times New Roman" w:cs="Times New Roman"/>
+                <w:kern w:val="0"/>
+                <w:szCs w:val="28"/>
+                <w:lang w:val="ru-RU"/>
+                <w14:ligatures w14:val="none"/>
+              </w:rPr>
+              <w:t>Нехлебова</w:t>
+            </w:r>
+            <w:proofErr w:type="spellEnd"/>
           </w:p>
         </w:tc>
       </w:tr>
@@ -2025,13 +2105,57 @@
           <w:lang w:eastAsia="ru-RU"/>
           <w14:ligatures w14:val="none"/>
         </w:rPr>
-        <w:t>– Минск : БГУИР, 2026. – п.з. –</w:t>
-      </w:r>
+        <w:t xml:space="preserve">– </w:t>
+      </w:r>
+      <w:proofErr w:type="gramStart"/>
       <w:r>
         <w:rPr>
           <w:rFonts w:eastAsia="Times New Roman" w:cs="Times New Roman"/>
           <w:kern w:val="0"/>
           <w:szCs w:val="28"/>
+          <w:lang w:eastAsia="ru-RU"/>
+          <w14:ligatures w14:val="none"/>
+        </w:rPr>
+        <w:t>Минск :</w:t>
+      </w:r>
+      <w:proofErr w:type="gramEnd"/>
+      <w:r>
+        <w:rPr>
+          <w:rFonts w:eastAsia="Times New Roman" w:cs="Times New Roman"/>
+          <w:kern w:val="0"/>
+          <w:szCs w:val="28"/>
+          <w:lang w:eastAsia="ru-RU"/>
+          <w14:ligatures w14:val="none"/>
+        </w:rPr>
+        <w:t xml:space="preserve"> БГУИР, 2026. – </w:t>
+      </w:r>
+      <w:proofErr w:type="spellStart"/>
+      <w:r>
+        <w:rPr>
+          <w:rFonts w:eastAsia="Times New Roman" w:cs="Times New Roman"/>
+          <w:kern w:val="0"/>
+          <w:szCs w:val="28"/>
+          <w:lang w:eastAsia="ru-RU"/>
+          <w14:ligatures w14:val="none"/>
+        </w:rPr>
+        <w:t>п.з</w:t>
+      </w:r>
+      <w:proofErr w:type="spellEnd"/>
+      <w:r>
+        <w:rPr>
+          <w:rFonts w:eastAsia="Times New Roman" w:cs="Times New Roman"/>
+          <w:kern w:val="0"/>
+          <w:szCs w:val="28"/>
+          <w:lang w:eastAsia="ru-RU"/>
+          <w14:ligatures w14:val="none"/>
+        </w:rPr>
+        <w:t>. –</w:t>
+      </w:r>
+      <w:r>
+        <w:rPr>
+          <w:rFonts w:eastAsia="Times New Roman" w:cs="Times New Roman"/>
+          <w:kern w:val="0"/>
+          <w:szCs w:val="28"/>
           <w:lang w:val="ru-RU" w:eastAsia="ru-RU"/>
           <w14:ligatures w14:val="none"/>
         </w:rPr>
@@ -2108,7 +2232,51 @@
           <w:lang w:eastAsia="ru-RU"/>
           <w14:ligatures w14:val="none"/>
         </w:rPr>
-        <w:t>В дипломном проекте решена задача разработки информационной системы для решения комплекса задач стриминга, глобального поиска и каталогизации медиаданных в реальном времени. Выполнен анализ структуры данных, ее системы управления и существующей информационной системы. Предложены решения для компьютеризации ряда задач, ранее решавшихся вручную или с использованием простейших средств локального хранения, в частности, задачи оптимизированной выборки данных и динамического анализа характеристик аудио. Разработаны алгоритмы пошаговой трансляции медиаданных, выполнено описание информационных потоков, спроектирована база данных, разработаны процедуры контроля входных данных.</w:t>
+        <w:t xml:space="preserve">В дипломном проекте решена задача разработки информационной системы для решения комплекса задач стриминга, глобального поиска и каталогизации </w:t>
+      </w:r>
+      <w:proofErr w:type="spellStart"/>
+      <w:r>
+        <w:rPr>
+          <w:rFonts w:eastAsia="Times New Roman" w:cs="Times New Roman"/>
+          <w:kern w:val="0"/>
+          <w:szCs w:val="28"/>
+          <w:lang w:eastAsia="ru-RU"/>
+          <w14:ligatures w14:val="none"/>
+        </w:rPr>
+        <w:t>медиаданных</w:t>
+      </w:r>
+      <w:proofErr w:type="spellEnd"/>
+      <w:r>
+        <w:rPr>
+          <w:rFonts w:eastAsia="Times New Roman" w:cs="Times New Roman"/>
+          <w:kern w:val="0"/>
+          <w:szCs w:val="28"/>
+          <w:lang w:eastAsia="ru-RU"/>
+          <w14:ligatures w14:val="none"/>
+        </w:rPr>
+        <w:t xml:space="preserve"> в реальном времени. Выполнен анализ структуры данных, ее системы управления и существующей информационной системы. Предложены решения для компьютеризации ряда задач, ранее решавшихся вручную или с использованием простейших средств локального хранения, в частности, задачи оптимизированной выборки данных и динамического анализа характеристик аудио. Разработаны алгоритмы пошаговой трансляции </w:t>
+      </w:r>
+      <w:proofErr w:type="spellStart"/>
+      <w:r>
+        <w:rPr>
+          <w:rFonts w:eastAsia="Times New Roman" w:cs="Times New Roman"/>
+          <w:kern w:val="0"/>
+          <w:szCs w:val="28"/>
+          <w:lang w:eastAsia="ru-RU"/>
+          <w14:ligatures w14:val="none"/>
+        </w:rPr>
+        <w:t>медиаданных</w:t>
+      </w:r>
+      <w:proofErr w:type="spellEnd"/>
+      <w:r>
+        <w:rPr>
+          <w:rFonts w:eastAsia="Times New Roman" w:cs="Times New Roman"/>
+          <w:kern w:val="0"/>
+          <w:szCs w:val="28"/>
+          <w:lang w:eastAsia="ru-RU"/>
+          <w14:ligatures w14:val="none"/>
+        </w:rPr>
+        <w:t>, выполнено описание информационных потоков, спроектирована база данных, разработаны процедуры контроля входных данных.</w:t>
       </w:r>
     </w:p>
     <w:p>
@@ -2199,6 +2367,7 @@
         </w:rPr>
         <w:t xml:space="preserve">), </w:t>
       </w:r>
+      <w:proofErr w:type="spellStart"/>
       <w:r>
         <w:rPr>
           <w:rFonts w:eastAsia="Times New Roman" w:cs="Times New Roman"/>
@@ -2211,6 +2380,7 @@
         </w:rPr>
         <w:t>PostgreSQL</w:t>
       </w:r>
+      <w:proofErr w:type="spellEnd"/>
       <w:r>
         <w:rPr>
           <w:rFonts w:eastAsia="Times New Roman" w:cs="Times New Roman"/>
@@ -2221,6 +2391,7 @@
         </w:rPr>
         <w:t xml:space="preserve"> и </w:t>
       </w:r>
+      <w:proofErr w:type="spellStart"/>
       <w:r>
         <w:rPr>
           <w:rFonts w:eastAsia="Times New Roman" w:cs="Times New Roman"/>
@@ -2233,6 +2404,7 @@
         </w:rPr>
         <w:t>MinIO</w:t>
       </w:r>
+      <w:proofErr w:type="spellEnd"/>
       <w:r>
         <w:rPr>
           <w:rFonts w:eastAsia="Times New Roman" w:cs="Times New Roman"/>
@@ -2955,6 +3127,7 @@
                 <w14:ligatures w14:val="none"/>
               </w:rPr>
             </w:pPr>
+            <w:proofErr w:type="spellStart"/>
             <w:r>
               <w:rPr>
                 <w:rFonts w:eastAsia="Calibri" w:cs="Times New Roman"/>
@@ -2963,7 +3136,18 @@
                 <w:lang w:val="ru-RU" w:eastAsia="ar-SA"/>
                 <w14:ligatures w14:val="none"/>
               </w:rPr>
-              <w:t>Жарскому Ивану Геннадьевичу</w:t>
+              <w:t>Жарскому</w:t>
+            </w:r>
+            <w:proofErr w:type="spellEnd"/>
+            <w:r>
+              <w:rPr>
+                <w:rFonts w:eastAsia="Calibri" w:cs="Times New Roman"/>
+                <w:color w:val="000000" w:themeColor="text1"/>
+                <w:sz w:val="24"/>
+                <w:lang w:val="ru-RU" w:eastAsia="ar-SA"/>
+                <w14:ligatures w14:val="none"/>
+              </w:rPr>
+              <w:t xml:space="preserve"> Ивану Геннадьевичу</w:t>
             </w:r>
           </w:p>
         </w:tc>
@@ -3831,6 +4015,7 @@
               </w:rPr>
               <w:t xml:space="preserve">; </w:t>
             </w:r>
+            <w:proofErr w:type="spellStart"/>
             <w:r>
               <w:rPr>
                 <w:rFonts w:eastAsia="Calibri" w:cs="Times New Roman"/>
@@ -3842,6 +4027,7 @@
               </w:rPr>
               <w:t>MinIO</w:t>
             </w:r>
+            <w:proofErr w:type="spellEnd"/>
           </w:p>
         </w:tc>
       </w:tr>
@@ -4002,6 +4188,7 @@
             <w:r>
               <w:t xml:space="preserve"> </w:t>
             </w:r>
+            <w:proofErr w:type="spellStart"/>
             <w:r>
               <w:rPr>
                 <w:rFonts w:eastAsia="Calibri" w:cs="Times New Roman"/>
@@ -4012,6 +4199,7 @@
               </w:rPr>
               <w:t>автоматизаци</w:t>
             </w:r>
+            <w:proofErr w:type="spellEnd"/>
             <w:r>
               <w:rPr>
                 <w:rFonts w:eastAsia="Calibri" w:cs="Times New Roman"/>
@@ -4032,6 +4220,7 @@
               </w:rPr>
               <w:t xml:space="preserve"> процесс</w:t>
             </w:r>
+            <w:proofErr w:type="spellStart"/>
             <w:r>
               <w:rPr>
                 <w:rFonts w:eastAsia="Calibri" w:cs="Times New Roman"/>
@@ -4042,6 +4231,7 @@
               </w:rPr>
               <w:t>ов</w:t>
             </w:r>
+            <w:proofErr w:type="spellEnd"/>
             <w:r>
               <w:rPr>
                 <w:rFonts w:eastAsia="Calibri" w:cs="Times New Roman"/>
@@ -4140,7 +4330,29 @@
                 <w:lang w:eastAsia="ar-SA"/>
                 <w14:ligatures w14:val="none"/>
               </w:rPr>
-              <w:t>потоковой трансляции чанками по запросу пользователя</w:t>
+              <w:t xml:space="preserve">потоковой трансляции </w:t>
+            </w:r>
+            <w:proofErr w:type="spellStart"/>
+            <w:r>
+              <w:rPr>
+                <w:rFonts w:eastAsia="Calibri" w:cs="Times New Roman"/>
+                <w:color w:val="000000"/>
+                <w:sz w:val="24"/>
+                <w:lang w:eastAsia="ar-SA"/>
+                <w14:ligatures w14:val="none"/>
+              </w:rPr>
+              <w:t>чанками</w:t>
+            </w:r>
+            <w:proofErr w:type="spellEnd"/>
+            <w:r>
+              <w:rPr>
+                <w:rFonts w:eastAsia="Calibri" w:cs="Times New Roman"/>
+                <w:color w:val="000000"/>
+                <w:sz w:val="24"/>
+                <w:lang w:eastAsia="ar-SA"/>
+                <w14:ligatures w14:val="none"/>
+              </w:rPr>
+              <w:t xml:space="preserve"> по запросу пользователя</w:t>
             </w:r>
           </w:p>
         </w:tc>
@@ -4686,6 +4898,7 @@
               </w:rPr>
               <w:t xml:space="preserve">метода </w:t>
             </w:r>
+            <w:proofErr w:type="spellStart"/>
             <w:r>
               <w:rPr>
                 <w:rFonts w:eastAsia="Calibri" w:cs="Times New Roman"/>
@@ -4697,6 +4910,7 @@
               </w:rPr>
               <w:t>streamTrack</w:t>
             </w:r>
+            <w:proofErr w:type="spellEnd"/>
           </w:p>
         </w:tc>
       </w:tr>
@@ -4927,7 +5141,18 @@
                 <w:lang w:val="ru-RU" w:eastAsia="ar-SA"/>
                 <w14:ligatures w14:val="none"/>
               </w:rPr>
-              <w:t xml:space="preserve">Диаграмма вариантов использования </w:t>
+              <w:t xml:space="preserve">Диаграмма вариантов </w:t>
+            </w:r>
+            <w:proofErr w:type="gramStart"/>
+            <w:r>
+              <w:rPr>
+                <w:rFonts w:eastAsia="Calibri" w:cs="Times New Roman"/>
+                <w:sz w:val="22"/>
+                <w:szCs w:val="22"/>
+                <w:lang w:val="ru-RU" w:eastAsia="ar-SA"/>
+                <w14:ligatures w14:val="none"/>
+              </w:rPr>
+              <w:t xml:space="preserve">использования </w:t>
             </w:r>
             <w:r>
               <w:rPr>
@@ -4948,7 +5173,18 @@
                 <w:lang w:val="ru-RU" w:eastAsia="ar-SA"/>
                 <w14:ligatures w14:val="none"/>
               </w:rPr>
-              <w:t>(ПЛ) – формат А1</w:t>
+              <w:t>(</w:t>
+            </w:r>
+            <w:proofErr w:type="gramEnd"/>
+            <w:r>
+              <w:rPr>
+                <w:rFonts w:eastAsia="Calibri" w:cs="Times New Roman"/>
+                <w:sz w:val="22"/>
+                <w:szCs w:val="22"/>
+                <w:lang w:val="ru-RU" w:eastAsia="ar-SA"/>
+                <w14:ligatures w14:val="none"/>
+              </w:rPr>
+              <w:t>ПЛ) – формат А1</w:t>
             </w:r>
             <w:r>
               <w:rPr>
@@ -5280,8 +5516,21 @@
                 <w:lang w:val="ru-RU" w:eastAsia="ar-SA"/>
                 <w14:ligatures w14:val="none"/>
               </w:rPr>
-              <w:t>ассистент В.И. Ярмолик</w:t>
-            </w:r>
+              <w:t xml:space="preserve">ассистент В.И. </w:t>
+            </w:r>
+            <w:proofErr w:type="spellStart"/>
+            <w:r>
+              <w:rPr>
+                <w:rFonts w:eastAsia="Calibri" w:cs="Times New Roman"/>
+                <w:color w:val="000000" w:themeColor="text1"/>
+                <w:sz w:val="24"/>
+                <w:szCs w:val="22"/>
+                <w:lang w:val="ru-RU" w:eastAsia="ar-SA"/>
+                <w14:ligatures w14:val="none"/>
+              </w:rPr>
+              <w:t>Ярмолик</w:t>
+            </w:r>
+            <w:proofErr w:type="spellEnd"/>
           </w:p>
         </w:tc>
       </w:tr>
@@ -5542,7 +5791,17 @@
                 <w:lang w:val="ru-RU" w:eastAsia="ar-SA"/>
                 <w14:ligatures w14:val="none"/>
               </w:rPr>
-              <w:t xml:space="preserve">Анализ предметной области. Изучение организационной структуры и информационной </w:t>
+              <w:t xml:space="preserve">Анализ предметной области. </w:t>
+            </w:r>
+            <w:r>
+              <w:rPr>
+                <w:rFonts w:eastAsia="Calibri" w:cs="Times New Roman"/>
+                <w:color w:val="000000" w:themeColor="text1"/>
+                <w:sz w:val="24"/>
+                <w:lang w:val="ru-RU" w:eastAsia="ar-SA"/>
+                <w14:ligatures w14:val="none"/>
+              </w:rPr>
+              <w:t>Изучение методов экономического прогнозирования и</w:t>
             </w:r>
           </w:p>
         </w:tc>
@@ -5591,7 +5850,73 @@
                 <w:lang w:val="ru-RU" w:eastAsia="ar-SA"/>
                 <w14:ligatures w14:val="none"/>
               </w:rPr>
-              <w:t>системы объекта управления. Изучение методов экономического прогнозирования и</w:t>
+              <w:t xml:space="preserve">процедур ценообразования. Расчет экономической эффективности - </w:t>
+            </w:r>
+            <w:r>
+              <w:rPr>
+                <w:rFonts w:eastAsia="Calibri" w:cs="Times New Roman"/>
+                <w:bCs/>
+                <w:color w:val="000000" w:themeColor="text1"/>
+                <w:sz w:val="24"/>
+                <w:shd w:val="clear" w:color="auto" w:fill="FFFFFF"/>
+                <w:lang w:val="ru-RU" w:eastAsia="ar-SA"/>
+                <w14:ligatures w14:val="none"/>
+              </w:rPr>
+              <w:t>2</w:t>
+            </w:r>
+            <w:r>
+              <w:rPr>
+                <w:rFonts w:eastAsia="Calibri" w:cs="Times New Roman"/>
+                <w:bCs/>
+                <w:color w:val="000000" w:themeColor="text1"/>
+                <w:sz w:val="24"/>
+                <w:shd w:val="clear" w:color="auto" w:fill="FFFFFF"/>
+                <w:lang w:val="ru-RU" w:eastAsia="ar-SA"/>
+                <w14:ligatures w14:val="none"/>
+              </w:rPr>
+              <w:t>3</w:t>
+            </w:r>
+            <w:r>
+              <w:rPr>
+                <w:rFonts w:eastAsia="Calibri" w:cs="Times New Roman"/>
+                <w:bCs/>
+                <w:color w:val="000000" w:themeColor="text1"/>
+                <w:sz w:val="24"/>
+                <w:shd w:val="clear" w:color="auto" w:fill="FFFFFF"/>
+                <w:lang w:val="ru-RU" w:eastAsia="ar-SA"/>
+                <w14:ligatures w14:val="none"/>
+              </w:rPr>
+              <w:t>.03</w:t>
+            </w:r>
+            <w:r>
+              <w:rPr>
+                <w:rFonts w:eastAsia="Calibri" w:cs="Times New Roman"/>
+                <w:color w:val="000000" w:themeColor="text1"/>
+                <w:sz w:val="24"/>
+                <w:lang w:val="ru-RU" w:eastAsia="ar-SA"/>
+                <w14:ligatures w14:val="none"/>
+              </w:rPr>
+              <w:t>.202</w:t>
+            </w:r>
+            <w:r>
+              <w:rPr>
+                <w:rFonts w:eastAsia="Calibri" w:cs="Times New Roman"/>
+                <w:color w:val="000000" w:themeColor="text1"/>
+                <w:sz w:val="24"/>
+                <w:lang w:val="ru-RU" w:eastAsia="ar-SA"/>
+                <w14:ligatures w14:val="none"/>
+              </w:rPr>
+              <w:t>6</w:t>
+            </w:r>
+            <w:r>
+              <w:rPr>
+                <w:rFonts w:eastAsia="Calibri" w:cs="Times New Roman"/>
+                <w:color w:val="000000" w:themeColor="text1"/>
+                <w:sz w:val="24"/>
+                <w:lang w:val="ru-RU" w:eastAsia="ar-SA"/>
+                <w14:ligatures w14:val="none"/>
+              </w:rPr>
+              <w:t xml:space="preserve"> г.</w:t>
             </w:r>
           </w:p>
         </w:tc>
@@ -5640,43 +5965,7 @@
                 <w:lang w:val="ru-RU" w:eastAsia="ar-SA"/>
                 <w14:ligatures w14:val="none"/>
               </w:rPr>
-              <w:t xml:space="preserve">процедур ценообразования. Расчет экономической эффективности - </w:t>
-            </w:r>
-            <w:r>
-              <w:rPr>
-                <w:rFonts w:eastAsia="Calibri" w:cs="Times New Roman"/>
-                <w:bCs/>
-                <w:color w:val="000000" w:themeColor="text1"/>
-                <w:sz w:val="24"/>
-                <w:shd w:val="clear" w:color="auto" w:fill="FFFFFF"/>
-                <w:lang w:val="ru-RU" w:eastAsia="ar-SA"/>
-                <w14:ligatures w14:val="none"/>
-              </w:rPr>
-              <w:t>2</w:t>
-            </w:r>
-            <w:r>
-              <w:rPr>
-                <w:rFonts w:eastAsia="Calibri" w:cs="Times New Roman"/>
-                <w:bCs/>
-                <w:color w:val="000000" w:themeColor="text1"/>
-                <w:sz w:val="24"/>
-                <w:shd w:val="clear" w:color="auto" w:fill="FFFFFF"/>
-                <w:lang w:val="ru-RU" w:eastAsia="ar-SA"/>
-                <w14:ligatures w14:val="none"/>
-              </w:rPr>
-              <w:t>3</w:t>
-            </w:r>
-            <w:r>
-              <w:rPr>
-                <w:rFonts w:eastAsia="Calibri" w:cs="Times New Roman"/>
-                <w:bCs/>
-                <w:color w:val="000000" w:themeColor="text1"/>
-                <w:sz w:val="24"/>
-                <w:shd w:val="clear" w:color="auto" w:fill="FFFFFF"/>
-                <w:lang w:val="ru-RU" w:eastAsia="ar-SA"/>
-                <w14:ligatures w14:val="none"/>
-              </w:rPr>
-              <w:t>.03</w:t>
+              <w:t>Проектирование структуры</w:t>
             </w:r>
             <w:r>
               <w:rPr>
@@ -5686,7 +5975,7 @@
                 <w:lang w:val="ru-RU" w:eastAsia="ar-SA"/>
                 <w14:ligatures w14:val="none"/>
               </w:rPr>
-              <w:t>.202</w:t>
+              <w:t xml:space="preserve"> музыкального сервиса</w:t>
             </w:r>
             <w:r>
               <w:rPr>
@@ -5696,17 +5985,7 @@
                 <w:lang w:val="ru-RU" w:eastAsia="ar-SA"/>
                 <w14:ligatures w14:val="none"/>
               </w:rPr>
-              <w:t>6</w:t>
-            </w:r>
-            <w:r>
-              <w:rPr>
-                <w:rFonts w:eastAsia="Calibri" w:cs="Times New Roman"/>
-                <w:color w:val="000000" w:themeColor="text1"/>
-                <w:sz w:val="24"/>
-                <w:lang w:val="ru-RU" w:eastAsia="ar-SA"/>
-                <w14:ligatures w14:val="none"/>
-              </w:rPr>
-              <w:t xml:space="preserve"> г.</w:t>
+              <w:t xml:space="preserve">. Разработка структуры </w:t>
             </w:r>
           </w:p>
         </w:tc>
@@ -5755,7 +6034,7 @@
                 <w:lang w:val="ru-RU" w:eastAsia="ar-SA"/>
                 <w14:ligatures w14:val="none"/>
               </w:rPr>
-              <w:t>Проектирование структуры</w:t>
+              <w:t>информационного обеспечения. Разработка основных алгоритмов</w:t>
             </w:r>
             <w:r>
               <w:rPr>
@@ -5765,7 +6044,7 @@
                 <w:lang w:val="ru-RU" w:eastAsia="ar-SA"/>
                 <w14:ligatures w14:val="none"/>
               </w:rPr>
-              <w:t xml:space="preserve"> музыкального сервиса</w:t>
+              <w:t xml:space="preserve"> </w:t>
             </w:r>
             <w:r>
               <w:rPr>
@@ -5775,7 +6054,17 @@
                 <w:lang w:val="ru-RU" w:eastAsia="ar-SA"/>
                 <w14:ligatures w14:val="none"/>
               </w:rPr>
-              <w:t xml:space="preserve">. Разработка структуры </w:t>
+              <w:t>музыкального сервиса</w:t>
+            </w:r>
+            <w:r>
+              <w:rPr>
+                <w:rFonts w:eastAsia="Calibri" w:cs="Times New Roman"/>
+                <w:color w:val="000000" w:themeColor="text1"/>
+                <w:sz w:val="24"/>
+                <w:lang w:val="ru-RU" w:eastAsia="ar-SA"/>
+                <w14:ligatures w14:val="none"/>
+              </w:rPr>
+              <w:t>.</w:t>
             </w:r>
           </w:p>
         </w:tc>
@@ -5824,7 +6113,7 @@
                 <w:lang w:val="ru-RU" w:eastAsia="ar-SA"/>
                 <w14:ligatures w14:val="none"/>
               </w:rPr>
-              <w:t>информационного обеспечения. Разработка основных алгоритмов</w:t>
+              <w:t xml:space="preserve">Разработка структуры программного </w:t>
             </w:r>
             <w:r>
               <w:rPr>
@@ -5834,7 +6123,7 @@
                 <w:lang w:val="ru-RU" w:eastAsia="ar-SA"/>
                 <w14:ligatures w14:val="none"/>
               </w:rPr>
-              <w:t xml:space="preserve"> </w:t>
+              <w:t>о</w:t>
             </w:r>
             <w:r>
               <w:rPr>
@@ -5844,7 +6133,43 @@
                 <w:lang w:val="ru-RU" w:eastAsia="ar-SA"/>
                 <w14:ligatures w14:val="none"/>
               </w:rPr>
-              <w:t>музыкального сервиса</w:t>
+              <w:t xml:space="preserve">беспечения - </w:t>
+            </w:r>
+            <w:r>
+              <w:rPr>
+                <w:rFonts w:eastAsia="Calibri" w:cs="Times New Roman"/>
+                <w:bCs/>
+                <w:color w:val="000000" w:themeColor="text1"/>
+                <w:sz w:val="24"/>
+                <w:shd w:val="clear" w:color="auto" w:fill="FFFFFF"/>
+                <w:lang w:val="ru-RU" w:eastAsia="ar-SA"/>
+                <w14:ligatures w14:val="none"/>
+              </w:rPr>
+              <w:t>2</w:t>
+            </w:r>
+            <w:r>
+              <w:rPr>
+                <w:rFonts w:eastAsia="Calibri" w:cs="Times New Roman"/>
+                <w:bCs/>
+                <w:color w:val="000000" w:themeColor="text1"/>
+                <w:sz w:val="24"/>
+                <w:shd w:val="clear" w:color="auto" w:fill="FFFFFF"/>
+                <w:lang w:val="ru-RU" w:eastAsia="ar-SA"/>
+                <w14:ligatures w14:val="none"/>
+              </w:rPr>
+              <w:t>7</w:t>
+            </w:r>
+            <w:r>
+              <w:rPr>
+                <w:rFonts w:eastAsia="Calibri" w:cs="Times New Roman"/>
+                <w:bCs/>
+                <w:color w:val="000000" w:themeColor="text1"/>
+                <w:sz w:val="24"/>
+                <w:shd w:val="clear" w:color="auto" w:fill="FFFFFF"/>
+                <w:lang w:val="ru-RU" w:eastAsia="ar-SA"/>
+                <w14:ligatures w14:val="none"/>
+              </w:rPr>
+              <w:t>.04</w:t>
             </w:r>
             <w:r>
               <w:rPr>
@@ -5854,7 +6179,27 @@
                 <w:lang w:val="ru-RU" w:eastAsia="ar-SA"/>
                 <w14:ligatures w14:val="none"/>
               </w:rPr>
-              <w:t>.</w:t>
+              <w:t>.202</w:t>
+            </w:r>
+            <w:r>
+              <w:rPr>
+                <w:rFonts w:eastAsia="Calibri" w:cs="Times New Roman"/>
+                <w:color w:val="000000" w:themeColor="text1"/>
+                <w:sz w:val="24"/>
+                <w:lang w:val="ru-RU" w:eastAsia="ar-SA"/>
+                <w14:ligatures w14:val="none"/>
+              </w:rPr>
+              <w:t>6</w:t>
+            </w:r>
+            <w:r>
+              <w:rPr>
+                <w:rFonts w:eastAsia="Calibri" w:cs="Times New Roman"/>
+                <w:color w:val="000000" w:themeColor="text1"/>
+                <w:sz w:val="24"/>
+                <w:lang w:val="ru-RU" w:eastAsia="ar-SA"/>
+                <w14:ligatures w14:val="none"/>
+              </w:rPr>
+              <w:t xml:space="preserve"> г.</w:t>
             </w:r>
           </w:p>
         </w:tc>
@@ -5903,7 +6248,7 @@
                 <w:lang w:val="ru-RU" w:eastAsia="ar-SA"/>
                 <w14:ligatures w14:val="none"/>
               </w:rPr>
-              <w:t xml:space="preserve">Разработка структуры программного </w:t>
+              <w:t xml:space="preserve">Разработка </w:t>
             </w:r>
             <w:r>
               <w:rPr>
@@ -5913,7 +6258,7 @@
                 <w:lang w:val="ru-RU" w:eastAsia="ar-SA"/>
                 <w14:ligatures w14:val="none"/>
               </w:rPr>
-              <w:t>о</w:t>
+              <w:t>автоматизированной информационной системы</w:t>
             </w:r>
             <w:r>
               <w:rPr>
@@ -5923,73 +6268,7 @@
                 <w:lang w:val="ru-RU" w:eastAsia="ar-SA"/>
                 <w14:ligatures w14:val="none"/>
               </w:rPr>
-              <w:t xml:space="preserve">беспечения - </w:t>
-            </w:r>
-            <w:r>
-              <w:rPr>
-                <w:rFonts w:eastAsia="Calibri" w:cs="Times New Roman"/>
-                <w:bCs/>
-                <w:color w:val="000000" w:themeColor="text1"/>
-                <w:sz w:val="24"/>
-                <w:shd w:val="clear" w:color="auto" w:fill="FFFFFF"/>
-                <w:lang w:val="ru-RU" w:eastAsia="ar-SA"/>
-                <w14:ligatures w14:val="none"/>
-              </w:rPr>
-              <w:t>2</w:t>
-            </w:r>
-            <w:r>
-              <w:rPr>
-                <w:rFonts w:eastAsia="Calibri" w:cs="Times New Roman"/>
-                <w:bCs/>
-                <w:color w:val="000000" w:themeColor="text1"/>
-                <w:sz w:val="24"/>
-                <w:shd w:val="clear" w:color="auto" w:fill="FFFFFF"/>
-                <w:lang w:val="ru-RU" w:eastAsia="ar-SA"/>
-                <w14:ligatures w14:val="none"/>
-              </w:rPr>
-              <w:t>7</w:t>
-            </w:r>
-            <w:r>
-              <w:rPr>
-                <w:rFonts w:eastAsia="Calibri" w:cs="Times New Roman"/>
-                <w:bCs/>
-                <w:color w:val="000000" w:themeColor="text1"/>
-                <w:sz w:val="24"/>
-                <w:shd w:val="clear" w:color="auto" w:fill="FFFFFF"/>
-                <w:lang w:val="ru-RU" w:eastAsia="ar-SA"/>
-                <w14:ligatures w14:val="none"/>
-              </w:rPr>
-              <w:t>.04</w:t>
-            </w:r>
-            <w:r>
-              <w:rPr>
-                <w:rFonts w:eastAsia="Calibri" w:cs="Times New Roman"/>
-                <w:color w:val="000000" w:themeColor="text1"/>
-                <w:sz w:val="24"/>
-                <w:lang w:val="ru-RU" w:eastAsia="ar-SA"/>
-                <w14:ligatures w14:val="none"/>
-              </w:rPr>
-              <w:t>.202</w:t>
-            </w:r>
-            <w:r>
-              <w:rPr>
-                <w:rFonts w:eastAsia="Calibri" w:cs="Times New Roman"/>
-                <w:color w:val="000000" w:themeColor="text1"/>
-                <w:sz w:val="24"/>
-                <w:lang w:val="ru-RU" w:eastAsia="ar-SA"/>
-                <w14:ligatures w14:val="none"/>
-              </w:rPr>
-              <w:t>6</w:t>
-            </w:r>
-            <w:r>
-              <w:rPr>
-                <w:rFonts w:eastAsia="Calibri" w:cs="Times New Roman"/>
-                <w:color w:val="000000" w:themeColor="text1"/>
-                <w:sz w:val="24"/>
-                <w:lang w:val="ru-RU" w:eastAsia="ar-SA"/>
-                <w14:ligatures w14:val="none"/>
-              </w:rPr>
-              <w:t xml:space="preserve"> г.</w:t>
+              <w:t>.</w:t>
             </w:r>
           </w:p>
         </w:tc>
@@ -6025,7 +6304,6 @@
                 <w:rFonts w:eastAsia="Calibri" w:cs="Times New Roman"/>
                 <w:color w:val="000000" w:themeColor="text1"/>
                 <w:sz w:val="24"/>
-                <w:szCs w:val="22"/>
                 <w:lang w:val="ru-RU" w:eastAsia="ar-SA"/>
                 <w14:ligatures w14:val="none"/>
               </w:rPr>
@@ -6038,7 +6316,7 @@
                 <w:lang w:val="ru-RU" w:eastAsia="ar-SA"/>
                 <w14:ligatures w14:val="none"/>
               </w:rPr>
-              <w:t xml:space="preserve">Разработка </w:t>
+              <w:t xml:space="preserve">Отладка </w:t>
             </w:r>
             <w:r>
               <w:rPr>
@@ -6048,7 +6326,7 @@
                 <w:lang w:val="ru-RU" w:eastAsia="ar-SA"/>
                 <w14:ligatures w14:val="none"/>
               </w:rPr>
-              <w:t>автоматизированной информационной системы</w:t>
+              <w:t>информационной системы</w:t>
             </w:r>
             <w:r>
               <w:rPr>
@@ -6058,7 +6336,7 @@
                 <w:lang w:val="ru-RU" w:eastAsia="ar-SA"/>
                 <w14:ligatures w14:val="none"/>
               </w:rPr>
-              <w:t>.</w:t>
+              <w:t xml:space="preserve">. Разработка контрольных примеров. Решение задач </w:t>
             </w:r>
           </w:p>
         </w:tc>
@@ -6106,27 +6384,7 @@
                 <w:lang w:val="ru-RU" w:eastAsia="ar-SA"/>
                 <w14:ligatures w14:val="none"/>
               </w:rPr>
-              <w:t xml:space="preserve">Отладка </w:t>
-            </w:r>
-            <w:r>
-              <w:rPr>
-                <w:rFonts w:eastAsia="Calibri" w:cs="Times New Roman"/>
-                <w:color w:val="000000" w:themeColor="text1"/>
-                <w:sz w:val="24"/>
-                <w:lang w:val="ru-RU" w:eastAsia="ar-SA"/>
-                <w14:ligatures w14:val="none"/>
-              </w:rPr>
-              <w:t>информационной системы</w:t>
-            </w:r>
-            <w:r>
-              <w:rPr>
-                <w:rFonts w:eastAsia="Calibri" w:cs="Times New Roman"/>
-                <w:color w:val="000000" w:themeColor="text1"/>
-                <w:sz w:val="24"/>
-                <w:lang w:val="ru-RU" w:eastAsia="ar-SA"/>
-                <w14:ligatures w14:val="none"/>
-              </w:rPr>
-              <w:t xml:space="preserve">. Разработка контрольных примеров. Решение задач </w:t>
+              <w:t>эргономического обеспечения. Подготовка чернового варианта пояснительной записки и</w:t>
             </w:r>
           </w:p>
         </w:tc>
@@ -6174,7 +6432,73 @@
                 <w:lang w:val="ru-RU" w:eastAsia="ar-SA"/>
                 <w14:ligatures w14:val="none"/>
               </w:rPr>
-              <w:t>эргономического обеспечения. Подготовка чернового варианта пояснительной записки и</w:t>
+              <w:t xml:space="preserve">графического материала - </w:t>
+            </w:r>
+            <w:r>
+              <w:rPr>
+                <w:rFonts w:eastAsia="Calibri" w:cs="Times New Roman"/>
+                <w:bCs/>
+                <w:color w:val="000000" w:themeColor="text1"/>
+                <w:sz w:val="24"/>
+                <w:shd w:val="clear" w:color="auto" w:fill="FFFFFF"/>
+                <w:lang w:val="ru-RU" w:eastAsia="ar-SA"/>
+                <w14:ligatures w14:val="none"/>
+              </w:rPr>
+              <w:t>1</w:t>
+            </w:r>
+            <w:r>
+              <w:rPr>
+                <w:rFonts w:eastAsia="Calibri" w:cs="Times New Roman"/>
+                <w:bCs/>
+                <w:color w:val="000000" w:themeColor="text1"/>
+                <w:sz w:val="24"/>
+                <w:shd w:val="clear" w:color="auto" w:fill="FFFFFF"/>
+                <w:lang w:val="ru-RU" w:eastAsia="ar-SA"/>
+                <w14:ligatures w14:val="none"/>
+              </w:rPr>
+              <w:t>8</w:t>
+            </w:r>
+            <w:r>
+              <w:rPr>
+                <w:rFonts w:eastAsia="Calibri" w:cs="Times New Roman"/>
+                <w:bCs/>
+                <w:color w:val="000000" w:themeColor="text1"/>
+                <w:sz w:val="24"/>
+                <w:shd w:val="clear" w:color="auto" w:fill="FFFFFF"/>
+                <w:lang w:val="ru-RU" w:eastAsia="ar-SA"/>
+                <w14:ligatures w14:val="none"/>
+              </w:rPr>
+              <w:t>.05</w:t>
+            </w:r>
+            <w:r>
+              <w:rPr>
+                <w:rFonts w:eastAsia="Calibri" w:cs="Times New Roman"/>
+                <w:color w:val="000000" w:themeColor="text1"/>
+                <w:sz w:val="24"/>
+                <w:lang w:val="ru-RU" w:eastAsia="ar-SA"/>
+                <w14:ligatures w14:val="none"/>
+              </w:rPr>
+              <w:t>.202</w:t>
+            </w:r>
+            <w:r>
+              <w:rPr>
+                <w:rFonts w:eastAsia="Calibri" w:cs="Times New Roman"/>
+                <w:color w:val="000000" w:themeColor="text1"/>
+                <w:sz w:val="24"/>
+                <w:lang w:val="ru-RU" w:eastAsia="ar-SA"/>
+                <w14:ligatures w14:val="none"/>
+              </w:rPr>
+              <w:t>6</w:t>
+            </w:r>
+            <w:r>
+              <w:rPr>
+                <w:rFonts w:eastAsia="Calibri" w:cs="Times New Roman"/>
+                <w:color w:val="000000" w:themeColor="text1"/>
+                <w:sz w:val="24"/>
+                <w:lang w:val="ru-RU" w:eastAsia="ar-SA"/>
+                <w14:ligatures w14:val="none"/>
+              </w:rPr>
+              <w:t xml:space="preserve"> г.</w:t>
             </w:r>
           </w:p>
         </w:tc>
@@ -6222,73 +6546,7 @@
                 <w:lang w:val="ru-RU" w:eastAsia="ar-SA"/>
                 <w14:ligatures w14:val="none"/>
               </w:rPr>
-              <w:t xml:space="preserve">графического материала - </w:t>
-            </w:r>
-            <w:r>
-              <w:rPr>
-                <w:rFonts w:eastAsia="Calibri" w:cs="Times New Roman"/>
-                <w:bCs/>
-                <w:color w:val="000000" w:themeColor="text1"/>
-                <w:sz w:val="24"/>
-                <w:shd w:val="clear" w:color="auto" w:fill="FFFFFF"/>
-                <w:lang w:val="ru-RU" w:eastAsia="ar-SA"/>
-                <w14:ligatures w14:val="none"/>
-              </w:rPr>
-              <w:t>1</w:t>
-            </w:r>
-            <w:r>
-              <w:rPr>
-                <w:rFonts w:eastAsia="Calibri" w:cs="Times New Roman"/>
-                <w:bCs/>
-                <w:color w:val="000000" w:themeColor="text1"/>
-                <w:sz w:val="24"/>
-                <w:shd w:val="clear" w:color="auto" w:fill="FFFFFF"/>
-                <w:lang w:val="ru-RU" w:eastAsia="ar-SA"/>
-                <w14:ligatures w14:val="none"/>
-              </w:rPr>
-              <w:t>8</w:t>
-            </w:r>
-            <w:r>
-              <w:rPr>
-                <w:rFonts w:eastAsia="Calibri" w:cs="Times New Roman"/>
-                <w:bCs/>
-                <w:color w:val="000000" w:themeColor="text1"/>
-                <w:sz w:val="24"/>
-                <w:shd w:val="clear" w:color="auto" w:fill="FFFFFF"/>
-                <w:lang w:val="ru-RU" w:eastAsia="ar-SA"/>
-                <w14:ligatures w14:val="none"/>
-              </w:rPr>
-              <w:t>.05</w:t>
-            </w:r>
-            <w:r>
-              <w:rPr>
-                <w:rFonts w:eastAsia="Calibri" w:cs="Times New Roman"/>
-                <w:color w:val="000000" w:themeColor="text1"/>
-                <w:sz w:val="24"/>
-                <w:lang w:val="ru-RU" w:eastAsia="ar-SA"/>
-                <w14:ligatures w14:val="none"/>
-              </w:rPr>
-              <w:t>.202</w:t>
-            </w:r>
-            <w:r>
-              <w:rPr>
-                <w:rFonts w:eastAsia="Calibri" w:cs="Times New Roman"/>
-                <w:color w:val="000000" w:themeColor="text1"/>
-                <w:sz w:val="24"/>
-                <w:lang w:val="ru-RU" w:eastAsia="ar-SA"/>
-                <w14:ligatures w14:val="none"/>
-              </w:rPr>
-              <w:t>6</w:t>
-            </w:r>
-            <w:r>
-              <w:rPr>
-                <w:rFonts w:eastAsia="Calibri" w:cs="Times New Roman"/>
-                <w:color w:val="000000" w:themeColor="text1"/>
-                <w:sz w:val="24"/>
-                <w:lang w:val="ru-RU" w:eastAsia="ar-SA"/>
-                <w14:ligatures w14:val="none"/>
-              </w:rPr>
-              <w:t xml:space="preserve"> г.</w:t>
+              <w:t xml:space="preserve">Оформление графического материала и пояснительной записки. Подготовка доклада и </w:t>
             </w:r>
           </w:p>
         </w:tc>
@@ -6336,7 +6594,73 @@
                 <w:lang w:val="ru-RU" w:eastAsia="ar-SA"/>
                 <w14:ligatures w14:val="none"/>
               </w:rPr>
-              <w:t xml:space="preserve">Оформление графического материала и пояснительной записки. Подготовка доклада и </w:t>
+              <w:t xml:space="preserve">презентации для защиты дипломного проекта - </w:t>
+            </w:r>
+            <w:r>
+              <w:rPr>
+                <w:rFonts w:eastAsia="Calibri" w:cs="Times New Roman"/>
+                <w:bCs/>
+                <w:color w:val="000000" w:themeColor="text1"/>
+                <w:sz w:val="24"/>
+                <w:shd w:val="clear" w:color="auto" w:fill="FFFFFF"/>
+                <w:lang w:val="ru-RU" w:eastAsia="ar-SA"/>
+                <w14:ligatures w14:val="none"/>
+              </w:rPr>
+              <w:t>2</w:t>
+            </w:r>
+            <w:r>
+              <w:rPr>
+                <w:rFonts w:eastAsia="Calibri" w:cs="Times New Roman"/>
+                <w:bCs/>
+                <w:color w:val="000000" w:themeColor="text1"/>
+                <w:sz w:val="24"/>
+                <w:shd w:val="clear" w:color="auto" w:fill="FFFFFF"/>
+                <w:lang w:val="ru-RU" w:eastAsia="ar-SA"/>
+                <w14:ligatures w14:val="none"/>
+              </w:rPr>
+              <w:t>5</w:t>
+            </w:r>
+            <w:r>
+              <w:rPr>
+                <w:rFonts w:eastAsia="Calibri" w:cs="Times New Roman"/>
+                <w:bCs/>
+                <w:color w:val="000000" w:themeColor="text1"/>
+                <w:sz w:val="24"/>
+                <w:shd w:val="clear" w:color="auto" w:fill="FFFFFF"/>
+                <w:lang w:val="ru-RU" w:eastAsia="ar-SA"/>
+                <w14:ligatures w14:val="none"/>
+              </w:rPr>
+              <w:t>.05</w:t>
+            </w:r>
+            <w:r>
+              <w:rPr>
+                <w:rFonts w:eastAsia="Calibri" w:cs="Times New Roman"/>
+                <w:color w:val="000000" w:themeColor="text1"/>
+                <w:sz w:val="24"/>
+                <w:lang w:val="ru-RU" w:eastAsia="ar-SA"/>
+                <w14:ligatures w14:val="none"/>
+              </w:rPr>
+              <w:t>.202</w:t>
+            </w:r>
+            <w:r>
+              <w:rPr>
+                <w:rFonts w:eastAsia="Calibri" w:cs="Times New Roman"/>
+                <w:color w:val="000000" w:themeColor="text1"/>
+                <w:sz w:val="24"/>
+                <w:lang w:val="ru-RU" w:eastAsia="ar-SA"/>
+                <w14:ligatures w14:val="none"/>
+              </w:rPr>
+              <w:t>6</w:t>
+            </w:r>
+            <w:r>
+              <w:rPr>
+                <w:rFonts w:eastAsia="Calibri" w:cs="Times New Roman"/>
+                <w:color w:val="000000" w:themeColor="text1"/>
+                <w:sz w:val="24"/>
+                <w:lang w:val="ru-RU" w:eastAsia="ar-SA"/>
+                <w14:ligatures w14:val="none"/>
+              </w:rPr>
+              <w:t xml:space="preserve"> г.</w:t>
             </w:r>
           </w:p>
         </w:tc>
@@ -6352,10 +6676,42 @@
         </w:trPr>
         <w:tc>
           <w:tcPr>
-            <w:tcW w:w="9641" w:type="dxa"/>
-            <w:gridSpan w:val="26"/>
+            <w:tcW w:w="2553" w:type="dxa"/>
+            <w:gridSpan w:val="9"/>
+            <w:vAlign w:val="bottom"/>
+            <w:hideMark/>
+          </w:tcPr>
+          <w:p>
+            <w:pPr>
+              <w:spacing w:line="240" w:lineRule="auto"/>
+              <w:ind w:firstLine="0"/>
+              <w:jc w:val="left"/>
+              <w:rPr>
+                <w:rFonts w:eastAsia="Calibri" w:cs="Times New Roman"/>
+                <w:sz w:val="24"/>
+                <w:szCs w:val="22"/>
+                <w:lang w:val="ru-RU" w:eastAsia="ar-SA"/>
+                <w14:ligatures w14:val="none"/>
+              </w:rPr>
+            </w:pPr>
+            <w:r>
+              <w:rPr>
+                <w:rFonts w:eastAsia="Calibri" w:cs="Times New Roman"/>
+                <w:sz w:val="24"/>
+                <w:szCs w:val="22"/>
+                <w:lang w:val="ru-RU" w:eastAsia="ar-SA"/>
+                <w14:ligatures w14:val="none"/>
+              </w:rPr>
+              <w:t>Дата выдачи задания</w:t>
+            </w:r>
+          </w:p>
+        </w:tc>
+        <w:tc>
+          <w:tcPr>
+            <w:tcW w:w="7088" w:type="dxa"/>
+            <w:gridSpan w:val="17"/>
             <w:tcBorders>
-              <w:top w:val="single" w:sz="4" w:space="0" w:color="auto"/>
+              <w:top w:val="nil"/>
               <w:left w:val="nil"/>
               <w:bottom w:val="single" w:sz="4" w:space="0" w:color="auto"/>
               <w:right w:val="nil"/>
@@ -6370,7 +6726,6 @@
               <w:jc w:val="left"/>
               <w:rPr>
                 <w:rFonts w:eastAsia="Calibri" w:cs="Times New Roman"/>
-                <w:color w:val="000000" w:themeColor="text1"/>
                 <w:sz w:val="24"/>
                 <w:lang w:val="ru-RU" w:eastAsia="ar-SA"/>
                 <w14:ligatures w14:val="none"/>
@@ -6379,73 +6734,42 @@
             <w:r>
               <w:rPr>
                 <w:rFonts w:eastAsia="Calibri" w:cs="Times New Roman"/>
-                <w:color w:val="000000" w:themeColor="text1"/>
                 <w:sz w:val="24"/>
                 <w:lang w:val="ru-RU" w:eastAsia="ar-SA"/>
                 <w14:ligatures w14:val="none"/>
               </w:rPr>
-              <w:t xml:space="preserve">презентации для защиты дипломного проекта - </w:t>
+              <w:t>0</w:t>
             </w:r>
             <w:r>
               <w:rPr>
                 <w:rFonts w:eastAsia="Calibri" w:cs="Times New Roman"/>
-                <w:bCs/>
-                <w:color w:val="000000" w:themeColor="text1"/>
-                <w:sz w:val="24"/>
-                <w:shd w:val="clear" w:color="auto" w:fill="FFFFFF"/>
-                <w:lang w:val="ru-RU" w:eastAsia="ar-SA"/>
-                <w14:ligatures w14:val="none"/>
-              </w:rPr>
-              <w:t>2</w:t>
-            </w:r>
-            <w:r>
-              <w:rPr>
-                <w:rFonts w:eastAsia="Calibri" w:cs="Times New Roman"/>
-                <w:bCs/>
-                <w:color w:val="000000" w:themeColor="text1"/>
-                <w:sz w:val="24"/>
-                <w:shd w:val="clear" w:color="auto" w:fill="FFFFFF"/>
-                <w:lang w:val="ru-RU" w:eastAsia="ar-SA"/>
-                <w14:ligatures w14:val="none"/>
-              </w:rPr>
-              <w:t>5</w:t>
-            </w:r>
-            <w:r>
-              <w:rPr>
-                <w:rFonts w:eastAsia="Calibri" w:cs="Times New Roman"/>
-                <w:bCs/>
-                <w:color w:val="000000" w:themeColor="text1"/>
-                <w:sz w:val="24"/>
-                <w:shd w:val="clear" w:color="auto" w:fill="FFFFFF"/>
-                <w:lang w:val="ru-RU" w:eastAsia="ar-SA"/>
-                <w14:ligatures w14:val="none"/>
-              </w:rPr>
-              <w:t>.05</w:t>
-            </w:r>
-            <w:r>
-              <w:rPr>
-                <w:rFonts w:eastAsia="Calibri" w:cs="Times New Roman"/>
-                <w:color w:val="000000" w:themeColor="text1"/>
                 <w:sz w:val="24"/>
                 <w:lang w:val="ru-RU" w:eastAsia="ar-SA"/>
                 <w14:ligatures w14:val="none"/>
               </w:rPr>
-              <w:t>.202</w:t>
+              <w:t>6</w:t>
             </w:r>
             <w:r>
               <w:rPr>
                 <w:rFonts w:eastAsia="Calibri" w:cs="Times New Roman"/>
-                <w:color w:val="000000" w:themeColor="text1"/>
                 <w:sz w:val="24"/>
                 <w:lang w:val="ru-RU" w:eastAsia="ar-SA"/>
                 <w14:ligatures w14:val="none"/>
               </w:rPr>
+              <w:t>.02.202</w:t>
+            </w:r>
+            <w:r>
+              <w:rPr>
+                <w:rFonts w:eastAsia="Calibri" w:cs="Times New Roman"/>
+                <w:sz w:val="24"/>
+                <w:lang w:val="ru-RU" w:eastAsia="ar-SA"/>
+                <w14:ligatures w14:val="none"/>
+              </w:rPr>
               <w:t>6</w:t>
             </w:r>
             <w:r>
               <w:rPr>
                 <w:rFonts w:eastAsia="Calibri" w:cs="Times New Roman"/>
-                <w:color w:val="000000" w:themeColor="text1"/>
                 <w:sz w:val="24"/>
                 <w:lang w:val="ru-RU" w:eastAsia="ar-SA"/>
                 <w14:ligatures w14:val="none"/>
@@ -6466,15 +6790,15 @@
         </w:trPr>
         <w:tc>
           <w:tcPr>
-            <w:tcW w:w="2553" w:type="dxa"/>
-            <w:gridSpan w:val="9"/>
+            <w:tcW w:w="4962" w:type="dxa"/>
+            <w:gridSpan w:val="16"/>
             <w:vAlign w:val="bottom"/>
             <w:hideMark/>
           </w:tcPr>
           <w:p>
             <w:pPr>
               <w:spacing w:line="240" w:lineRule="auto"/>
-              <w:ind w:firstLine="0"/>
+              <w:ind w:right="-1667" w:firstLine="0"/>
               <w:jc w:val="left"/>
               <w:rPr>
                 <w:rFonts w:eastAsia="Calibri" w:cs="Times New Roman"/>
@@ -6492,14 +6816,14 @@
                 <w:lang w:val="ru-RU" w:eastAsia="ar-SA"/>
                 <w14:ligatures w14:val="none"/>
               </w:rPr>
-              <w:t>Дата выдачи задания</w:t>
-            </w:r>
-          </w:p>
-        </w:tc>
-        <w:tc>
-          <w:tcPr>
-            <w:tcW w:w="7088" w:type="dxa"/>
-            <w:gridSpan w:val="17"/>
+              <w:t>Срок сдачи законченного дипломного проекта</w:t>
+            </w:r>
+          </w:p>
+        </w:tc>
+        <w:tc>
+          <w:tcPr>
+            <w:tcW w:w="4679" w:type="dxa"/>
+            <w:gridSpan w:val="10"/>
             <w:tcBorders>
               <w:top w:val="nil"/>
               <w:left w:val="nil"/>
@@ -6528,25 +6852,7 @@
                 <w:lang w:val="ru-RU" w:eastAsia="ar-SA"/>
                 <w14:ligatures w14:val="none"/>
               </w:rPr>
-              <w:t>0</w:t>
-            </w:r>
-            <w:r>
-              <w:rPr>
-                <w:rFonts w:eastAsia="Calibri" w:cs="Times New Roman"/>
-                <w:sz w:val="24"/>
-                <w:lang w:val="ru-RU" w:eastAsia="ar-SA"/>
-                <w14:ligatures w14:val="none"/>
-              </w:rPr>
-              <w:t>6</w:t>
-            </w:r>
-            <w:r>
-              <w:rPr>
-                <w:rFonts w:eastAsia="Calibri" w:cs="Times New Roman"/>
-                <w:sz w:val="24"/>
-                <w:lang w:val="ru-RU" w:eastAsia="ar-SA"/>
-                <w14:ligatures w14:val="none"/>
-              </w:rPr>
-              <w:t>.02.202</w:t>
+              <w:t>01.06.202</w:t>
             </w:r>
             <w:r>
               <w:rPr>
@@ -6580,102 +6886,6 @@
         </w:trPr>
         <w:tc>
           <w:tcPr>
-            <w:tcW w:w="4962" w:type="dxa"/>
-            <w:gridSpan w:val="16"/>
-            <w:vAlign w:val="bottom"/>
-            <w:hideMark/>
-          </w:tcPr>
-          <w:p>
-            <w:pPr>
-              <w:spacing w:line="240" w:lineRule="auto"/>
-              <w:ind w:right="-1667" w:firstLine="0"/>
-              <w:jc w:val="left"/>
-              <w:rPr>
-                <w:rFonts w:eastAsia="Calibri" w:cs="Times New Roman"/>
-                <w:sz w:val="24"/>
-                <w:szCs w:val="22"/>
-                <w:lang w:val="ru-RU" w:eastAsia="ar-SA"/>
-                <w14:ligatures w14:val="none"/>
-              </w:rPr>
-            </w:pPr>
-            <w:r>
-              <w:rPr>
-                <w:rFonts w:eastAsia="Calibri" w:cs="Times New Roman"/>
-                <w:sz w:val="24"/>
-                <w:szCs w:val="22"/>
-                <w:lang w:val="ru-RU" w:eastAsia="ar-SA"/>
-                <w14:ligatures w14:val="none"/>
-              </w:rPr>
-              <w:t>Срок сдачи законченного дипломного проекта</w:t>
-            </w:r>
-          </w:p>
-        </w:tc>
-        <w:tc>
-          <w:tcPr>
-            <w:tcW w:w="4679" w:type="dxa"/>
-            <w:gridSpan w:val="10"/>
-            <w:tcBorders>
-              <w:top w:val="nil"/>
-              <w:left w:val="nil"/>
-              <w:bottom w:val="single" w:sz="4" w:space="0" w:color="auto"/>
-              <w:right w:val="nil"/>
-            </w:tcBorders>
-            <w:vAlign w:val="bottom"/>
-            <w:hideMark/>
-          </w:tcPr>
-          <w:p>
-            <w:pPr>
-              <w:spacing w:line="240" w:lineRule="auto"/>
-              <w:ind w:firstLine="0"/>
-              <w:jc w:val="left"/>
-              <w:rPr>
-                <w:rFonts w:eastAsia="Calibri" w:cs="Times New Roman"/>
-                <w:sz w:val="24"/>
-                <w:lang w:val="ru-RU" w:eastAsia="ar-SA"/>
-                <w14:ligatures w14:val="none"/>
-              </w:rPr>
-            </w:pPr>
-            <w:r>
-              <w:rPr>
-                <w:rFonts w:eastAsia="Calibri" w:cs="Times New Roman"/>
-                <w:sz w:val="24"/>
-                <w:lang w:val="ru-RU" w:eastAsia="ar-SA"/>
-                <w14:ligatures w14:val="none"/>
-              </w:rPr>
-              <w:t>01.06.202</w:t>
-            </w:r>
-            <w:r>
-              <w:rPr>
-                <w:rFonts w:eastAsia="Calibri" w:cs="Times New Roman"/>
-                <w:sz w:val="24"/>
-                <w:lang w:val="ru-RU" w:eastAsia="ar-SA"/>
-                <w14:ligatures w14:val="none"/>
-              </w:rPr>
-              <w:t>6</w:t>
-            </w:r>
-            <w:r>
-              <w:rPr>
-                <w:rFonts w:eastAsia="Calibri" w:cs="Times New Roman"/>
-                <w:sz w:val="24"/>
-                <w:lang w:val="ru-RU" w:eastAsia="ar-SA"/>
-                <w14:ligatures w14:val="none"/>
-              </w:rPr>
-              <w:t xml:space="preserve"> г.</w:t>
-            </w:r>
-          </w:p>
-        </w:tc>
-      </w:tr>
-      <w:tr>
-        <w:trPr>
-          <w:gridBefore w:val="1"/>
-          <w:gridAfter w:val="1"/>
-          <w:wBefore w:w="283" w:type="dxa"/>
-          <w:wAfter w:w="36" w:type="dxa"/>
-          <w:cantSplit/>
-          <w:trHeight w:val="340"/>
-        </w:trPr>
-        <w:tc>
-          <w:tcPr>
             <w:tcW w:w="4112" w:type="dxa"/>
             <w:gridSpan w:val="14"/>
             <w:vMerge w:val="restart"/>
@@ -6779,8 +6989,21 @@
                 <w:lang w:val="ru-RU" w:eastAsia="ar-SA"/>
                 <w14:ligatures w14:val="none"/>
               </w:rPr>
-              <w:t>В. И. Ярмолик</w:t>
-            </w:r>
+              <w:t xml:space="preserve">В. И. </w:t>
+            </w:r>
+            <w:proofErr w:type="spellStart"/>
+            <w:r>
+              <w:rPr>
+                <w:rFonts w:eastAsia="Calibri" w:cs="Times New Roman"/>
+                <w:color w:val="000000" w:themeColor="text1"/>
+                <w:sz w:val="24"/>
+                <w:szCs w:val="22"/>
+                <w:lang w:val="ru-RU" w:eastAsia="ar-SA"/>
+                <w14:ligatures w14:val="none"/>
+              </w:rPr>
+              <w:t>Ярмолик</w:t>
+            </w:r>
+            <w:proofErr w:type="spellEnd"/>
           </w:p>
         </w:tc>
       </w:tr>
@@ -7042,6 +7265,7 @@
                 <w14:ligatures w14:val="none"/>
               </w:rPr>
             </w:pPr>
+            <w:proofErr w:type="gramStart"/>
             <w:r>
               <w:rPr>
                 <w:rFonts w:eastAsia="Calibri" w:cs="Times New Roman"/>
@@ -7087,6 +7311,7 @@
               </w:rPr>
               <w:t xml:space="preserve"> г.</w:t>
             </w:r>
+            <w:proofErr w:type="gramEnd"/>
           </w:p>
         </w:tc>
         <w:tc>
@@ -11266,12 +11491,28 @@
     </w:p>
     <w:p>
       <w:r>
-        <w:t>В современных условиях индустрия цифрового контента переживает стремительную трансформацию. Музыкальные стриминговые платформы стали основным каналом распространения медиапродукции, однако большая часть рынка сосредоточена вокруг глобальных сервисов, которые не всегда отвечают узкоспециализированным требованиям независимых лейблов и нишевых медиаплатформ.</w:t>
-      </w:r>
-    </w:p>
-    <w:p>
-      <w:r>
-        <w:t>Основной проблемой в данной предметной области является отсутствие автоматизированных инструментов, позволяющих эффективно управлять медиабиблиотекой, анализировать предпочтения аудитории и обеспечивать безопасное хранение контента с учетом специфики независимого сектора. Применение современных информационных технологий, таких как объектные хранилища (</w:t>
+        <w:t xml:space="preserve">В современных условиях индустрия цифрового контента переживает стремительную трансформацию. Музыкальные стриминговые платформы стали основным каналом распространения медиапродукции, однако большая часть рынка сосредоточена вокруг глобальных сервисов, которые не всегда отвечают узкоспециализированным требованиям независимых лейблов и нишевых </w:t>
+      </w:r>
+      <w:proofErr w:type="spellStart"/>
+      <w:r>
+        <w:t>медиаплатформ</w:t>
+      </w:r>
+      <w:proofErr w:type="spellEnd"/>
+      <w:r>
+        <w:t>.</w:t>
+      </w:r>
+    </w:p>
+    <w:p>
+      <w:r>
+        <w:t xml:space="preserve">Основной проблемой в данной предметной области является отсутствие автоматизированных инструментов, позволяющих эффективно управлять </w:t>
+      </w:r>
+      <w:proofErr w:type="spellStart"/>
+      <w:r>
+        <w:t>медиабиблиотекой</w:t>
+      </w:r>
+      <w:proofErr w:type="spellEnd"/>
+      <w:r>
+        <w:t>, анализировать предпочтения аудитории и обеспечивать безопасное хранение контента с учетом специфики независимого сектора. Применение современных информационных технологий, таких как объектные хранилища (</w:t>
       </w:r>
       <w:r>
         <w:rPr>
@@ -11283,6 +11524,7 @@
       <w:r>
         <w:t>), системы управления базами данных с поддержкой сложных аналитических запросов (</w:t>
       </w:r>
+      <w:proofErr w:type="spellStart"/>
       <w:r>
         <w:rPr>
           <w:i/>
@@ -11290,13 +11532,22 @@
         </w:rPr>
         <w:t>PostgreSQL</w:t>
       </w:r>
+      <w:proofErr w:type="spellEnd"/>
       <w:r>
         <w:t>) и алгоритмы машинного обучения для рекомендательных систем, позволяет существенно повысить качество взаимодействия с пользователем и оптимизировать внутренние процессы управления контентом.</w:t>
       </w:r>
     </w:p>
     <w:p>
       <w:r>
-        <w:t>Целью данного дипломного проекта является проектирование и разработка информационной системы для автоматизации процессов управления медиабиблиотекой и формирования персонализированных рекомендаций для слушателей независимых музыкальных платформ.</w:t>
+        <w:t xml:space="preserve">Целью данного дипломного проекта является проектирование и разработка информационной системы для автоматизации процессов управления </w:t>
+      </w:r>
+      <w:proofErr w:type="spellStart"/>
+      <w:r>
+        <w:t>медиабиблиотекой</w:t>
+      </w:r>
+      <w:proofErr w:type="spellEnd"/>
+      <w:r>
+        <w:t xml:space="preserve"> и формирования персонализированных рекомендаций для слушателей независимых музыкальных платформ.</w:t>
       </w:r>
     </w:p>
     <w:p>
@@ -11351,6 +11602,7 @@
       <w:r>
         <w:t>Разработать программный комплекс, включающий серверную логику (</w:t>
       </w:r>
+      <w:proofErr w:type="spellStart"/>
       <w:r>
         <w:rPr>
           <w:i/>
@@ -11358,8 +11610,17 @@
         </w:rPr>
         <w:t>backend</w:t>
       </w:r>
-      <w:r>
-        <w:t>) для обработки медиаданных и реализации рекомендательных алгоритмов.</w:t>
+      <w:proofErr w:type="spellEnd"/>
+      <w:r>
+        <w:t xml:space="preserve">) для обработки </w:t>
+      </w:r>
+      <w:proofErr w:type="spellStart"/>
+      <w:r>
+        <w:t>медиаданных</w:t>
+      </w:r>
+      <w:proofErr w:type="spellEnd"/>
+      <w:r>
+        <w:t xml:space="preserve"> и реализации рекомендательных алгоритмов.</w:t>
       </w:r>
     </w:p>
     <w:p>
@@ -11454,6 +11715,7 @@
         </w:tabs>
         <w:ind w:left="0" w:firstLine="720"/>
       </w:pPr>
+      <w:proofErr w:type="spellStart"/>
       <w:r>
         <w:rPr>
           <w:i/>
@@ -11461,6 +11723,7 @@
         </w:rPr>
         <w:t>PostgreSQL</w:t>
       </w:r>
+      <w:proofErr w:type="spellEnd"/>
       <w:r>
         <w:t xml:space="preserve"> (с использованием </w:t>
       </w:r>
@@ -11487,6 +11750,7 @@
         </w:tabs>
         <w:ind w:left="0" w:firstLine="720"/>
       </w:pPr>
+      <w:proofErr w:type="spellStart"/>
       <w:r>
         <w:rPr>
           <w:i/>
@@ -11494,6 +11758,7 @@
         </w:rPr>
         <w:t>Docker</w:t>
       </w:r>
+      <w:proofErr w:type="spellEnd"/>
       <w:r>
         <w:t>, обеспечивающий переносимость и стабильность программной среды.</w:t>
       </w:r>
@@ -11533,6 +11798,7 @@
         </w:tabs>
         <w:ind w:left="0" w:firstLine="720"/>
       </w:pPr>
+      <w:proofErr w:type="spellStart"/>
       <w:r>
         <w:rPr>
           <w:i/>
@@ -11540,6 +11806,7 @@
         </w:rPr>
         <w:t>RESTful</w:t>
       </w:r>
+      <w:proofErr w:type="spellEnd"/>
       <w:r>
         <w:t xml:space="preserve"> </w:t>
       </w:r>
@@ -11670,7 +11937,35 @@
         <w:rPr>
           <w:lang w:val="ru-RU"/>
         </w:rPr>
-        <w:t>БГУИР сегодня - это крупный учебно-научно-инновационный комплекс, в структуру которого входят 8 факультетов: компьютерного проектирования (ФКП), информационных технологий и управления (ФИТУ), радиотехники и электроники (ФРЭ), компьютерных систем и сетей (ФКСиС), информационной безопасности (ФИБ), инженерно-экономический (ИЭФ), военный факультет (ВФ), факультет доуниверситетской подготовки и профессиональной ориентации (ФДППО)</w:t>
+        <w:t>БГУИР сегодня - это крупный учебно-научно-инновационный комплекс, в структуру которого входят 8 факультетов: компьютерного проектирования (ФКП), информационных технологий и управления (ФИТУ), радиотехники и электроники (ФРЭ), компьютерных систем и сетей (</w:t>
+      </w:r>
+      <w:proofErr w:type="spellStart"/>
+      <w:r>
+        <w:rPr>
+          <w:lang w:val="ru-RU"/>
+        </w:rPr>
+        <w:t>ФКСиС</w:t>
+      </w:r>
+      <w:proofErr w:type="spellEnd"/>
+      <w:r>
+        <w:rPr>
+          <w:lang w:val="ru-RU"/>
+        </w:rPr>
+        <w:t xml:space="preserve">), информационной безопасности (ФИБ), инженерно-экономический (ИЭФ), военный факультет (ВФ), факультет </w:t>
+      </w:r>
+      <w:proofErr w:type="spellStart"/>
+      <w:r>
+        <w:rPr>
+          <w:lang w:val="ru-RU"/>
+        </w:rPr>
+        <w:t>доуниверситетской</w:t>
+      </w:r>
+      <w:proofErr w:type="spellEnd"/>
+      <w:r>
+        <w:rPr>
+          <w:lang w:val="ru-RU"/>
+        </w:rPr>
+        <w:t xml:space="preserve"> подготовки и профессиональной ориентации (ФДППО)</w:t>
       </w:r>
       <w:r>
         <w:rPr>
@@ -11907,7 +12202,15 @@
       </w:pPr>
       <w:r>
         <w:lastRenderedPageBreak/>
-        <w:t>Цифровая трансформация и просвещение — проведение профильных конференций, хакатонов и олимпиад по программированию, направленных на популяризацию инженерного образования и развитие цифровых компетенций в обществе.</w:t>
+        <w:t xml:space="preserve">Цифровая трансформация и просвещение — проведение профильных конференций, </w:t>
+      </w:r>
+      <w:proofErr w:type="spellStart"/>
+      <w:r>
+        <w:t>хакатонов</w:t>
+      </w:r>
+      <w:proofErr w:type="spellEnd"/>
+      <w:r>
+        <w:t xml:space="preserve"> и олимпиад по программированию, направленных на популяризацию инженерного образования и развитие цифровых компетенций в обществе.</w:t>
       </w:r>
     </w:p>
     <w:p>
@@ -11962,7 +12265,15 @@
         <w:t>IT</w:t>
       </w:r>
       <w:r>
-        <w:t>-компаниями, выполнение научно-исследовательских и опытно-конструкторских работ (НИОКР) и актуализацию учебных программ под требования рынка. В университете активно действует система студенческого самоуправления, представленная студенческим советом, профкомом и молодежными центрами, которые организуют хакатоны, технические конкурсы, культурные фестивали и волонтерские проекты.</w:t>
+        <w:t xml:space="preserve">-компаниями, выполнение научно-исследовательских и опытно-конструкторских работ (НИОКР) и актуализацию учебных программ под требования рынка. В университете активно действует система студенческого самоуправления, представленная студенческим советом, профкомом и молодежными центрами, которые организуют </w:t>
+      </w:r>
+      <w:proofErr w:type="spellStart"/>
+      <w:r>
+        <w:t>хакатоны</w:t>
+      </w:r>
+      <w:proofErr w:type="spellEnd"/>
+      <w:r>
+        <w:t>, технические конкурсы, культурные фестивали и волонтерские проекты.</w:t>
       </w:r>
     </w:p>
     <w:p>
@@ -12022,8 +12333,13 @@
         </w:rPr>
         <w:t>С</w:t>
       </w:r>
-      <w:r>
-        <w:t>овершенствование процесса управления университетом и обучения на основе применения автоматизированных систем управления (АСУ)</w:t>
+      <w:proofErr w:type="spellStart"/>
+      <w:r>
+        <w:t>овершенствование</w:t>
+      </w:r>
+      <w:proofErr w:type="spellEnd"/>
+      <w:r>
+        <w:t xml:space="preserve"> процесса управления университетом и обучения на основе применения автоматизированных систем управления (АСУ)</w:t>
       </w:r>
       <w:r>
         <w:rPr>
@@ -12031,8 +12347,13 @@
         </w:rPr>
         <w:t>. И</w:t>
       </w:r>
-      <w:r>
-        <w:t>спользования современных средств телекоммуникации и информационных технологий</w:t>
+      <w:proofErr w:type="spellStart"/>
+      <w:r>
+        <w:t>спользования</w:t>
+      </w:r>
+      <w:proofErr w:type="spellEnd"/>
+      <w:r>
+        <w:t xml:space="preserve"> современных средств телекоммуникации и информационных технологий</w:t>
       </w:r>
       <w:r>
         <w:rPr>
@@ -12061,8 +12382,13 @@
         </w:rPr>
         <w:t>В</w:t>
       </w:r>
-      <w:r>
-        <w:t>недрение и использование АСУ в управлении образовательным процессом</w:t>
+      <w:proofErr w:type="spellStart"/>
+      <w:r>
+        <w:t>недрение</w:t>
+      </w:r>
+      <w:proofErr w:type="spellEnd"/>
+      <w:r>
+        <w:t xml:space="preserve"> и использование АСУ в управлении образовательным процессом</w:t>
       </w:r>
       <w:r>
         <w:rPr>
@@ -12091,8 +12417,13 @@
         </w:rPr>
         <w:t>О</w:t>
       </w:r>
-      <w:r>
-        <w:t>рганизация электронного документооборота структурных подразделений университета</w:t>
+      <w:proofErr w:type="spellStart"/>
+      <w:r>
+        <w:t>рганизация</w:t>
+      </w:r>
+      <w:proofErr w:type="spellEnd"/>
+      <w:r>
+        <w:t xml:space="preserve"> электронного документооборота структурных подразделений университета</w:t>
       </w:r>
       <w:r>
         <w:rPr>
@@ -12121,8 +12452,13 @@
         </w:rPr>
         <w:t>Р</w:t>
       </w:r>
-      <w:r>
-        <w:t>азработка и внедрение в образовательный процесс новых образовательных информационных технологий</w:t>
+      <w:proofErr w:type="spellStart"/>
+      <w:r>
+        <w:t>азработка</w:t>
+      </w:r>
+      <w:proofErr w:type="spellEnd"/>
+      <w:r>
+        <w:t xml:space="preserve"> и внедрение в образовательный процесс новых образовательных информационных технологий</w:t>
       </w:r>
       <w:r>
         <w:rPr>
@@ -12151,8 +12487,13 @@
         </w:rPr>
         <w:t>Р</w:t>
       </w:r>
-      <w:r>
-        <w:t>азработка сопровождающего программного обеспечения для электронных учебно-методических комплексов</w:t>
+      <w:proofErr w:type="spellStart"/>
+      <w:r>
+        <w:t>азработка</w:t>
+      </w:r>
+      <w:proofErr w:type="spellEnd"/>
+      <w:r>
+        <w:t xml:space="preserve"> сопровождающего программного обеспечения для электронных учебно-методических комплексов</w:t>
       </w:r>
       <w:r>
         <w:rPr>
@@ -12181,8 +12522,13 @@
         </w:rPr>
         <w:t>Р</w:t>
       </w:r>
-      <w:r>
-        <w:t>азработка и администрирование тестирующих программ для контроля знаний</w:t>
+      <w:proofErr w:type="spellStart"/>
+      <w:r>
+        <w:t>азработка</w:t>
+      </w:r>
+      <w:proofErr w:type="spellEnd"/>
+      <w:r>
+        <w:t xml:space="preserve"> и администрирование тестирующих программ для контроля знаний</w:t>
       </w:r>
       <w:r>
         <w:rPr>
@@ -12304,8 +12650,13 @@
         </w:rPr>
         <w:t>З</w:t>
       </w:r>
-      <w:r>
-        <w:t>десь доступно актуальное электронное расписание, зачетная книжка с оценками за все семестры, а также информация о назначенных стипендиях и пропусках занятий.</w:t>
+      <w:proofErr w:type="spellStart"/>
+      <w:r>
+        <w:t>десь</w:t>
+      </w:r>
+      <w:proofErr w:type="spellEnd"/>
+      <w:r>
+        <w:t xml:space="preserve"> доступно актуальное электронное расписание, зачетная книжка с оценками за все семестры, а также информация о назначенных стипендиях и пропусках занятий.</w:t>
       </w:r>
     </w:p>
     <w:p>
@@ -12341,8 +12692,13 @@
         </w:rPr>
         <w:t>П</w:t>
       </w:r>
-      <w:r>
-        <w:t>озволяет вести электронные журналы, выставлять оценки, контролировать посещаемость и загружать учебно-методические комплексы</w:t>
+      <w:proofErr w:type="spellStart"/>
+      <w:r>
+        <w:t>озволяет</w:t>
+      </w:r>
+      <w:proofErr w:type="spellEnd"/>
+      <w:r>
+        <w:t xml:space="preserve"> вести электронные журналы, выставлять оценки, контролировать посещаемость и загружать учебно-методические комплексы</w:t>
       </w:r>
       <w:r>
         <w:rPr>
@@ -12383,8 +12739,13 @@
         </w:rPr>
         <w:t>С</w:t>
       </w:r>
-      <w:r>
-        <w:t>истема хранит актуальные программы обучения по всем специальностям, обеспечивая прозрачность образовательной траектории.</w:t>
+      <w:proofErr w:type="spellStart"/>
+      <w:r>
+        <w:t>истема</w:t>
+      </w:r>
+      <w:proofErr w:type="spellEnd"/>
+      <w:r>
+        <w:t xml:space="preserve"> хранит актуальные программы обучения по всем специальностям, обеспечивая прозрачность образовательной траектории.</w:t>
       </w:r>
     </w:p>
     <w:p>
@@ -12419,8 +12780,13 @@
         </w:rPr>
         <w:t>С</w:t>
       </w:r>
-      <w:r>
-        <w:t>туденты могут удаленно запрашивать справки об обучении, что значительно сокращает бюрократическую нагрузку.</w:t>
+      <w:proofErr w:type="spellStart"/>
+      <w:r>
+        <w:t>туденты</w:t>
+      </w:r>
+      <w:proofErr w:type="spellEnd"/>
+      <w:r>
+        <w:t xml:space="preserve"> могут удаленно запрашивать справки об обучении, что значительно сокращает бюрократическую нагрузку.</w:t>
       </w:r>
     </w:p>
     <w:p>
@@ -12762,6 +13128,7 @@
       <w:r>
         <w:t>Структурные элементы модулей ЭОР разрабатываются в форматах, поддерживаемых СЭО (веб-страницы, документы форматов *.</w:t>
       </w:r>
+      <w:proofErr w:type="spellStart"/>
       <w:r>
         <w:rPr>
           <w:i/>
@@ -12769,9 +13136,11 @@
         </w:rPr>
         <w:t>docx</w:t>
       </w:r>
+      <w:proofErr w:type="spellEnd"/>
       <w:r>
         <w:t>, *.</w:t>
       </w:r>
+      <w:proofErr w:type="spellStart"/>
       <w:r>
         <w:rPr>
           <w:i/>
@@ -12779,9 +13148,11 @@
         </w:rPr>
         <w:t>pdf</w:t>
       </w:r>
+      <w:proofErr w:type="spellEnd"/>
       <w:r>
         <w:t>., *.</w:t>
       </w:r>
+      <w:proofErr w:type="spellStart"/>
       <w:r>
         <w:rPr>
           <w:i/>
@@ -12789,8 +13160,13 @@
         </w:rPr>
         <w:t>pptx</w:t>
       </w:r>
-      <w:r>
-        <w:t>, изображения, встроенные форматы СЭО и др</w:t>
+      <w:proofErr w:type="spellEnd"/>
+      <w:r>
+        <w:t xml:space="preserve">, изображения, встроенные форматы СЭО и </w:t>
+      </w:r>
+      <w:proofErr w:type="spellStart"/>
+      <w:r>
+        <w:t>др</w:t>
       </w:r>
       <w:r>
         <w:rPr>
@@ -12798,6 +13174,7 @@
         </w:rPr>
         <w:t>угие</w:t>
       </w:r>
+      <w:proofErr w:type="spellEnd"/>
       <w:r>
         <w:t>).</w:t>
       </w:r>
@@ -12948,7 +13325,15 @@
         </w:rPr>
       </w:pPr>
       <w:r>
-        <w:t xml:space="preserve">Внутренняя логика таких систем пропитана микроотчетностью. В отличие от продажи физического носителя, где сделка разовая, стриминг подразумевает непрерывный подсчет. Каждое прослушивание трека дольше 30 секунд фиксируется системой как событие. Эти миллиарды событий ежедневно обрабатываются для формирования отчетности перед правообладателями и расчета роялти. Это требует огромных мощностей для работы с </w:t>
+        <w:t xml:space="preserve">Внутренняя логика таких систем пропитана </w:t>
+      </w:r>
+      <w:proofErr w:type="spellStart"/>
+      <w:r>
+        <w:t>микроотчетностью</w:t>
+      </w:r>
+      <w:proofErr w:type="spellEnd"/>
+      <w:r>
+        <w:t xml:space="preserve">. В отличие от продажи физического носителя, где сделка разовая, стриминг подразумевает непрерывный подсчет. Каждое прослушивание трека дольше 30 секунд фиксируется системой как событие. Эти миллиарды событий ежедневно обрабатываются для формирования отчетности перед правообладателями и расчета роялти. Это требует огромных мощностей для работы с </w:t>
       </w:r>
       <w:r>
         <w:rPr>
@@ -13048,6 +13433,7 @@
           <w:lang w:val="ru-RU"/>
         </w:rPr>
       </w:pPr>
+      <w:proofErr w:type="spellStart"/>
       <w:r>
         <w:rPr>
           <w:i/>
@@ -13055,6 +13441,7 @@
         </w:rPr>
         <w:t>Spotify</w:t>
       </w:r>
+      <w:proofErr w:type="spellEnd"/>
       <w:r>
         <w:t xml:space="preserve"> в современной ИТ-индустрии считается золотым стандартом распределенных систем, который превратил прослушивание музыки из линейного процесса в высокотехнологичный сервис на основе данных. В отличие от традиционных плееров, архитектура этого сервиса построена на принципах максимальной автономности и масштабируемости, что позволяет ему обслуживать сотни миллионов пользователей без видимых задержек.</w:t>
       </w:r>
@@ -13072,6 +13459,7 @@
         </w:rPr>
         <w:t xml:space="preserve">Техническое устройство </w:t>
       </w:r>
+      <w:proofErr w:type="spellStart"/>
       <w:r>
         <w:rPr>
           <w:i/>
@@ -13080,11 +13468,26 @@
         </w:rPr>
         <w:t>Spotify</w:t>
       </w:r>
-      <w:r>
-        <w:rPr>
-          <w:lang w:val="ru-RU"/>
-        </w:rPr>
-        <w:t xml:space="preserve"> базируется на идее разделения монолитного приложения на сотни независимых микросервисов. Каждый такой сервис отвечает за строго определенную операцию: от обработки поискового запроса до генерации обложки плейлиста. Это позволяет системе быть невероятно отказоустойчивой — если у сервиса ломается модуль социальных связей, пользователь все равно сможет слушать музыку. В дипломе такую структуру можно описать как модульную архитектуру, где каждый компонент взаимодействует с другими через стандартизированные программные интерфейсы (</w:t>
+      <w:proofErr w:type="spellEnd"/>
+      <w:r>
+        <w:rPr>
+          <w:lang w:val="ru-RU"/>
+        </w:rPr>
+        <w:t xml:space="preserve"> базируется на идее разделения монолитного приложения на сотни независимых </w:t>
+      </w:r>
+      <w:proofErr w:type="spellStart"/>
+      <w:r>
+        <w:rPr>
+          <w:lang w:val="ru-RU"/>
+        </w:rPr>
+        <w:t>микросервисов</w:t>
+      </w:r>
+      <w:proofErr w:type="spellEnd"/>
+      <w:r>
+        <w:rPr>
+          <w:lang w:val="ru-RU"/>
+        </w:rPr>
+        <w:t>. Каждый такой сервис отвечает за строго определенную операцию: от обработки поискового запроса до генерации обложки плейлиста. Это позволяет системе быть невероятно отказоустойчивой — если у сервиса ломается модуль социальных связей, пользователь все равно сможет слушать музыку. В дипломе такую структуру можно описать как модульную архитектуру, где каждый компонент взаимодействует с другими через стандартизированные программные интерфейсы (</w:t>
       </w:r>
       <w:r>
         <w:rPr>
@@ -13111,6 +13514,7 @@
       <w:r>
         <w:t xml:space="preserve">Одной из главных инженерных побед </w:t>
       </w:r>
+      <w:proofErr w:type="spellStart"/>
       <w:r>
         <w:rPr>
           <w:i/>
@@ -13118,6 +13522,7 @@
         </w:rPr>
         <w:t>Spotify</w:t>
       </w:r>
+      <w:proofErr w:type="spellEnd"/>
       <w:r>
         <w:t xml:space="preserve"> стала разработка проприетарных протоколов передачи данных. Чтобы музыка начинала играть мгновенно после нажатия кнопки, сервис использует агрессивное кэширование и предсказание поведения. Приложение анализирует, какой трек в плейлисте идет следующим, и начинает подгружать его начало в фоновом режиме еще до того, как текущая песня закончится. На системном уровне это реализуется через сложную иерархию серверов: популярные треки хранятся «ближе» к пользователю в оперативной памяти граничных серверов, тогда как редкие записи лежат в глубоких облачных хранилищах.</w:t>
       </w:r>
@@ -13132,6 +13537,7 @@
       <w:r>
         <w:t xml:space="preserve">Сердце </w:t>
       </w:r>
+      <w:proofErr w:type="spellStart"/>
       <w:r>
         <w:rPr>
           <w:i/>
@@ -13139,8 +13545,17 @@
         </w:rPr>
         <w:t>Spotify</w:t>
       </w:r>
-      <w:r>
-        <w:t xml:space="preserve"> — это его рекомендательная модель, которая фактически является сложнейшей системой обработки сигналов и анализа текстов. Сервис не просто группирует музыку по жанрам, он создает многомерное векторное пространство, где каждый трек имеет сотни характеристик: от акустичности и танцевальности до «энергии» звука. Система постоянно сопоставляет профили прослушивания разных людей, находя неочевидные закономерности. Если тысячи пользователей с похожими вкусами внезапно начали слушать нового исполнителя, алгоритм автоматически поднимет его приоритет в твоих персональных подборках. Для АИС это означает наличие мощного аналитического модуля, работающего с нейронными сетями в реальном времени.</w:t>
+      <w:proofErr w:type="spellEnd"/>
+      <w:r>
+        <w:t xml:space="preserve"> — это его рекомендательная модель, которая фактически является сложнейшей системой обработки сигналов и анализа текстов. Сервис не просто группирует музыку по жанрам, он создает многомерное векторное пространство, где каждый трек имеет сотни характеристик: от </w:t>
+      </w:r>
+      <w:proofErr w:type="spellStart"/>
+      <w:r>
+        <w:t>акустичности</w:t>
+      </w:r>
+      <w:proofErr w:type="spellEnd"/>
+      <w:r>
+        <w:t xml:space="preserve"> и танцевальности до «энергии» звука. Система постоянно сопоставляет профили прослушивания разных людей, находя неочевидные закономерности. Если тысячи пользователей с похожими вкусами внезапно начали слушать нового исполнителя, алгоритм автоматически поднимет его приоритет в твоих персональных подборках. Для АИС это означает наличие мощного аналитического модуля, работающего с нейронными сетями в реальном времени.</w:t>
       </w:r>
     </w:p>
     <w:p>
@@ -13150,6 +13565,7 @@
           <w:lang w:val="ru-RU"/>
         </w:rPr>
       </w:pPr>
+      <w:proofErr w:type="spellStart"/>
       <w:r>
         <w:rPr>
           <w:i/>
@@ -13158,6 +13574,7 @@
         <w:lastRenderedPageBreak/>
         <w:t>Spotify</w:t>
       </w:r>
+      <w:proofErr w:type="spellEnd"/>
       <w:r>
         <w:t xml:space="preserve"> генерирует колоссальный объем технических событий в секунду. Каждое нажатие на паузу, пропуск трека или изменение громкости отправляется в централизованную систему сбора данных. Эти логи используются не только для статистики, но и для обучения моделей машинного обучения. Внутренняя инфраструктура сервиса спроектирована так, чтобы переваривать эти терабайты данных, превращая сырые логи в осмысленные отчеты для лейблов и персональные итоги года для слушателей. В контексте дипломной работы это можно представить как систему событийного мониторинга, которая связывает активность пользователя с бизнес-логикой сервиса.</w:t>
       </w:r>
@@ -13193,6 +13610,7 @@
       <w:r>
         <w:t xml:space="preserve">Интерфейс </w:t>
       </w:r>
+      <w:proofErr w:type="spellStart"/>
       <w:r>
         <w:rPr>
           <w:i/>
@@ -13200,6 +13618,7 @@
         </w:rPr>
         <w:t>Spotify</w:t>
       </w:r>
+      <w:proofErr w:type="spellEnd"/>
       <w:r>
         <w:t xml:space="preserve"> — это эталон акцентного минимализма и карточной архитектуры. В 2026 году он окончательно закрепил за собой статус «умного черного зеркала», где дизайн не отвлекает от контента, а подстраивается под него.</w:t>
       </w:r>
@@ -13211,6 +13630,7 @@
       <w:r>
         <w:t xml:space="preserve">Дизайн интерфейса </w:t>
       </w:r>
+      <w:proofErr w:type="spellStart"/>
       <w:r>
         <w:rPr>
           <w:i/>
@@ -13218,8 +13638,17 @@
         </w:rPr>
         <w:t>Spotify</w:t>
       </w:r>
-      <w:r>
-        <w:t xml:space="preserve"> представляет собой современную многопанельную структуру, построенную на принципах глубокой темной темы, где визуальный контент преобладает над текстовым</w:t>
+      <w:proofErr w:type="spellEnd"/>
+      <w:r>
+        <w:t xml:space="preserve"> представляет собой современную </w:t>
+      </w:r>
+      <w:proofErr w:type="spellStart"/>
+      <w:r>
+        <w:t>многопанельную</w:t>
+      </w:r>
+      <w:proofErr w:type="spellEnd"/>
+      <w:r>
+        <w:t xml:space="preserve"> структуру, построенную на принципах глубокой темной темы, где визуальный контент преобладает над текстовым</w:t>
       </w:r>
       <w:r>
         <w:rPr>
@@ -13609,6 +14038,7 @@
         <w:lastRenderedPageBreak/>
         <w:t xml:space="preserve">Яндекс Музыка — это пример того, как классический музыкальный сервис трансформировался в продукт, полностью управляемый искусственным интеллектом. Если </w:t>
       </w:r>
+      <w:proofErr w:type="spellStart"/>
       <w:r>
         <w:rPr>
           <w:i/>
@@ -13616,6 +14046,7 @@
         </w:rPr>
         <w:t>Spotify</w:t>
       </w:r>
+      <w:proofErr w:type="spellEnd"/>
       <w:r>
         <w:t xml:space="preserve"> делает ставку на социальные связи и кураторские плейлисты, то Яндекс пошел по пути максимальной автоматизации и «бесшовного» потребления контента внутри своей экосистемы.</w:t>
       </w:r>
@@ -13780,7 +14211,15 @@
       </w:r>
       <w:r>
         <w:lastRenderedPageBreak/>
-        <w:t xml:space="preserve">реальном времени: они видят, как их треки попадают в рекомендации, каков процент дослушиваний и как география слушателей влияет на популярность. С точки зрения АИС — это сложная система ролевого доступа к базам данных </w:t>
+        <w:t xml:space="preserve">реальном времени: они видят, как их треки попадают в рекомендации, каков процент </w:t>
+      </w:r>
+      <w:proofErr w:type="spellStart"/>
+      <w:r>
+        <w:t>дослушиваний</w:t>
+      </w:r>
+      <w:proofErr w:type="spellEnd"/>
+      <w:r>
+        <w:t xml:space="preserve"> и как география слушателей влияет на популярность. С точки зрения АИС — это сложная система ролевого доступа к базам данных </w:t>
       </w:r>
       <w:r>
         <w:rPr>
@@ -13882,7 +14321,7 @@
         </w:rPr>
         <w:lastRenderedPageBreak/>
         <w:drawing>
-          <wp:inline distT="0" distB="0" distL="0" distR="0" wp14:anchorId="5B162A4C" wp14:editId="796E7F0B">
+          <wp:inline distT="0" distB="0" distL="0" distR="0" wp14:anchorId="5B162A4C" wp14:editId="1340FA35">
             <wp:extent cx="5897187" cy="3022600"/>
             <wp:effectExtent l="0" t="0" r="8890" b="6350"/>
             <wp:docPr id="2" name="Рисунок 2"/>
@@ -14035,6 +14474,7 @@
         </w:rPr>
         <w:t xml:space="preserve"> — это уникальный гибрид классического стриминга и крупнейшего в мире видеохостинга. Если </w:t>
       </w:r>
+      <w:proofErr w:type="spellStart"/>
       <w:r>
         <w:rPr>
           <w:i/>
@@ -14043,6 +14483,7 @@
         </w:rPr>
         <w:t>Spotify</w:t>
       </w:r>
+      <w:proofErr w:type="spellEnd"/>
       <w:r>
         <w:rPr>
           <w:lang w:val="ru-RU"/>
@@ -14159,7 +14600,21 @@
         <w:rPr>
           <w:lang w:val="ru-RU"/>
         </w:rPr>
-        <w:t xml:space="preserve">. Это позволяет системе строить «сверхпрофиль» пользователя. </w:t>
+        <w:t>. Это позволяет системе строить «</w:t>
+      </w:r>
+      <w:proofErr w:type="spellStart"/>
+      <w:r>
+        <w:rPr>
+          <w:lang w:val="ru-RU"/>
+        </w:rPr>
+        <w:t>сверхпрофиль</w:t>
+      </w:r>
+      <w:proofErr w:type="spellEnd"/>
+      <w:r>
+        <w:rPr>
+          <w:lang w:val="ru-RU"/>
+        </w:rPr>
+        <w:t xml:space="preserve">» пользователя. </w:t>
       </w:r>
     </w:p>
     <w:p>
@@ -14215,7 +14670,23 @@
         <w:t>ID</w:t>
       </w:r>
       <w:r>
-        <w:t>), сервис вычленяет аудиодорожки из видео (каверы, лайвы с концертов, ремиксы, фанатские нарезки) и бесшовно встраивает их в музыкальную библиотеку.</w:t>
+        <w:t xml:space="preserve">), сервис вычленяет аудиодорожки из видео (каверы, </w:t>
+      </w:r>
+      <w:proofErr w:type="spellStart"/>
+      <w:r>
+        <w:t>лайвы</w:t>
+      </w:r>
+      <w:proofErr w:type="spellEnd"/>
+      <w:r>
+        <w:t xml:space="preserve"> с концертов, ремиксы, фанатские нарезки) и </w:t>
+      </w:r>
+      <w:proofErr w:type="spellStart"/>
+      <w:r>
+        <w:t>бесшовно</w:t>
+      </w:r>
+      <w:proofErr w:type="spellEnd"/>
+      <w:r>
+        <w:t xml:space="preserve"> встраивает их в музыкальную библиотеку.</w:t>
       </w:r>
     </w:p>
     <w:p>
@@ -14324,7 +14795,21 @@
         <w:rPr>
           <w:lang w:val="ru-RU"/>
         </w:rPr>
-        <w:t>Система синхронизирует два разных потока данных (аудиофайл высокого качества и видеофайл) по таймкодам с точностью до миллисекунды.</w:t>
+        <w:t xml:space="preserve">Система синхронизирует два разных потока данных (аудиофайл высокого качества и видеофайл) по </w:t>
+      </w:r>
+      <w:proofErr w:type="spellStart"/>
+      <w:r>
+        <w:rPr>
+          <w:lang w:val="ru-RU"/>
+        </w:rPr>
+        <w:t>таймкодам</w:t>
+      </w:r>
+      <w:proofErr w:type="spellEnd"/>
+      <w:r>
+        <w:rPr>
+          <w:lang w:val="ru-RU"/>
+        </w:rPr>
+        <w:t xml:space="preserve"> с точностью до миллисекунды.</w:t>
       </w:r>
     </w:p>
     <w:p>
@@ -14464,6 +14949,7 @@
       <w:r>
         <w:t xml:space="preserve">, отражает философию масштабируемости и интеграции, где музыкальный сервис является частью глобального видеохостинга. В отличие от </w:t>
       </w:r>
+      <w:proofErr w:type="spellStart"/>
       <w:r>
         <w:rPr>
           <w:i/>
@@ -14471,6 +14957,7 @@
         </w:rPr>
         <w:t>Spotify</w:t>
       </w:r>
+      <w:proofErr w:type="spellEnd"/>
       <w:r>
         <w:t xml:space="preserve"> или Яндекс Музыки, здесь дизайн строится на строгой блочной системе, которая должна одинаково эффективно отображать как профессиональные студийные альбомы, так и пользовательский видеоконтент. Визуальная доминанта смещена в сторону максимально крупных превью-карточек, которые занимают почти всё полезное пространство центральной части экрана, создавая эффект витрины.</w:t>
       </w:r>
@@ -14774,6 +15261,7 @@
       <w:r>
         <w:t xml:space="preserve">При анализе существующих систем-аналогов (таких как </w:t>
       </w:r>
+      <w:proofErr w:type="spellStart"/>
       <w:r>
         <w:rPr>
           <w:i/>
@@ -14781,8 +15269,17 @@
         </w:rPr>
         <w:t>Spotify</w:t>
       </w:r>
-      <w:r>
-        <w:t xml:space="preserve"> или Яндекс.Музыка) определено, что их готовые решения не могут быть интегрированы в частные инфраструктуры из-за закрытости алгоритмов и отсутствия возможности кастомизации под узкие жанровые или </w:t>
+      <w:proofErr w:type="spellEnd"/>
+      <w:r>
+        <w:t xml:space="preserve"> или </w:t>
+      </w:r>
+      <w:proofErr w:type="spellStart"/>
+      <w:r>
+        <w:t>Яндекс.Музыка</w:t>
+      </w:r>
+      <w:proofErr w:type="spellEnd"/>
+      <w:r>
+        <w:t xml:space="preserve">) определено, что их готовые решения не могут быть интегрированы в частные инфраструктуры из-за закрытости алгоритмов и отсутствия возможности кастомизации под узкие жанровые или </w:t>
       </w:r>
       <w:r>
         <w:lastRenderedPageBreak/>
@@ -14817,8 +15314,17 @@
           <w:i/>
           <w:iCs/>
         </w:rPr>
-        <w:t>Google Chrome</w:t>
-      </w:r>
+        <w:t xml:space="preserve">Google </w:t>
+      </w:r>
+      <w:proofErr w:type="spellStart"/>
+      <w:r>
+        <w:rPr>
+          <w:i/>
+          <w:iCs/>
+        </w:rPr>
+        <w:t>Chrome</w:t>
+      </w:r>
+      <w:proofErr w:type="spellEnd"/>
       <w:r>
         <w:t xml:space="preserve"> (версия 90 и выше), </w:t>
       </w:r>
@@ -14903,6 +15409,7 @@
       <w:r>
         <w:t xml:space="preserve"> для клиентской части; система управления базами данных — </w:t>
       </w:r>
+      <w:proofErr w:type="spellStart"/>
       <w:r>
         <w:rPr>
           <w:i/>
@@ -14910,6 +15417,7 @@
         </w:rPr>
         <w:t>PostgreSQL</w:t>
       </w:r>
+      <w:proofErr w:type="spellEnd"/>
       <w:r>
         <w:t>; хранение медиа-файлов — объектное хранилище (S3-совместимое).</w:t>
       </w:r>
@@ -15001,7 +15509,21 @@
         <w:rPr>
           <w:lang w:val="ru-RU"/>
         </w:rPr>
-        <w:t>Назначением разрабатываемой АИС является автоматизация процессов управления музыкальным контентом, хранения медиа-активов и персонализированной доставки контента конечным пользователям (слушателям). Система призвана решить проблему отсутствия единой инфраструктуры управления для независимых медиа-платформ, минимизировать трудозатраты на ручную обработку метаданных и обеспечить масштабируемость при увеличении объема медиатеки. Внедрение системы позволяет перейти от разрозненных методов хранения (облачные диски, неструктурированные базы) к централизованному управлению данными, что существенно повышает эффективность деятельности лейбла или стриминговой площадки.</w:t>
+        <w:t xml:space="preserve">Назначением разрабатываемой АИС является автоматизация процессов управления музыкальным контентом, хранения </w:t>
+      </w:r>
+      <w:proofErr w:type="gramStart"/>
+      <w:r>
+        <w:rPr>
+          <w:lang w:val="ru-RU"/>
+        </w:rPr>
+        <w:t>медиа-активов</w:t>
+      </w:r>
+      <w:proofErr w:type="gramEnd"/>
+      <w:r>
+        <w:rPr>
+          <w:lang w:val="ru-RU"/>
+        </w:rPr>
+        <w:t xml:space="preserve"> и персонализированной доставки контента конечным пользователям (слушателям). Система призвана решить проблему отсутствия единой инфраструктуры управления для независимых медиа-платформ, минимизировать трудозатраты на ручную обработку метаданных и обеспечить масштабируемость при увеличении объема медиатеки. Внедрение системы позволяет перейти от разрозненных методов хранения (облачные диски, неструктурированные базы) к централизованному управлению данными, что существенно повышает эффективность деятельности лейбла или стриминговой площадки.</w:t>
       </w:r>
     </w:p>
     <w:p>
@@ -15060,11 +15582,19 @@
         </w:rPr>
         <w:t>З</w:t>
       </w:r>
-      <w:r>
-        <w:rPr>
-          <w:szCs w:val="28"/>
-        </w:rPr>
-        <w:t>агрузка, редактирование метаданных и классификация аудиофайлов по жанрам, артистам и альбомам.</w:t>
+      <w:proofErr w:type="spellStart"/>
+      <w:r>
+        <w:rPr>
+          <w:szCs w:val="28"/>
+        </w:rPr>
+        <w:t>агрузка</w:t>
+      </w:r>
+      <w:proofErr w:type="spellEnd"/>
+      <w:r>
+        <w:rPr>
+          <w:szCs w:val="28"/>
+        </w:rPr>
+        <w:t>, редактирование метаданных и классификация аудиофайлов по жанрам, артистам и альбомам.</w:t>
       </w:r>
     </w:p>
     <w:p>
@@ -15109,11 +15639,19 @@
         </w:rPr>
         <w:t>А</w:t>
       </w:r>
-      <w:r>
-        <w:rPr>
-          <w:szCs w:val="28"/>
-        </w:rPr>
-        <w:t>втоматическое формирование очереди воспроизведения на основе анализа предпочтений пользователя и акустических характеристик треков.</w:t>
+      <w:proofErr w:type="spellStart"/>
+      <w:r>
+        <w:rPr>
+          <w:szCs w:val="28"/>
+        </w:rPr>
+        <w:t>втоматическое</w:t>
+      </w:r>
+      <w:proofErr w:type="spellEnd"/>
+      <w:r>
+        <w:rPr>
+          <w:szCs w:val="28"/>
+        </w:rPr>
+        <w:t xml:space="preserve"> формирование очереди воспроизведения на основе анализа предпочтений пользователя и акустических характеристик треков.</w:t>
       </w:r>
     </w:p>
     <w:p>
@@ -15158,11 +15696,19 @@
         </w:rPr>
         <w:t>О</w:t>
       </w:r>
-      <w:r>
-        <w:rPr>
-          <w:szCs w:val="28"/>
-        </w:rPr>
-        <w:t>беспечение бесперебойной передачи аудиоданных с использованием адаптивного битрейта для минимизации задержек.</w:t>
+      <w:proofErr w:type="spellStart"/>
+      <w:r>
+        <w:rPr>
+          <w:szCs w:val="28"/>
+        </w:rPr>
+        <w:t>беспечение</w:t>
+      </w:r>
+      <w:proofErr w:type="spellEnd"/>
+      <w:r>
+        <w:rPr>
+          <w:szCs w:val="28"/>
+        </w:rPr>
+        <w:t xml:space="preserve"> бесперебойной передачи аудиоданных с использованием адаптивного битрейта для минимизации задержек.</w:t>
       </w:r>
     </w:p>
     <w:p>
@@ -15270,11 +15816,19 @@
         </w:rPr>
         <w:t>О</w:t>
       </w:r>
-      <w:r>
-        <w:rPr>
-          <w:szCs w:val="28"/>
-        </w:rPr>
-        <w:t>бработка запросов пользователей в режиме реального времени (воспроизведение, поиск, навигация по каталогу).</w:t>
+      <w:proofErr w:type="spellStart"/>
+      <w:r>
+        <w:rPr>
+          <w:szCs w:val="28"/>
+        </w:rPr>
+        <w:t>бработка</w:t>
+      </w:r>
+      <w:proofErr w:type="spellEnd"/>
+      <w:r>
+        <w:rPr>
+          <w:szCs w:val="28"/>
+        </w:rPr>
+        <w:t xml:space="preserve"> запросов пользователей в режиме реального времени (воспроизведение, поиск, навигация по каталогу).</w:t>
       </w:r>
     </w:p>
     <w:p>
@@ -15299,6 +15853,7 @@
         </w:rPr>
         <w:t>Пакетный (</w:t>
       </w:r>
+      <w:proofErr w:type="spellStart"/>
       <w:r>
         <w:rPr>
           <w:i/>
@@ -15307,6 +15862,7 @@
         </w:rPr>
         <w:t>Batch</w:t>
       </w:r>
+      <w:proofErr w:type="spellEnd"/>
       <w:r>
         <w:rPr>
           <w:szCs w:val="28"/>
@@ -15333,11 +15889,19 @@
         </w:rPr>
         <w:t>В</w:t>
       </w:r>
-      <w:r>
-        <w:rPr>
-          <w:szCs w:val="28"/>
-        </w:rPr>
-        <w:t>ыполнение регламентных заданий по обновлению рекомендательных моделей, агрегации статистики за отчетные периоды и созданию бэкапов.</w:t>
+      <w:proofErr w:type="spellStart"/>
+      <w:r>
+        <w:rPr>
+          <w:szCs w:val="28"/>
+        </w:rPr>
+        <w:t>ыполнение</w:t>
+      </w:r>
+      <w:proofErr w:type="spellEnd"/>
+      <w:r>
+        <w:rPr>
+          <w:szCs w:val="28"/>
+        </w:rPr>
+        <w:t xml:space="preserve"> регламентных заданий по обновлению рекомендательных моделей, агрегации статистики за отчетные периоды и созданию бэкапов.</w:t>
       </w:r>
     </w:p>
     <w:p>
@@ -15379,9 +15943,15 @@
         </w:rPr>
         <w:t>А</w:t>
       </w:r>
-      <w:r>
-        <w:t xml:space="preserve">удиофайлы в формате </w:t>
-      </w:r>
+      <w:proofErr w:type="spellStart"/>
+      <w:r>
+        <w:t>удиофайлы</w:t>
+      </w:r>
+      <w:proofErr w:type="spellEnd"/>
+      <w:r>
+        <w:t xml:space="preserve"> в формате </w:t>
+      </w:r>
+      <w:proofErr w:type="spellStart"/>
       <w:r>
         <w:rPr>
           <w:i/>
@@ -15389,9 +15959,11 @@
         </w:rPr>
         <w:t>lossless</w:t>
       </w:r>
+      <w:proofErr w:type="spellEnd"/>
       <w:r>
         <w:t>/</w:t>
       </w:r>
+      <w:proofErr w:type="spellStart"/>
       <w:r>
         <w:rPr>
           <w:i/>
@@ -15399,6 +15971,7 @@
         </w:rPr>
         <w:t>compressed</w:t>
       </w:r>
+      <w:proofErr w:type="spellEnd"/>
       <w:r>
         <w:t>, метаданные релизов, обложки (графические файлы).</w:t>
       </w:r>
@@ -15434,8 +16007,13 @@
         </w:rPr>
         <w:t>П</w:t>
       </w:r>
-      <w:r>
-        <w:t>араметры профиля, история действий (лайки, пропуски треков, время прослушивания), поисковые запросы.</w:t>
+      <w:proofErr w:type="spellStart"/>
+      <w:r>
+        <w:t>араметры</w:t>
+      </w:r>
+      <w:proofErr w:type="spellEnd"/>
+      <w:r>
+        <w:t xml:space="preserve"> профиля, история действий (лайки, пропуски треков, время прослушивания), поисковые запросы.</w:t>
       </w:r>
     </w:p>
     <w:p>
@@ -15470,9 +16048,15 @@
         </w:rPr>
         <w:t>Л</w:t>
       </w:r>
-      <w:r>
-        <w:t>оги событий (</w:t>
-      </w:r>
+      <w:proofErr w:type="spellStart"/>
+      <w:r>
+        <w:t>оги</w:t>
+      </w:r>
+      <w:proofErr w:type="spellEnd"/>
+      <w:r>
+        <w:t xml:space="preserve"> событий (</w:t>
+      </w:r>
+      <w:proofErr w:type="spellStart"/>
       <w:r>
         <w:rPr>
           <w:i/>
@@ -15480,6 +16064,7 @@
         </w:rPr>
         <w:t>events</w:t>
       </w:r>
+      <w:proofErr w:type="spellEnd"/>
       <w:r>
         <w:t>), данные об авторизации и подписках.</w:t>
       </w:r>
@@ -15512,8 +16097,13 @@
         </w:rPr>
         <w:t>а</w:t>
       </w:r>
-      <w:r>
-        <w:t>удиопотоки для конечных потребителей</w:t>
+      <w:proofErr w:type="spellStart"/>
+      <w:r>
+        <w:t>удиопотоки</w:t>
+      </w:r>
+      <w:proofErr w:type="spellEnd"/>
+      <w:r>
+        <w:t xml:space="preserve"> для конечных потребителей</w:t>
       </w:r>
       <w:r>
         <w:rPr>
@@ -15541,8 +16131,13 @@
         </w:rPr>
         <w:t>п</w:t>
       </w:r>
-      <w:r>
-        <w:t>ерсонализированные списки рекомендаций и динамические плейлисты</w:t>
+      <w:proofErr w:type="spellStart"/>
+      <w:r>
+        <w:t>ерсонализированные</w:t>
+      </w:r>
+      <w:proofErr w:type="spellEnd"/>
+      <w:r>
+        <w:t xml:space="preserve"> списки рекомендаций и динамические плейлисты</w:t>
       </w:r>
       <w:r>
         <w:rPr>
@@ -15570,8 +16165,13 @@
         </w:rPr>
         <w:t>а</w:t>
       </w:r>
-      <w:r>
-        <w:t>налитические отчеты о популярности контента для правообладателей</w:t>
+      <w:proofErr w:type="spellStart"/>
+      <w:r>
+        <w:t>налитические</w:t>
+      </w:r>
+      <w:proofErr w:type="spellEnd"/>
+      <w:r>
+        <w:t xml:space="preserve"> отчеты о популярности контента для правообладателей</w:t>
       </w:r>
       <w:r>
         <w:t>;</w:t>
@@ -15596,8 +16196,13 @@
         </w:rPr>
         <w:t>с</w:t>
       </w:r>
-      <w:r>
-        <w:t>истемные уведомления и статусы транзакций</w:t>
+      <w:proofErr w:type="spellStart"/>
+      <w:r>
+        <w:t>истемные</w:t>
+      </w:r>
+      <w:proofErr w:type="spellEnd"/>
+      <w:r>
+        <w:t xml:space="preserve"> уведомления и статусы транзакций</w:t>
       </w:r>
       <w:r>
         <w:rPr>
@@ -15623,6 +16228,7 @@
         </w:rPr>
         <w:t>Функции воспроизведения контента, навигации и формирования рекомендаций реализуются в непрерывном режиме (</w:t>
       </w:r>
+      <w:proofErr w:type="spellStart"/>
       <w:r>
         <w:rPr>
           <w:i/>
@@ -15631,6 +16237,7 @@
         </w:rPr>
         <w:t>on-demand</w:t>
       </w:r>
+      <w:proofErr w:type="spellEnd"/>
       <w:r>
         <w:rPr>
           <w:lang w:val="ru-RU"/>
@@ -15699,8 +16306,21 @@
         </w:rPr>
         <w:t>В</w:t>
       </w:r>
-      <w:r>
-        <w:t xml:space="preserve">ыступает как внешний источник хранения тяжелого медиа-контента, взаимодействуя с основной ИС через </w:t>
+      <w:proofErr w:type="spellStart"/>
+      <w:r>
+        <w:t>ыступает</w:t>
+      </w:r>
+      <w:proofErr w:type="spellEnd"/>
+      <w:r>
+        <w:t xml:space="preserve"> как внешний источник хранения тяжелого </w:t>
+      </w:r>
+      <w:proofErr w:type="gramStart"/>
+      <w:r>
+        <w:t>медиа-контента</w:t>
+      </w:r>
+      <w:proofErr w:type="gramEnd"/>
+      <w:r>
+        <w:t xml:space="preserve">, взаимодействуя с основной ИС через </w:t>
       </w:r>
       <w:r>
         <w:rPr>
@@ -15768,6 +16388,7 @@
       <w:r>
         <w:t>База данных (</w:t>
       </w:r>
+      <w:proofErr w:type="spellStart"/>
       <w:r>
         <w:rPr>
           <w:i/>
@@ -15775,6 +16396,7 @@
         </w:rPr>
         <w:t>PostgreSQL</w:t>
       </w:r>
+      <w:proofErr w:type="spellEnd"/>
       <w:r>
         <w:t>)</w:t>
       </w:r>
@@ -15790,8 +16412,13 @@
         </w:rPr>
         <w:t>Ц</w:t>
       </w:r>
-      <w:r>
-        <w:t>ентрализованное хранилище всех метаданных, к которому обращаются все программные модули системы для синхронизации состояний</w:t>
+      <w:proofErr w:type="spellStart"/>
+      <w:r>
+        <w:t>ентрализованное</w:t>
+      </w:r>
+      <w:proofErr w:type="spellEnd"/>
+      <w:r>
+        <w:t xml:space="preserve"> хранилище всех метаданных, к которому обращаются все программные модули системы для синхронизации состояний</w:t>
       </w:r>
       <w:r>
         <w:t>;</w:t>
@@ -15824,8 +16451,13 @@
         </w:rPr>
         <w:t>И</w:t>
       </w:r>
-      <w:r>
-        <w:t>нтеграция с внешними системами логирования для контроля работоспособности сервера в режиме 24/7.</w:t>
+      <w:proofErr w:type="spellStart"/>
+      <w:r>
+        <w:t>нтеграция</w:t>
+      </w:r>
+      <w:proofErr w:type="spellEnd"/>
+      <w:r>
+        <w:t xml:space="preserve"> с внешними системами логирования для контроля работоспособности сервера в режиме 24/7.</w:t>
       </w:r>
     </w:p>
     <w:p>
@@ -15890,9 +16522,15 @@
         </w:rPr>
         <w:t xml:space="preserve"> п</w:t>
       </w:r>
-      <w:r>
-        <w:t>одсистема управления пользователями (</w:t>
-      </w:r>
+      <w:proofErr w:type="spellStart"/>
+      <w:r>
+        <w:t>одсистема</w:t>
+      </w:r>
+      <w:proofErr w:type="spellEnd"/>
+      <w:r>
+        <w:t xml:space="preserve"> управления пользователями (</w:t>
+      </w:r>
+      <w:proofErr w:type="spellStart"/>
       <w:r>
         <w:rPr>
           <w:i/>
@@ -15900,6 +16538,7 @@
         </w:rPr>
         <w:t>Identity</w:t>
       </w:r>
+      <w:proofErr w:type="spellEnd"/>
       <w:r>
         <w:t xml:space="preserve"> </w:t>
       </w:r>
@@ -15939,8 +16578,13 @@
         </w:rPr>
         <w:t>, п</w:t>
       </w:r>
-      <w:r>
-        <w:t>одсистема управления контентом (</w:t>
+      <w:proofErr w:type="spellStart"/>
+      <w:r>
+        <w:t>одсистема</w:t>
+      </w:r>
+      <w:proofErr w:type="spellEnd"/>
+      <w:r>
+        <w:t xml:space="preserve"> управления контентом (</w:t>
       </w:r>
       <w:r>
         <w:rPr>
@@ -15962,6 +16606,7 @@
       <w:r>
         <w:t xml:space="preserve"> </w:t>
       </w:r>
+      <w:proofErr w:type="spellStart"/>
       <w:r>
         <w:rPr>
           <w:i/>
@@ -15969,6 +16614,7 @@
         </w:rPr>
         <w:t>Module</w:t>
       </w:r>
+      <w:proofErr w:type="spellEnd"/>
       <w:r>
         <w:t>)</w:t>
       </w:r>
@@ -15978,9 +16624,15 @@
         </w:rPr>
         <w:t>, п</w:t>
       </w:r>
-      <w:r>
-        <w:t>одсистема потокового воспроизведения и рекомендаций (</w:t>
-      </w:r>
+      <w:proofErr w:type="spellStart"/>
+      <w:r>
+        <w:t>одсистема</w:t>
+      </w:r>
+      <w:proofErr w:type="spellEnd"/>
+      <w:r>
+        <w:t xml:space="preserve"> потокового воспроизведения и рекомендаций (</w:t>
+      </w:r>
+      <w:proofErr w:type="spellStart"/>
       <w:r>
         <w:rPr>
           <w:i/>
@@ -15988,6 +16640,7 @@
         </w:rPr>
         <w:t>Streaming</w:t>
       </w:r>
+      <w:proofErr w:type="spellEnd"/>
       <w:r>
         <w:t xml:space="preserve"> </w:t>
       </w:r>
@@ -15996,8 +16649,33 @@
           <w:i/>
           <w:iCs/>
         </w:rPr>
-        <w:t>&amp; Recs Module</w:t>
-      </w:r>
+        <w:t xml:space="preserve">&amp; </w:t>
+      </w:r>
+      <w:proofErr w:type="spellStart"/>
+      <w:r>
+        <w:rPr>
+          <w:i/>
+          <w:iCs/>
+        </w:rPr>
+        <w:t>Recs</w:t>
+      </w:r>
+      <w:proofErr w:type="spellEnd"/>
+      <w:r>
+        <w:rPr>
+          <w:i/>
+          <w:iCs/>
+        </w:rPr>
+        <w:t xml:space="preserve"> </w:t>
+      </w:r>
+      <w:proofErr w:type="spellStart"/>
+      <w:r>
+        <w:rPr>
+          <w:i/>
+          <w:iCs/>
+        </w:rPr>
+        <w:t>Module</w:t>
+      </w:r>
+      <w:proofErr w:type="spellEnd"/>
       <w:r>
         <w:t>)</w:t>
       </w:r>
@@ -16007,8 +16685,13 @@
         </w:rPr>
         <w:t>, п</w:t>
       </w:r>
-      <w:r>
-        <w:t>одсистема аналитики и отчетности (</w:t>
+      <w:proofErr w:type="spellStart"/>
+      <w:r>
+        <w:t>одсистема</w:t>
+      </w:r>
+      <w:proofErr w:type="spellEnd"/>
+      <w:r>
+        <w:t xml:space="preserve"> аналитики и отчетности (</w:t>
       </w:r>
       <w:r>
         <w:rPr>
@@ -16020,6 +16703,7 @@
       <w:r>
         <w:t xml:space="preserve"> </w:t>
       </w:r>
+      <w:proofErr w:type="spellStart"/>
       <w:r>
         <w:rPr>
           <w:i/>
@@ -16027,6 +16711,7 @@
         </w:rPr>
         <w:t>Module</w:t>
       </w:r>
+      <w:proofErr w:type="spellEnd"/>
       <w:r>
         <w:t>)</w:t>
       </w:r>
@@ -16101,8 +16786,13 @@
         </w:rPr>
         <w:t xml:space="preserve"> я</w:t>
       </w:r>
-      <w:r>
-        <w:t>дро системы, отвечающее за медиатеку.</w:t>
+      <w:proofErr w:type="spellStart"/>
+      <w:r>
+        <w:t>дро</w:t>
+      </w:r>
+      <w:proofErr w:type="spellEnd"/>
+      <w:r>
+        <w:t xml:space="preserve"> системы, отвечающее за медиатеку.</w:t>
       </w:r>
       <w:r>
         <w:rPr>
@@ -16138,6 +16828,7 @@
         </w:rPr>
         <w:t>Блок загрузки (</w:t>
       </w:r>
+      <w:proofErr w:type="spellStart"/>
       <w:r>
         <w:rPr>
           <w:i/>
@@ -16146,6 +16837,7 @@
         </w:rPr>
         <w:t>Uploader</w:t>
       </w:r>
+      <w:proofErr w:type="spellEnd"/>
       <w:r>
         <w:rPr>
           <w:lang w:val="ru-RU"/>
@@ -16188,6 +16880,7 @@
         </w:rPr>
         <w:t xml:space="preserve"> </w:t>
       </w:r>
+      <w:proofErr w:type="spellStart"/>
       <w:r>
         <w:rPr>
           <w:i/>
@@ -16196,6 +16889,7 @@
         </w:rPr>
         <w:t>Handler</w:t>
       </w:r>
+      <w:proofErr w:type="spellEnd"/>
       <w:r>
         <w:rPr>
           <w:lang w:val="ru-RU"/>
@@ -16325,8 +17019,13 @@
         </w:rPr>
         <w:t>Модуль интеллектуальных рекомендаций а</w:t>
       </w:r>
-      <w:r>
-        <w:t>нализирует историю действий пользователя (лайки, пропуски) и на основе бизнес-логики формирует динамические очереди воспроизведения («Моя волна»).</w:t>
+      <w:proofErr w:type="spellStart"/>
+      <w:r>
+        <w:t>нализирует</w:t>
+      </w:r>
+      <w:proofErr w:type="spellEnd"/>
+      <w:r>
+        <w:t xml:space="preserve"> историю действий пользователя (лайки, пропуски) и на основе бизнес-логики формирует динамические очереди воспроизведения («Моя волна»).</w:t>
       </w:r>
     </w:p>
     <w:p>
@@ -16370,7 +17069,15 @@
       </w:r>
       <w:r>
         <w:lastRenderedPageBreak/>
-        <w:t>каждого слушателя. Процесс функционирования данного модуля начинается с этапа сбора и профилирования данных, в ходе которого осуществляется детальный анализ истории прослушиваний, а также фиксируются предпочтения пользователя, выраженные через взаимодействия с системой, такие как лайки или пропуски треков. Параллельно с обработкой поведенческих факторов система выполняет анализ аудио-контента, включающий в себя систематизацию метаданных и извлечение ключевых акустических признаков, что позволяет глубже понимать природу предлагаемых произведений. Полученная информация становится базой для генерации кандидатов, где на данном этапе применяются алгоритмы коллаборативной и контентной фильтрации, позволяющие сформировать широкий предварительный список потенциально интересных композиций. Завершающим процессом в работе модуля является финальное ранжирование, в рамках которого происходит присвоение весов релевантности и оценка качества рекомендаций, чтобы сформировать итоговую выдачу, максимально соответствующую актуальным интересам пользователя, что в совокупности создает адаптивный механизм управления медиапотоком.</w:t>
+        <w:t xml:space="preserve">каждого слушателя. Процесс функционирования данного модуля начинается с этапа сбора и профилирования данных, в ходе которого осуществляется детальный анализ истории прослушиваний, а также фиксируются предпочтения пользователя, выраженные через взаимодействия с системой, такие как лайки или пропуски треков. Параллельно с обработкой поведенческих факторов система выполняет анализ аудио-контента, включающий в себя систематизацию метаданных и извлечение ключевых акустических признаков, что позволяет глубже понимать природу предлагаемых произведений. Полученная информация становится базой для генерации кандидатов, где на данном этапе применяются алгоритмы коллаборативной и контентной фильтрации, позволяющие сформировать широкий предварительный список потенциально интересных композиций. Завершающим процессом в работе модуля является финальное ранжирование, в рамках которого происходит присвоение весов релевантности и оценка качества рекомендаций, чтобы сформировать итоговую выдачу, максимально соответствующую актуальным интересам пользователя, что в совокупности создает адаптивный механизм управления </w:t>
+      </w:r>
+      <w:proofErr w:type="spellStart"/>
+      <w:r>
+        <w:t>медиапотоком</w:t>
+      </w:r>
+      <w:proofErr w:type="spellEnd"/>
+      <w:r>
+        <w:t>.</w:t>
       </w:r>
     </w:p>
     <w:p>
@@ -16736,6 +17443,7 @@
         </w:rPr>
         <w:t xml:space="preserve"> </w:t>
       </w:r>
+      <w:proofErr w:type="spellStart"/>
       <w:r>
         <w:rPr>
           <w:i/>
@@ -16744,6 +17452,7 @@
         </w:rPr>
         <w:t>Filtering</w:t>
       </w:r>
+      <w:proofErr w:type="spellEnd"/>
       <w:r>
         <w:rPr>
           <w:lang w:val="ru-RU"/>
@@ -17617,6 +18326,7 @@
           <w:iCs/>
         </w:rPr>
       </w:pPr>
+      <w:proofErr w:type="spellStart"/>
       <w:r>
         <w:rPr>
           <w:iCs/>
@@ -17624,6 +18334,7 @@
         </w:rPr>
         <w:t>гд</w:t>
       </w:r>
+      <w:proofErr w:type="spellEnd"/>
       <w:r>
         <w:rPr>
           <w:iCs/>
@@ -17643,6 +18354,7 @@
         </w:rPr>
         <w:t>A</w:t>
       </w:r>
+      <w:proofErr w:type="spellStart"/>
       <w:r>
         <w:rPr>
           <w:i/>
@@ -17651,12 +18363,14 @@
         </w:rPr>
         <w:t>i</w:t>
       </w:r>
+      <w:proofErr w:type="spellEnd"/>
       <w:r>
         <w:rPr>
           <w:iCs/>
         </w:rPr>
         <w:t xml:space="preserve">, </w:t>
       </w:r>
+      <w:proofErr w:type="spellStart"/>
       <w:r>
         <w:rPr>
           <w:i/>
@@ -17670,6 +18384,7 @@
         </w:rPr>
         <w:t>i</w:t>
       </w:r>
+      <w:proofErr w:type="spellEnd"/>
       <w:r>
         <w:rPr>
           <w:iCs/>
@@ -18190,7 +18905,7 @@
           <w:lang w:val="ru-RU"/>
         </w:rPr>
         <w:drawing>
-          <wp:inline distT="0" distB="0" distL="0" distR="0" wp14:anchorId="45A09C49" wp14:editId="579E92B1">
+          <wp:inline distT="0" distB="0" distL="0" distR="0" wp14:anchorId="45A09C49" wp14:editId="7C3B8A99">
             <wp:extent cx="5142103" cy="7642371"/>
             <wp:effectExtent l="0" t="0" r="1905" b="0"/>
             <wp:docPr id="6" name="Рисунок 6"/>
@@ -18510,7 +19225,21 @@
         <w:rPr>
           <w:iCs/>
         </w:rPr>
-        <w:t xml:space="preserve"> Формирование информационных ответов для фронтенд-части системы (интерфейса).</w:t>
+        <w:t xml:space="preserve"> Формирование информационных ответов для </w:t>
+      </w:r>
+      <w:proofErr w:type="spellStart"/>
+      <w:r>
+        <w:rPr>
+          <w:iCs/>
+        </w:rPr>
+        <w:t>фронтенд</w:t>
+      </w:r>
+      <w:proofErr w:type="spellEnd"/>
+      <w:r>
+        <w:rPr>
+          <w:iCs/>
+        </w:rPr>
+        <w:t>-части системы (интерфейса).</w:t>
       </w:r>
     </w:p>
     <w:p>
@@ -18606,7 +19335,15 @@
         <w:spacing w:line="276" w:lineRule="auto"/>
       </w:pPr>
       <w:r>
-        <w:t>Завершается работа блока подготовкой данных для вывода, что подразумевает их сериализацию в удобный для фронтенд-приложения формат и, при необходимости, обогащение дополнительной информацией из смежных таблиц базы данных. В результате такого многоуровневого подхода обеспечивается строгое разделение ответственности между компонентами системы, где блок обработки выступает в роли «диспетчера» и «аналитика», гарантируя, что любая информация, попадающая в систему или покидающая её, соответствует установленным стандартам качества и безопасности.</w:t>
+        <w:t xml:space="preserve">Завершается работа блока подготовкой данных для вывода, что подразумевает их сериализацию в удобный для </w:t>
+      </w:r>
+      <w:proofErr w:type="spellStart"/>
+      <w:r>
+        <w:t>фронтенд</w:t>
+      </w:r>
+      <w:proofErr w:type="spellEnd"/>
+      <w:r>
+        <w:t>-приложения формат и, при необходимости, обогащение дополнительной информацией из смежных таблиц базы данных. В результате такого многоуровневого подхода обеспечивается строгое разделение ответственности между компонентами системы, где блок обработки выступает в роли «диспетчера» и «аналитика», гарантируя, что любая информация, попадающая в систему или покидающая её, соответствует установленным стандартам качества и безопасности.</w:t>
       </w:r>
     </w:p>
     <w:p>
@@ -18614,7 +19351,15 @@
         <w:spacing w:line="276" w:lineRule="auto"/>
       </w:pPr>
       <w:r>
-        <w:t>Блок хранения данных представляет собой фундамент информационной системы, обеспечивающий персистентность всей совокупности сведений, накопленных в процессе эксплуатации платформы. Данный компонент спроектирован с учетом специфики музыкального контента, что обусловило выбор гибридной архитектуры хранения, разделяющей потоки метаданных и «тяжелых» бинарных файлов. Этот подход позволяет минимизировать нагрузку на основной сервер баз данных и оптимизировать операции чтения и записи, что критически важно для обеспечения высокой отзывчивости интерфейса при работе с тысячами одновременно воспроизводимых треков.</w:t>
+        <w:t xml:space="preserve">Блок хранения данных представляет собой фундамент информационной системы, обеспечивающий </w:t>
+      </w:r>
+      <w:proofErr w:type="spellStart"/>
+      <w:r>
+        <w:t>персистентность</w:t>
+      </w:r>
+      <w:proofErr w:type="spellEnd"/>
+      <w:r>
+        <w:t xml:space="preserve"> всей совокупности сведений, накопленных в процессе эксплуатации платформы. Данный компонент спроектирован с учетом специфики музыкального контента, что обусловило выбор гибридной архитектуры хранения, разделяющей потоки метаданных и «тяжелых» бинарных файлов. Этот подход позволяет минимизировать нагрузку на основной сервер баз данных и оптимизировать операции чтения и записи, что критически важно для обеспечения высокой отзывчивости интерфейса при работе с тысячами одновременно воспроизводимых треков.</w:t>
       </w:r>
     </w:p>
     <w:p>
@@ -18661,7 +19406,15 @@
         <w:t>URI</w:t>
       </w:r>
       <w:r>
-        <w:t>) к объектам, что позволяет системе эффективно управлять доступом к файлам через пре-сайн ссылки. Такой метод обеспечивает не только безопасность контента, предотвращая прямую несанкционированную загрузку файлов, но и позволяет распределять нагрузку на сетевую инфраструктуру, используя современные технологии доставки контента.</w:t>
+        <w:t>) к объектам, что позволяет системе эффективно управлять доступом к файлам через пре-</w:t>
+      </w:r>
+      <w:proofErr w:type="spellStart"/>
+      <w:r>
+        <w:t>сайн</w:t>
+      </w:r>
+      <w:proofErr w:type="spellEnd"/>
+      <w:r>
+        <w:t xml:space="preserve"> ссылки. Такой метод обеспечивает не только безопасность контента, предотвращая прямую несанкционированную загрузку файлов, но и позволяет распределять нагрузку на сетевую инфраструктуру, используя современные технологии доставки контента.</w:t>
       </w:r>
     </w:p>
     <w:p>
@@ -18669,7 +19422,15 @@
         <w:spacing w:line="276" w:lineRule="auto"/>
       </w:pPr>
       <w:r>
-        <w:t>Надежность и сохранность данных в блоке хранения обеспечиваются комплексом механизмов регулярного резервного копирования и репликации. Процедуры бэкапа настроены таким образом, чтобы создавать снимки состояния базы данных с заданным интервалом, при этом объекты в хранилище защищены версионированием, предотвращающим случайное удаление или перезапись файлов. Система мониторинга постоянно отслеживает целостность данных, автоматически выявляя несоответствия и инициируя процессы восстановления в случае необходимости. В конечном счете, архитектура блока хранения спроектирована таким образом, чтобы быть независимой от остальных узлов системы, позволяя при необходимости расширять дисковое пространство или мигрировать на более производительные аппаратные решения без остановки работы всей платформы.</w:t>
+        <w:t xml:space="preserve">Надежность и сохранность данных в блоке хранения обеспечиваются комплексом механизмов регулярного резервного копирования и репликации. Процедуры бэкапа настроены таким образом, чтобы создавать снимки состояния базы данных с заданным интервалом, при этом объекты в хранилище защищены </w:t>
+      </w:r>
+      <w:proofErr w:type="spellStart"/>
+      <w:r>
+        <w:t>версионированием</w:t>
+      </w:r>
+      <w:proofErr w:type="spellEnd"/>
+      <w:r>
+        <w:t>, предотвращающим случайное удаление или перезапись файлов. Система мониторинга постоянно отслеживает целостность данных, автоматически выявляя несоответствия и инициируя процессы восстановления в случае необходимости. В конечном счете, архитектура блока хранения спроектирована таким образом, чтобы быть независимой от остальных узлов системы, позволяя при необходимости расширять дисковое пространство или мигрировать на более производительные аппаратные решения без остановки работы всей платформы.</w:t>
       </w:r>
     </w:p>
     <w:p>
@@ -18756,8 +19517,13 @@
         </w:rPr>
       </w:pPr>
       <w:r>
-        <w:t>Процесс взаимодействия этих элементов представлен на схеме информационных потоко</w:t>
-      </w:r>
+        <w:t xml:space="preserve">Процесс взаимодействия этих элементов представлен на схеме информационных </w:t>
+      </w:r>
+      <w:proofErr w:type="spellStart"/>
+      <w:r>
+        <w:t>потоко</w:t>
+      </w:r>
+      <w:proofErr w:type="spellEnd"/>
       <w:r>
         <w:rPr>
           <w:lang w:val="ru-RU"/>
@@ -18907,9 +19673,11 @@
         </w:rPr>
         <w:t>С</w:t>
       </w:r>
+      <w:proofErr w:type="spellStart"/>
       <w:r>
         <w:t>хем</w:t>
       </w:r>
+      <w:proofErr w:type="spellEnd"/>
       <w:r>
         <w:rPr>
           <w:lang w:val="ru-RU"/>
@@ -18917,8 +19685,13 @@
         <w:t>а</w:t>
       </w:r>
       <w:r>
-        <w:t xml:space="preserve"> информационных потоко</w:t>
-      </w:r>
+        <w:t xml:space="preserve"> информационных </w:t>
+      </w:r>
+      <w:proofErr w:type="spellStart"/>
+      <w:r>
+        <w:t>потоко</w:t>
+      </w:r>
+      <w:proofErr w:type="spellEnd"/>
       <w:r>
         <w:rPr>
           <w:lang w:val="ru-RU"/>
@@ -19017,8 +19790,13 @@
         </w:rPr>
         <w:t>В</w:t>
       </w:r>
-      <w:r>
-        <w:t>ходные данные процессов взаимодействия пользователей с системой</w:t>
+      <w:proofErr w:type="spellStart"/>
+      <w:r>
+        <w:t>ходные</w:t>
+      </w:r>
+      <w:proofErr w:type="spellEnd"/>
+      <w:r>
+        <w:t xml:space="preserve"> данные процессов взаимодействия пользователей с системой</w:t>
       </w:r>
     </w:p>
     <w:tbl>
@@ -19826,6 +20604,7 @@
             <w:r>
               <w:t>Система (</w:t>
             </w:r>
+            <w:proofErr w:type="spellStart"/>
             <w:r>
               <w:rPr>
                 <w:i/>
@@ -19833,6 +20612,7 @@
               </w:rPr>
               <w:t>Telemetry</w:t>
             </w:r>
+            <w:proofErr w:type="spellEnd"/>
             <w:r>
               <w:t>)</w:t>
             </w:r>
@@ -19949,8 +20729,13 @@
         </w:rPr>
         <w:t>С</w:t>
       </w:r>
-      <w:r>
-        <w:t>оответствие типов данных (например, ограничение длины строки для пароля, проверка допустимых форматов аудиофайлов).</w:t>
+      <w:proofErr w:type="spellStart"/>
+      <w:r>
+        <w:t>оответствие</w:t>
+      </w:r>
+      <w:proofErr w:type="spellEnd"/>
+      <w:r>
+        <w:t xml:space="preserve"> типов данных (например, ограничение длины строки для пароля, проверка допустимых форматов аудиофайлов).</w:t>
       </w:r>
     </w:p>
     <w:p>
@@ -19972,8 +20757,13 @@
         </w:rPr>
         <w:t>. К</w:t>
       </w:r>
-      <w:r>
-        <w:t>онтроль корректности числовых значений (например, значения BPM должны быть в диапазоне от 40 до 250).</w:t>
+      <w:proofErr w:type="spellStart"/>
+      <w:r>
+        <w:t>онтроль</w:t>
+      </w:r>
+      <w:proofErr w:type="spellEnd"/>
+      <w:r>
+        <w:t xml:space="preserve"> корректности числовых значений (например, значения BPM должны быть в диапазоне от 40 до 250).</w:t>
       </w:r>
     </w:p>
     <w:p>
@@ -19995,8 +20785,13 @@
         </w:rPr>
         <w:t>. П</w:t>
       </w:r>
-      <w:r>
-        <w:t>роверка уникальности имен пользователей при регистрации и отсутствия дубликатов при загрузке треков с одинаковыми метаданными.</w:t>
+      <w:proofErr w:type="spellStart"/>
+      <w:r>
+        <w:t>роверка</w:t>
+      </w:r>
+      <w:proofErr w:type="spellEnd"/>
+      <w:r>
+        <w:t xml:space="preserve"> уникальности имен пользователей при регистрации и отсутствия дубликатов при загрузке треков с одинаковыми метаданными.</w:t>
       </w:r>
     </w:p>
     <w:p>
@@ -20010,7 +20805,21 @@
         <w:rPr>
           <w:lang w:val="ru-RU"/>
         </w:rPr>
-        <w:t>Для работы системы необходимо построить базу данных(БД)</w:t>
+        <w:t xml:space="preserve">Для работы системы необходимо построить базу </w:t>
+      </w:r>
+      <w:proofErr w:type="gramStart"/>
+      <w:r>
+        <w:rPr>
+          <w:lang w:val="ru-RU"/>
+        </w:rPr>
+        <w:t>данных(</w:t>
+      </w:r>
+      <w:proofErr w:type="gramEnd"/>
+      <w:r>
+        <w:rPr>
+          <w:lang w:val="ru-RU"/>
+        </w:rPr>
+        <w:t>БД)</w:t>
       </w:r>
       <w:r>
         <w:rPr>
@@ -20051,6 +20860,7 @@
       <w:r>
         <w:t>Как видно из таблицы, структура данных разделена на два контура: основные таблицы обеспечивают работу базового функционала платформы, тогда как аналитические таблицы (</w:t>
       </w:r>
+      <w:proofErr w:type="spellStart"/>
       <w:r>
         <w:rPr>
           <w:i/>
@@ -20068,9 +20878,11 @@
         </w:rPr>
         <w:t>features</w:t>
       </w:r>
+      <w:proofErr w:type="spellEnd"/>
       <w:r>
         <w:t xml:space="preserve">, </w:t>
       </w:r>
+      <w:proofErr w:type="spellStart"/>
       <w:r>
         <w:rPr>
           <w:i/>
@@ -20088,9 +20900,11 @@
         </w:rPr>
         <w:t>interactions</w:t>
       </w:r>
+      <w:proofErr w:type="spellEnd"/>
       <w:r>
         <w:t xml:space="preserve">, </w:t>
       </w:r>
+      <w:proofErr w:type="spellStart"/>
       <w:r>
         <w:rPr>
           <w:i/>
@@ -20108,6 +20922,7 @@
         </w:rPr>
         <w:t>profiles</w:t>
       </w:r>
+      <w:proofErr w:type="spellEnd"/>
       <w:r>
         <w:t xml:space="preserve">) служат информационной базой для </w:t>
       </w:r>
@@ -20488,6 +21303,7 @@
               <w:ind w:firstLine="0"/>
               <w:jc w:val="left"/>
             </w:pPr>
+            <w:proofErr w:type="spellStart"/>
             <w:r>
               <w:rPr>
                 <w:i/>
@@ -20495,6 +21311,7 @@
               </w:rPr>
               <w:t>users</w:t>
             </w:r>
+            <w:proofErr w:type="spellEnd"/>
           </w:p>
         </w:tc>
         <w:tc>
@@ -20561,6 +21378,7 @@
               <w:ind w:firstLine="0"/>
               <w:jc w:val="left"/>
             </w:pPr>
+            <w:proofErr w:type="spellStart"/>
             <w:r>
               <w:rPr>
                 <w:i/>
@@ -20568,6 +21386,7 @@
               </w:rPr>
               <w:t>artists</w:t>
             </w:r>
+            <w:proofErr w:type="spellEnd"/>
           </w:p>
         </w:tc>
         <w:tc>
@@ -20631,6 +21450,7 @@
               <w:ind w:firstLine="0"/>
               <w:jc w:val="left"/>
             </w:pPr>
+            <w:proofErr w:type="spellStart"/>
             <w:r>
               <w:rPr>
                 <w:i/>
@@ -20638,6 +21458,7 @@
               </w:rPr>
               <w:t>albums</w:t>
             </w:r>
+            <w:proofErr w:type="spellEnd"/>
           </w:p>
         </w:tc>
         <w:tc>
@@ -20701,6 +21522,7 @@
               <w:ind w:firstLine="0"/>
               <w:jc w:val="left"/>
             </w:pPr>
+            <w:proofErr w:type="spellStart"/>
             <w:r>
               <w:rPr>
                 <w:i/>
@@ -20708,6 +21530,7 @@
               </w:rPr>
               <w:t>tracks</w:t>
             </w:r>
+            <w:proofErr w:type="spellEnd"/>
           </w:p>
         </w:tc>
         <w:tc>
@@ -20774,6 +21597,7 @@
               <w:ind w:firstLine="0"/>
               <w:jc w:val="left"/>
             </w:pPr>
+            <w:proofErr w:type="spellStart"/>
             <w:r>
               <w:rPr>
                 <w:i/>
@@ -20781,6 +21605,7 @@
               </w:rPr>
               <w:t>playlists</w:t>
             </w:r>
+            <w:proofErr w:type="spellEnd"/>
           </w:p>
         </w:tc>
         <w:tc>
@@ -20851,6 +21676,7 @@
                 <w:iCs/>
               </w:rPr>
             </w:pPr>
+            <w:proofErr w:type="spellStart"/>
             <w:r>
               <w:rPr>
                 <w:i/>
@@ -20858,6 +21684,7 @@
               </w:rPr>
               <w:t>playlist_tracks</w:t>
             </w:r>
+            <w:proofErr w:type="spellEnd"/>
           </w:p>
         </w:tc>
         <w:tc>
@@ -20928,6 +21755,7 @@
                 <w:iCs/>
               </w:rPr>
             </w:pPr>
+            <w:proofErr w:type="spellStart"/>
             <w:r>
               <w:rPr>
                 <w:i/>
@@ -20935,6 +21763,7 @@
               </w:rPr>
               <w:t>track_features</w:t>
             </w:r>
+            <w:proofErr w:type="spellEnd"/>
           </w:p>
         </w:tc>
         <w:tc>
@@ -21015,6 +21844,7 @@
                 <w:iCs/>
               </w:rPr>
             </w:pPr>
+            <w:proofErr w:type="spellStart"/>
             <w:r>
               <w:rPr>
                 <w:i/>
@@ -21022,6 +21852,7 @@
               </w:rPr>
               <w:t>user_interactions</w:t>
             </w:r>
+            <w:proofErr w:type="spellEnd"/>
           </w:p>
         </w:tc>
         <w:tc>
@@ -21092,6 +21923,7 @@
                 <w:iCs/>
               </w:rPr>
             </w:pPr>
+            <w:proofErr w:type="spellStart"/>
             <w:r>
               <w:rPr>
                 <w:i/>
@@ -21099,6 +21931,7 @@
               </w:rPr>
               <w:t>user_profiles</w:t>
             </w:r>
+            <w:proofErr w:type="spellEnd"/>
           </w:p>
         </w:tc>
         <w:tc>
@@ -21201,6 +22034,7 @@
       <w:r>
         <w:t>Структура таблицы «</w:t>
       </w:r>
+      <w:proofErr w:type="spellStart"/>
       <w:r>
         <w:rPr>
           <w:i/>
@@ -21208,6 +22042,7 @@
         </w:rPr>
         <w:t>tracks</w:t>
       </w:r>
+      <w:proofErr w:type="spellEnd"/>
       <w:r>
         <w:t>» (Основной контент)</w:t>
       </w:r>
@@ -21321,6 +22156,7 @@
               <w:spacing w:line="276" w:lineRule="auto"/>
               <w:ind w:firstLine="0"/>
             </w:pPr>
+            <w:proofErr w:type="spellStart"/>
             <w:r>
               <w:rPr>
                 <w:i/>
@@ -21338,6 +22174,7 @@
               </w:rPr>
               <w:t>id</w:t>
             </w:r>
+            <w:proofErr w:type="spellEnd"/>
           </w:p>
         </w:tc>
         <w:tc>
@@ -21384,8 +22221,13 @@
               <w:spacing w:line="276" w:lineRule="auto"/>
               <w:ind w:firstLine="0"/>
             </w:pPr>
-            <w:r>
-              <w:t>Автогенерация БД</w:t>
+            <w:proofErr w:type="spellStart"/>
+            <w:r>
+              <w:t>Автогенерация</w:t>
+            </w:r>
+            <w:proofErr w:type="spellEnd"/>
+            <w:r>
+              <w:t xml:space="preserve"> БД</w:t>
             </w:r>
           </w:p>
         </w:tc>
@@ -21416,6 +22258,7 @@
               <w:spacing w:line="276" w:lineRule="auto"/>
               <w:ind w:firstLine="0"/>
             </w:pPr>
+            <w:proofErr w:type="spellStart"/>
             <w:r>
               <w:rPr>
                 <w:i/>
@@ -21433,6 +22276,7 @@
               </w:rPr>
               <w:t>id</w:t>
             </w:r>
+            <w:proofErr w:type="spellEnd"/>
           </w:p>
         </w:tc>
         <w:tc>
@@ -21511,6 +22355,7 @@
               <w:spacing w:line="276" w:lineRule="auto"/>
               <w:ind w:firstLine="0"/>
             </w:pPr>
+            <w:proofErr w:type="spellStart"/>
             <w:r>
               <w:rPr>
                 <w:i/>
@@ -21518,6 +22363,7 @@
               </w:rPr>
               <w:t>title</w:t>
             </w:r>
+            <w:proofErr w:type="spellEnd"/>
           </w:p>
         </w:tc>
         <w:tc>
@@ -21599,6 +22445,7 @@
               <w:spacing w:line="276" w:lineRule="auto"/>
               <w:ind w:firstLine="0"/>
             </w:pPr>
+            <w:proofErr w:type="spellStart"/>
             <w:r>
               <w:rPr>
                 <w:i/>
@@ -21606,6 +22453,7 @@
               </w:rPr>
               <w:t>duration</w:t>
             </w:r>
+            <w:proofErr w:type="spellEnd"/>
           </w:p>
         </w:tc>
         <w:tc>
@@ -21684,6 +22532,7 @@
               <w:spacing w:line="276" w:lineRule="auto"/>
               <w:ind w:firstLine="0"/>
             </w:pPr>
+            <w:proofErr w:type="spellStart"/>
             <w:r>
               <w:rPr>
                 <w:i/>
@@ -21701,6 +22550,7 @@
               </w:rPr>
               <w:t>path</w:t>
             </w:r>
+            <w:proofErr w:type="spellEnd"/>
           </w:p>
         </w:tc>
         <w:tc>
@@ -21792,6 +22642,7 @@
               <w:spacing w:line="276" w:lineRule="auto"/>
               <w:ind w:firstLine="0"/>
             </w:pPr>
+            <w:proofErr w:type="spellStart"/>
             <w:r>
               <w:rPr>
                 <w:i/>
@@ -21799,6 +22650,7 @@
               </w:rPr>
               <w:t>bpm</w:t>
             </w:r>
+            <w:proofErr w:type="spellEnd"/>
           </w:p>
         </w:tc>
         <w:tc>
@@ -21915,6 +22767,7 @@
       <w:r>
         <w:t>Структура таблицы «</w:t>
       </w:r>
+      <w:proofErr w:type="spellStart"/>
       <w:r>
         <w:rPr>
           <w:i/>
@@ -21932,6 +22785,7 @@
         </w:rPr>
         <w:t>interactions</w:t>
       </w:r>
+      <w:proofErr w:type="spellEnd"/>
       <w:r>
         <w:t>» (Аналитическая логика)</w:t>
       </w:r>
@@ -22055,6 +22909,7 @@
               <w:ind w:firstLine="0"/>
               <w:jc w:val="center"/>
             </w:pPr>
+            <w:proofErr w:type="spellStart"/>
             <w:r>
               <w:rPr>
                 <w:i/>
@@ -22072,6 +22927,7 @@
               </w:rPr>
               <w:t>id</w:t>
             </w:r>
+            <w:proofErr w:type="spellEnd"/>
           </w:p>
         </w:tc>
         <w:tc>
@@ -22121,8 +22977,13 @@
               <w:ind w:firstLine="0"/>
               <w:jc w:val="center"/>
             </w:pPr>
-            <w:r>
-              <w:t>Автогенерация БД</w:t>
+            <w:proofErr w:type="spellStart"/>
+            <w:r>
+              <w:t>Автогенерация</w:t>
+            </w:r>
+            <w:proofErr w:type="spellEnd"/>
+            <w:r>
+              <w:t xml:space="preserve"> БД</w:t>
             </w:r>
           </w:p>
         </w:tc>
@@ -22159,6 +23020,7 @@
                 <w:iCs/>
               </w:rPr>
             </w:pPr>
+            <w:proofErr w:type="spellStart"/>
             <w:r>
               <w:rPr>
                 <w:i/>
@@ -22166,6 +23028,7 @@
               </w:rPr>
               <w:t>user_id</w:t>
             </w:r>
+            <w:proofErr w:type="spellEnd"/>
           </w:p>
         </w:tc>
         <w:tc>
@@ -22256,6 +23119,7 @@
                 <w:iCs/>
               </w:rPr>
             </w:pPr>
+            <w:proofErr w:type="spellStart"/>
             <w:r>
               <w:rPr>
                 <w:i/>
@@ -22263,6 +23127,7 @@
               </w:rPr>
               <w:t>track_id</w:t>
             </w:r>
+            <w:proofErr w:type="spellEnd"/>
           </w:p>
         </w:tc>
         <w:tc>
@@ -22365,6 +23230,7 @@
                 <w:iCs/>
               </w:rPr>
             </w:pPr>
+            <w:proofErr w:type="spellStart"/>
             <w:r>
               <w:rPr>
                 <w:i/>
@@ -22372,6 +23238,7 @@
               </w:rPr>
               <w:t>interaction_type</w:t>
             </w:r>
+            <w:proofErr w:type="spellEnd"/>
           </w:p>
         </w:tc>
         <w:tc>
@@ -22746,6 +23613,7 @@
                 <w:iCs/>
               </w:rPr>
             </w:pPr>
+            <w:proofErr w:type="spellStart"/>
             <w:r>
               <w:rPr>
                 <w:i/>
@@ -22753,6 +23621,7 @@
               </w:rPr>
               <w:t>weight</w:t>
             </w:r>
+            <w:proofErr w:type="spellEnd"/>
           </w:p>
         </w:tc>
         <w:tc>
@@ -22836,6 +23705,7 @@
               <w:ind w:firstLine="0"/>
               <w:jc w:val="center"/>
             </w:pPr>
+            <w:proofErr w:type="spellStart"/>
             <w:r>
               <w:rPr>
                 <w:i/>
@@ -22853,6 +23723,7 @@
               </w:rPr>
               <w:t>at</w:t>
             </w:r>
+            <w:proofErr w:type="spellEnd"/>
           </w:p>
         </w:tc>
         <w:tc>
@@ -23103,6 +23974,7 @@
                 <w:lang w:val="ru-BY"/>
               </w:rPr>
             </w:pPr>
+            <w:proofErr w:type="spellStart"/>
             <w:r>
               <w:rPr>
                 <w:rFonts w:eastAsiaTheme="majorEastAsia"/>
@@ -23112,6 +23984,7 @@
               </w:rPr>
               <w:t>artists</w:t>
             </w:r>
+            <w:proofErr w:type="spellEnd"/>
           </w:p>
         </w:tc>
         <w:tc>
@@ -23129,6 +24002,7 @@
                 <w:lang w:val="ru-BY"/>
               </w:rPr>
             </w:pPr>
+            <w:proofErr w:type="spellStart"/>
             <w:r>
               <w:rPr>
                 <w:rFonts w:eastAsiaTheme="majorEastAsia"/>
@@ -23138,6 +24012,7 @@
               </w:rPr>
               <w:t>albums</w:t>
             </w:r>
+            <w:proofErr w:type="spellEnd"/>
           </w:p>
         </w:tc>
         <w:tc>
@@ -23178,6 +24053,7 @@
                 <w:lang w:val="ru-BY"/>
               </w:rPr>
             </w:pPr>
+            <w:proofErr w:type="spellStart"/>
             <w:r>
               <w:rPr>
                 <w:rFonts w:eastAsiaTheme="majorEastAsia"/>
@@ -23187,6 +24063,7 @@
               </w:rPr>
               <w:t>albums</w:t>
             </w:r>
+            <w:proofErr w:type="spellEnd"/>
           </w:p>
         </w:tc>
         <w:tc>
@@ -23204,6 +24081,7 @@
                 <w:lang w:val="ru-BY"/>
               </w:rPr>
             </w:pPr>
+            <w:proofErr w:type="spellStart"/>
             <w:r>
               <w:rPr>
                 <w:rFonts w:eastAsiaTheme="majorEastAsia"/>
@@ -23213,6 +24091,7 @@
               </w:rPr>
               <w:t>tracks</w:t>
             </w:r>
+            <w:proofErr w:type="spellEnd"/>
           </w:p>
         </w:tc>
         <w:tc>
@@ -23253,6 +24132,7 @@
                 <w:lang w:val="ru-BY"/>
               </w:rPr>
             </w:pPr>
+            <w:proofErr w:type="spellStart"/>
             <w:r>
               <w:rPr>
                 <w:rFonts w:eastAsiaTheme="majorEastAsia"/>
@@ -23262,6 +24142,7 @@
               </w:rPr>
               <w:t>users</w:t>
             </w:r>
+            <w:proofErr w:type="spellEnd"/>
           </w:p>
         </w:tc>
         <w:tc>
@@ -23279,6 +24160,7 @@
                 <w:lang w:val="ru-BY"/>
               </w:rPr>
             </w:pPr>
+            <w:proofErr w:type="spellStart"/>
             <w:r>
               <w:rPr>
                 <w:rFonts w:eastAsiaTheme="majorEastAsia"/>
@@ -23288,6 +24170,7 @@
               </w:rPr>
               <w:t>playlists</w:t>
             </w:r>
+            <w:proofErr w:type="spellEnd"/>
           </w:p>
         </w:tc>
         <w:tc>
@@ -23328,6 +24211,7 @@
                 <w:lang w:val="ru-BY"/>
               </w:rPr>
             </w:pPr>
+            <w:proofErr w:type="spellStart"/>
             <w:r>
               <w:rPr>
                 <w:rFonts w:eastAsiaTheme="majorEastAsia"/>
@@ -23337,6 +24221,7 @@
               </w:rPr>
               <w:t>playlists</w:t>
             </w:r>
+            <w:proofErr w:type="spellEnd"/>
           </w:p>
         </w:tc>
         <w:tc>
@@ -23354,6 +24239,7 @@
                 <w:lang w:val="ru-BY"/>
               </w:rPr>
             </w:pPr>
+            <w:proofErr w:type="spellStart"/>
             <w:r>
               <w:rPr>
                 <w:rFonts w:eastAsiaTheme="majorEastAsia"/>
@@ -23363,6 +24249,7 @@
               </w:rPr>
               <w:t>playlist_tracks</w:t>
             </w:r>
+            <w:proofErr w:type="spellEnd"/>
           </w:p>
         </w:tc>
         <w:tc>
@@ -23403,6 +24290,7 @@
                 <w:lang w:val="ru-BY"/>
               </w:rPr>
             </w:pPr>
+            <w:proofErr w:type="spellStart"/>
             <w:r>
               <w:rPr>
                 <w:rFonts w:eastAsiaTheme="majorEastAsia"/>
@@ -23412,6 +24300,7 @@
               </w:rPr>
               <w:t>tracks</w:t>
             </w:r>
+            <w:proofErr w:type="spellEnd"/>
           </w:p>
         </w:tc>
         <w:tc>
@@ -23429,6 +24318,7 @@
                 <w:lang w:val="ru-BY"/>
               </w:rPr>
             </w:pPr>
+            <w:proofErr w:type="spellStart"/>
             <w:r>
               <w:rPr>
                 <w:rFonts w:eastAsiaTheme="majorEastAsia"/>
@@ -23438,6 +24328,7 @@
               </w:rPr>
               <w:t>playlist_tracks</w:t>
             </w:r>
+            <w:proofErr w:type="spellEnd"/>
           </w:p>
         </w:tc>
         <w:tc>
@@ -23478,6 +24369,7 @@
                 <w:lang w:val="ru-BY"/>
               </w:rPr>
             </w:pPr>
+            <w:proofErr w:type="spellStart"/>
             <w:r>
               <w:rPr>
                 <w:rFonts w:eastAsiaTheme="majorEastAsia"/>
@@ -23487,6 +24379,7 @@
               </w:rPr>
               <w:t>users</w:t>
             </w:r>
+            <w:proofErr w:type="spellEnd"/>
           </w:p>
         </w:tc>
         <w:tc>
@@ -23504,6 +24397,7 @@
                 <w:lang w:val="ru-BY"/>
               </w:rPr>
             </w:pPr>
+            <w:proofErr w:type="spellStart"/>
             <w:r>
               <w:rPr>
                 <w:rFonts w:eastAsiaTheme="majorEastAsia"/>
@@ -23513,6 +24407,7 @@
               </w:rPr>
               <w:t>user_interactions</w:t>
             </w:r>
+            <w:proofErr w:type="spellEnd"/>
           </w:p>
         </w:tc>
         <w:tc>
@@ -23553,6 +24448,7 @@
                 <w:lang w:val="ru-BY"/>
               </w:rPr>
             </w:pPr>
+            <w:proofErr w:type="spellStart"/>
             <w:r>
               <w:rPr>
                 <w:rFonts w:eastAsiaTheme="majorEastAsia"/>
@@ -23562,6 +24458,7 @@
               </w:rPr>
               <w:t>tracks</w:t>
             </w:r>
+            <w:proofErr w:type="spellEnd"/>
           </w:p>
         </w:tc>
         <w:tc>
@@ -23579,6 +24476,7 @@
                 <w:lang w:val="ru-BY"/>
               </w:rPr>
             </w:pPr>
+            <w:proofErr w:type="spellStart"/>
             <w:r>
               <w:rPr>
                 <w:rFonts w:eastAsiaTheme="majorEastAsia"/>
@@ -23588,6 +24486,7 @@
               </w:rPr>
               <w:t>user_interactions</w:t>
             </w:r>
+            <w:proofErr w:type="spellEnd"/>
           </w:p>
         </w:tc>
         <w:tc>
@@ -23628,6 +24527,7 @@
                 <w:lang w:val="ru-BY"/>
               </w:rPr>
             </w:pPr>
+            <w:proofErr w:type="spellStart"/>
             <w:r>
               <w:rPr>
                 <w:rFonts w:eastAsiaTheme="majorEastAsia"/>
@@ -23637,6 +24537,7 @@
               </w:rPr>
               <w:t>tracks</w:t>
             </w:r>
+            <w:proofErr w:type="spellEnd"/>
           </w:p>
         </w:tc>
         <w:tc>
@@ -23654,6 +24555,7 @@
                 <w:lang w:val="ru-BY"/>
               </w:rPr>
             </w:pPr>
+            <w:proofErr w:type="spellStart"/>
             <w:r>
               <w:rPr>
                 <w:rFonts w:eastAsiaTheme="majorEastAsia"/>
@@ -23663,6 +24565,7 @@
               </w:rPr>
               <w:t>track_features</w:t>
             </w:r>
+            <w:proofErr w:type="spellEnd"/>
           </w:p>
         </w:tc>
         <w:tc>
@@ -23703,6 +24606,7 @@
                 <w:lang w:val="ru-BY"/>
               </w:rPr>
             </w:pPr>
+            <w:proofErr w:type="spellStart"/>
             <w:r>
               <w:rPr>
                 <w:rFonts w:eastAsiaTheme="majorEastAsia"/>
@@ -23712,6 +24616,7 @@
               </w:rPr>
               <w:t>users</w:t>
             </w:r>
+            <w:proofErr w:type="spellEnd"/>
           </w:p>
         </w:tc>
         <w:tc>
@@ -23729,6 +24634,7 @@
                 <w:lang w:val="ru-BY"/>
               </w:rPr>
             </w:pPr>
+            <w:proofErr w:type="spellStart"/>
             <w:r>
               <w:rPr>
                 <w:rFonts w:eastAsiaTheme="majorEastAsia"/>
@@ -23738,6 +24644,7 @@
               </w:rPr>
               <w:t>user_profiles</w:t>
             </w:r>
+            <w:proofErr w:type="spellEnd"/>
           </w:p>
         </w:tc>
         <w:tc>
@@ -25329,6 +26236,7 @@
             <w:r>
               <w:t xml:space="preserve"> (</w:t>
             </w:r>
+            <w:proofErr w:type="spellStart"/>
             <w:r>
               <w:rPr>
                 <w:i/>
@@ -25336,6 +26244,7 @@
               </w:rPr>
               <w:t>NVMe</w:t>
             </w:r>
+            <w:proofErr w:type="spellEnd"/>
             <w:r>
               <w:t>) объемом от 500 Гб для БД и логов</w:t>
             </w:r>
@@ -25884,6 +26793,7 @@
               </w:rPr>
               <w:t xml:space="preserve">Стабильность, поддержка </w:t>
             </w:r>
+            <w:proofErr w:type="spellStart"/>
             <w:r>
               <w:rPr>
                 <w:i/>
@@ -25892,6 +26802,7 @@
               </w:rPr>
               <w:t>Docker</w:t>
             </w:r>
+            <w:proofErr w:type="spellEnd"/>
           </w:p>
         </w:tc>
       </w:tr>
@@ -25936,6 +26847,7 @@
                 <w:lang w:val="ru-BY"/>
               </w:rPr>
             </w:pPr>
+            <w:proofErr w:type="spellStart"/>
             <w:r>
               <w:rPr>
                 <w:i/>
@@ -25944,6 +26856,7 @@
               </w:rPr>
               <w:t>PostgreSQL</w:t>
             </w:r>
+            <w:proofErr w:type="spellEnd"/>
           </w:p>
         </w:tc>
         <w:tc>
@@ -26244,6 +27157,7 @@
                 <w:lang w:val="ru-BY"/>
               </w:rPr>
             </w:pPr>
+            <w:proofErr w:type="spellStart"/>
             <w:r>
               <w:rPr>
                 <w:i/>
@@ -26252,6 +27166,7 @@
               </w:rPr>
               <w:t>Docker</w:t>
             </w:r>
+            <w:proofErr w:type="spellEnd"/>
           </w:p>
         </w:tc>
         <w:tc>
@@ -26340,6 +27255,7 @@
                 <w:lang w:val="ru-BY"/>
               </w:rPr>
             </w:pPr>
+            <w:proofErr w:type="spellStart"/>
             <w:r>
               <w:rPr>
                 <w:i/>
@@ -26348,6 +27264,7 @@
               </w:rPr>
               <w:t>MinIO</w:t>
             </w:r>
+            <w:proofErr w:type="spellEnd"/>
             <w:r>
               <w:rPr>
                 <w:lang w:val="ru-BY"/>
@@ -26434,6 +27351,7 @@
                 <w:lang w:val="ru-BY"/>
               </w:rPr>
             </w:pPr>
+            <w:proofErr w:type="spellStart"/>
             <w:r>
               <w:rPr>
                 <w:i/>
@@ -26442,6 +27360,7 @@
               </w:rPr>
               <w:t>Chrome</w:t>
             </w:r>
+            <w:proofErr w:type="spellEnd"/>
             <w:r>
               <w:rPr>
                 <w:lang w:val="ru-BY"/>
@@ -26617,7 +27536,15 @@
         <w:t>[7]</w:t>
       </w:r>
       <w:r>
-        <w:t>. В качестве основного стилистического направления была выбрана темная цветовая схема, где фоновые пространства рендерится в глубоких графитовых и антрацитовых тонах. Это техническое решение минимизирует общую яркость экрана и предотвращает усталость глаз при длительной работе в условиях слабой освещенности, что характерно для сценариев студийной работы или вечернего прослушивания аудиоконтента. Для контрастного выделения текстовых блоков и метаданных используется мягкий белый цвет с контролируемой прозрачностью, варьирующейся в зависимости от иерархической важности элемента. Акцентные интерактивные элементы управления, такие как кнопка запуска воспроизведения и целевая кнопка подтверждения загрузки файлов в модуле Студии, окрашены в насыщенный зеленый цвет, что интуитивно фокусирует внимание пользователя на главных функциях текущего экрана</w:t>
+        <w:t xml:space="preserve">. В качестве основного стилистического направления была выбрана темная цветовая схема, где фоновые пространства </w:t>
+      </w:r>
+      <w:proofErr w:type="spellStart"/>
+      <w:r>
+        <w:t>рендерится</w:t>
+      </w:r>
+      <w:proofErr w:type="spellEnd"/>
+      <w:r>
+        <w:t xml:space="preserve"> в глубоких графитовых и антрацитовых тонах. Это техническое решение минимизирует общую яркость экрана и предотвращает усталость глаз при длительной работе в условиях слабой освещенности, что характерно для сценариев студийной работы или вечернего прослушивания аудиоконтента. Для контрастного выделения текстовых блоков и метаданных используется мягкий белый цвет с контролируемой прозрачностью, варьирующейся в зависимости от иерархической важности элемента. Акцентные интерактивные элементы управления, такие как кнопка запуска воспроизведения и целевая кнопка подтверждения загрузки файлов в модуле Студии, окрашены в насыщенный зеленый цвет, что интуитивно фокусирует внимание пользователя на главных функциях текущего экрана</w:t>
       </w:r>
       <w:r>
         <w:t>[8]</w:t>
@@ -26635,6 +27562,7 @@
       <w:r>
         <w:t>Шрифтовое оформление интерфейса стандартизировано во всех экранных формах для поддержания стилистического единства. В системе применяется современный гротескный шрифт из семейства без засечек (</w:t>
       </w:r>
+      <w:proofErr w:type="spellStart"/>
       <w:r>
         <w:rPr>
           <w:i/>
@@ -26652,6 +27580,7 @@
         </w:rPr>
         <w:t>Serif</w:t>
       </w:r>
+      <w:proofErr w:type="spellEnd"/>
       <w:r>
         <w:t xml:space="preserve">), характеризующийся высокой читаемостью при малых кеглях. Иерархия текстовых сообщений выстроена за счет четкого разграничения размеров и насыщенности начертания. Названия альбомов, крупных разделов и имена </w:t>
       </w:r>
@@ -26689,6 +27618,7 @@
       <w:r>
         <w:t>Выбор конкретных элементов управления основывался на минимизации количества кликов, необходимых для выполнения целевого действия. Вместо перегруженных текстовых меню в системе активно применяются интуитивно понятные графические пиктограммы. Контекстные действия, такие как добавление аудиозаписи в плейлист, скрыты за компактными кнопками вызова всплывающих меню, которые появляются непосредственно в строке выбранного трека. Для ввода структурированной информации в модуле Студии применены четко очерченные текстовые поля со встроенными подсказками, которые исчезают при начале ввода, и выпадающие списки для исключения ручных ошибок при связывании сущностей. Все интерактивные компоненты обладают увеличенной областью клика (</w:t>
       </w:r>
+      <w:proofErr w:type="spellStart"/>
       <w:r>
         <w:rPr>
           <w:i/>
@@ -26696,6 +27626,7 @@
         </w:rPr>
         <w:t>padding</w:t>
       </w:r>
+      <w:proofErr w:type="spellEnd"/>
       <w:r>
         <w:t>), что исключает случайные промахи курсора и повышает общую эргономику взаимодействия с системой.</w:t>
       </w:r>
@@ -26709,6 +27640,7 @@
       <w:r>
         <w:t xml:space="preserve">Удобство работы с разработанной информационной системой поддерживается развитой подсистемой обратной связи и валидации. Программная среда непрерывно информирует пользователя о текущем состоянии процессов с помощью неблокирующих всплывающих уведомлений и статусных сообщений. При совершении критических или длительных операций, таких как </w:t>
       </w:r>
+      <w:proofErr w:type="spellStart"/>
       <w:r>
         <w:rPr>
           <w:i/>
@@ -26716,6 +27648,7 @@
         </w:rPr>
         <w:t>multipart</w:t>
       </w:r>
+      <w:proofErr w:type="spellEnd"/>
       <w:r>
         <w:t>-загрузка тяжелого .</w:t>
       </w:r>
@@ -26729,6 +27662,7 @@
       <w:r>
         <w:t xml:space="preserve">3 файла в объектное хранилище </w:t>
       </w:r>
+      <w:proofErr w:type="spellStart"/>
       <w:r>
         <w:rPr>
           <w:i/>
@@ -26736,6 +27670,7 @@
         </w:rPr>
         <w:t>MinIO</w:t>
       </w:r>
+      <w:proofErr w:type="spellEnd"/>
       <w:r>
         <w:t xml:space="preserve"> </w:t>
       </w:r>
@@ -26751,7 +27686,15 @@
       </w:r>
       <w:r>
         <w:lastRenderedPageBreak/>
-        <w:t xml:space="preserve">отображает анимированный индикатор прогресса, предотвращая ошибочные действия пользователя. В случае возникновения исключений, вызванных сетевыми сбоями или недоступностью эндпоинтов </w:t>
+        <w:t xml:space="preserve">отображает анимированный индикатор прогресса, предотвращая ошибочные действия пользователя. В случае возникновения исключений, вызванных сетевыми сбоями или недоступностью </w:t>
+      </w:r>
+      <w:proofErr w:type="spellStart"/>
+      <w:r>
+        <w:t>эндпоинтов</w:t>
+      </w:r>
+      <w:proofErr w:type="spellEnd"/>
+      <w:r>
+        <w:t xml:space="preserve"> </w:t>
       </w:r>
       <w:r>
         <w:rPr>
@@ -26761,7 +27704,15 @@
         <w:t>API</w:t>
       </w:r>
       <w:r>
-        <w:t xml:space="preserve"> бэкенда, система не прекращает аварийно свою работу, а выводит локальное информативное сообщение с предложением повторить операцию, аккуратно обрабатывая сетевые ответы в фоновом режиме.</w:t>
+        <w:t xml:space="preserve"> бэкенда, система не прекращает </w:t>
+      </w:r>
+      <w:proofErr w:type="spellStart"/>
+      <w:r>
+        <w:t>аварийно</w:t>
+      </w:r>
+      <w:proofErr w:type="spellEnd"/>
+      <w:r>
+        <w:t xml:space="preserve"> свою работу, а выводит локальное информативное сообщение с предложением повторить операцию, аккуратно обрабатывая сетевые ответы в фоновом режиме.</w:t>
       </w:r>
     </w:p>
     <w:p>
@@ -26834,7 +27785,23 @@
           <w:i/>
           <w:iCs/>
         </w:rPr>
-        <w:t>RBAC — Role-Based Access Control</w:t>
+        <w:t xml:space="preserve">RBAC — </w:t>
+      </w:r>
+      <w:proofErr w:type="spellStart"/>
+      <w:r>
+        <w:rPr>
+          <w:i/>
+          <w:iCs/>
+        </w:rPr>
+        <w:t>Role</w:t>
+      </w:r>
+      <w:proofErr w:type="spellEnd"/>
+      <w:r>
+        <w:rPr>
+          <w:i/>
+          <w:iCs/>
+        </w:rPr>
+        <w:t>-Based Access Control</w:t>
       </w:r>
       <w:r>
         <w:t>). Это позволяет разграничить ответственность и гарантировать, что каждый пользователь работает только с доступными ему функциями</w:t>
@@ -26900,8 +27867,13 @@
         </w:rPr>
         <w:t>. О</w:t>
       </w:r>
-      <w:r>
-        <w:t>существляется через веб-сайт или мобильное приложение без авторизации. Доступны только страницы каталога и поиск (с ограничениями на воспроизведение).</w:t>
+      <w:proofErr w:type="spellStart"/>
+      <w:r>
+        <w:t>существляется</w:t>
+      </w:r>
+      <w:proofErr w:type="spellEnd"/>
+      <w:r>
+        <w:t xml:space="preserve"> через веб-сайт или мобильное приложение без авторизации. Доступны только страницы каталога и поиск (с ограничениями на воспроизведение).</w:t>
       </w:r>
     </w:p>
     <w:p>
@@ -26925,8 +27897,13 @@
         </w:rPr>
         <w:t>. О</w:t>
       </w:r>
-      <w:r>
-        <w:t>существляется через авторизованную сессию (</w:t>
+      <w:proofErr w:type="spellStart"/>
+      <w:r>
+        <w:t>существляется</w:t>
+      </w:r>
+      <w:proofErr w:type="spellEnd"/>
+      <w:r>
+        <w:t xml:space="preserve"> через авторизованную сессию (</w:t>
       </w:r>
       <w:r>
         <w:rPr>
@@ -26960,8 +27937,13 @@
         </w:rPr>
         <w:t>. О</w:t>
       </w:r>
-      <w:r>
-        <w:t>существляется через защищенную административную панель с обязательным использованием двухфакторной аутентификации (желательно) или защищенного канала доступа (</w:t>
+      <w:proofErr w:type="spellStart"/>
+      <w:r>
+        <w:t>существляется</w:t>
+      </w:r>
+      <w:proofErr w:type="spellEnd"/>
+      <w:r>
+        <w:t xml:space="preserve"> через защищенную административную панель с обязательным использованием двухфакторной аутентификации (желательно) или защищенного канала доступа (</w:t>
       </w:r>
       <w:r>
         <w:rPr>
@@ -26983,6 +27965,7 @@
       <w:r>
         <w:t>-</w:t>
       </w:r>
+      <w:proofErr w:type="spellStart"/>
       <w:r>
         <w:rPr>
           <w:i/>
@@ -26990,6 +27973,7 @@
         </w:rPr>
         <w:t>whitelist</w:t>
       </w:r>
+      <w:proofErr w:type="spellEnd"/>
       <w:r>
         <w:t>).</w:t>
       </w:r>
@@ -27763,6 +28747,7 @@
               </w:rPr>
               <w:t xml:space="preserve">Хеширование паролей с использованием алгоритма </w:t>
             </w:r>
+            <w:proofErr w:type="spellStart"/>
             <w:r>
               <w:rPr>
                 <w:i/>
@@ -27771,6 +28756,7 @@
               </w:rPr>
               <w:t>bcrypt</w:t>
             </w:r>
+            <w:proofErr w:type="spellEnd"/>
             <w:r>
               <w:rPr>
                 <w:lang w:val="ru-BY"/>
@@ -27916,7 +28902,21 @@
               <w:rPr>
                 <w:lang w:val="ru-BY"/>
               </w:rPr>
-              <w:t xml:space="preserve">Генерация пре-сайн (временных) ссылок на </w:t>
+              <w:t>Генерация пре-</w:t>
+            </w:r>
+            <w:proofErr w:type="spellStart"/>
+            <w:r>
+              <w:rPr>
+                <w:lang w:val="ru-BY"/>
+              </w:rPr>
+              <w:t>сайн</w:t>
+            </w:r>
+            <w:proofErr w:type="spellEnd"/>
+            <w:r>
+              <w:rPr>
+                <w:lang w:val="ru-BY"/>
+              </w:rPr>
+              <w:t xml:space="preserve"> (временных) ссылок на </w:t>
             </w:r>
             <w:r>
               <w:rPr>
@@ -27995,7 +28995,21 @@
               <w:rPr>
                 <w:lang w:val="ru-BY"/>
               </w:rPr>
-              <w:t>Ежедневное создание снимков базы данных и версионирование контента</w:t>
+              <w:t xml:space="preserve">Ежедневное создание снимков базы данных и </w:t>
+            </w:r>
+            <w:proofErr w:type="spellStart"/>
+            <w:r>
+              <w:rPr>
+                <w:lang w:val="ru-BY"/>
+              </w:rPr>
+              <w:t>версионирование</w:t>
+            </w:r>
+            <w:proofErr w:type="spellEnd"/>
+            <w:r>
+              <w:rPr>
+                <w:lang w:val="ru-BY"/>
+              </w:rPr>
+              <w:t xml:space="preserve"> контента</w:t>
             </w:r>
           </w:p>
         </w:tc>
@@ -28248,7 +29262,15 @@
         <w:t>.</w:t>
       </w:r>
       <w:r>
-        <w:t xml:space="preserve"> Обеспечивает строгую типизацию, платформонезависимость и высокую надежность при работе с многопоточностью (что критично для стриминга аудиосигналов)</w:t>
+        <w:t xml:space="preserve"> Обеспечивает строгую типизацию, </w:t>
+      </w:r>
+      <w:proofErr w:type="spellStart"/>
+      <w:r>
+        <w:t>платформонезависимость</w:t>
+      </w:r>
+      <w:proofErr w:type="spellEnd"/>
+      <w:r>
+        <w:t xml:space="preserve"> и высокую надежность при работе с многопоточностью (что критично для стриминга аудиосигналов)</w:t>
       </w:r>
       <w:r>
         <w:rPr>
@@ -28358,8 +29380,13 @@
         </w:rPr>
         <w:t xml:space="preserve"> у</w:t>
       </w:r>
-      <w:r>
-        <w:t>скорить процесс разработки за счет автоматической конфигурации компонентов</w:t>
+      <w:proofErr w:type="spellStart"/>
+      <w:r>
+        <w:t>скорить</w:t>
+      </w:r>
+      <w:proofErr w:type="spellEnd"/>
+      <w:r>
+        <w:t xml:space="preserve"> процесс разработки за счет автоматической конфигурации компонентов</w:t>
       </w:r>
       <w:r>
         <w:rPr>
@@ -28367,8 +29394,13 @@
         </w:rPr>
         <w:t>, р</w:t>
       </w:r>
-      <w:r>
-        <w:t xml:space="preserve">еализовать эффективную архитектуру </w:t>
+      <w:proofErr w:type="spellStart"/>
+      <w:r>
+        <w:t>еализовать</w:t>
+      </w:r>
+      <w:proofErr w:type="spellEnd"/>
+      <w:r>
+        <w:t xml:space="preserve"> эффективную архитектуру </w:t>
       </w:r>
       <w:r>
         <w:rPr>
@@ -28396,8 +29428,13 @@
         </w:rPr>
         <w:t xml:space="preserve"> и о</w:t>
       </w:r>
-      <w:r>
-        <w:t>беспечить изоляцию транзакций при работе с базой данных с помощью декларативного управления (@</w:t>
+      <w:proofErr w:type="spellStart"/>
+      <w:r>
+        <w:t>беспечить</w:t>
+      </w:r>
+      <w:proofErr w:type="spellEnd"/>
+      <w:r>
+        <w:t xml:space="preserve"> изоляцию транзакций при работе с базой данных с помощью декларативного управления (@</w:t>
       </w:r>
       <w:r>
         <w:rPr>
@@ -28552,6 +29589,7 @@
       <w:r>
         <w:t xml:space="preserve"> (</w:t>
       </w:r>
+      <w:proofErr w:type="spellStart"/>
       <w:r>
         <w:rPr>
           <w:i/>
@@ -28559,6 +29597,7 @@
         </w:rPr>
         <w:t>Vanilla</w:t>
       </w:r>
+      <w:proofErr w:type="spellEnd"/>
       <w:r>
         <w:t xml:space="preserve"> </w:t>
       </w:r>
@@ -28572,6 +29611,7 @@
       <w:r>
         <w:t xml:space="preserve">) без использования тяжеловесных фреймворков (класса </w:t>
       </w:r>
+      <w:proofErr w:type="spellStart"/>
       <w:r>
         <w:rPr>
           <w:i/>
@@ -28579,9 +29619,11 @@
         </w:rPr>
         <w:t>React</w:t>
       </w:r>
+      <w:proofErr w:type="spellEnd"/>
       <w:r>
         <w:t>/</w:t>
       </w:r>
+      <w:proofErr w:type="spellStart"/>
       <w:r>
         <w:rPr>
           <w:i/>
@@ -28589,6 +29631,7 @@
         </w:rPr>
         <w:t>Angular</w:t>
       </w:r>
+      <w:proofErr w:type="spellEnd"/>
       <w:r>
         <w:t>).</w:t>
       </w:r>
@@ -28719,6 +29762,7 @@
       <w:r>
         <w:t xml:space="preserve"> </w:t>
       </w:r>
+      <w:proofErr w:type="spellStart"/>
       <w:r>
         <w:rPr>
           <w:i/>
@@ -28726,6 +29770,7 @@
         </w:rPr>
         <w:t>Fetch</w:t>
       </w:r>
+      <w:proofErr w:type="spellEnd"/>
       <w:r>
         <w:t xml:space="preserve"> </w:t>
       </w:r>
@@ -28752,6 +29797,7 @@
       <w:r>
         <w:t xml:space="preserve">Для хранения структурированных данных (информация о пользователях, треках, альбомах и аудио-характеристиках) выбрана реляционная СУБД </w:t>
       </w:r>
+      <w:proofErr w:type="spellStart"/>
       <w:r>
         <w:rPr>
           <w:i/>
@@ -28759,14 +29805,20 @@
         </w:rPr>
         <w:t>PostgreSQL</w:t>
       </w:r>
+      <w:proofErr w:type="spellEnd"/>
       <w:r>
         <w:rPr>
           <w:lang w:val="ru-RU"/>
         </w:rPr>
         <w:t>, потому что она о</w:t>
       </w:r>
-      <w:r>
-        <w:t xml:space="preserve">беспечивает полную поддержку принципов </w:t>
+      <w:proofErr w:type="spellStart"/>
+      <w:r>
+        <w:t>беспечивает</w:t>
+      </w:r>
+      <w:proofErr w:type="spellEnd"/>
+      <w:r>
+        <w:t xml:space="preserve"> полную поддержку принципов </w:t>
       </w:r>
       <w:r>
         <w:rPr>
@@ -28793,8 +29845,13 @@
         </w:rPr>
         <w:t>о</w:t>
       </w:r>
-      <w:r>
-        <w:t xml:space="preserve">бладает высокой производительностью при выполнении сложных выборок и операций </w:t>
+      <w:proofErr w:type="spellStart"/>
+      <w:r>
+        <w:t>бладает</w:t>
+      </w:r>
+      <w:proofErr w:type="spellEnd"/>
+      <w:r>
+        <w:t xml:space="preserve"> высокой производительностью при выполнении сложных выборок и операций </w:t>
       </w:r>
       <w:r>
         <w:lastRenderedPageBreak/>
@@ -28816,8 +29873,13 @@
         </w:rPr>
         <w:t xml:space="preserve"> и о</w:t>
       </w:r>
-      <w:r>
-        <w:t xml:space="preserve">тлично интегрируется со </w:t>
+      <w:proofErr w:type="spellStart"/>
+      <w:r>
+        <w:t>тлично</w:t>
+      </w:r>
+      <w:proofErr w:type="spellEnd"/>
+      <w:r>
+        <w:t xml:space="preserve"> интегрируется со </w:t>
       </w:r>
       <w:r>
         <w:rPr>
@@ -28849,6 +29911,7 @@
       <w:r>
         <w:t xml:space="preserve"> / </w:t>
       </w:r>
+      <w:proofErr w:type="spellStart"/>
       <w:r>
         <w:rPr>
           <w:i/>
@@ -28856,6 +29919,7 @@
         </w:rPr>
         <w:t>Hibernate</w:t>
       </w:r>
+      <w:proofErr w:type="spellEnd"/>
       <w:r>
         <w:t>.</w:t>
       </w:r>
@@ -28917,6 +29981,7 @@
         </w:rPr>
         <w:t xml:space="preserve"> </w:t>
       </w:r>
+      <w:proofErr w:type="spellStart"/>
       <w:r>
         <w:rPr>
           <w:i/>
@@ -28924,6 +29989,7 @@
         </w:rPr>
         <w:t>MinIO</w:t>
       </w:r>
+      <w:proofErr w:type="spellEnd"/>
       <w:r>
         <w:rPr>
           <w:i/>
@@ -28961,8 +30027,21 @@
         </w:rPr>
         <w:t>Также п</w:t>
       </w:r>
-      <w:r>
-        <w:t>озволяет организовать стриминг аудио на клиентскую часть по частям (чанками), снижая нагрузку на оперативную память сервера.</w:t>
+      <w:proofErr w:type="spellStart"/>
+      <w:r>
+        <w:t>озволяет</w:t>
+      </w:r>
+      <w:proofErr w:type="spellEnd"/>
+      <w:r>
+        <w:t xml:space="preserve"> организовать стриминг аудио на клиентскую часть по частям (</w:t>
+      </w:r>
+      <w:proofErr w:type="spellStart"/>
+      <w:r>
+        <w:t>чанками</w:t>
+      </w:r>
+      <w:proofErr w:type="spellEnd"/>
+      <w:r>
+        <w:t>), снижая нагрузку на оперативную память сервера.</w:t>
       </w:r>
     </w:p>
     <w:p>
@@ -29066,6 +30145,7 @@
       <w:r>
         <w:t>Программное обеспечение разрабатываемой информационной системы имеет модульную трехзвенную архитектуру и четко разделено на клиентское приложение (</w:t>
       </w:r>
+      <w:proofErr w:type="spellStart"/>
       <w:r>
         <w:rPr>
           <w:i/>
@@ -29073,9 +30153,11 @@
         </w:rPr>
         <w:t>Frontend</w:t>
       </w:r>
+      <w:proofErr w:type="spellEnd"/>
       <w:r>
         <w:t>) и серверную часть (</w:t>
       </w:r>
+      <w:proofErr w:type="spellStart"/>
       <w:r>
         <w:rPr>
           <w:i/>
@@ -29083,6 +30165,7 @@
         </w:rPr>
         <w:t>Backend</w:t>
       </w:r>
+      <w:proofErr w:type="spellEnd"/>
       <w:r>
         <w:t>).</w:t>
       </w:r>
@@ -29180,7 +30263,15 @@
       </w:pPr>
       <w:r>
         <w:lastRenderedPageBreak/>
-        <w:t>Модуль глобального поиска и обработки медиаданных является связующим звеном между пользовательским интерфейсом и базой данных при выполнении поисковых запросов. Внутри него выделены две важнейшие подсистемы. Первая подсистема реализует параллельный асинхронный опрос программных интерфейсов (</w:t>
+        <w:t xml:space="preserve">Модуль глобального поиска и обработки </w:t>
+      </w:r>
+      <w:proofErr w:type="spellStart"/>
+      <w:r>
+        <w:t>медиаданных</w:t>
+      </w:r>
+      <w:proofErr w:type="spellEnd"/>
+      <w:r>
+        <w:t xml:space="preserve"> является связующим звеном между пользовательским интерфейсом и базой данных при выполнении поисковых запросов. Внутри него выделены две важнейшие подсистемы. Первая подсистема реализует параллельный асинхронный опрос программных интерфейсов (</w:t>
       </w:r>
       <w:r>
         <w:rPr>
@@ -29221,7 +30312,15 @@
         </w:rPr>
       </w:pPr>
       <w:r>
-        <w:t>Модуль цифрового анализа аудио функционирует на стыке системного программирования и обработки сигналов. Процедуры извлечения метаданных и парсинга аудиосигналов считывают бинарный поток загружаемых файлов, определяя технические параметры аудиозаписи. На основе этих данных срабатывает процедура автоматического подсчета темпа трека, которая математически анализирует частотные пики и вычисляет точное значение BPM (ударов в минуту). Данная метрика впоследствии используется системой для формирования рекомендаций и фильтрации контента.</w:t>
+        <w:t xml:space="preserve">Модуль цифрового анализа аудио функционирует на стыке системного программирования и обработки сигналов. Процедуры извлечения метаданных и </w:t>
+      </w:r>
+      <w:proofErr w:type="spellStart"/>
+      <w:r>
+        <w:t>парсинга</w:t>
+      </w:r>
+      <w:proofErr w:type="spellEnd"/>
+      <w:r>
+        <w:t xml:space="preserve"> аудиосигналов считывают бинарный поток загружаемых файлов, определяя технические параметры аудиозаписи. На основе этих данных срабатывает процедура автоматического подсчета темпа трека, которая математически анализирует частотные пики и вычисляет точное значение BPM (ударов в минуту). Данная метрика впоследствии используется системой для формирования рекомендаций и фильтрации контента.</w:t>
       </w:r>
     </w:p>
     <w:p>
@@ -29232,7 +30331,15 @@
         </w:rPr>
       </w:pPr>
       <w:r>
-        <w:t>Модуль потокового вещания организует непрерывную передачу медиаконтента с сервера на клиентскую сторону. Он обрабатывает сетевые запросы к аудиофайлам, разбивая их на небольшие дискретные части (чанки). Побайтовая отдача аудиосигнала предотвращает переполнение оперативной памяти сервера, так как файл не загружается в нее целиком, а транслируется в виде потока, который плеер на стороне клиента начинает воспроизводить незамедлительно.</w:t>
+        <w:t>Модуль потокового вещания организует непрерывную передачу медиаконтента с сервера на клиентскую сторону. Он обрабатывает сетевые запросы к аудиофайлам, разбивая их на небольшие дискретные части (</w:t>
+      </w:r>
+      <w:proofErr w:type="spellStart"/>
+      <w:r>
+        <w:t>чанки</w:t>
+      </w:r>
+      <w:proofErr w:type="spellEnd"/>
+      <w:r>
+        <w:t>). Побайтовая отдача аудиосигнала предотвращает переполнение оперативной памяти сервера, так как файл не загружается в нее целиком, а транслируется в виде потока, который плеер на стороне клиента начинает воспроизводить незамедлительно.</w:t>
       </w:r>
     </w:p>
     <w:p>
@@ -29243,7 +30350,15 @@
         </w:rPr>
       </w:pPr>
       <w:r>
-        <w:t xml:space="preserve">Модуль объектного хранилища изолирует низкоуровневые операции с файловой системой и облачной инфраструктурой. Он предоставляет абстрактный интерфейс для взаимодействия с бакетами </w:t>
+        <w:t xml:space="preserve">Модуль объектного хранилища изолирует низкоуровневые операции с файловой системой и облачной инфраструктурой. Он предоставляет абстрактный интерфейс для взаимодействия с </w:t>
+      </w:r>
+      <w:proofErr w:type="spellStart"/>
+      <w:r>
+        <w:t>бакетами</w:t>
+      </w:r>
+      <w:proofErr w:type="spellEnd"/>
+      <w:r>
+        <w:t xml:space="preserve"> </w:t>
       </w:r>
       <w:r>
         <w:rPr>
@@ -29287,7 +30402,15 @@
         <w:t>SQL</w:t>
       </w:r>
       <w:r>
-        <w:t>-команды. Важной особенностью подсистемы является применение специализированных графов сущностей, которые подавляют избыточные запросы к БД и принудительно инициализируют связанные объекты в обход ленивых прокси-объектов, исключая появление пустых связей при передаче данных на фронтенд.</w:t>
+        <w:t xml:space="preserve">-команды. Важной особенностью подсистемы является применение специализированных графов сущностей, которые подавляют избыточные запросы к БД и принудительно инициализируют связанные объекты в обход ленивых прокси-объектов, исключая появление пустых связей при передаче данных на </w:t>
+      </w:r>
+      <w:proofErr w:type="spellStart"/>
+      <w:r>
+        <w:t>фронтенд</w:t>
+      </w:r>
+      <w:proofErr w:type="spellEnd"/>
+      <w:r>
+        <w:t>.</w:t>
       </w:r>
     </w:p>
     <w:p>
@@ -29357,6 +30480,7 @@
           <w:lang w:val="ru-RU"/>
         </w:rPr>
       </w:pPr>
+      <w:proofErr w:type="spellStart"/>
       <w:r>
         <w:rPr>
           <w:i/>
@@ -29364,9 +30488,11 @@
         </w:rPr>
         <w:t>Jackson</w:t>
       </w:r>
+      <w:proofErr w:type="spellEnd"/>
       <w:r>
         <w:t xml:space="preserve"> </w:t>
       </w:r>
+      <w:proofErr w:type="spellStart"/>
       <w:r>
         <w:rPr>
           <w:i/>
@@ -29374,6 +30500,7 @@
         </w:rPr>
         <w:t>Databind</w:t>
       </w:r>
+      <w:proofErr w:type="spellEnd"/>
       <w:r>
         <w:t xml:space="preserve"> решает задачу сериализации данных, преобразуя сложные структуры объектов </w:t>
       </w:r>
@@ -29395,7 +30522,15 @@
         <w:t>JSON</w:t>
       </w:r>
       <w:r>
-        <w:t xml:space="preserve"> для обмена информацией с фронтендом. Программная настройка этой библиотеки позволяет игнорировать пустые прокси-объекты базы данных, предотвращая зацикливание при сборке ответа.</w:t>
+        <w:t xml:space="preserve"> для обмена информацией с </w:t>
+      </w:r>
+      <w:proofErr w:type="spellStart"/>
+      <w:r>
+        <w:t>фронтендом</w:t>
+      </w:r>
+      <w:proofErr w:type="spellEnd"/>
+      <w:r>
+        <w:t>. Программная настройка этой библиотеки позволяет игнорировать пустые прокси-объекты базы данных, предотвращая зацикливание при сборке ответа.</w:t>
       </w:r>
     </w:p>
     <w:p>
@@ -29405,6 +30540,7 @@
           <w:lang w:val="ru-RU"/>
         </w:rPr>
       </w:pPr>
+      <w:proofErr w:type="spellStart"/>
       <w:r>
         <w:rPr>
           <w:i/>
@@ -29412,6 +30548,7 @@
         </w:rPr>
         <w:t>MinIO</w:t>
       </w:r>
+      <w:proofErr w:type="spellEnd"/>
       <w:r>
         <w:t xml:space="preserve"> </w:t>
       </w:r>
@@ -29463,6 +30600,7 @@
       <w:r>
         <w:t xml:space="preserve"> </w:t>
       </w:r>
+      <w:proofErr w:type="spellStart"/>
       <w:r>
         <w:rPr>
           <w:i/>
@@ -29470,6 +30608,7 @@
         </w:rPr>
         <w:t>Lombok</w:t>
       </w:r>
+      <w:proofErr w:type="spellEnd"/>
       <w:r>
         <w:t xml:space="preserve"> оптимизирует исходный код приложения, автоматически генерируя рутинные методы (геттеры, сеттеры, конструкторы классов) на этапе компиляции, что разгружает программную архитектуру и повышает читаемость кода.</w:t>
       </w:r>
@@ -29511,6 +30650,7 @@
       <w:r>
         <w:t xml:space="preserve">Конфигурации среды представлены внешними конфигурационными файлами, где в виде пар «ключ-значение» зафиксированы глобальные параметры функционирования ИС, такие как адреса сетевых портов, доступы к СУБД </w:t>
       </w:r>
+      <w:proofErr w:type="spellStart"/>
       <w:r>
         <w:rPr>
           <w:i/>
@@ -29518,6 +30658,7 @@
         </w:rPr>
         <w:t>PostgreSQL</w:t>
       </w:r>
+      <w:proofErr w:type="spellEnd"/>
       <w:r>
         <w:t xml:space="preserve"> и секретные ключи авторизации в объектном хранилище. Такое вынесение настроек позволяет изменять параметры работы системы без необходимости перекомпиляции программного кода.</w:t>
       </w:r>
@@ -29696,12 +30837,13 @@
       <w:pPr>
         <w:spacing w:line="276" w:lineRule="auto"/>
         <w:rPr>
-          <w:lang w:val="ru-RU"/>
+          <w:lang w:val="en-US"/>
         </w:rPr>
       </w:pPr>
       <w:r>
         <w:t>Начальный этап системного проектирования сосредоточен на определении границ информационной системы и формализации ролевой модели взаимодействия. Поведенческая структура сервиса зафиксирована на диаграмме вариантов использования (</w:t>
       </w:r>
+      <w:proofErr w:type="spellStart"/>
       <w:r>
         <w:rPr>
           <w:i/>
@@ -29709,6 +30851,7 @@
         </w:rPr>
         <w:t>Use</w:t>
       </w:r>
+      <w:proofErr w:type="spellEnd"/>
       <w:r>
         <w:t xml:space="preserve"> </w:t>
       </w:r>
@@ -29722,6 +30865,7 @@
       <w:r>
         <w:t xml:space="preserve"> </w:t>
       </w:r>
+      <w:proofErr w:type="spellStart"/>
       <w:r>
         <w:rPr>
           <w:i/>
@@ -29729,6 +30873,7 @@
         </w:rPr>
         <w:t>Diagram</w:t>
       </w:r>
+      <w:proofErr w:type="spellEnd"/>
       <w:r>
         <w:t>)</w:t>
       </w:r>
@@ -29741,14 +30886,6 @@
       <w:r>
         <w:t>, которая отражает взаимосвязи между внешними актерами и ключевыми сервисами платформы.</w:t>
       </w:r>
-    </w:p>
-    <w:p>
-      <w:pPr>
-        <w:spacing w:line="276" w:lineRule="auto"/>
-        <w:rPr>
-          <w:lang w:val="ru-RU"/>
-        </w:rPr>
-      </w:pPr>
     </w:p>
     <w:p>
       <w:pPr>
@@ -29759,15 +30896,26 @@
           <w:lang w:val="ru-RU"/>
         </w:rPr>
       </w:pPr>
+    </w:p>
+    <w:p>
+      <w:pPr>
+        <w:spacing w:line="276" w:lineRule="auto"/>
+        <w:ind w:firstLine="0"/>
+        <w:jc w:val="center"/>
+        <w:rPr>
+          <w:iCs/>
+          <w:lang w:val="en-US"/>
+        </w:rPr>
+      </w:pPr>
       <w:r>
         <w:rPr>
           <w:noProof/>
           <w:lang w:val="ru-RU"/>
         </w:rPr>
         <w:drawing>
-          <wp:inline distT="0" distB="0" distL="0" distR="0" wp14:anchorId="3E60CCE6" wp14:editId="3ABA12AA">
-            <wp:extent cx="5940425" cy="6232525"/>
-            <wp:effectExtent l="0" t="0" r="3175" b="0"/>
+          <wp:inline distT="0" distB="0" distL="0" distR="0" wp14:anchorId="24D43807" wp14:editId="4E570A86">
+            <wp:extent cx="5939790" cy="5807242"/>
+            <wp:effectExtent l="0" t="0" r="3810" b="3175"/>
             <wp:docPr id="10" name="Рисунок 10"/>
             <wp:cNvGraphicFramePr>
               <a:graphicFrameLocks xmlns:a="http://schemas.openxmlformats.org/drawingml/2006/main" noChangeAspect="1"/>
@@ -29780,7 +30928,7 @@
                     <pic:cNvPicPr/>
                   </pic:nvPicPr>
                   <pic:blipFill>
-                    <a:blip r:embed="rId20">
+                    <a:blip r:embed="rId20" cstate="print">
                       <a:extLst>
                         <a:ext uri="{28A0092B-C50C-407E-A947-70E740481C1C}">
                           <a14:useLocalDpi xmlns:a14="http://schemas.microsoft.com/office/drawing/2010/main" val="0"/>
@@ -29794,7 +30942,7 @@
                   <pic:spPr>
                     <a:xfrm>
                       <a:off x="0" y="0"/>
-                      <a:ext cx="5940425" cy="6232525"/>
+                      <a:ext cx="5947344" cy="5814627"/>
                     </a:xfrm>
                     <a:prstGeom prst="rect">
                       <a:avLst/>
@@ -29814,7 +30962,7 @@
         <w:jc w:val="center"/>
         <w:rPr>
           <w:iCs/>
-          <w:lang w:val="ru-RU"/>
+          <w:lang w:val="en-US"/>
         </w:rPr>
       </w:pPr>
     </w:p>
@@ -29857,9 +31005,11 @@
         </w:rPr>
         <w:t xml:space="preserve"> Д</w:t>
       </w:r>
+      <w:proofErr w:type="spellStart"/>
       <w:r>
         <w:t>иаграмм</w:t>
       </w:r>
+      <w:proofErr w:type="spellEnd"/>
       <w:r>
         <w:rPr>
           <w:lang w:val="ru-RU"/>
@@ -29886,8 +31036,10 @@
         </w:rPr>
       </w:pPr>
       <w:r>
+        <w:lastRenderedPageBreak/>
         <w:t>Главным актером системы выступает Пользователь, для которого спроектирован набор базовых прецедентов, таких как «Аутентификация в системе», «Управление личной медиатекой», «Прослушивание аудиопотока» и «Выполнение глобального поиска». Прецедент выполнения поиска находится в отношении расширения (</w:t>
       </w:r>
+      <w:proofErr w:type="spellStart"/>
       <w:r>
         <w:rPr>
           <w:i/>
@@ -29895,9 +31047,11 @@
         </w:rPr>
         <w:t>extend</w:t>
       </w:r>
+      <w:proofErr w:type="spellEnd"/>
       <w:r>
         <w:t>) со специфичными сценариями вывода информации, разделяющими поисковую выдачу на зоны треков и альбомов. В свою очередь, прецедент загрузки аудиофайлов, доступный администратору, находится в отношении включения (</w:t>
       </w:r>
+      <w:proofErr w:type="spellStart"/>
       <w:r>
         <w:rPr>
           <w:i/>
@@ -29905,6 +31059,7 @@
         </w:rPr>
         <w:t>include</w:t>
       </w:r>
+      <w:proofErr w:type="spellEnd"/>
       <w:r>
         <w:t>) с автоматическим запуском подсистемы цифрового анализа сигналов, поскольку сохранение трека в системе невозможно без предварительного извлечения его физических характеристик и расчета темпа.</w:t>
       </w:r>
@@ -29929,6 +31084,7 @@
       <w:r>
         <w:t xml:space="preserve"> </w:t>
       </w:r>
+      <w:proofErr w:type="spellStart"/>
       <w:r>
         <w:rPr>
           <w:i/>
@@ -29936,6 +31092,7 @@
         </w:rPr>
         <w:t>Diagram</w:t>
       </w:r>
+      <w:proofErr w:type="spellEnd"/>
       <w:r>
         <w:t xml:space="preserve">), </w:t>
       </w:r>
@@ -29958,6 +31115,7 @@
       <w:r>
         <w:t xml:space="preserve"> </w:t>
       </w:r>
+      <w:proofErr w:type="spellStart"/>
       <w:r>
         <w:rPr>
           <w:i/>
@@ -29965,6 +31123,7 @@
         </w:rPr>
         <w:t>Hibernate</w:t>
       </w:r>
+      <w:proofErr w:type="spellEnd"/>
       <w:r>
         <w:t xml:space="preserve"> и определяет логику объектно-реляционного отображения.</w:t>
       </w:r>
@@ -30084,9 +31243,11 @@
         </w:rPr>
         <w:t xml:space="preserve"> Д</w:t>
       </w:r>
+      <w:proofErr w:type="spellStart"/>
       <w:r>
         <w:t>иаграмм</w:t>
       </w:r>
+      <w:proofErr w:type="spellEnd"/>
       <w:r>
         <w:rPr>
           <w:lang w:val="ru-RU"/>
@@ -30128,32 +31289,33 @@
         <w:t>Track</w:t>
       </w:r>
       <w:r>
-        <w:t xml:space="preserve">, содержащий метаданные аудиозаписи, такие как наименование, длительность </w:t>
+        <w:t xml:space="preserve">, содержащий метаданные аудиозаписи, такие как наименование, длительность и уникальный ключ ссылки на бинарный объект в хранилище </w:t>
+      </w:r>
+      <w:r>
+        <w:rPr>
+          <w:i/>
+          <w:iCs/>
+        </w:rPr>
+        <w:t>S3</w:t>
+      </w:r>
+      <w:r>
+        <w:t xml:space="preserve">. Класс </w:t>
+      </w:r>
+      <w:r>
+        <w:rPr>
+          <w:i/>
+          <w:iCs/>
+        </w:rPr>
+        <w:t>Track</w:t>
+      </w:r>
+      <w:r>
+        <w:t xml:space="preserve"> </w:t>
       </w:r>
       <w:r>
         <w:lastRenderedPageBreak/>
-        <w:t xml:space="preserve">и уникальный ключ ссылки на бинарный объект в хранилище </w:t>
-      </w:r>
-      <w:r>
-        <w:rPr>
-          <w:i/>
-          <w:iCs/>
-        </w:rPr>
-        <w:t>S3</w:t>
-      </w:r>
-      <w:r>
-        <w:t xml:space="preserve">. Класс </w:t>
-      </w:r>
-      <w:r>
-        <w:rPr>
-          <w:i/>
-          <w:iCs/>
-        </w:rPr>
-        <w:t>Track</w:t>
-      </w:r>
-      <w:r>
-        <w:t xml:space="preserve"> находится в отношении ассоциации типа «многие к одному» (</w:t>
-      </w:r>
+        <w:t>находится в отношении ассоциации типа «многие к одному» (</w:t>
+      </w:r>
+      <w:proofErr w:type="spellStart"/>
       <w:r>
         <w:rPr>
           <w:i/>
@@ -30161,9 +31323,11 @@
         </w:rPr>
         <w:t>Many</w:t>
       </w:r>
+      <w:proofErr w:type="spellEnd"/>
       <w:r>
         <w:t>-</w:t>
       </w:r>
+      <w:proofErr w:type="spellStart"/>
       <w:r>
         <w:rPr>
           <w:i/>
@@ -30171,6 +31335,7 @@
         </w:rPr>
         <w:t>to</w:t>
       </w:r>
+      <w:proofErr w:type="spellEnd"/>
       <w:r>
         <w:t>-</w:t>
       </w:r>
@@ -30184,6 +31349,7 @@
       <w:r>
         <w:t xml:space="preserve">) с классом </w:t>
       </w:r>
+      <w:proofErr w:type="spellStart"/>
       <w:r>
         <w:rPr>
           <w:i/>
@@ -30191,9 +31357,11 @@
         </w:rPr>
         <w:t>Album</w:t>
       </w:r>
+      <w:proofErr w:type="spellEnd"/>
       <w:r>
         <w:t xml:space="preserve">, который аккумулирует информацию об издании, обложке и связанном авторе. Для оптимизации структуры и исключения избыточности, специфичные вычисляемые параметры звуковой волны вынесены в изолированный класс </w:t>
       </w:r>
+      <w:proofErr w:type="spellStart"/>
       <w:r>
         <w:rPr>
           <w:i/>
@@ -30201,6 +31369,7 @@
         </w:rPr>
         <w:t>TrackFeatures</w:t>
       </w:r>
+      <w:proofErr w:type="spellEnd"/>
       <w:r>
         <w:t>, содержащий поле темпа (</w:t>
       </w:r>
@@ -30224,6 +31393,7 @@
       <w:r>
         <w:t>-</w:t>
       </w:r>
+      <w:proofErr w:type="spellStart"/>
       <w:r>
         <w:rPr>
           <w:i/>
@@ -30231,6 +31401,7 @@
         </w:rPr>
         <w:t>to</w:t>
       </w:r>
+      <w:proofErr w:type="spellEnd"/>
       <w:r>
         <w:t>-</w:t>
       </w:r>
@@ -30265,6 +31436,7 @@
       <w:r>
         <w:t>Процесс выполнения сквозного асинхронного поиска и последующего воспроизведения медиаконтента детально описан на диаграмме последовательности (</w:t>
       </w:r>
+      <w:proofErr w:type="spellStart"/>
       <w:r>
         <w:rPr>
           <w:i/>
@@ -30272,9 +31444,11 @@
         </w:rPr>
         <w:t>Sequence</w:t>
       </w:r>
+      <w:proofErr w:type="spellEnd"/>
       <w:r>
         <w:t xml:space="preserve"> </w:t>
       </w:r>
+      <w:proofErr w:type="spellStart"/>
       <w:r>
         <w:rPr>
           <w:i/>
@@ -30282,6 +31456,7 @@
         </w:rPr>
         <w:t>Diagram</w:t>
       </w:r>
+      <w:proofErr w:type="spellEnd"/>
       <w:r>
         <w:t>)</w:t>
       </w:r>
@@ -30292,7 +31467,15 @@
         <w:t>, представленной на рисунке 3.4</w:t>
       </w:r>
       <w:r>
-        <w:t>, отражающей временную шкалу вызова процедур и передачи сообщений между фронтендом, бэкендом и внешними хранилищами.</w:t>
+        <w:t xml:space="preserve">, отражающей временную шкалу вызова процедур и передачи сообщений между </w:t>
+      </w:r>
+      <w:proofErr w:type="spellStart"/>
+      <w:r>
+        <w:t>фронтендом</w:t>
+      </w:r>
+      <w:proofErr w:type="spellEnd"/>
+      <w:r>
+        <w:t>, бэкендом и внешними хранилищами.</w:t>
       </w:r>
     </w:p>
     <w:p>
@@ -30409,9 +31592,11 @@
         </w:rPr>
         <w:t xml:space="preserve"> Д</w:t>
       </w:r>
+      <w:proofErr w:type="spellStart"/>
       <w:r>
         <w:t>иаграмм</w:t>
       </w:r>
+      <w:proofErr w:type="spellEnd"/>
       <w:r>
         <w:rPr>
           <w:lang w:val="ru-RU"/>
@@ -30434,8 +31619,17 @@
       </w:pPr>
       <w:r>
         <w:lastRenderedPageBreak/>
-        <w:t xml:space="preserve">Динамический сценарий активизируется в момент ввода пользователем текстового запроса в поисковую строку интерфейса. Асинхронный сетевой клиент фронтенда инициирует вызов процедуры </w:t>
-      </w:r>
+        <w:t xml:space="preserve">Динамический сценарий активизируется в момент ввода пользователем текстового запроса в поисковую строку интерфейса. Асинхронный сетевой клиент </w:t>
+      </w:r>
+      <w:proofErr w:type="spellStart"/>
+      <w:r>
+        <w:t>фронтенда</w:t>
+      </w:r>
+      <w:proofErr w:type="spellEnd"/>
+      <w:r>
+        <w:t xml:space="preserve"> инициирует вызов процедуры </w:t>
+      </w:r>
+      <w:proofErr w:type="spellStart"/>
       <w:r>
         <w:rPr>
           <w:i/>
@@ -30443,6 +31637,7 @@
         </w:rPr>
         <w:t>handleSearch</w:t>
       </w:r>
+      <w:proofErr w:type="spellEnd"/>
       <w:r>
         <w:t xml:space="preserve">, которая генерирует параллельные </w:t>
       </w:r>
@@ -30454,8 +31649,17 @@
         <w:t>HTTP</w:t>
       </w:r>
       <w:r>
-        <w:t xml:space="preserve">-запросы к программным эндпоинтам </w:t>
-      </w:r>
+        <w:t xml:space="preserve">-запросы к программным </w:t>
+      </w:r>
+      <w:proofErr w:type="spellStart"/>
+      <w:r>
+        <w:t>эндпоинтам</w:t>
+      </w:r>
+      <w:proofErr w:type="spellEnd"/>
+      <w:r>
+        <w:t xml:space="preserve"> </w:t>
+      </w:r>
+      <w:proofErr w:type="spellStart"/>
       <w:r>
         <w:rPr>
           <w:i/>
@@ -30463,9 +31667,11 @@
         </w:rPr>
         <w:t>TrackController</w:t>
       </w:r>
+      <w:proofErr w:type="spellEnd"/>
       <w:r>
         <w:t xml:space="preserve"> и </w:t>
       </w:r>
+      <w:proofErr w:type="spellStart"/>
       <w:r>
         <w:rPr>
           <w:i/>
@@ -30473,9 +31679,11 @@
         </w:rPr>
         <w:t>AlbumController</w:t>
       </w:r>
+      <w:proofErr w:type="spellEnd"/>
       <w:r>
         <w:t xml:space="preserve">. На стороне бэкенда управление передается в сервисный слой, где метод </w:t>
       </w:r>
+      <w:proofErr w:type="spellStart"/>
       <w:r>
         <w:rPr>
           <w:i/>
@@ -30493,6 +31701,7 @@
         </w:rPr>
         <w:t>search</w:t>
       </w:r>
+      <w:proofErr w:type="spellEnd"/>
       <w:r>
         <w:t xml:space="preserve">() обращается к интерфейсу репозитория. Слой доступа к данным выполняет оптимизированный </w:t>
       </w:r>
@@ -30506,6 +31715,7 @@
       <w:r>
         <w:t xml:space="preserve">-запрос к СУБД </w:t>
       </w:r>
+      <w:proofErr w:type="spellStart"/>
       <w:r>
         <w:rPr>
           <w:i/>
@@ -30513,6 +31723,7 @@
         </w:rPr>
         <w:t>PostgreSQL</w:t>
       </w:r>
+      <w:proofErr w:type="spellEnd"/>
       <w:r>
         <w:t xml:space="preserve">, задействуя настроенные графы сущностей для одновременного извлечения связанных объектов альбомов и рассчитанных фич </w:t>
       </w:r>
@@ -30526,6 +31737,7 @@
       <w:r>
         <w:t xml:space="preserve"> в обход отложенной инициализации </w:t>
       </w:r>
+      <w:proofErr w:type="spellStart"/>
       <w:r>
         <w:rPr>
           <w:i/>
@@ -30533,6 +31745,7 @@
         </w:rPr>
         <w:t>Hibernate</w:t>
       </w:r>
+      <w:proofErr w:type="spellEnd"/>
       <w:r>
         <w:t>-прокси.</w:t>
       </w:r>
@@ -30547,6 +31760,7 @@
       <w:r>
         <w:t xml:space="preserve">Полученный структурированный ответ преобразуется библиотекой </w:t>
       </w:r>
+      <w:proofErr w:type="spellStart"/>
       <w:r>
         <w:rPr>
           <w:i/>
@@ -30554,6 +31768,7 @@
         </w:rPr>
         <w:t>Jackson</w:t>
       </w:r>
+      <w:proofErr w:type="spellEnd"/>
       <w:r>
         <w:t xml:space="preserve"> в пакет данных </w:t>
       </w:r>
@@ -30575,8 +31790,17 @@
         <w:t>DOM</w:t>
       </w:r>
       <w:r>
-        <w:t xml:space="preserve"> динамически перестраивает интерфейс выдачи. При последующем клике пользователя на элемент трека, встроенный браузерный объект Audio отправляет потоковый запрос на эндпоинт вещания, который через </w:t>
-      </w:r>
+        <w:t xml:space="preserve"> динамически перестраивает интерфейс выдачи. При последующем клике пользователя на элемент трека, встроенный браузерный объект Audio отправляет потоковый запрос на </w:t>
+      </w:r>
+      <w:proofErr w:type="spellStart"/>
+      <w:r>
+        <w:t>эндпоинт</w:t>
+      </w:r>
+      <w:proofErr w:type="spellEnd"/>
+      <w:r>
+        <w:t xml:space="preserve"> вещания, который через </w:t>
+      </w:r>
+      <w:proofErr w:type="spellStart"/>
       <w:r>
         <w:rPr>
           <w:i/>
@@ -30584,9 +31808,11 @@
         </w:rPr>
         <w:t>StorageService</w:t>
       </w:r>
+      <w:proofErr w:type="spellEnd"/>
       <w:r>
         <w:t xml:space="preserve"> считывает файл из объектного хранилища </w:t>
       </w:r>
+      <w:proofErr w:type="spellStart"/>
       <w:r>
         <w:rPr>
           <w:i/>
@@ -30594,6 +31820,7 @@
         </w:rPr>
         <w:t>MinIO</w:t>
       </w:r>
+      <w:proofErr w:type="spellEnd"/>
       <w:r>
         <w:t xml:space="preserve"> </w:t>
       </w:r>
@@ -30605,7 +31832,15 @@
         <w:t>S3</w:t>
       </w:r>
       <w:r>
-        <w:t xml:space="preserve"> и транслирует его обратно на клиент в виде непрерывного байтового потока (чанков).</w:t>
+        <w:t xml:space="preserve"> и транслирует его обратно на клиент в виде непрерывного байтового потока (</w:t>
+      </w:r>
+      <w:proofErr w:type="spellStart"/>
+      <w:r>
+        <w:t>чанков</w:t>
+      </w:r>
+      <w:proofErr w:type="spellEnd"/>
+      <w:r>
+        <w:t>).</w:t>
       </w:r>
     </w:p>
     <w:p>
@@ -30632,6 +31867,7 @@
       <w:r>
         <w:t xml:space="preserve">Для обеспечения непрерывного воспроизведения аудиофайлов и поддержки возможности перемотки трека на стороне клиента (в веб-плеере) разработан контроллер потокового вещания. Метод </w:t>
       </w:r>
+      <w:proofErr w:type="spellStart"/>
       <w:r>
         <w:rPr>
           <w:i/>
@@ -30639,6 +31875,7 @@
         </w:rPr>
         <w:t>streamTrack</w:t>
       </w:r>
+      <w:proofErr w:type="spellEnd"/>
       <w:r>
         <w:t xml:space="preserve"> обрабатывает как стандартные запросы на полную загрузку файла, так и запросы на частичное чтение контента (</w:t>
       </w:r>
@@ -30662,6 +31899,7 @@
       <w:r>
         <w:t xml:space="preserve"> </w:t>
       </w:r>
+      <w:proofErr w:type="spellStart"/>
       <w:r>
         <w:rPr>
           <w:i/>
@@ -30669,6 +31907,7 @@
         </w:rPr>
         <w:t>Requests</w:t>
       </w:r>
+      <w:proofErr w:type="spellEnd"/>
       <w:r>
         <w:t>).</w:t>
       </w:r>
@@ -30683,6 +31922,7 @@
       <w:r>
         <w:t xml:space="preserve">Код метода </w:t>
       </w:r>
+      <w:proofErr w:type="spellStart"/>
       <w:r>
         <w:rPr>
           <w:i/>
@@ -30690,6 +31930,7 @@
         </w:rPr>
         <w:t>streamTrack</w:t>
       </w:r>
+      <w:proofErr w:type="spellEnd"/>
       <w:r>
         <w:t xml:space="preserve"> представлен</w:t>
       </w:r>
@@ -30758,6 +31999,7 @@
       <w:r>
         <w:t xml:space="preserve"> (</w:t>
       </w:r>
+      <w:proofErr w:type="spellStart"/>
       <w:r>
         <w:rPr>
           <w:i/>
@@ -30765,6 +32007,7 @@
         </w:rPr>
         <w:t>inputStream</w:t>
       </w:r>
+      <w:proofErr w:type="spellEnd"/>
       <w:r>
         <w:t xml:space="preserve">), по которому </w:t>
       </w:r>
@@ -30792,9 +32035,15 @@
         </w:rPr>
         <w:t xml:space="preserve"> Затем и</w:t>
       </w:r>
-      <w:r>
-        <w:t>змеряет полный размер песни (</w:t>
-      </w:r>
+      <w:proofErr w:type="spellStart"/>
+      <w:r>
+        <w:t>змеряет</w:t>
+      </w:r>
+      <w:proofErr w:type="spellEnd"/>
+      <w:r>
+        <w:t xml:space="preserve"> полный размер песни (</w:t>
+      </w:r>
+      <w:proofErr w:type="spellStart"/>
       <w:r>
         <w:rPr>
           <w:i/>
@@ -30802,6 +32051,7 @@
         </w:rPr>
         <w:t>fileLength</w:t>
       </w:r>
+      <w:proofErr w:type="spellEnd"/>
       <w:r>
         <w:t>), чтобы понимать объемы работы.</w:t>
       </w:r>
@@ -30823,6 +32073,7 @@
       <w:r>
         <w:t xml:space="preserve"> от браузера (</w:t>
       </w:r>
+      <w:proofErr w:type="spellStart"/>
       <w:r>
         <w:rPr>
           <w:i/>
@@ -30830,6 +32081,7 @@
         </w:rPr>
         <w:t>ranges</w:t>
       </w:r>
+      <w:proofErr w:type="spellEnd"/>
       <w:r>
         <w:t xml:space="preserve">) </w:t>
       </w:r>
@@ -30927,8 +32179,13 @@
         <w:lastRenderedPageBreak/>
         <w:t>Е</w:t>
       </w:r>
-      <w:r>
-        <w:t>сли пользователь кликнул мышкой на середину трека</w:t>
+      <w:proofErr w:type="spellStart"/>
+      <w:r>
+        <w:t>сли</w:t>
+      </w:r>
+      <w:proofErr w:type="spellEnd"/>
+      <w:r>
+        <w:t xml:space="preserve"> пользователь кликнул мышкой на середину трека</w:t>
       </w:r>
       <w:r>
         <w:rPr>
@@ -30947,6 +32204,7 @@
       <w:r>
         <w:t>Сервер высчитывает точную точку старта (</w:t>
       </w:r>
+      <w:proofErr w:type="spellStart"/>
       <w:r>
         <w:rPr>
           <w:i/>
@@ -30954,9 +32212,11 @@
         </w:rPr>
         <w:t>start</w:t>
       </w:r>
+      <w:proofErr w:type="spellEnd"/>
       <w:r>
         <w:t>) и финиша (</w:t>
       </w:r>
+      <w:proofErr w:type="spellStart"/>
       <w:r>
         <w:rPr>
           <w:i/>
@@ -30964,9 +32224,11 @@
         </w:rPr>
         <w:t>end</w:t>
       </w:r>
+      <w:proofErr w:type="spellEnd"/>
       <w:r>
         <w:t>), а также сколько всего байт надо отрезать (</w:t>
       </w:r>
+      <w:proofErr w:type="spellStart"/>
       <w:r>
         <w:rPr>
           <w:i/>
@@ -30974,6 +32236,7 @@
         </w:rPr>
         <w:t>rangeLength</w:t>
       </w:r>
+      <w:proofErr w:type="spellEnd"/>
       <w:r>
         <w:t>)</w:t>
       </w:r>
@@ -31000,6 +32263,7 @@
         </w:rPr>
         <w:t xml:space="preserve"> </w:t>
       </w:r>
+      <w:proofErr w:type="spellStart"/>
       <w:r>
         <w:rPr>
           <w:i/>
@@ -31008,6 +32272,7 @@
         </w:rPr>
         <w:t>inputStream</w:t>
       </w:r>
+      <w:proofErr w:type="spellEnd"/>
       <w:r>
         <w:rPr>
           <w:i/>
@@ -31098,6 +32363,7 @@
       <w:r>
         <w:t xml:space="preserve">-контейнеру, который выполняет тело лямбды в отдельном пуле потоков </w:t>
       </w:r>
+      <w:proofErr w:type="spellStart"/>
       <w:r>
         <w:rPr>
           <w:i/>
@@ -31105,15 +32371,25 @@
         </w:rPr>
         <w:t>TaskExecutor</w:t>
       </w:r>
+      <w:proofErr w:type="spellEnd"/>
       <w:r>
         <w:t xml:space="preserve">, освобождая поток </w:t>
       </w:r>
-      <w:r>
-        <w:rPr>
-          <w:i/>
-          <w:iCs/>
-        </w:rPr>
-        <w:t>Tomcat(</w:t>
+      <w:proofErr w:type="spellStart"/>
+      <w:r>
+        <w:rPr>
+          <w:i/>
+          <w:iCs/>
+        </w:rPr>
+        <w:t>Tomcat</w:t>
+      </w:r>
+      <w:proofErr w:type="spellEnd"/>
+      <w:r>
+        <w:rPr>
+          <w:i/>
+          <w:iCs/>
+        </w:rPr>
+        <w:t>(</w:t>
       </w:r>
       <w:r>
         <w:rPr>
@@ -31162,6 +32438,7 @@
       <w:r>
         <w:t xml:space="preserve">Переменная </w:t>
       </w:r>
+      <w:proofErr w:type="spellStart"/>
       <w:r>
         <w:rPr>
           <w:i/>
@@ -31169,9 +32446,11 @@
         </w:rPr>
         <w:t>bytesToRead</w:t>
       </w:r>
+      <w:proofErr w:type="spellEnd"/>
       <w:r>
         <w:t xml:space="preserve"> инициализируется размером запрашиваемого диапазона (</w:t>
       </w:r>
+      <w:proofErr w:type="spellStart"/>
       <w:r>
         <w:rPr>
           <w:i/>
@@ -31179,9 +32458,19 @@
         </w:rPr>
         <w:t>rangeLength</w:t>
       </w:r>
-      <w:r>
-        <w:t xml:space="preserve">). Чтобы при чтении последнего чанка не захватить лишние байты, идущие за пределами верхней границы </w:t>
-      </w:r>
+      <w:proofErr w:type="spellEnd"/>
+      <w:r>
+        <w:t xml:space="preserve">). Чтобы при чтении последнего </w:t>
+      </w:r>
+      <w:proofErr w:type="spellStart"/>
+      <w:r>
+        <w:t>чанка</w:t>
+      </w:r>
+      <w:proofErr w:type="spellEnd"/>
+      <w:r>
+        <w:t xml:space="preserve"> не захватить лишние байты, идущие за пределами верхней границы </w:t>
+      </w:r>
+      <w:proofErr w:type="spellStart"/>
       <w:r>
         <w:rPr>
           <w:i/>
@@ -31189,16 +32478,51 @@
         </w:rPr>
         <w:t>end</w:t>
       </w:r>
+      <w:proofErr w:type="spellEnd"/>
       <w:r>
         <w:t xml:space="preserve">, размер буфера динамически урезается: </w:t>
       </w:r>
-      <w:r>
-        <w:rPr>
-          <w:i/>
-          <w:iCs/>
-        </w:rPr>
-        <w:t>Math.min(buffer.length, bytesToRead</w:t>
-      </w:r>
+      <w:proofErr w:type="spellStart"/>
+      <w:r>
+        <w:rPr>
+          <w:i/>
+          <w:iCs/>
+        </w:rPr>
+        <w:t>Math.min</w:t>
+      </w:r>
+      <w:proofErr w:type="spellEnd"/>
+      <w:r>
+        <w:rPr>
+          <w:i/>
+          <w:iCs/>
+        </w:rPr>
+        <w:t>(</w:t>
+      </w:r>
+      <w:proofErr w:type="spellStart"/>
+      <w:r>
+        <w:rPr>
+          <w:i/>
+          <w:iCs/>
+        </w:rPr>
+        <w:t>buffer.length</w:t>
+      </w:r>
+      <w:proofErr w:type="spellEnd"/>
+      <w:r>
+        <w:rPr>
+          <w:i/>
+          <w:iCs/>
+        </w:rPr>
+        <w:t xml:space="preserve">, </w:t>
+      </w:r>
+      <w:proofErr w:type="spellStart"/>
+      <w:r>
+        <w:rPr>
+          <w:i/>
+          <w:iCs/>
+        </w:rPr>
+        <w:t>bytesToRead</w:t>
+      </w:r>
+      <w:proofErr w:type="spellEnd"/>
       <w:r>
         <w:t>)</w:t>
       </w:r>
@@ -31213,6 +32537,7 @@
       <w:r>
         <w:t xml:space="preserve">Статус 206 </w:t>
       </w:r>
+      <w:proofErr w:type="spellStart"/>
       <w:r>
         <w:rPr>
           <w:i/>
@@ -31220,6 +32545,7 @@
         </w:rPr>
         <w:t>Partial</w:t>
       </w:r>
+      <w:proofErr w:type="spellEnd"/>
       <w:r>
         <w:t xml:space="preserve"> </w:t>
       </w:r>
@@ -31262,6 +32588,7 @@
       <w:r>
         <w:t xml:space="preserve"> процесс нестабильный. Сетевой сбой между сервером и </w:t>
       </w:r>
+      <w:proofErr w:type="spellStart"/>
       <w:r>
         <w:rPr>
           <w:i/>
@@ -31269,6 +32596,7 @@
         </w:rPr>
         <w:t>MinIO</w:t>
       </w:r>
+      <w:proofErr w:type="spellEnd"/>
       <w:r>
         <w:t xml:space="preserve"> </w:t>
       </w:r>
@@ -31302,6 +32630,7 @@
       <w:r>
         <w:t xml:space="preserve"> трека генерируют исключения (</w:t>
       </w:r>
+      <w:proofErr w:type="spellStart"/>
       <w:r>
         <w:rPr>
           <w:i/>
@@ -31309,6 +32638,7 @@
         </w:rPr>
         <w:t>IOException</w:t>
       </w:r>
+      <w:proofErr w:type="spellEnd"/>
       <w:r>
         <w:t xml:space="preserve">, </w:t>
       </w:r>
@@ -31322,6 +32652,7 @@
       <w:r>
         <w:t xml:space="preserve"> и др.). Блок </w:t>
       </w:r>
+      <w:proofErr w:type="spellStart"/>
       <w:r>
         <w:rPr>
           <w:i/>
@@ -31329,18 +32660,36 @@
         </w:rPr>
         <w:t>catch</w:t>
       </w:r>
+      <w:proofErr w:type="spellEnd"/>
       <w:r>
         <w:t xml:space="preserve"> (</w:t>
       </w:r>
-      <w:r>
-        <w:rPr>
-          <w:i/>
-          <w:iCs/>
-        </w:rPr>
-        <w:t>Exception e</w:t>
-      </w:r>
-      <w:r>
-        <w:t>) агрегирует их, не позволяя исключению проброситься на уровень контейнера сервлетов.</w:t>
+      <w:proofErr w:type="spellStart"/>
+      <w:r>
+        <w:rPr>
+          <w:i/>
+          <w:iCs/>
+        </w:rPr>
+        <w:t>Exception</w:t>
+      </w:r>
+      <w:proofErr w:type="spellEnd"/>
+      <w:r>
+        <w:rPr>
+          <w:i/>
+          <w:iCs/>
+        </w:rPr>
+        <w:t xml:space="preserve"> e</w:t>
+      </w:r>
+      <w:r>
+        <w:t xml:space="preserve">) агрегирует их, не позволяя исключению проброситься на уровень контейнера </w:t>
+      </w:r>
+      <w:proofErr w:type="spellStart"/>
+      <w:r>
+        <w:t>сервлетов</w:t>
+      </w:r>
+      <w:proofErr w:type="spellEnd"/>
+      <w:r>
+        <w:t>.</w:t>
       </w:r>
     </w:p>
     <w:p>
@@ -31594,7 +32943,15 @@
       </w:r>
       <w:r>
         <w:lastRenderedPageBreak/>
-        <w:t>синхронизации роутинга. Если ошибка повторяется, это свидетельствует о проведении технических работ на стороне бэкенд-сервиса</w:t>
+        <w:t xml:space="preserve">синхронизации </w:t>
+      </w:r>
+      <w:proofErr w:type="spellStart"/>
+      <w:r>
+        <w:t>роутинга</w:t>
+      </w:r>
+      <w:proofErr w:type="spellEnd"/>
+      <w:r>
+        <w:t>. Если ошибка повторяется, это свидетельствует о проведении технических работ на стороне бэкенд-сервиса</w:t>
       </w:r>
       <w:r>
         <w:rPr>
@@ -31941,7 +33298,15 @@
         </w:rPr>
       </w:pPr>
       <w:r>
-        <w:t>При входе в систему инициализируется основное окно приложения. В левой части экрана располагается статичная навигационная панель (сайдбар), содержащая интерактивные элементы для быстрого доступа к разделам «Главная», «Поиск» и «Ваша медиатека». Под ними отображается динамический список пользовательских плейлистов и сохраненных альбомов.</w:t>
+        <w:t>При входе в систему инициализируется основное окно приложения. В левой части экрана располагается статичная навигационная панель (</w:t>
+      </w:r>
+      <w:proofErr w:type="spellStart"/>
+      <w:r>
+        <w:t>сайдбар</w:t>
+      </w:r>
+      <w:proofErr w:type="spellEnd"/>
+      <w:r>
+        <w:t>), содержащая интерактивные элементы для быстрого доступа к разделам «Главная», «Поиск» и «Ваша медиатека». Под ними отображается динамический список пользовательских плейлистов и сохраненных альбомов.</w:t>
       </w:r>
     </w:p>
     <w:p>
@@ -32064,11 +33429,27 @@
           <w:rFonts w:cs="Times New Roman"/>
           <w:szCs w:val="28"/>
         </w:rPr>
-        <w:t xml:space="preserve">Разрабатываемая информационная система представляет собой специализированное программное решение для автоматизации управления медиабиблиотеками и анализа музыкального контента. Основной целью проекта является создание единой цифровой среды для хранения, индексации и интеллектуальной обработки аудиофайлов, что позволяет независимым музыкальным лейблам и медиа-платформам эффективно управлять авторским правом и пользовательским опытом. В рамках своих функций система обеспечивает централизованное хранение данных в S3-совместимых облачных структурах и проводит автоматический расчет технических параметров треков, таких как </w:t>
-      </w:r>
+        <w:t xml:space="preserve">Разрабатываемая информационная система представляет собой специализированное программное решение для автоматизации управления </w:t>
+      </w:r>
+      <w:proofErr w:type="spellStart"/>
       <w:r>
         <w:rPr>
           <w:rFonts w:cs="Times New Roman"/>
+          <w:szCs w:val="28"/>
+        </w:rPr>
+        <w:t>медиабиблиотеками</w:t>
+      </w:r>
+      <w:proofErr w:type="spellEnd"/>
+      <w:r>
+        <w:rPr>
+          <w:rFonts w:cs="Times New Roman"/>
+          <w:szCs w:val="28"/>
+        </w:rPr>
+        <w:t xml:space="preserve"> и анализа музыкального контента. Основной целью проекта является создание единой цифровой среды для хранения, индексации и интеллектуальной обработки аудиофайлов, что позволяет независимым музыкальным лейблам и медиа-платформам эффективно управлять авторским правом и пользовательским опытом. В рамках своих функций система обеспечивает централизованное хранение данных в S3-совместимых облачных структурах и проводит автоматический расчет технических параметров треков, таких как </w:t>
+      </w:r>
+      <w:r>
+        <w:rPr>
+          <w:rFonts w:cs="Times New Roman"/>
           <w:i/>
           <w:iCs/>
           <w:szCs w:val="28"/>
@@ -32098,22 +33479,33 @@
         </w:rPr>
         <w:t>П</w:t>
       </w:r>
+      <w:proofErr w:type="spellStart"/>
       <w:r>
         <w:rPr>
           <w:rFonts w:cs="Times New Roman"/>
           <w:szCs w:val="28"/>
         </w:rPr>
-        <w:t xml:space="preserve">рофиль целевой аудитории охватывает владельцев независимых музыкальных каталогов и агрегаторов медиаконтента. Актуальная потребность в продукте подтверждается дефицитом доступных инструментов автоматизации для малых правообладателей, вынужденных конкурировать с такими глобальными аналогами, как </w:t>
-      </w:r>
+        <w:t>рофиль</w:t>
+      </w:r>
+      <w:proofErr w:type="spellEnd"/>
       <w:r>
         <w:rPr>
           <w:rFonts w:cs="Times New Roman"/>
+          <w:szCs w:val="28"/>
+        </w:rPr>
+        <w:t xml:space="preserve"> целевой аудитории охватывает владельцев независимых музыкальных каталогов и агрегаторов медиаконтента. Актуальная потребность в продукте подтверждается дефицитом доступных инструментов автоматизации для малых правообладателей, вынужденных конкурировать с такими глобальными аналогами, как </w:t>
+      </w:r>
+      <w:proofErr w:type="spellStart"/>
+      <w:r>
+        <w:rPr>
+          <w:rFonts w:cs="Times New Roman"/>
           <w:i/>
           <w:iCs/>
           <w:szCs w:val="28"/>
         </w:rPr>
         <w:t>Spotify</w:t>
       </w:r>
+      <w:proofErr w:type="spellEnd"/>
       <w:r>
         <w:rPr>
           <w:rFonts w:cs="Times New Roman"/>
@@ -32167,7 +33559,23 @@
           <w:rFonts w:cs="Times New Roman"/>
           <w:szCs w:val="28"/>
         </w:rPr>
-        <w:t>На основании анализа рыночного спроса прогнозируемый объем продаж в течение первого расчетного года составляет шестьдесят корпоративных лицензий и пятьсот индивидуальных годовых подписок. Отпускная цена одной корпоративной лицензии определена на уровне ста пятидесяти тысяч белорусских рублей, что соответствует рыночным ценам на аналогичные системы управления цифровым контентом. В качестве основной модели монетизации выбрано сочетание продажи лицензий для B2B-сектора и Freemium-модели с платной расширенной подпиской для индивидуальных пользователей, что позволяет гибко масштабировать доход. Основными каналами продаж программного продукта станут прямые контракты с организациями и размещение в цифровых магазинах приложений для охвата массового потребителя. Стратегия продвижения продукта базируется на цифровом маркетинге и демонстрации преимуществ в части снижения издержек на инфраструктуру за счет использования открытых облачных стандартов.</w:t>
+        <w:t xml:space="preserve">На основании анализа рыночного спроса прогнозируемый объем продаж в течение первого расчетного года составляет шестьдесят корпоративных лицензий и пятьсот индивидуальных годовых подписок. Отпускная цена одной корпоративной лицензии определена на уровне ста пятидесяти тысяч белорусских рублей, что соответствует рыночным ценам на аналогичные системы управления цифровым контентом. В качестве основной модели монетизации выбрано сочетание продажи лицензий для B2B-сектора и </w:t>
+      </w:r>
+      <w:proofErr w:type="spellStart"/>
+      <w:r>
+        <w:rPr>
+          <w:rFonts w:cs="Times New Roman"/>
+          <w:szCs w:val="28"/>
+        </w:rPr>
+        <w:t>Freemium</w:t>
+      </w:r>
+      <w:proofErr w:type="spellEnd"/>
+      <w:r>
+        <w:rPr>
+          <w:rFonts w:cs="Times New Roman"/>
+          <w:szCs w:val="28"/>
+        </w:rPr>
+        <w:t>-модели с платной расширенной подпиской для индивидуальных пользователей, что позволяет гибко масштабировать доход. Основными каналами продаж программного продукта станут прямые контракты с организациями и размещение в цифровых магазинах приложений для охвата массового потребителя. Стратегия продвижения продукта базируется на цифровом маркетинге и демонстрации преимуществ в части снижения издержек на инфраструктуру за счет использования открытых облачных стандартов.</w:t>
       </w:r>
     </w:p>
     <w:p>
@@ -32214,7 +33622,23 @@
           <w:rFonts w:cs="Times New Roman"/>
           <w:szCs w:val="28"/>
         </w:rPr>
-        <w:t>Прямой экономический эффект заключается в снижении совокупной стоимости владения (TCO) информационной системой за счет оптимизации алгоритмов обработки медиаданных и использования свободно распространяемого ПО (Open Source), что снижает затраты на аренду облачной инфраструктуры</w:t>
+        <w:t xml:space="preserve">Прямой экономический эффект заключается в снижении совокупной стоимости владения (TCO) информационной системой за счет оптимизации алгоритмов обработки </w:t>
+      </w:r>
+      <w:proofErr w:type="spellStart"/>
+      <w:r>
+        <w:rPr>
+          <w:rFonts w:cs="Times New Roman"/>
+          <w:szCs w:val="28"/>
+        </w:rPr>
+        <w:t>медиаданных</w:t>
+      </w:r>
+      <w:proofErr w:type="spellEnd"/>
+      <w:r>
+        <w:rPr>
+          <w:rFonts w:cs="Times New Roman"/>
+          <w:szCs w:val="28"/>
+        </w:rPr>
+        <w:t xml:space="preserve"> и использования свободно распространяемого ПО (Open Source), что снижает затраты на аренду облачной инфраструктуры</w:t>
       </w:r>
       <w:r>
         <w:rPr>
@@ -32303,13 +33727,24 @@
         </w:rPr>
       </w:pPr>
       <w:r>
-        <w:t>Инвестициями для организации-разработчика программного средства являются затраты на его разработку, которые рассчитываются в соответствии с методикой, представленной в табл</w:t>
-      </w:r>
-      <w:r>
-        <w:rPr>
-          <w:lang w:val="ru-RU"/>
-        </w:rPr>
-        <w:t xml:space="preserve">ице </w:t>
+        <w:t xml:space="preserve">Инвестициями для организации-разработчика программного средства являются затраты на его разработку, которые рассчитываются в соответствии с методикой, представленной в </w:t>
+      </w:r>
+      <w:proofErr w:type="spellStart"/>
+      <w:r>
+        <w:t>табл</w:t>
+      </w:r>
+      <w:r>
+        <w:rPr>
+          <w:lang w:val="ru-RU"/>
+        </w:rPr>
+        <w:t>ице</w:t>
+      </w:r>
+      <w:proofErr w:type="spellEnd"/>
+      <w:r>
+        <w:rPr>
+          <w:lang w:val="ru-RU"/>
+        </w:rPr>
+        <w:t xml:space="preserve"> </w:t>
       </w:r>
       <w:r>
         <w:t>1</w:t>
@@ -32360,8 +33795,13 @@
         <w:tab/>
         <w:t>Р</w:t>
       </w:r>
-      <w:r>
-        <w:t xml:space="preserve">асчет затрат на разработку </w:t>
+      <w:proofErr w:type="spellStart"/>
+      <w:r>
+        <w:t>асчет</w:t>
+      </w:r>
+      <w:proofErr w:type="spellEnd"/>
+      <w:r>
+        <w:t xml:space="preserve"> затрат на разработку </w:t>
       </w:r>
       <w:r>
         <w:t>музыкального сервиса</w:t>
@@ -32432,7 +33872,11 @@
               <w:ind w:firstLine="0"/>
             </w:pPr>
             <w:r>
-              <w:t>1. Основная заработная плата разработчиков (З</w:t>
+              <w:t>1. Основная заработная плата разработчиков (</w:t>
+            </w:r>
+            <w:proofErr w:type="spellStart"/>
+            <w:r>
+              <w:t>З</w:t>
             </w:r>
             <w:r>
               <w:rPr>
@@ -32440,6 +33884,7 @@
               </w:rPr>
               <w:t>о</w:t>
             </w:r>
+            <w:proofErr w:type="spellEnd"/>
             <w:r>
               <w:t>)</w:t>
             </w:r>
@@ -32499,7 +33944,12 @@
               <w:t xml:space="preserve">2. </w:t>
             </w:r>
             <w:r>
-              <w:t>Дополнительная заработная плата разработчиков (З</w:t>
+              <w:t>Дополнительная заработная плата разработчиков (</w:t>
+            </w:r>
+            <w:proofErr w:type="spellStart"/>
+            <w:proofErr w:type="gramStart"/>
+            <w:r>
+              <w:t>З</w:t>
             </w:r>
             <w:r>
               <w:rPr>
@@ -32507,9 +33957,11 @@
               </w:rPr>
               <w:t>д</w:t>
             </w:r>
+            <w:proofErr w:type="spellEnd"/>
             <w:r>
               <w:t xml:space="preserve"> )</w:t>
             </w:r>
+            <w:proofErr w:type="gramEnd"/>
           </w:p>
         </w:tc>
         <w:tc>
@@ -32553,7 +34005,11 @@
               <w:ind w:firstLine="0"/>
             </w:pPr>
             <w:r>
-              <w:t>3. Отчисления на социальные нужды (Р</w:t>
+              <w:t>3. Отчисления на социальные нужды (</w:t>
+            </w:r>
+            <w:proofErr w:type="spellStart"/>
+            <w:r>
+              <w:t>Р</w:t>
             </w:r>
             <w:r>
               <w:rPr>
@@ -32561,6 +34017,7 @@
               </w:rPr>
               <w:t>соц</w:t>
             </w:r>
+            <w:proofErr w:type="spellEnd"/>
             <w:r>
               <w:t>)</w:t>
             </w:r>
@@ -32619,7 +34076,11 @@
               <w:ind w:firstLine="0"/>
             </w:pPr>
             <w:r>
-              <w:t>4. Прочие расходы (Р</w:t>
+              <w:t>4. Прочие расходы (</w:t>
+            </w:r>
+            <w:proofErr w:type="spellStart"/>
+            <w:r>
+              <w:t>Р</w:t>
             </w:r>
             <w:r>
               <w:rPr>
@@ -32627,6 +34088,7 @@
               </w:rPr>
               <w:t>пр</w:t>
             </w:r>
+            <w:proofErr w:type="spellEnd"/>
             <w:r>
               <w:t>)</w:t>
             </w:r>
@@ -32801,6 +34263,7 @@
       <w:r>
         <w:t xml:space="preserve">Для определения общей суммы основной заработной платы </w:t>
       </w:r>
+      <w:proofErr w:type="spellStart"/>
       <w:r>
         <w:t>З</w:t>
       </w:r>
@@ -32811,9 +34274,11 @@
         </w:rPr>
         <w:t>о</w:t>
       </w:r>
+      <w:proofErr w:type="spellEnd"/>
       <w:r>
         <w:t xml:space="preserve"> используется произведение коэффициента премий и стимулирующих выплат </w:t>
       </w:r>
+      <w:proofErr w:type="spellStart"/>
       <w:r>
         <w:t>К</w:t>
       </w:r>
@@ -32823,6 +34288,7 @@
         </w:rPr>
         <w:t>пр</w:t>
       </w:r>
+      <w:proofErr w:type="spellEnd"/>
       <w:r>
         <w:t xml:space="preserve"> на суммарные трудозатраты всех категорий исполнителей, выраженные в денежном эквиваленте</w:t>
       </w:r>
@@ -32854,12 +34320,14 @@
       <w:r>
         <w:t xml:space="preserve">затрат на основную заработную плату команды </w:t>
       </w:r>
+      <w:proofErr w:type="spellStart"/>
       <w:r>
         <w:rPr>
           <w:rFonts w:cs="Times New Roman"/>
         </w:rPr>
         <w:t>разработчико</w:t>
       </w:r>
+      <w:proofErr w:type="spellEnd"/>
       <w:r>
         <w:rPr>
           <w:rFonts w:cs="Times New Roman"/>
@@ -33167,6 +34635,12 @@
           <w:rFonts w:cs="Times New Roman"/>
         </w:rPr>
         <w:tab/>
+      </w:r>
+      <w:proofErr w:type="spellStart"/>
+      <w:r>
+        <w:rPr>
+          <w:rFonts w:cs="Times New Roman"/>
+        </w:rPr>
         <w:t>К</w:t>
       </w:r>
       <w:r>
@@ -33176,6 +34650,7 @@
         </w:rPr>
         <w:t>пр</w:t>
       </w:r>
+      <w:proofErr w:type="spellEnd"/>
       <w:r>
         <w:rPr>
           <w:rFonts w:cs="Times New Roman"/>
@@ -33260,6 +34735,7 @@
           <w:lang w:val="ru-RU"/>
         </w:rPr>
       </w:pPr>
+      <w:proofErr w:type="spellStart"/>
       <w:r>
         <w:rPr>
           <w:rFonts w:cs="Times New Roman"/>
@@ -33273,6 +34749,7 @@
         </w:rPr>
         <w:t>ч</w:t>
       </w:r>
+      <w:proofErr w:type="spellEnd"/>
       <w:r>
         <w:rPr>
           <w:rFonts w:ascii="Cambria Math" w:hAnsi="Cambria Math" w:cs="Cambria Math"/>
@@ -33443,8 +34920,13 @@
         <w:tab/>
       </w:r>
       <w:r>
-        <w:t>Расчет затрат на основную заработную плату команды разработчико</w:t>
-      </w:r>
+        <w:t xml:space="preserve">Расчет затрат на основную заработную плату команды </w:t>
+      </w:r>
+      <w:proofErr w:type="spellStart"/>
+      <w:r>
+        <w:t>разработчико</w:t>
+      </w:r>
+      <w:proofErr w:type="spellEnd"/>
       <w:r>
         <w:rPr>
           <w:lang w:val="ru-RU"/>
@@ -34030,9 +35512,11 @@
         </w:rPr>
         <w:t xml:space="preserve"> д</w:t>
       </w:r>
+      <w:proofErr w:type="spellStart"/>
       <w:r>
         <w:t>ополнительн</w:t>
       </w:r>
+      <w:proofErr w:type="spellEnd"/>
       <w:r>
         <w:rPr>
           <w:lang w:val="ru-RU"/>
@@ -34040,8 +35524,13 @@
         <w:t>ой</w:t>
       </w:r>
       <w:r>
-        <w:t xml:space="preserve"> заработн</w:t>
-      </w:r>
+        <w:t xml:space="preserve"> </w:t>
+      </w:r>
+      <w:proofErr w:type="spellStart"/>
+      <w:r>
+        <w:t>заработн</w:t>
+      </w:r>
+      <w:proofErr w:type="spellEnd"/>
       <w:r>
         <w:rPr>
           <w:lang w:val="ru-RU"/>
@@ -34067,7 +35556,14 @@
         <w:rPr>
           <w:lang w:val="ru-RU"/>
         </w:rPr>
-        <w:t xml:space="preserve"> Н</w:t>
+        <w:t xml:space="preserve"> </w:t>
+      </w:r>
+      <w:proofErr w:type="spellStart"/>
+      <w:r>
+        <w:rPr>
+          <w:lang w:val="ru-RU"/>
+        </w:rPr>
+        <w:t>Н</w:t>
       </w:r>
       <w:r>
         <w:rPr>
@@ -34076,6 +35572,7 @@
         </w:rPr>
         <w:t>д</w:t>
       </w:r>
+      <w:proofErr w:type="spellEnd"/>
       <w:r>
         <w:t xml:space="preserve">. </w:t>
       </w:r>
@@ -34085,9 +35582,15 @@
         </w:rPr>
         <w:t>З</w:t>
       </w:r>
-      <w:r>
-        <w:t xml:space="preserve">начение </w:t>
-      </w:r>
+      <w:proofErr w:type="spellStart"/>
+      <w:r>
+        <w:t>начение</w:t>
+      </w:r>
+      <w:proofErr w:type="spellEnd"/>
+      <w:r>
+        <w:t xml:space="preserve"> </w:t>
+      </w:r>
+      <w:proofErr w:type="spellStart"/>
       <w:r>
         <w:rPr>
           <w:lang w:val="ru-RU"/>
@@ -34101,6 +35604,7 @@
         </w:rPr>
         <w:t>д</w:t>
       </w:r>
+      <w:proofErr w:type="spellEnd"/>
       <w:r>
         <w:t xml:space="preserve"> выбирается в диапазоне от 10% до 20%. Для данного проекта примем норматив в размере 10%, что является стандартным значением для учета выплат за непроработанное время (например, отпуска или выполнение государственных обязанностей).Подставляя в формулу</w:t>
       </w:r>
@@ -34361,9 +35865,11 @@
         </w:rPr>
         <w:tab/>
       </w:r>
+      <w:proofErr w:type="spellStart"/>
       <w:r>
         <w:t>Нд</w:t>
       </w:r>
+      <w:proofErr w:type="spellEnd"/>
       <w:r>
         <w:rPr>
           <w:lang w:val="ru-RU"/>
@@ -34457,8 +35963,13 @@
         </w:rPr>
         <w:t>о</w:t>
       </w:r>
-      <w:r>
-        <w:t>сновная заработная плата разработчиков</w:t>
+      <w:proofErr w:type="spellStart"/>
+      <w:r>
+        <w:t>сновная</w:t>
+      </w:r>
+      <w:proofErr w:type="spellEnd"/>
+      <w:r>
+        <w:t xml:space="preserve"> заработная плата разработчиков</w:t>
       </w:r>
     </w:p>
     <w:p>
@@ -34755,6 +36266,7 @@
         </w:rPr>
         <w:tab/>
       </w:r>
+      <w:proofErr w:type="spellStart"/>
       <w:r>
         <w:t>Н</w:t>
       </w:r>
@@ -34764,6 +36276,7 @@
         </w:rPr>
         <w:t>соц</w:t>
       </w:r>
+      <w:proofErr w:type="spellEnd"/>
       <w:r>
         <w:rPr>
           <w:lang w:val="ru-RU"/>
@@ -35078,6 +36591,7 @@
       <w:r>
         <w:t>Н</w:t>
       </w:r>
+      <w:proofErr w:type="spellStart"/>
       <w:r>
         <w:rPr>
           <w:vertAlign w:val="subscript"/>
@@ -35085,6 +36599,7 @@
         </w:rPr>
         <w:t>пр</w:t>
       </w:r>
+      <w:proofErr w:type="spellEnd"/>
       <w:r>
         <w:rPr>
           <w:lang w:val="ru-RU"/>
@@ -35472,8 +36987,13 @@
         </w:rPr>
         <w:t>П</w:t>
       </w:r>
-      <w:r>
-        <w:t xml:space="preserve">роизведем итоговый расчет общей суммы затрат на разработку и реализацию </w:t>
+      <w:proofErr w:type="spellStart"/>
+      <w:r>
+        <w:t>роизведем</w:t>
+      </w:r>
+      <w:proofErr w:type="spellEnd"/>
+      <w:r>
+        <w:t xml:space="preserve"> итоговый расчет общей суммы затрат на разработку и реализацию </w:t>
       </w:r>
       <w:r>
         <w:rPr>
@@ -35879,8 +37399,13 @@
         </w:rPr>
         <w:t>. Р</w:t>
       </w:r>
-      <w:r>
-        <w:t>еализация 60 копий программного средства для региональных музыкальных лейблов и медиа-агрегаторов.</w:t>
+      <w:proofErr w:type="spellStart"/>
+      <w:r>
+        <w:t>еализация</w:t>
+      </w:r>
+      <w:proofErr w:type="spellEnd"/>
+      <w:r>
+        <w:t xml:space="preserve"> 60 копий программного средства для региональных музыкальных лейблов и медиа-агрегаторов.</w:t>
       </w:r>
     </w:p>
     <w:p>
@@ -35921,9 +37446,15 @@
         </w:rPr>
         <w:t>П</w:t>
       </w:r>
-      <w:r>
-        <w:t xml:space="preserve">ривлечение 10 000 активных пользователей, из которых, согласно рыночной статистике конверсии для </w:t>
-      </w:r>
+      <w:proofErr w:type="spellStart"/>
+      <w:r>
+        <w:t>ривлечение</w:t>
+      </w:r>
+      <w:proofErr w:type="spellEnd"/>
+      <w:r>
+        <w:t xml:space="preserve"> 10 000 активных пользователей, из которых, согласно рыночной статистике конверсии для </w:t>
+      </w:r>
+      <w:proofErr w:type="spellStart"/>
       <w:r>
         <w:rPr>
           <w:i/>
@@ -35931,6 +37462,7 @@
         </w:rPr>
         <w:t>Freemium</w:t>
       </w:r>
+      <w:proofErr w:type="spellEnd"/>
       <w:r>
         <w:t>-моделей (5%), 500 пользователей приобретут годовую подписку.</w:t>
       </w:r>
@@ -35942,6 +37474,7 @@
       <w:r>
         <w:t xml:space="preserve">Ожидаемый объем продаж обоснован текущим дефицитом инструментов для автоматизированного анализа медиатек с использованием </w:t>
       </w:r>
+      <w:proofErr w:type="spellStart"/>
       <w:r>
         <w:rPr>
           <w:i/>
@@ -35959,6 +37492,7 @@
         </w:rPr>
         <w:t>features</w:t>
       </w:r>
+      <w:proofErr w:type="spellEnd"/>
       <w:r>
         <w:t xml:space="preserve"> (</w:t>
       </w:r>
@@ -36013,8 +37547,13 @@
         </w:rPr>
         <w:t>С</w:t>
       </w:r>
-      <w:r>
-        <w:t>редняя стоимость аналогичных систем управления контентом (</w:t>
+      <w:proofErr w:type="spellStart"/>
+      <w:r>
+        <w:t>редняя</w:t>
+      </w:r>
+      <w:proofErr w:type="spellEnd"/>
+      <w:r>
+        <w:t xml:space="preserve"> стоимость аналогичных систем управления контентом (</w:t>
       </w:r>
       <w:r>
         <w:rPr>
@@ -36060,8 +37599,13 @@
         </w:rPr>
         <w:t>. С</w:t>
       </w:r>
-      <w:r>
-        <w:t>тоимость аналогичных сервисов (</w:t>
+      <w:proofErr w:type="spellStart"/>
+      <w:r>
+        <w:t>тоимость</w:t>
+      </w:r>
+      <w:proofErr w:type="spellEnd"/>
+      <w:r>
+        <w:t xml:space="preserve"> аналогичных сервисов (</w:t>
       </w:r>
       <w:r>
         <w:rPr>
@@ -36083,6 +37627,7 @@
       <w:r>
         <w:t xml:space="preserve">, </w:t>
       </w:r>
+      <w:proofErr w:type="spellStart"/>
       <w:r>
         <w:rPr>
           <w:i/>
@@ -36090,6 +37635,7 @@
         </w:rPr>
         <w:t>Spotify</w:t>
       </w:r>
+      <w:proofErr w:type="spellEnd"/>
       <w:r>
         <w:t>, Звук) составляет в среднем от 5 до 12</w:t>
       </w:r>
@@ -36108,6 +37654,7 @@
         </w:rPr>
         <w:t xml:space="preserve"> в </w:t>
       </w:r>
+      <w:proofErr w:type="spellStart"/>
       <w:r>
         <w:t>мес</w:t>
       </w:r>
@@ -36117,6 +37664,7 @@
         </w:rPr>
         <w:t>яц</w:t>
       </w:r>
+      <w:proofErr w:type="spellEnd"/>
       <w:r>
         <w:t>. (или 120 р.</w:t>
       </w:r>
@@ -36162,8 +37710,13 @@
         </w:rPr>
         <w:t>П</w:t>
       </w:r>
-      <w:r>
-        <w:t>роизведем расчет прироста чистой. Этот показатель позволяет оценить реальную экономическую выгоду организации-разработчика после выполнения всех налоговых обязательств.</w:t>
+      <w:proofErr w:type="spellStart"/>
+      <w:r>
+        <w:t>роизведем</w:t>
+      </w:r>
+      <w:proofErr w:type="spellEnd"/>
+      <w:r>
+        <w:t xml:space="preserve"> расчет прироста чистой. Этот показатель позволяет оценить реальную экономическую выгоду организации-разработчика после выполнения всех налоговых обязательств.</w:t>
       </w:r>
       <w:r>
         <w:rPr>
@@ -36419,6 +37972,7 @@
       <w:r>
         <w:tab/>
       </w:r>
+      <w:proofErr w:type="spellStart"/>
       <w:r>
         <w:t>Н</w:t>
       </w:r>
@@ -36428,6 +37982,7 @@
         </w:rPr>
         <w:t>д.с</w:t>
       </w:r>
+      <w:proofErr w:type="spellEnd"/>
       <w:r>
         <w:rPr>
           <w:lang w:val="ru-RU"/>
@@ -36461,6 +38016,7 @@
           <w:lang w:val="ru-RU"/>
         </w:rPr>
       </w:pPr>
+      <w:proofErr w:type="spellStart"/>
       <w:r>
         <w:t>Ц</w:t>
       </w:r>
@@ -36470,6 +38026,7 @@
         </w:rPr>
         <w:t>отп</w:t>
       </w:r>
+      <w:proofErr w:type="spellEnd"/>
       <w:r>
         <w:rPr>
           <w:lang w:val="ru-RU"/>
@@ -36880,9 +38437,11 @@
       <w:r>
         <w:tab/>
       </w:r>
+      <w:proofErr w:type="spellStart"/>
       <w:r>
         <w:t>Рпр</w:t>
       </w:r>
+      <w:proofErr w:type="spellEnd"/>
       <w:r>
         <w:rPr>
           <w:lang w:val="ru-RU"/>
@@ -37434,7 +38993,15 @@
         <w:t>ROI</w:t>
       </w:r>
       <w:r>
-        <w:t>) на уровне 157,66% значительно превышает доходность альтернативных финансовых инструментов, что делает проект инвестиционно привлекательным.</w:t>
+        <w:t xml:space="preserve">) на уровне 157,66% значительно превышает доходность альтернативных финансовых инструментов, что делает проект </w:t>
+      </w:r>
+      <w:proofErr w:type="spellStart"/>
+      <w:r>
+        <w:t>инвестиционно</w:t>
+      </w:r>
+      <w:proofErr w:type="spellEnd"/>
+      <w:r>
+        <w:t xml:space="preserve"> привлекательным.</w:t>
       </w:r>
     </w:p>
     <w:p>
@@ -37521,7 +39088,15 @@
         <w:ind w:firstLine="720"/>
       </w:pPr>
       <w:r>
-        <w:t xml:space="preserve">В ходе дипломного проектирования успешно спроектирована и программно реализована масштабируемая клиент-серверная информационная система потокового вещания и анализа мультимедийного контента. Архитектура разработанного программного продукта базируется на современных технологических решениях, включая фреймворк </w:t>
+        <w:t xml:space="preserve">В ходе дипломного проектирования успешно спроектирована и </w:t>
+      </w:r>
+      <w:proofErr w:type="spellStart"/>
+      <w:r>
+        <w:t>программно</w:t>
+      </w:r>
+      <w:proofErr w:type="spellEnd"/>
+      <w:r>
+        <w:t xml:space="preserve"> реализована масштабируемая клиент-серверная информационная система потокового вещания и анализа мультимедийного контента. Архитектура разработанного программного продукта базируется на современных технологических решениях, включая фреймворк </w:t>
       </w:r>
       <w:r>
         <w:rPr>
@@ -37553,6 +39128,7 @@
       <w:r>
         <w:t xml:space="preserve"> для серверной логики, реляционную систему управления базами данных </w:t>
       </w:r>
+      <w:proofErr w:type="spellStart"/>
       <w:r>
         <w:rPr>
           <w:i/>
@@ -37560,6 +39136,7 @@
         </w:rPr>
         <w:t>PostgreSQL</w:t>
       </w:r>
+      <w:proofErr w:type="spellEnd"/>
       <w:r>
         <w:t xml:space="preserve"> и высокопроизводительное </w:t>
       </w:r>
@@ -37573,6 +39150,7 @@
       <w:r>
         <w:t xml:space="preserve">3-совместимое объектное хранилище </w:t>
       </w:r>
+      <w:proofErr w:type="spellStart"/>
       <w:r>
         <w:rPr>
           <w:i/>
@@ -37580,6 +39158,7 @@
         </w:rPr>
         <w:t>MinIO</w:t>
       </w:r>
+      <w:proofErr w:type="spellEnd"/>
       <w:r>
         <w:t>. В рамках реализации структуры системы выделены и обособлены ключевые функциональные модули, среди которых центральное место занимают подсистема асинхронного глобального поиска, модуль каталогизации и ведения пользовательских профилей, а также интеллектуальный сервис анализа акустических характеристик аудиофайлов.</w:t>
       </w:r>
@@ -37602,6 +39181,7 @@
       <w:r>
         <w:t xml:space="preserve">-запросов и снижения нагрузки на дисковую подсистему базы данных на уровне объектно-реляционного отображения применены декларативные графы сущностей </w:t>
       </w:r>
+      <w:proofErr w:type="spellStart"/>
       <w:r>
         <w:rPr>
           <w:i/>
@@ -37609,8 +39189,17 @@
         </w:rPr>
         <w:t>Hibernate</w:t>
       </w:r>
-      <w:r>
-        <w:t>, позволившие объединить выборку связанных медиаданных в один эффективный проход. На уровне сетевого взаимодействия и трансляции контента</w:t>
+      <w:proofErr w:type="spellEnd"/>
+      <w:r>
+        <w:t xml:space="preserve">, позволившие объединить выборку связанных </w:t>
+      </w:r>
+      <w:proofErr w:type="spellStart"/>
+      <w:r>
+        <w:t>медиаданных</w:t>
+      </w:r>
+      <w:proofErr w:type="spellEnd"/>
+      <w:r>
+        <w:t xml:space="preserve"> в один эффективный проход. На уровне сетевого взаимодействия и трансляции контента</w:t>
       </w:r>
       <w:r>
         <w:rPr>
@@ -37619,7 +39208,15 @@
         <w:t xml:space="preserve"> </w:t>
       </w:r>
       <w:r>
-        <w:t xml:space="preserve">реализован алгоритм пошагового асинхронного стриминга байтовых чанков, основанный на спецификации протокола </w:t>
+        <w:t xml:space="preserve">реализован алгоритм пошагового асинхронного стриминга байтовых </w:t>
+      </w:r>
+      <w:proofErr w:type="spellStart"/>
+      <w:r>
+        <w:t>чанков</w:t>
+      </w:r>
+      <w:proofErr w:type="spellEnd"/>
+      <w:r>
+        <w:t xml:space="preserve">, основанный на спецификации протокола </w:t>
       </w:r>
       <w:r>
         <w:rPr>
@@ -37641,6 +39238,7 @@
       <w:r>
         <w:t xml:space="preserve"> </w:t>
       </w:r>
+      <w:proofErr w:type="spellStart"/>
       <w:r>
         <w:rPr>
           <w:i/>
@@ -37648,8 +39246,17 @@
         </w:rPr>
         <w:t>Requests</w:t>
       </w:r>
-      <w:r>
-        <w:t>. Данное решение позволило организовать непрерывное воспроизведение и произвольную перемотку аудиодорожек без необходимости полной загрузки медиафайлов в оперативную память сервера, что кардинально повысило общую отказоустойчивость рантайма.</w:t>
+      <w:proofErr w:type="spellEnd"/>
+      <w:r>
+        <w:t xml:space="preserve">. Данное решение позволило организовать непрерывное воспроизведение и произвольную перемотку аудиодорожек без необходимости полной загрузки медиафайлов в оперативную память сервера, что кардинально повысило общую отказоустойчивость </w:t>
+      </w:r>
+      <w:proofErr w:type="spellStart"/>
+      <w:r>
+        <w:t>рантайма</w:t>
+      </w:r>
+      <w:proofErr w:type="spellEnd"/>
+      <w:r>
+        <w:t>.</w:t>
       </w:r>
     </w:p>
     <w:p>
@@ -37769,6 +39376,7 @@
         </w:rPr>
         <w:t xml:space="preserve"> </w:t>
       </w:r>
+      <w:proofErr w:type="spellStart"/>
       <w:r>
         <w:rPr>
           <w:rFonts w:eastAsia="Times New Roman"/>
@@ -37779,6 +39387,7 @@
         </w:rPr>
         <w:t>Cloud</w:t>
       </w:r>
+      <w:proofErr w:type="spellEnd"/>
       <w:r>
         <w:rPr>
           <w:rFonts w:eastAsia="Times New Roman"/>
@@ -38253,6 +39862,7 @@
         </w:rPr>
         <w:t xml:space="preserve">Лузанов, П. В. Базы данных и </w:t>
       </w:r>
+      <w:proofErr w:type="spellStart"/>
       <w:r>
         <w:rPr>
           <w:rFonts w:eastAsia="Times New Roman"/>
@@ -38263,6 +39873,7 @@
         </w:rPr>
         <w:t>PostgreSQL</w:t>
       </w:r>
+      <w:proofErr w:type="spellEnd"/>
       <w:r>
         <w:rPr>
           <w:rFonts w:eastAsia="Times New Roman"/>
@@ -38271,6 +39882,7 @@
         </w:rPr>
         <w:t xml:space="preserve">. Разработка приложений / П. В. Лузанов, Е. В. Рогов, И. В. Лёвшин. — Москва : </w:t>
       </w:r>
+      <w:proofErr w:type="spellStart"/>
       <w:r>
         <w:rPr>
           <w:rFonts w:eastAsia="Times New Roman"/>
@@ -38281,6 +39893,7 @@
         </w:rPr>
         <w:t>Postgres</w:t>
       </w:r>
+      <w:proofErr w:type="spellEnd"/>
       <w:r>
         <w:rPr>
           <w:rFonts w:eastAsia="Times New Roman"/>
@@ -38361,8 +39974,21 @@
         </w:rPr>
         <w:tab/>
       </w:r>
-      <w:r>
-        <w:t>Иттен, И. Искусство цвета / И. Иттен ; пер. с нем. Л. Монаховой. — Москва : Д. Аронов, 2018. — 96 с.</w:t>
+      <w:proofErr w:type="spellStart"/>
+      <w:r>
+        <w:t>Иттен</w:t>
+      </w:r>
+      <w:proofErr w:type="spellEnd"/>
+      <w:r>
+        <w:t xml:space="preserve">, И. Искусство цвета / И. </w:t>
+      </w:r>
+      <w:proofErr w:type="spellStart"/>
+      <w:r>
+        <w:t>Иттен</w:t>
+      </w:r>
+      <w:proofErr w:type="spellEnd"/>
+      <w:r>
+        <w:t xml:space="preserve"> ; пер. с нем. Л. Монаховой. — Москва : Д. Аронов, 2018. — 96 с.</w:t>
       </w:r>
     </w:p>
     <w:p>
@@ -38414,6 +40040,7 @@
       <w:r>
         <w:t xml:space="preserve"> </w:t>
       </w:r>
+      <w:proofErr w:type="spellStart"/>
       <w:r>
         <w:rPr>
           <w:i/>
@@ -38421,6 +40048,7 @@
         </w:rPr>
         <w:t>and</w:t>
       </w:r>
+      <w:proofErr w:type="spellEnd"/>
       <w:r>
         <w:t xml:space="preserve"> </w:t>
       </w:r>
@@ -38434,6 +40062,7 @@
       <w:r>
         <w:t xml:space="preserve"> </w:t>
       </w:r>
+      <w:proofErr w:type="spellStart"/>
       <w:r>
         <w:rPr>
           <w:i/>
@@ -38441,9 +40070,19 @@
         </w:rPr>
         <w:t>Flow</w:t>
       </w:r>
-      <w:r>
-        <w:t xml:space="preserve"> / К. Томас, С. Девулапалли, Д. Лонг. — Нью-Йорк : </w:t>
-      </w:r>
+      <w:proofErr w:type="spellEnd"/>
+      <w:r>
+        <w:t xml:space="preserve"> / К. Томас, С. </w:t>
+      </w:r>
+      <w:proofErr w:type="spellStart"/>
+      <w:r>
+        <w:t>Девулапалли</w:t>
+      </w:r>
+      <w:proofErr w:type="spellEnd"/>
+      <w:r>
+        <w:t xml:space="preserve">, Д. Лонг. — Нью-Йорк : </w:t>
+      </w:r>
+      <w:proofErr w:type="spellStart"/>
       <w:r>
         <w:rPr>
           <w:i/>
@@ -38451,6 +40090,7 @@
         </w:rPr>
         <w:t>Apress</w:t>
       </w:r>
+      <w:proofErr w:type="spellEnd"/>
       <w:r>
         <w:t>, 2011. — 516 с.</w:t>
       </w:r>
@@ -38484,6 +40124,7 @@
         </w:rPr>
         <w:tab/>
       </w:r>
+      <w:proofErr w:type="spellStart"/>
       <w:r>
         <w:rPr>
           <w:rFonts w:eastAsia="Times New Roman"/>
@@ -38492,6 +40133,7 @@
         </w:rPr>
         <w:t>Коспил</w:t>
       </w:r>
+      <w:proofErr w:type="spellEnd"/>
       <w:r>
         <w:rPr>
           <w:rFonts w:eastAsia="Times New Roman"/>
@@ -38694,6 +40336,7 @@
         </w:rPr>
         <w:t xml:space="preserve">. </w:t>
       </w:r>
+      <w:proofErr w:type="spellStart"/>
       <w:r>
         <w:rPr>
           <w:rFonts w:eastAsia="Times New Roman"/>
@@ -38702,6 +40345,7 @@
         </w:rPr>
         <w:t>Коспил</w:t>
       </w:r>
+      <w:proofErr w:type="spellEnd"/>
       <w:r>
         <w:rPr>
           <w:rFonts w:eastAsia="Times New Roman"/>
@@ -38726,6 +40370,7 @@
         </w:rPr>
         <w:t xml:space="preserve">. </w:t>
       </w:r>
+      <w:proofErr w:type="spellStart"/>
       <w:r>
         <w:rPr>
           <w:rFonts w:eastAsia="Times New Roman"/>
@@ -38734,6 +40379,7 @@
         </w:rPr>
         <w:t>Сервин</w:t>
       </w:r>
+      <w:proofErr w:type="spellEnd"/>
       <w:r>
         <w:rPr>
           <w:rFonts w:eastAsia="Times New Roman"/>
@@ -38758,6 +40404,7 @@
         </w:rPr>
         <w:t>-</w:t>
       </w:r>
+      <w:proofErr w:type="gramStart"/>
       <w:r>
         <w:rPr>
           <w:rFonts w:eastAsia="Times New Roman"/>
@@ -38772,18 +40419,29 @@
           <w:szCs w:val="28"/>
           <w:lang w:val="en-US" w:eastAsia="ru-RU"/>
         </w:rPr>
-        <w:t xml:space="preserve"> : </w:t>
-      </w:r>
+        <w:t xml:space="preserve"> :</w:t>
+      </w:r>
+      <w:proofErr w:type="gramEnd"/>
       <w:r>
         <w:rPr>
           <w:rFonts w:eastAsia="Times New Roman"/>
-          <w:i/>
-          <w:iCs/>
           <w:szCs w:val="28"/>
           <w:lang w:val="en-US" w:eastAsia="ru-RU"/>
         </w:rPr>
+        <w:t xml:space="preserve"> </w:t>
+      </w:r>
+      <w:proofErr w:type="spellStart"/>
+      <w:r>
+        <w:rPr>
+          <w:rFonts w:eastAsia="Times New Roman"/>
+          <w:i/>
+          <w:iCs/>
+          <w:szCs w:val="28"/>
+          <w:lang w:val="en-US" w:eastAsia="ru-RU"/>
+        </w:rPr>
         <w:t>Apress</w:t>
       </w:r>
+      <w:proofErr w:type="spellEnd"/>
       <w:r>
         <w:rPr>
           <w:rFonts w:eastAsia="Times New Roman"/>
@@ -39051,6 +40709,7 @@
         </w:rPr>
         <w:t>@</w:t>
       </w:r>
+      <w:proofErr w:type="spellStart"/>
       <w:r>
         <w:rPr>
           <w:rFonts w:eastAsia="Times New Roman"/>
@@ -39061,6 +40720,7 @@
         </w:rPr>
         <w:t>GetMapping</w:t>
       </w:r>
+      <w:proofErr w:type="spellEnd"/>
       <w:r>
         <w:rPr>
           <w:rFonts w:eastAsia="Times New Roman"/>
@@ -39145,8 +40805,64 @@
           <w:szCs w:val="28"/>
           <w:lang w:val="en-US" w:eastAsia="ru-RU"/>
         </w:rPr>
-        <w:t>public ResponseEntity&lt;StreamingResponseBody&gt; streamTrack(</w:t>
-      </w:r>
+        <w:t xml:space="preserve">public </w:t>
+      </w:r>
+      <w:proofErr w:type="spellStart"/>
+      <w:r>
+        <w:rPr>
+          <w:rFonts w:eastAsia="Times New Roman"/>
+          <w:i/>
+          <w:iCs/>
+          <w:szCs w:val="28"/>
+          <w:lang w:val="en-US" w:eastAsia="ru-RU"/>
+        </w:rPr>
+        <w:t>ResponseEntity</w:t>
+      </w:r>
+      <w:proofErr w:type="spellEnd"/>
+      <w:r>
+        <w:rPr>
+          <w:rFonts w:eastAsia="Times New Roman"/>
+          <w:i/>
+          <w:iCs/>
+          <w:szCs w:val="28"/>
+          <w:lang w:val="en-US" w:eastAsia="ru-RU"/>
+        </w:rPr>
+        <w:t>&lt;</w:t>
+      </w:r>
+      <w:proofErr w:type="spellStart"/>
+      <w:r>
+        <w:rPr>
+          <w:rFonts w:eastAsia="Times New Roman"/>
+          <w:i/>
+          <w:iCs/>
+          <w:szCs w:val="28"/>
+          <w:lang w:val="en-US" w:eastAsia="ru-RU"/>
+        </w:rPr>
+        <w:t>StreamingResponseBody</w:t>
+      </w:r>
+      <w:proofErr w:type="spellEnd"/>
+      <w:r>
+        <w:rPr>
+          <w:rFonts w:eastAsia="Times New Roman"/>
+          <w:i/>
+          <w:iCs/>
+          <w:szCs w:val="28"/>
+          <w:lang w:val="en-US" w:eastAsia="ru-RU"/>
+        </w:rPr>
+        <w:t xml:space="preserve">&gt; </w:t>
+      </w:r>
+      <w:proofErr w:type="gramStart"/>
+      <w:r>
+        <w:rPr>
+          <w:rFonts w:eastAsia="Times New Roman"/>
+          <w:i/>
+          <w:iCs/>
+          <w:szCs w:val="28"/>
+          <w:lang w:val="en-US" w:eastAsia="ru-RU"/>
+        </w:rPr>
+        <w:t>streamTrack(</w:t>
+      </w:r>
+      <w:proofErr w:type="gramEnd"/>
     </w:p>
     <w:p>
       <w:pPr>
@@ -39197,7 +40913,29 @@
           <w:szCs w:val="28"/>
           <w:lang w:val="en-US" w:eastAsia="ru-RU"/>
         </w:rPr>
-        <w:t xml:space="preserve">            @RequestHeader HttpHeaders headers) {</w:t>
+        <w:t xml:space="preserve">            @RequestHeader </w:t>
+      </w:r>
+      <w:proofErr w:type="spellStart"/>
+      <w:r>
+        <w:rPr>
+          <w:rFonts w:eastAsia="Times New Roman"/>
+          <w:i/>
+          <w:iCs/>
+          <w:szCs w:val="28"/>
+          <w:lang w:val="en-US" w:eastAsia="ru-RU"/>
+        </w:rPr>
+        <w:t>HttpHeaders</w:t>
+      </w:r>
+      <w:proofErr w:type="spellEnd"/>
+      <w:r>
+        <w:rPr>
+          <w:rFonts w:eastAsia="Times New Roman"/>
+          <w:i/>
+          <w:iCs/>
+          <w:szCs w:val="28"/>
+          <w:lang w:val="en-US" w:eastAsia="ru-RU"/>
+        </w:rPr>
+        <w:t xml:space="preserve"> headers) {</w:t>
       </w:r>
     </w:p>
     <w:p>
@@ -39249,7 +40987,29 @@
           <w:szCs w:val="28"/>
           <w:lang w:val="en-US" w:eastAsia="ru-RU"/>
         </w:rPr>
-        <w:t xml:space="preserve">            StorageService.S3ObjectWrapper s3Object = trackService.getTrackObject(id);</w:t>
+        <w:t xml:space="preserve">            StorageService.S3ObjectWrapper s3Object = </w:t>
+      </w:r>
+      <w:proofErr w:type="spellStart"/>
+      <w:r>
+        <w:rPr>
+          <w:rFonts w:eastAsia="Times New Roman"/>
+          <w:i/>
+          <w:iCs/>
+          <w:szCs w:val="28"/>
+          <w:lang w:val="en-US" w:eastAsia="ru-RU"/>
+        </w:rPr>
+        <w:t>trackService.getTrackObject</w:t>
+      </w:r>
+      <w:proofErr w:type="spellEnd"/>
+      <w:r>
+        <w:rPr>
+          <w:rFonts w:eastAsia="Times New Roman"/>
+          <w:i/>
+          <w:iCs/>
+          <w:szCs w:val="28"/>
+          <w:lang w:val="en-US" w:eastAsia="ru-RU"/>
+        </w:rPr>
+        <w:t>(id);</w:t>
       </w:r>
     </w:p>
     <w:p>
@@ -39275,7 +41035,51 @@
           <w:szCs w:val="28"/>
           <w:lang w:val="en-US" w:eastAsia="ru-RU"/>
         </w:rPr>
-        <w:t xml:space="preserve">            InputStream inputStream = s3Object.getInputStream();</w:t>
+        <w:t xml:space="preserve">            </w:t>
+      </w:r>
+      <w:proofErr w:type="spellStart"/>
+      <w:r>
+        <w:rPr>
+          <w:rFonts w:eastAsia="Times New Roman"/>
+          <w:i/>
+          <w:iCs/>
+          <w:szCs w:val="28"/>
+          <w:lang w:val="en-US" w:eastAsia="ru-RU"/>
+        </w:rPr>
+        <w:t>InputStream</w:t>
+      </w:r>
+      <w:proofErr w:type="spellEnd"/>
+      <w:r>
+        <w:rPr>
+          <w:rFonts w:eastAsia="Times New Roman"/>
+          <w:i/>
+          <w:iCs/>
+          <w:szCs w:val="28"/>
+          <w:lang w:val="en-US" w:eastAsia="ru-RU"/>
+        </w:rPr>
+        <w:t xml:space="preserve"> </w:t>
+      </w:r>
+      <w:proofErr w:type="spellStart"/>
+      <w:r>
+        <w:rPr>
+          <w:rFonts w:eastAsia="Times New Roman"/>
+          <w:i/>
+          <w:iCs/>
+          <w:szCs w:val="28"/>
+          <w:lang w:val="en-US" w:eastAsia="ru-RU"/>
+        </w:rPr>
+        <w:t>inputStream</w:t>
+      </w:r>
+      <w:proofErr w:type="spellEnd"/>
+      <w:r>
+        <w:rPr>
+          <w:rFonts w:eastAsia="Times New Roman"/>
+          <w:i/>
+          <w:iCs/>
+          <w:szCs w:val="28"/>
+          <w:lang w:val="en-US" w:eastAsia="ru-RU"/>
+        </w:rPr>
+        <w:t xml:space="preserve"> = s3Object.getInputStream();</w:t>
       </w:r>
     </w:p>
     <w:p>
@@ -39301,7 +41105,29 @@
           <w:szCs w:val="28"/>
           <w:lang w:val="en-US" w:eastAsia="ru-RU"/>
         </w:rPr>
-        <w:t xml:space="preserve">            long fileLength = s3Object.getContentLength();</w:t>
+        <w:t xml:space="preserve">            long </w:t>
+      </w:r>
+      <w:proofErr w:type="spellStart"/>
+      <w:r>
+        <w:rPr>
+          <w:rFonts w:eastAsia="Times New Roman"/>
+          <w:i/>
+          <w:iCs/>
+          <w:szCs w:val="28"/>
+          <w:lang w:val="en-US" w:eastAsia="ru-RU"/>
+        </w:rPr>
+        <w:t>fileLength</w:t>
+      </w:r>
+      <w:proofErr w:type="spellEnd"/>
+      <w:r>
+        <w:rPr>
+          <w:rFonts w:eastAsia="Times New Roman"/>
+          <w:i/>
+          <w:iCs/>
+          <w:szCs w:val="28"/>
+          <w:lang w:val="en-US" w:eastAsia="ru-RU"/>
+        </w:rPr>
+        <w:t xml:space="preserve"> = s3Object.getContentLength();</w:t>
       </w:r>
     </w:p>
     <w:p>
@@ -39327,7 +41153,53 @@
           <w:szCs w:val="28"/>
           <w:lang w:val="en-US" w:eastAsia="ru-RU"/>
         </w:rPr>
-        <w:t xml:space="preserve">            List&lt;HttpRange&gt; ranges = headers.getRange();</w:t>
+        <w:t xml:space="preserve">            List&lt;</w:t>
+      </w:r>
+      <w:proofErr w:type="spellStart"/>
+      <w:r>
+        <w:rPr>
+          <w:rFonts w:eastAsia="Times New Roman"/>
+          <w:i/>
+          <w:iCs/>
+          <w:szCs w:val="28"/>
+          <w:lang w:val="en-US" w:eastAsia="ru-RU"/>
+        </w:rPr>
+        <w:t>HttpRange</w:t>
+      </w:r>
+      <w:proofErr w:type="spellEnd"/>
+      <w:r>
+        <w:rPr>
+          <w:rFonts w:eastAsia="Times New Roman"/>
+          <w:i/>
+          <w:iCs/>
+          <w:szCs w:val="28"/>
+          <w:lang w:val="en-US" w:eastAsia="ru-RU"/>
+        </w:rPr>
+        <w:t xml:space="preserve">&gt; ranges = </w:t>
+      </w:r>
+      <w:proofErr w:type="spellStart"/>
+      <w:proofErr w:type="gramStart"/>
+      <w:r>
+        <w:rPr>
+          <w:rFonts w:eastAsia="Times New Roman"/>
+          <w:i/>
+          <w:iCs/>
+          <w:szCs w:val="28"/>
+          <w:lang w:val="en-US" w:eastAsia="ru-RU"/>
+        </w:rPr>
+        <w:t>headers.getRange</w:t>
+      </w:r>
+      <w:proofErr w:type="spellEnd"/>
+      <w:proofErr w:type="gramEnd"/>
+      <w:r>
+        <w:rPr>
+          <w:rFonts w:eastAsia="Times New Roman"/>
+          <w:i/>
+          <w:iCs/>
+          <w:szCs w:val="28"/>
+          <w:lang w:val="en-US" w:eastAsia="ru-RU"/>
+        </w:rPr>
+        <w:t>();</w:t>
       </w:r>
     </w:p>
     <w:p>
@@ -39369,7 +41241,31 @@
           <w:szCs w:val="28"/>
           <w:lang w:val="en-US" w:eastAsia="ru-RU"/>
         </w:rPr>
-        <w:t xml:space="preserve">            if (ranges.isEmpty()) {</w:t>
+        <w:t xml:space="preserve">            if (</w:t>
+      </w:r>
+      <w:proofErr w:type="spellStart"/>
+      <w:proofErr w:type="gramStart"/>
+      <w:r>
+        <w:rPr>
+          <w:rFonts w:eastAsia="Times New Roman"/>
+          <w:i/>
+          <w:iCs/>
+          <w:szCs w:val="28"/>
+          <w:lang w:val="en-US" w:eastAsia="ru-RU"/>
+        </w:rPr>
+        <w:t>ranges.isEmpty</w:t>
+      </w:r>
+      <w:proofErr w:type="spellEnd"/>
+      <w:proofErr w:type="gramEnd"/>
+      <w:r>
+        <w:rPr>
+          <w:rFonts w:eastAsia="Times New Roman"/>
+          <w:i/>
+          <w:iCs/>
+          <w:szCs w:val="28"/>
+          <w:lang w:val="en-US" w:eastAsia="ru-RU"/>
+        </w:rPr>
+        <w:t>()) {</w:t>
       </w:r>
     </w:p>
     <w:p>
@@ -39395,7 +41291,73 @@
           <w:szCs w:val="28"/>
           <w:lang w:val="en-US" w:eastAsia="ru-RU"/>
         </w:rPr>
-        <w:t xml:space="preserve">                StreamingResponseBody responseBody = outputStream -&gt; {</w:t>
+        <w:t xml:space="preserve">                </w:t>
+      </w:r>
+      <w:proofErr w:type="spellStart"/>
+      <w:r>
+        <w:rPr>
+          <w:rFonts w:eastAsia="Times New Roman"/>
+          <w:i/>
+          <w:iCs/>
+          <w:szCs w:val="28"/>
+          <w:lang w:val="en-US" w:eastAsia="ru-RU"/>
+        </w:rPr>
+        <w:t>StreamingResponseBody</w:t>
+      </w:r>
+      <w:proofErr w:type="spellEnd"/>
+      <w:r>
+        <w:rPr>
+          <w:rFonts w:eastAsia="Times New Roman"/>
+          <w:i/>
+          <w:iCs/>
+          <w:szCs w:val="28"/>
+          <w:lang w:val="en-US" w:eastAsia="ru-RU"/>
+        </w:rPr>
+        <w:t xml:space="preserve"> </w:t>
+      </w:r>
+      <w:proofErr w:type="spellStart"/>
+      <w:r>
+        <w:rPr>
+          <w:rFonts w:eastAsia="Times New Roman"/>
+          <w:i/>
+          <w:iCs/>
+          <w:szCs w:val="28"/>
+          <w:lang w:val="en-US" w:eastAsia="ru-RU"/>
+        </w:rPr>
+        <w:t>responseBody</w:t>
+      </w:r>
+      <w:proofErr w:type="spellEnd"/>
+      <w:r>
+        <w:rPr>
+          <w:rFonts w:eastAsia="Times New Roman"/>
+          <w:i/>
+          <w:iCs/>
+          <w:szCs w:val="28"/>
+          <w:lang w:val="en-US" w:eastAsia="ru-RU"/>
+        </w:rPr>
+        <w:t xml:space="preserve"> = </w:t>
+      </w:r>
+      <w:proofErr w:type="spellStart"/>
+      <w:r>
+        <w:rPr>
+          <w:rFonts w:eastAsia="Times New Roman"/>
+          <w:i/>
+          <w:iCs/>
+          <w:szCs w:val="28"/>
+          <w:lang w:val="en-US" w:eastAsia="ru-RU"/>
+        </w:rPr>
+        <w:t>outputStream</w:t>
+      </w:r>
+      <w:proofErr w:type="spellEnd"/>
+      <w:r>
+        <w:rPr>
+          <w:rFonts w:eastAsia="Times New Roman"/>
+          <w:i/>
+          <w:iCs/>
+          <w:szCs w:val="28"/>
+          <w:lang w:val="en-US" w:eastAsia="ru-RU"/>
+        </w:rPr>
+        <w:t xml:space="preserve"> -&gt; {</w:t>
       </w:r>
     </w:p>
     <w:p>
@@ -39421,7 +41383,29 @@
           <w:szCs w:val="28"/>
           <w:lang w:val="en-US" w:eastAsia="ru-RU"/>
         </w:rPr>
-        <w:t xml:space="preserve">                    byte[] buffer = new byte[4096];</w:t>
+        <w:t xml:space="preserve">                    </w:t>
+      </w:r>
+      <w:proofErr w:type="gramStart"/>
+      <w:r>
+        <w:rPr>
+          <w:rFonts w:eastAsia="Times New Roman"/>
+          <w:i/>
+          <w:iCs/>
+          <w:szCs w:val="28"/>
+          <w:lang w:val="en-US" w:eastAsia="ru-RU"/>
+        </w:rPr>
+        <w:t>byte[</w:t>
+      </w:r>
+      <w:proofErr w:type="gramEnd"/>
+      <w:r>
+        <w:rPr>
+          <w:rFonts w:eastAsia="Times New Roman"/>
+          <w:i/>
+          <w:iCs/>
+          <w:szCs w:val="28"/>
+          <w:lang w:val="en-US" w:eastAsia="ru-RU"/>
+        </w:rPr>
+        <w:t>] buffer = new byte[4096];</w:t>
       </w:r>
     </w:p>
     <w:p>
@@ -39447,7 +41431,29 @@
           <w:szCs w:val="28"/>
           <w:lang w:val="en-US" w:eastAsia="ru-RU"/>
         </w:rPr>
-        <w:t xml:space="preserve">                    int bytesRead;</w:t>
+        <w:t xml:space="preserve">                    int </w:t>
+      </w:r>
+      <w:proofErr w:type="spellStart"/>
+      <w:r>
+        <w:rPr>
+          <w:rFonts w:eastAsia="Times New Roman"/>
+          <w:i/>
+          <w:iCs/>
+          <w:szCs w:val="28"/>
+          <w:lang w:val="en-US" w:eastAsia="ru-RU"/>
+        </w:rPr>
+        <w:t>bytesRead</w:t>
+      </w:r>
+      <w:proofErr w:type="spellEnd"/>
+      <w:r>
+        <w:rPr>
+          <w:rFonts w:eastAsia="Times New Roman"/>
+          <w:i/>
+          <w:iCs/>
+          <w:szCs w:val="28"/>
+          <w:lang w:val="en-US" w:eastAsia="ru-RU"/>
+        </w:rPr>
+        <w:t>;</w:t>
       </w:r>
     </w:p>
     <w:p>
@@ -39473,7 +41479,29 @@
           <w:szCs w:val="28"/>
           <w:lang w:val="en-US" w:eastAsia="ru-RU"/>
         </w:rPr>
-        <w:t xml:space="preserve">                    try (inputStream) {</w:t>
+        <w:t xml:space="preserve">                    try (</w:t>
+      </w:r>
+      <w:proofErr w:type="spellStart"/>
+      <w:r>
+        <w:rPr>
+          <w:rFonts w:eastAsia="Times New Roman"/>
+          <w:i/>
+          <w:iCs/>
+          <w:szCs w:val="28"/>
+          <w:lang w:val="en-US" w:eastAsia="ru-RU"/>
+        </w:rPr>
+        <w:t>inputStream</w:t>
+      </w:r>
+      <w:proofErr w:type="spellEnd"/>
+      <w:r>
+        <w:rPr>
+          <w:rFonts w:eastAsia="Times New Roman"/>
+          <w:i/>
+          <w:iCs/>
+          <w:szCs w:val="28"/>
+          <w:lang w:val="en-US" w:eastAsia="ru-RU"/>
+        </w:rPr>
+        <w:t>) {</w:t>
       </w:r>
     </w:p>
     <w:p>
@@ -39499,7 +41527,73 @@
           <w:szCs w:val="28"/>
           <w:lang w:val="en-US" w:eastAsia="ru-RU"/>
         </w:rPr>
-        <w:t xml:space="preserve">                        while ((bytesRead = inputStream.read(buffer)) != -1) {</w:t>
+        <w:t xml:space="preserve">                        while ((</w:t>
+      </w:r>
+      <w:proofErr w:type="spellStart"/>
+      <w:r>
+        <w:rPr>
+          <w:rFonts w:eastAsia="Times New Roman"/>
+          <w:i/>
+          <w:iCs/>
+          <w:szCs w:val="28"/>
+          <w:lang w:val="en-US" w:eastAsia="ru-RU"/>
+        </w:rPr>
+        <w:t>bytesRead</w:t>
+      </w:r>
+      <w:proofErr w:type="spellEnd"/>
+      <w:r>
+        <w:rPr>
+          <w:rFonts w:eastAsia="Times New Roman"/>
+          <w:i/>
+          <w:iCs/>
+          <w:szCs w:val="28"/>
+          <w:lang w:val="en-US" w:eastAsia="ru-RU"/>
+        </w:rPr>
+        <w:t xml:space="preserve"> = </w:t>
+      </w:r>
+      <w:proofErr w:type="spellStart"/>
+      <w:r>
+        <w:rPr>
+          <w:rFonts w:eastAsia="Times New Roman"/>
+          <w:i/>
+          <w:iCs/>
+          <w:szCs w:val="28"/>
+          <w:lang w:val="en-US" w:eastAsia="ru-RU"/>
+        </w:rPr>
+        <w:t>inputStream.read</w:t>
+      </w:r>
+      <w:proofErr w:type="spellEnd"/>
+      <w:r>
+        <w:rPr>
+          <w:rFonts w:eastAsia="Times New Roman"/>
+          <w:i/>
+          <w:iCs/>
+          <w:szCs w:val="28"/>
+          <w:lang w:val="en-US" w:eastAsia="ru-RU"/>
+        </w:rPr>
+        <w:t>(buffer)</w:t>
+      </w:r>
+      <w:proofErr w:type="gramStart"/>
+      <w:r>
+        <w:rPr>
+          <w:rFonts w:eastAsia="Times New Roman"/>
+          <w:i/>
+          <w:iCs/>
+          <w:szCs w:val="28"/>
+          <w:lang w:val="en-US" w:eastAsia="ru-RU"/>
+        </w:rPr>
+        <w:t>) !</w:t>
+      </w:r>
+      <w:proofErr w:type="gramEnd"/>
+      <w:r>
+        <w:rPr>
+          <w:rFonts w:eastAsia="Times New Roman"/>
+          <w:i/>
+          <w:iCs/>
+          <w:szCs w:val="28"/>
+          <w:lang w:val="en-US" w:eastAsia="ru-RU"/>
+        </w:rPr>
+        <w:t>= -1) {</w:t>
       </w:r>
     </w:p>
     <w:p>
@@ -39525,7 +41619,29 @@
           <w:szCs w:val="28"/>
           <w:lang w:val="en-US" w:eastAsia="ru-RU"/>
         </w:rPr>
-        <w:t xml:space="preserve">                            outputStream.write(buffer, 0, bytesRead);</w:t>
+        <w:t xml:space="preserve">                            </w:t>
+      </w:r>
+      <w:proofErr w:type="spellStart"/>
+      <w:r>
+        <w:rPr>
+          <w:rFonts w:eastAsia="Times New Roman"/>
+          <w:i/>
+          <w:iCs/>
+          <w:szCs w:val="28"/>
+          <w:lang w:val="en-US" w:eastAsia="ru-RU"/>
+        </w:rPr>
+        <w:t>outputStream.write</w:t>
+      </w:r>
+      <w:proofErr w:type="spellEnd"/>
+      <w:r>
+        <w:rPr>
+          <w:rFonts w:eastAsia="Times New Roman"/>
+          <w:i/>
+          <w:iCs/>
+          <w:szCs w:val="28"/>
+          <w:lang w:val="en-US" w:eastAsia="ru-RU"/>
+        </w:rPr>
+        <w:t>(buffer, 0, bytesRead);</w:t>
       </w:r>
     </w:p>
     <w:p>
@@ -39645,7 +41761,51 @@
           <w:szCs w:val="28"/>
           <w:lang w:val="en-US" w:eastAsia="ru-RU"/>
         </w:rPr>
-        <w:t xml:space="preserve">                return ResponseEntity.status(HttpStatus.OK)</w:t>
+        <w:t xml:space="preserve">                return </w:t>
+      </w:r>
+      <w:proofErr w:type="spellStart"/>
+      <w:r>
+        <w:rPr>
+          <w:rFonts w:eastAsia="Times New Roman"/>
+          <w:i/>
+          <w:iCs/>
+          <w:szCs w:val="28"/>
+          <w:lang w:val="en-US" w:eastAsia="ru-RU"/>
+        </w:rPr>
+        <w:t>ResponseEntity.status</w:t>
+      </w:r>
+      <w:proofErr w:type="spellEnd"/>
+      <w:r>
+        <w:rPr>
+          <w:rFonts w:eastAsia="Times New Roman"/>
+          <w:i/>
+          <w:iCs/>
+          <w:szCs w:val="28"/>
+          <w:lang w:val="en-US" w:eastAsia="ru-RU"/>
+        </w:rPr>
+        <w:t>(</w:t>
+      </w:r>
+      <w:proofErr w:type="spellStart"/>
+      <w:r>
+        <w:rPr>
+          <w:rFonts w:eastAsia="Times New Roman"/>
+          <w:i/>
+          <w:iCs/>
+          <w:szCs w:val="28"/>
+          <w:lang w:val="en-US" w:eastAsia="ru-RU"/>
+        </w:rPr>
+        <w:t>HttpStatus.OK</w:t>
+      </w:r>
+      <w:proofErr w:type="spellEnd"/>
+      <w:r>
+        <w:rPr>
+          <w:rFonts w:eastAsia="Times New Roman"/>
+          <w:i/>
+          <w:iCs/>
+          <w:szCs w:val="28"/>
+          <w:lang w:val="en-US" w:eastAsia="ru-RU"/>
+        </w:rPr>
+        <w:t>)</w:t>
       </w:r>
     </w:p>
     <w:p>
@@ -39671,7 +41831,51 @@
           <w:szCs w:val="28"/>
           <w:lang w:val="en-US" w:eastAsia="ru-RU"/>
         </w:rPr>
-        <w:t xml:space="preserve">                        .header(HttpHeaders.ACCEPT_RANGES, "bytes")</w:t>
+        <w:t xml:space="preserve">                        </w:t>
+      </w:r>
+      <w:proofErr w:type="gramStart"/>
+      <w:r>
+        <w:rPr>
+          <w:rFonts w:eastAsia="Times New Roman"/>
+          <w:i/>
+          <w:iCs/>
+          <w:szCs w:val="28"/>
+          <w:lang w:val="en-US" w:eastAsia="ru-RU"/>
+        </w:rPr>
+        <w:t>.header</w:t>
+      </w:r>
+      <w:proofErr w:type="gramEnd"/>
+      <w:r>
+        <w:rPr>
+          <w:rFonts w:eastAsia="Times New Roman"/>
+          <w:i/>
+          <w:iCs/>
+          <w:szCs w:val="28"/>
+          <w:lang w:val="en-US" w:eastAsia="ru-RU"/>
+        </w:rPr>
+        <w:t>(</w:t>
+      </w:r>
+      <w:proofErr w:type="spellStart"/>
+      <w:r>
+        <w:rPr>
+          <w:rFonts w:eastAsia="Times New Roman"/>
+          <w:i/>
+          <w:iCs/>
+          <w:szCs w:val="28"/>
+          <w:lang w:val="en-US" w:eastAsia="ru-RU"/>
+        </w:rPr>
+        <w:t>HttpHeaders.ACCEPT_RANGES</w:t>
+      </w:r>
+      <w:proofErr w:type="spellEnd"/>
+      <w:r>
+        <w:rPr>
+          <w:rFonts w:eastAsia="Times New Roman"/>
+          <w:i/>
+          <w:iCs/>
+          <w:szCs w:val="28"/>
+          <w:lang w:val="en-US" w:eastAsia="ru-RU"/>
+        </w:rPr>
+        <w:t>, "bytes")</w:t>
       </w:r>
     </w:p>
     <w:p>
@@ -39697,7 +41901,95 @@
           <w:szCs w:val="28"/>
           <w:lang w:val="en-US" w:eastAsia="ru-RU"/>
         </w:rPr>
-        <w:t xml:space="preserve">                        .header(HttpHeaders.CONTENT_LENGTH, String.valueOf(fileLength))</w:t>
+        <w:t xml:space="preserve">                        </w:t>
+      </w:r>
+      <w:proofErr w:type="gramStart"/>
+      <w:r>
+        <w:rPr>
+          <w:rFonts w:eastAsia="Times New Roman"/>
+          <w:i/>
+          <w:iCs/>
+          <w:szCs w:val="28"/>
+          <w:lang w:val="en-US" w:eastAsia="ru-RU"/>
+        </w:rPr>
+        <w:t>.header</w:t>
+      </w:r>
+      <w:proofErr w:type="gramEnd"/>
+      <w:r>
+        <w:rPr>
+          <w:rFonts w:eastAsia="Times New Roman"/>
+          <w:i/>
+          <w:iCs/>
+          <w:szCs w:val="28"/>
+          <w:lang w:val="en-US" w:eastAsia="ru-RU"/>
+        </w:rPr>
+        <w:t>(</w:t>
+      </w:r>
+      <w:proofErr w:type="spellStart"/>
+      <w:r>
+        <w:rPr>
+          <w:rFonts w:eastAsia="Times New Roman"/>
+          <w:i/>
+          <w:iCs/>
+          <w:szCs w:val="28"/>
+          <w:lang w:val="en-US" w:eastAsia="ru-RU"/>
+        </w:rPr>
+        <w:t>HttpHeaders.CONTENT_LENGTH</w:t>
+      </w:r>
+      <w:proofErr w:type="spellEnd"/>
+      <w:r>
+        <w:rPr>
+          <w:rFonts w:eastAsia="Times New Roman"/>
+          <w:i/>
+          <w:iCs/>
+          <w:szCs w:val="28"/>
+          <w:lang w:val="en-US" w:eastAsia="ru-RU"/>
+        </w:rPr>
+        <w:t xml:space="preserve">, </w:t>
+      </w:r>
+      <w:proofErr w:type="spellStart"/>
+      <w:r>
+        <w:rPr>
+          <w:rFonts w:eastAsia="Times New Roman"/>
+          <w:i/>
+          <w:iCs/>
+          <w:szCs w:val="28"/>
+          <w:lang w:val="en-US" w:eastAsia="ru-RU"/>
+        </w:rPr>
+        <w:t>String.valueOf</w:t>
+      </w:r>
+      <w:proofErr w:type="spellEnd"/>
+      <w:r>
+        <w:rPr>
+          <w:rFonts w:eastAsia="Times New Roman"/>
+          <w:i/>
+          <w:iCs/>
+          <w:szCs w:val="28"/>
+          <w:lang w:val="en-US" w:eastAsia="ru-RU"/>
+        </w:rPr>
+        <w:t>(</w:t>
+      </w:r>
+      <w:proofErr w:type="spellStart"/>
+      <w:r>
+        <w:rPr>
+          <w:rFonts w:eastAsia="Times New Roman"/>
+          <w:i/>
+          <w:iCs/>
+          <w:szCs w:val="28"/>
+          <w:lang w:val="en-US" w:eastAsia="ru-RU"/>
+        </w:rPr>
+        <w:t>fileLength</w:t>
+      </w:r>
+      <w:proofErr w:type="spellEnd"/>
+      <w:r>
+        <w:rPr>
+          <w:rFonts w:eastAsia="Times New Roman"/>
+          <w:i/>
+          <w:iCs/>
+          <w:szCs w:val="28"/>
+          <w:lang w:val="en-US" w:eastAsia="ru-RU"/>
+        </w:rPr>
+        <w:t>))</w:t>
       </w:r>
     </w:p>
     <w:p>
@@ -39723,7 +42015,63 @@
           <w:szCs w:val="28"/>
           <w:lang w:val="en-US" w:eastAsia="ru-RU"/>
         </w:rPr>
-        <w:t xml:space="preserve">                        .contentType(MediaType.parseMediaType("audio/mpeg"))</w:t>
+        <w:t xml:space="preserve">                        </w:t>
+      </w:r>
+      <w:proofErr w:type="gramStart"/>
+      <w:r>
+        <w:rPr>
+          <w:rFonts w:eastAsia="Times New Roman"/>
+          <w:i/>
+          <w:iCs/>
+          <w:szCs w:val="28"/>
+          <w:lang w:val="en-US" w:eastAsia="ru-RU"/>
+        </w:rPr>
+        <w:t>.</w:t>
+      </w:r>
+      <w:proofErr w:type="spellStart"/>
+      <w:r>
+        <w:rPr>
+          <w:rFonts w:eastAsia="Times New Roman"/>
+          <w:i/>
+          <w:iCs/>
+          <w:szCs w:val="28"/>
+          <w:lang w:val="en-US" w:eastAsia="ru-RU"/>
+        </w:rPr>
+        <w:t>contentType</w:t>
+      </w:r>
+      <w:proofErr w:type="spellEnd"/>
+      <w:proofErr w:type="gramEnd"/>
+      <w:r>
+        <w:rPr>
+          <w:rFonts w:eastAsia="Times New Roman"/>
+          <w:i/>
+          <w:iCs/>
+          <w:szCs w:val="28"/>
+          <w:lang w:val="en-US" w:eastAsia="ru-RU"/>
+        </w:rPr>
+        <w:t>(</w:t>
+      </w:r>
+      <w:proofErr w:type="spellStart"/>
+      <w:r>
+        <w:rPr>
+          <w:rFonts w:eastAsia="Times New Roman"/>
+          <w:i/>
+          <w:iCs/>
+          <w:szCs w:val="28"/>
+          <w:lang w:val="en-US" w:eastAsia="ru-RU"/>
+        </w:rPr>
+        <w:t>MediaType.parseMediaType</w:t>
+      </w:r>
+      <w:proofErr w:type="spellEnd"/>
+      <w:r>
+        <w:rPr>
+          <w:rFonts w:eastAsia="Times New Roman"/>
+          <w:i/>
+          <w:iCs/>
+          <w:szCs w:val="28"/>
+          <w:lang w:val="en-US" w:eastAsia="ru-RU"/>
+        </w:rPr>
+        <w:t>("audio/mpeg"))</w:t>
       </w:r>
     </w:p>
     <w:p>
@@ -39749,7 +42097,51 @@
           <w:szCs w:val="28"/>
           <w:lang w:val="en-US" w:eastAsia="ru-RU"/>
         </w:rPr>
-        <w:t xml:space="preserve">                        .body(responseBody);</w:t>
+        <w:t xml:space="preserve">                        </w:t>
+      </w:r>
+      <w:proofErr w:type="gramStart"/>
+      <w:r>
+        <w:rPr>
+          <w:rFonts w:eastAsia="Times New Roman"/>
+          <w:i/>
+          <w:iCs/>
+          <w:szCs w:val="28"/>
+          <w:lang w:val="en-US" w:eastAsia="ru-RU"/>
+        </w:rPr>
+        <w:t>.body</w:t>
+      </w:r>
+      <w:proofErr w:type="gramEnd"/>
+      <w:r>
+        <w:rPr>
+          <w:rFonts w:eastAsia="Times New Roman"/>
+          <w:i/>
+          <w:iCs/>
+          <w:szCs w:val="28"/>
+          <w:lang w:val="en-US" w:eastAsia="ru-RU"/>
+        </w:rPr>
+        <w:t>(</w:t>
+      </w:r>
+      <w:proofErr w:type="spellStart"/>
+      <w:r>
+        <w:rPr>
+          <w:rFonts w:eastAsia="Times New Roman"/>
+          <w:i/>
+          <w:iCs/>
+          <w:szCs w:val="28"/>
+          <w:lang w:val="en-US" w:eastAsia="ru-RU"/>
+        </w:rPr>
+        <w:t>responseBody</w:t>
+      </w:r>
+      <w:proofErr w:type="spellEnd"/>
+      <w:r>
+        <w:rPr>
+          <w:rFonts w:eastAsia="Times New Roman"/>
+          <w:i/>
+          <w:iCs/>
+          <w:szCs w:val="28"/>
+          <w:lang w:val="en-US" w:eastAsia="ru-RU"/>
+        </w:rPr>
+        <w:t>);</w:t>
       </w:r>
     </w:p>
     <w:p>
@@ -39801,7 +42193,63 @@
           <w:szCs w:val="28"/>
           <w:lang w:val="en-US" w:eastAsia="ru-RU"/>
         </w:rPr>
-        <w:t xml:space="preserve">            HttpRange range = ranges.get(0);</w:t>
+        <w:t xml:space="preserve">            </w:t>
+      </w:r>
+      <w:proofErr w:type="spellStart"/>
+      <w:r>
+        <w:rPr>
+          <w:rFonts w:eastAsia="Times New Roman"/>
+          <w:i/>
+          <w:iCs/>
+          <w:szCs w:val="28"/>
+          <w:lang w:val="en-US" w:eastAsia="ru-RU"/>
+        </w:rPr>
+        <w:t>HttpRange</w:t>
+      </w:r>
+      <w:proofErr w:type="spellEnd"/>
+      <w:r>
+        <w:rPr>
+          <w:rFonts w:eastAsia="Times New Roman"/>
+          <w:i/>
+          <w:iCs/>
+          <w:szCs w:val="28"/>
+          <w:lang w:val="en-US" w:eastAsia="ru-RU"/>
+        </w:rPr>
+        <w:t xml:space="preserve"> range = </w:t>
+      </w:r>
+      <w:proofErr w:type="spellStart"/>
+      <w:proofErr w:type="gramStart"/>
+      <w:r>
+        <w:rPr>
+          <w:rFonts w:eastAsia="Times New Roman"/>
+          <w:i/>
+          <w:iCs/>
+          <w:szCs w:val="28"/>
+          <w:lang w:val="en-US" w:eastAsia="ru-RU"/>
+        </w:rPr>
+        <w:t>ranges.get</w:t>
+      </w:r>
+      <w:proofErr w:type="spellEnd"/>
+      <w:r>
+        <w:rPr>
+          <w:rFonts w:eastAsia="Times New Roman"/>
+          <w:i/>
+          <w:iCs/>
+          <w:szCs w:val="28"/>
+          <w:lang w:val="en-US" w:eastAsia="ru-RU"/>
+        </w:rPr>
+        <w:t>(</w:t>
+      </w:r>
+      <w:proofErr w:type="gramEnd"/>
+      <w:r>
+        <w:rPr>
+          <w:rFonts w:eastAsia="Times New Roman"/>
+          <w:i/>
+          <w:iCs/>
+          <w:szCs w:val="28"/>
+          <w:lang w:val="en-US" w:eastAsia="ru-RU"/>
+        </w:rPr>
+        <w:t>0);</w:t>
       </w:r>
     </w:p>
     <w:p>
@@ -39827,7 +42275,53 @@
           <w:szCs w:val="28"/>
           <w:lang w:val="en-US" w:eastAsia="ru-RU"/>
         </w:rPr>
-        <w:t xml:space="preserve">            long start = range.getRangeStart(fileLength);</w:t>
+        <w:t xml:space="preserve">            long start = </w:t>
+      </w:r>
+      <w:proofErr w:type="spellStart"/>
+      <w:proofErr w:type="gramStart"/>
+      <w:r>
+        <w:rPr>
+          <w:rFonts w:eastAsia="Times New Roman"/>
+          <w:i/>
+          <w:iCs/>
+          <w:szCs w:val="28"/>
+          <w:lang w:val="en-US" w:eastAsia="ru-RU"/>
+        </w:rPr>
+        <w:t>range.getRangeStart</w:t>
+      </w:r>
+      <w:proofErr w:type="spellEnd"/>
+      <w:proofErr w:type="gramEnd"/>
+      <w:r>
+        <w:rPr>
+          <w:rFonts w:eastAsia="Times New Roman"/>
+          <w:i/>
+          <w:iCs/>
+          <w:szCs w:val="28"/>
+          <w:lang w:val="en-US" w:eastAsia="ru-RU"/>
+        </w:rPr>
+        <w:t>(</w:t>
+      </w:r>
+      <w:proofErr w:type="spellStart"/>
+      <w:r>
+        <w:rPr>
+          <w:rFonts w:eastAsia="Times New Roman"/>
+          <w:i/>
+          <w:iCs/>
+          <w:szCs w:val="28"/>
+          <w:lang w:val="en-US" w:eastAsia="ru-RU"/>
+        </w:rPr>
+        <w:t>fileLength</w:t>
+      </w:r>
+      <w:proofErr w:type="spellEnd"/>
+      <w:r>
+        <w:rPr>
+          <w:rFonts w:eastAsia="Times New Roman"/>
+          <w:i/>
+          <w:iCs/>
+          <w:szCs w:val="28"/>
+          <w:lang w:val="en-US" w:eastAsia="ru-RU"/>
+        </w:rPr>
+        <w:t>);</w:t>
       </w:r>
     </w:p>
     <w:p>
@@ -39853,7 +42347,53 @@
           <w:szCs w:val="28"/>
           <w:lang w:val="en-US" w:eastAsia="ru-RU"/>
         </w:rPr>
-        <w:t xml:space="preserve">            long end = range.getRangeEnd(fileLength);</w:t>
+        <w:t xml:space="preserve">            long end = </w:t>
+      </w:r>
+      <w:proofErr w:type="spellStart"/>
+      <w:proofErr w:type="gramStart"/>
+      <w:r>
+        <w:rPr>
+          <w:rFonts w:eastAsia="Times New Roman"/>
+          <w:i/>
+          <w:iCs/>
+          <w:szCs w:val="28"/>
+          <w:lang w:val="en-US" w:eastAsia="ru-RU"/>
+        </w:rPr>
+        <w:t>range.getRangeEnd</w:t>
+      </w:r>
+      <w:proofErr w:type="spellEnd"/>
+      <w:proofErr w:type="gramEnd"/>
+      <w:r>
+        <w:rPr>
+          <w:rFonts w:eastAsia="Times New Roman"/>
+          <w:i/>
+          <w:iCs/>
+          <w:szCs w:val="28"/>
+          <w:lang w:val="en-US" w:eastAsia="ru-RU"/>
+        </w:rPr>
+        <w:t>(</w:t>
+      </w:r>
+      <w:proofErr w:type="spellStart"/>
+      <w:r>
+        <w:rPr>
+          <w:rFonts w:eastAsia="Times New Roman"/>
+          <w:i/>
+          <w:iCs/>
+          <w:szCs w:val="28"/>
+          <w:lang w:val="en-US" w:eastAsia="ru-RU"/>
+        </w:rPr>
+        <w:t>fileLength</w:t>
+      </w:r>
+      <w:proofErr w:type="spellEnd"/>
+      <w:r>
+        <w:rPr>
+          <w:rFonts w:eastAsia="Times New Roman"/>
+          <w:i/>
+          <w:iCs/>
+          <w:szCs w:val="28"/>
+          <w:lang w:val="en-US" w:eastAsia="ru-RU"/>
+        </w:rPr>
+        <w:t>);</w:t>
       </w:r>
     </w:p>
     <w:p>
@@ -39879,7 +42419,29 @@
           <w:szCs w:val="28"/>
           <w:lang w:val="en-US" w:eastAsia="ru-RU"/>
         </w:rPr>
-        <w:t xml:space="preserve">            long rangeLength = end - start + 1;</w:t>
+        <w:t xml:space="preserve">            long </w:t>
+      </w:r>
+      <w:proofErr w:type="spellStart"/>
+      <w:r>
+        <w:rPr>
+          <w:rFonts w:eastAsia="Times New Roman"/>
+          <w:i/>
+          <w:iCs/>
+          <w:szCs w:val="28"/>
+          <w:lang w:val="en-US" w:eastAsia="ru-RU"/>
+        </w:rPr>
+        <w:t>rangeLength</w:t>
+      </w:r>
+      <w:proofErr w:type="spellEnd"/>
+      <w:r>
+        <w:rPr>
+          <w:rFonts w:eastAsia="Times New Roman"/>
+          <w:i/>
+          <w:iCs/>
+          <w:szCs w:val="28"/>
+          <w:lang w:val="en-US" w:eastAsia="ru-RU"/>
+        </w:rPr>
+        <w:t xml:space="preserve"> = end - start + 1;</w:t>
       </w:r>
     </w:p>
     <w:p>
@@ -39905,7 +42467,29 @@
           <w:szCs w:val="28"/>
           <w:lang w:val="en-US" w:eastAsia="ru-RU"/>
         </w:rPr>
-        <w:t xml:space="preserve">            long skipped = inputStream.skip(start);</w:t>
+        <w:t xml:space="preserve">            long skipped = </w:t>
+      </w:r>
+      <w:proofErr w:type="spellStart"/>
+      <w:r>
+        <w:rPr>
+          <w:rFonts w:eastAsia="Times New Roman"/>
+          <w:i/>
+          <w:iCs/>
+          <w:szCs w:val="28"/>
+          <w:lang w:val="en-US" w:eastAsia="ru-RU"/>
+        </w:rPr>
+        <w:t>inputStream.skip</w:t>
+      </w:r>
+      <w:proofErr w:type="spellEnd"/>
+      <w:r>
+        <w:rPr>
+          <w:rFonts w:eastAsia="Times New Roman"/>
+          <w:i/>
+          <w:iCs/>
+          <w:szCs w:val="28"/>
+          <w:lang w:val="en-US" w:eastAsia="ru-RU"/>
+        </w:rPr>
+        <w:t>(start);</w:t>
       </w:r>
     </w:p>
     <w:p>
@@ -39931,7 +42515,73 @@
           <w:szCs w:val="28"/>
           <w:lang w:val="en-US" w:eastAsia="ru-RU"/>
         </w:rPr>
-        <w:t xml:space="preserve">            StreamingResponseBody responseBody = outputStream -&gt; {</w:t>
+        <w:t xml:space="preserve">            </w:t>
+      </w:r>
+      <w:proofErr w:type="spellStart"/>
+      <w:r>
+        <w:rPr>
+          <w:rFonts w:eastAsia="Times New Roman"/>
+          <w:i/>
+          <w:iCs/>
+          <w:szCs w:val="28"/>
+          <w:lang w:val="en-US" w:eastAsia="ru-RU"/>
+        </w:rPr>
+        <w:t>StreamingResponseBody</w:t>
+      </w:r>
+      <w:proofErr w:type="spellEnd"/>
+      <w:r>
+        <w:rPr>
+          <w:rFonts w:eastAsia="Times New Roman"/>
+          <w:i/>
+          <w:iCs/>
+          <w:szCs w:val="28"/>
+          <w:lang w:val="en-US" w:eastAsia="ru-RU"/>
+        </w:rPr>
+        <w:t xml:space="preserve"> </w:t>
+      </w:r>
+      <w:proofErr w:type="spellStart"/>
+      <w:r>
+        <w:rPr>
+          <w:rFonts w:eastAsia="Times New Roman"/>
+          <w:i/>
+          <w:iCs/>
+          <w:szCs w:val="28"/>
+          <w:lang w:val="en-US" w:eastAsia="ru-RU"/>
+        </w:rPr>
+        <w:t>responseBody</w:t>
+      </w:r>
+      <w:proofErr w:type="spellEnd"/>
+      <w:r>
+        <w:rPr>
+          <w:rFonts w:eastAsia="Times New Roman"/>
+          <w:i/>
+          <w:iCs/>
+          <w:szCs w:val="28"/>
+          <w:lang w:val="en-US" w:eastAsia="ru-RU"/>
+        </w:rPr>
+        <w:t xml:space="preserve"> = </w:t>
+      </w:r>
+      <w:proofErr w:type="spellStart"/>
+      <w:r>
+        <w:rPr>
+          <w:rFonts w:eastAsia="Times New Roman"/>
+          <w:i/>
+          <w:iCs/>
+          <w:szCs w:val="28"/>
+          <w:lang w:val="en-US" w:eastAsia="ru-RU"/>
+        </w:rPr>
+        <w:t>outputStream</w:t>
+      </w:r>
+      <w:proofErr w:type="spellEnd"/>
+      <w:r>
+        <w:rPr>
+          <w:rFonts w:eastAsia="Times New Roman"/>
+          <w:i/>
+          <w:iCs/>
+          <w:szCs w:val="28"/>
+          <w:lang w:val="en-US" w:eastAsia="ru-RU"/>
+        </w:rPr>
+        <w:t xml:space="preserve"> -&gt; {</w:t>
       </w:r>
     </w:p>
     <w:p>
@@ -39958,7 +42608,29 @@
           <w:lang w:val="en-US" w:eastAsia="ru-RU"/>
         </w:rPr>
         <w:lastRenderedPageBreak/>
-        <w:t xml:space="preserve">                byte[] buffer = new byte[4096];</w:t>
+        <w:t xml:space="preserve">                </w:t>
+      </w:r>
+      <w:proofErr w:type="gramStart"/>
+      <w:r>
+        <w:rPr>
+          <w:rFonts w:eastAsia="Times New Roman"/>
+          <w:i/>
+          <w:iCs/>
+          <w:szCs w:val="28"/>
+          <w:lang w:val="en-US" w:eastAsia="ru-RU"/>
+        </w:rPr>
+        <w:t>byte[</w:t>
+      </w:r>
+      <w:proofErr w:type="gramEnd"/>
+      <w:r>
+        <w:rPr>
+          <w:rFonts w:eastAsia="Times New Roman"/>
+          <w:i/>
+          <w:iCs/>
+          <w:szCs w:val="28"/>
+          <w:lang w:val="en-US" w:eastAsia="ru-RU"/>
+        </w:rPr>
+        <w:t>] buffer = new byte[4096];</w:t>
       </w:r>
     </w:p>
     <w:p>
@@ -39984,7 +42656,51 @@
           <w:szCs w:val="28"/>
           <w:lang w:val="en-US" w:eastAsia="ru-RU"/>
         </w:rPr>
-        <w:t xml:space="preserve">                long bytesToRead = rangeLength;</w:t>
+        <w:t xml:space="preserve">                long </w:t>
+      </w:r>
+      <w:proofErr w:type="spellStart"/>
+      <w:r>
+        <w:rPr>
+          <w:rFonts w:eastAsia="Times New Roman"/>
+          <w:i/>
+          <w:iCs/>
+          <w:szCs w:val="28"/>
+          <w:lang w:val="en-US" w:eastAsia="ru-RU"/>
+        </w:rPr>
+        <w:t>bytesToRead</w:t>
+      </w:r>
+      <w:proofErr w:type="spellEnd"/>
+      <w:r>
+        <w:rPr>
+          <w:rFonts w:eastAsia="Times New Roman"/>
+          <w:i/>
+          <w:iCs/>
+          <w:szCs w:val="28"/>
+          <w:lang w:val="en-US" w:eastAsia="ru-RU"/>
+        </w:rPr>
+        <w:t xml:space="preserve"> = </w:t>
+      </w:r>
+      <w:proofErr w:type="spellStart"/>
+      <w:r>
+        <w:rPr>
+          <w:rFonts w:eastAsia="Times New Roman"/>
+          <w:i/>
+          <w:iCs/>
+          <w:szCs w:val="28"/>
+          <w:lang w:val="en-US" w:eastAsia="ru-RU"/>
+        </w:rPr>
+        <w:t>rangeLength</w:t>
+      </w:r>
+      <w:proofErr w:type="spellEnd"/>
+      <w:r>
+        <w:rPr>
+          <w:rFonts w:eastAsia="Times New Roman"/>
+          <w:i/>
+          <w:iCs/>
+          <w:szCs w:val="28"/>
+          <w:lang w:val="en-US" w:eastAsia="ru-RU"/>
+        </w:rPr>
+        <w:t>;</w:t>
       </w:r>
     </w:p>
     <w:p>
@@ -40010,7 +42726,29 @@
           <w:szCs w:val="28"/>
           <w:lang w:val="en-US" w:eastAsia="ru-RU"/>
         </w:rPr>
-        <w:t xml:space="preserve">                try (inputStream) {</w:t>
+        <w:t xml:space="preserve">                try (</w:t>
+      </w:r>
+      <w:proofErr w:type="spellStart"/>
+      <w:r>
+        <w:rPr>
+          <w:rFonts w:eastAsia="Times New Roman"/>
+          <w:i/>
+          <w:iCs/>
+          <w:szCs w:val="28"/>
+          <w:lang w:val="en-US" w:eastAsia="ru-RU"/>
+        </w:rPr>
+        <w:t>inputStream</w:t>
+      </w:r>
+      <w:proofErr w:type="spellEnd"/>
+      <w:r>
+        <w:rPr>
+          <w:rFonts w:eastAsia="Times New Roman"/>
+          <w:i/>
+          <w:iCs/>
+          <w:szCs w:val="28"/>
+          <w:lang w:val="en-US" w:eastAsia="ru-RU"/>
+        </w:rPr>
+        <w:t>) {</w:t>
       </w:r>
     </w:p>
     <w:p>
@@ -40036,7 +42774,29 @@
           <w:szCs w:val="28"/>
           <w:lang w:val="en-US" w:eastAsia="ru-RU"/>
         </w:rPr>
-        <w:t xml:space="preserve">                    while (bytesToRead &gt; 0) {</w:t>
+        <w:t xml:space="preserve">                    while (</w:t>
+      </w:r>
+      <w:proofErr w:type="spellStart"/>
+      <w:r>
+        <w:rPr>
+          <w:rFonts w:eastAsia="Times New Roman"/>
+          <w:i/>
+          <w:iCs/>
+          <w:szCs w:val="28"/>
+          <w:lang w:val="en-US" w:eastAsia="ru-RU"/>
+        </w:rPr>
+        <w:t>bytesToRead</w:t>
+      </w:r>
+      <w:proofErr w:type="spellEnd"/>
+      <w:r>
+        <w:rPr>
+          <w:rFonts w:eastAsia="Times New Roman"/>
+          <w:i/>
+          <w:iCs/>
+          <w:szCs w:val="28"/>
+          <w:lang w:val="en-US" w:eastAsia="ru-RU"/>
+        </w:rPr>
+        <w:t xml:space="preserve"> &gt; 0) {</w:t>
       </w:r>
     </w:p>
     <w:p>
@@ -40062,7 +42822,97 @@
           <w:szCs w:val="28"/>
           <w:lang w:val="en-US" w:eastAsia="ru-RU"/>
         </w:rPr>
-        <w:t xml:space="preserve">                        int maxRead = (int) Math.min(buffer.length, bytesToRead);</w:t>
+        <w:t xml:space="preserve">                        int </w:t>
+      </w:r>
+      <w:proofErr w:type="spellStart"/>
+      <w:r>
+        <w:rPr>
+          <w:rFonts w:eastAsia="Times New Roman"/>
+          <w:i/>
+          <w:iCs/>
+          <w:szCs w:val="28"/>
+          <w:lang w:val="en-US" w:eastAsia="ru-RU"/>
+        </w:rPr>
+        <w:t>maxRead</w:t>
+      </w:r>
+      <w:proofErr w:type="spellEnd"/>
+      <w:r>
+        <w:rPr>
+          <w:rFonts w:eastAsia="Times New Roman"/>
+          <w:i/>
+          <w:iCs/>
+          <w:szCs w:val="28"/>
+          <w:lang w:val="en-US" w:eastAsia="ru-RU"/>
+        </w:rPr>
+        <w:t xml:space="preserve"> = (int) </w:t>
+      </w:r>
+      <w:proofErr w:type="spellStart"/>
+      <w:proofErr w:type="gramStart"/>
+      <w:r>
+        <w:rPr>
+          <w:rFonts w:eastAsia="Times New Roman"/>
+          <w:i/>
+          <w:iCs/>
+          <w:szCs w:val="28"/>
+          <w:lang w:val="en-US" w:eastAsia="ru-RU"/>
+        </w:rPr>
+        <w:t>Math.min</w:t>
+      </w:r>
+      <w:proofErr w:type="spellEnd"/>
+      <w:r>
+        <w:rPr>
+          <w:rFonts w:eastAsia="Times New Roman"/>
+          <w:i/>
+          <w:iCs/>
+          <w:szCs w:val="28"/>
+          <w:lang w:val="en-US" w:eastAsia="ru-RU"/>
+        </w:rPr>
+        <w:t>(</w:t>
+      </w:r>
+      <w:proofErr w:type="spellStart"/>
+      <w:proofErr w:type="gramEnd"/>
+      <w:r>
+        <w:rPr>
+          <w:rFonts w:eastAsia="Times New Roman"/>
+          <w:i/>
+          <w:iCs/>
+          <w:szCs w:val="28"/>
+          <w:lang w:val="en-US" w:eastAsia="ru-RU"/>
+        </w:rPr>
+        <w:t>buffer.length</w:t>
+      </w:r>
+      <w:proofErr w:type="spellEnd"/>
+      <w:r>
+        <w:rPr>
+          <w:rFonts w:eastAsia="Times New Roman"/>
+          <w:i/>
+          <w:iCs/>
+          <w:szCs w:val="28"/>
+          <w:lang w:val="en-US" w:eastAsia="ru-RU"/>
+        </w:rPr>
+        <w:t xml:space="preserve">, </w:t>
+      </w:r>
+      <w:proofErr w:type="spellStart"/>
+      <w:r>
+        <w:rPr>
+          <w:rFonts w:eastAsia="Times New Roman"/>
+          <w:i/>
+          <w:iCs/>
+          <w:szCs w:val="28"/>
+          <w:lang w:val="en-US" w:eastAsia="ru-RU"/>
+        </w:rPr>
+        <w:t>bytesToRead</w:t>
+      </w:r>
+      <w:proofErr w:type="spellEnd"/>
+      <w:r>
+        <w:rPr>
+          <w:rFonts w:eastAsia="Times New Roman"/>
+          <w:i/>
+          <w:iCs/>
+          <w:szCs w:val="28"/>
+          <w:lang w:val="en-US" w:eastAsia="ru-RU"/>
+        </w:rPr>
+        <w:t>);</w:t>
       </w:r>
     </w:p>
     <w:p>
@@ -40088,7 +42938,73 @@
           <w:szCs w:val="28"/>
           <w:lang w:val="en-US" w:eastAsia="ru-RU"/>
         </w:rPr>
-        <w:t xml:space="preserve">                        int bytesRead = inputStream.read(buffer, 0, maxRead);</w:t>
+        <w:t xml:space="preserve">                        int </w:t>
+      </w:r>
+      <w:proofErr w:type="spellStart"/>
+      <w:r>
+        <w:rPr>
+          <w:rFonts w:eastAsia="Times New Roman"/>
+          <w:i/>
+          <w:iCs/>
+          <w:szCs w:val="28"/>
+          <w:lang w:val="en-US" w:eastAsia="ru-RU"/>
+        </w:rPr>
+        <w:t>bytesRead</w:t>
+      </w:r>
+      <w:proofErr w:type="spellEnd"/>
+      <w:r>
+        <w:rPr>
+          <w:rFonts w:eastAsia="Times New Roman"/>
+          <w:i/>
+          <w:iCs/>
+          <w:szCs w:val="28"/>
+          <w:lang w:val="en-US" w:eastAsia="ru-RU"/>
+        </w:rPr>
+        <w:t xml:space="preserve"> = </w:t>
+      </w:r>
+      <w:proofErr w:type="spellStart"/>
+      <w:r>
+        <w:rPr>
+          <w:rFonts w:eastAsia="Times New Roman"/>
+          <w:i/>
+          <w:iCs/>
+          <w:szCs w:val="28"/>
+          <w:lang w:val="en-US" w:eastAsia="ru-RU"/>
+        </w:rPr>
+        <w:t>inputStream.read</w:t>
+      </w:r>
+      <w:proofErr w:type="spellEnd"/>
+      <w:r>
+        <w:rPr>
+          <w:rFonts w:eastAsia="Times New Roman"/>
+          <w:i/>
+          <w:iCs/>
+          <w:szCs w:val="28"/>
+          <w:lang w:val="en-US" w:eastAsia="ru-RU"/>
+        </w:rPr>
+        <w:t xml:space="preserve">(buffer, 0, </w:t>
+      </w:r>
+      <w:proofErr w:type="spellStart"/>
+      <w:r>
+        <w:rPr>
+          <w:rFonts w:eastAsia="Times New Roman"/>
+          <w:i/>
+          <w:iCs/>
+          <w:szCs w:val="28"/>
+          <w:lang w:val="en-US" w:eastAsia="ru-RU"/>
+        </w:rPr>
+        <w:t>maxRead</w:t>
+      </w:r>
+      <w:proofErr w:type="spellEnd"/>
+      <w:r>
+        <w:rPr>
+          <w:rFonts w:eastAsia="Times New Roman"/>
+          <w:i/>
+          <w:iCs/>
+          <w:szCs w:val="28"/>
+          <w:lang w:val="en-US" w:eastAsia="ru-RU"/>
+        </w:rPr>
+        <w:t>);</w:t>
       </w:r>
     </w:p>
     <w:p>
@@ -40114,7 +43030,29 @@
           <w:szCs w:val="28"/>
           <w:lang w:val="en-US" w:eastAsia="ru-RU"/>
         </w:rPr>
-        <w:t xml:space="preserve">                        if (bytesRead == -1) break;</w:t>
+        <w:t xml:space="preserve">                        if (</w:t>
+      </w:r>
+      <w:proofErr w:type="spellStart"/>
+      <w:r>
+        <w:rPr>
+          <w:rFonts w:eastAsia="Times New Roman"/>
+          <w:i/>
+          <w:iCs/>
+          <w:szCs w:val="28"/>
+          <w:lang w:val="en-US" w:eastAsia="ru-RU"/>
+        </w:rPr>
+        <w:t>bytesRead</w:t>
+      </w:r>
+      <w:proofErr w:type="spellEnd"/>
+      <w:r>
+        <w:rPr>
+          <w:rFonts w:eastAsia="Times New Roman"/>
+          <w:i/>
+          <w:iCs/>
+          <w:szCs w:val="28"/>
+          <w:lang w:val="en-US" w:eastAsia="ru-RU"/>
+        </w:rPr>
+        <w:t xml:space="preserve"> == -1) break;</w:t>
       </w:r>
     </w:p>
     <w:p>
@@ -40140,7 +43078,51 @@
           <w:szCs w:val="28"/>
           <w:lang w:val="en-US" w:eastAsia="ru-RU"/>
         </w:rPr>
-        <w:t xml:space="preserve">                        outputStream.write(buffer, 0, bytesRead);</w:t>
+        <w:t xml:space="preserve">                        </w:t>
+      </w:r>
+      <w:proofErr w:type="spellStart"/>
+      <w:r>
+        <w:rPr>
+          <w:rFonts w:eastAsia="Times New Roman"/>
+          <w:i/>
+          <w:iCs/>
+          <w:szCs w:val="28"/>
+          <w:lang w:val="en-US" w:eastAsia="ru-RU"/>
+        </w:rPr>
+        <w:t>outputStream.write</w:t>
+      </w:r>
+      <w:proofErr w:type="spellEnd"/>
+      <w:r>
+        <w:rPr>
+          <w:rFonts w:eastAsia="Times New Roman"/>
+          <w:i/>
+          <w:iCs/>
+          <w:szCs w:val="28"/>
+          <w:lang w:val="en-US" w:eastAsia="ru-RU"/>
+        </w:rPr>
+        <w:t xml:space="preserve">(buffer, 0, </w:t>
+      </w:r>
+      <w:proofErr w:type="spellStart"/>
+      <w:r>
+        <w:rPr>
+          <w:rFonts w:eastAsia="Times New Roman"/>
+          <w:i/>
+          <w:iCs/>
+          <w:szCs w:val="28"/>
+          <w:lang w:val="en-US" w:eastAsia="ru-RU"/>
+        </w:rPr>
+        <w:t>bytesRead</w:t>
+      </w:r>
+      <w:proofErr w:type="spellEnd"/>
+      <w:r>
+        <w:rPr>
+          <w:rFonts w:eastAsia="Times New Roman"/>
+          <w:i/>
+          <w:iCs/>
+          <w:szCs w:val="28"/>
+          <w:lang w:val="en-US" w:eastAsia="ru-RU"/>
+        </w:rPr>
+        <w:t>);</w:t>
       </w:r>
     </w:p>
     <w:p>
@@ -40166,7 +43148,51 @@
           <w:szCs w:val="28"/>
           <w:lang w:val="en-US" w:eastAsia="ru-RU"/>
         </w:rPr>
-        <w:t xml:space="preserve">                        bytesToRead -= bytesRead;</w:t>
+        <w:t xml:space="preserve">                        </w:t>
+      </w:r>
+      <w:proofErr w:type="spellStart"/>
+      <w:r>
+        <w:rPr>
+          <w:rFonts w:eastAsia="Times New Roman"/>
+          <w:i/>
+          <w:iCs/>
+          <w:szCs w:val="28"/>
+          <w:lang w:val="en-US" w:eastAsia="ru-RU"/>
+        </w:rPr>
+        <w:t>bytesToRead</w:t>
+      </w:r>
+      <w:proofErr w:type="spellEnd"/>
+      <w:r>
+        <w:rPr>
+          <w:rFonts w:eastAsia="Times New Roman"/>
+          <w:i/>
+          <w:iCs/>
+          <w:szCs w:val="28"/>
+          <w:lang w:val="en-US" w:eastAsia="ru-RU"/>
+        </w:rPr>
+        <w:t xml:space="preserve"> -= </w:t>
+      </w:r>
+      <w:proofErr w:type="spellStart"/>
+      <w:r>
+        <w:rPr>
+          <w:rFonts w:eastAsia="Times New Roman"/>
+          <w:i/>
+          <w:iCs/>
+          <w:szCs w:val="28"/>
+          <w:lang w:val="en-US" w:eastAsia="ru-RU"/>
+        </w:rPr>
+        <w:t>bytesRead</w:t>
+      </w:r>
+      <w:proofErr w:type="spellEnd"/>
+      <w:r>
+        <w:rPr>
+          <w:rFonts w:eastAsia="Times New Roman"/>
+          <w:i/>
+          <w:iCs/>
+          <w:szCs w:val="28"/>
+          <w:lang w:val="en-US" w:eastAsia="ru-RU"/>
+        </w:rPr>
+        <w:t>;</w:t>
       </w:r>
     </w:p>
     <w:p>
@@ -40270,7 +43296,51 @@
           <w:szCs w:val="28"/>
           <w:lang w:val="en-US" w:eastAsia="ru-RU"/>
         </w:rPr>
-        <w:t xml:space="preserve">            return ResponseEntity.status(HttpStatus.PARTIAL_CONTENT) // 206</w:t>
+        <w:t xml:space="preserve">            return </w:t>
+      </w:r>
+      <w:proofErr w:type="spellStart"/>
+      <w:r>
+        <w:rPr>
+          <w:rFonts w:eastAsia="Times New Roman"/>
+          <w:i/>
+          <w:iCs/>
+          <w:szCs w:val="28"/>
+          <w:lang w:val="en-US" w:eastAsia="ru-RU"/>
+        </w:rPr>
+        <w:t>ResponseEntity.status</w:t>
+      </w:r>
+      <w:proofErr w:type="spellEnd"/>
+      <w:r>
+        <w:rPr>
+          <w:rFonts w:eastAsia="Times New Roman"/>
+          <w:i/>
+          <w:iCs/>
+          <w:szCs w:val="28"/>
+          <w:lang w:val="en-US" w:eastAsia="ru-RU"/>
+        </w:rPr>
+        <w:t>(</w:t>
+      </w:r>
+      <w:proofErr w:type="spellStart"/>
+      <w:r>
+        <w:rPr>
+          <w:rFonts w:eastAsia="Times New Roman"/>
+          <w:i/>
+          <w:iCs/>
+          <w:szCs w:val="28"/>
+          <w:lang w:val="en-US" w:eastAsia="ru-RU"/>
+        </w:rPr>
+        <w:t>HttpStatus.PARTIAL_CONTENT</w:t>
+      </w:r>
+      <w:proofErr w:type="spellEnd"/>
+      <w:r>
+        <w:rPr>
+          <w:rFonts w:eastAsia="Times New Roman"/>
+          <w:i/>
+          <w:iCs/>
+          <w:szCs w:val="28"/>
+          <w:lang w:val="en-US" w:eastAsia="ru-RU"/>
+        </w:rPr>
+        <w:t>) // 206</w:t>
       </w:r>
     </w:p>
     <w:p>
@@ -40296,7 +43366,51 @@
           <w:szCs w:val="28"/>
           <w:lang w:val="en-US" w:eastAsia="ru-RU"/>
         </w:rPr>
-        <w:t xml:space="preserve">                    .header(HttpHeaders.ACCEPT_RANGES, "bytes")</w:t>
+        <w:t xml:space="preserve">                    </w:t>
+      </w:r>
+      <w:proofErr w:type="gramStart"/>
+      <w:r>
+        <w:rPr>
+          <w:rFonts w:eastAsia="Times New Roman"/>
+          <w:i/>
+          <w:iCs/>
+          <w:szCs w:val="28"/>
+          <w:lang w:val="en-US" w:eastAsia="ru-RU"/>
+        </w:rPr>
+        <w:t>.header</w:t>
+      </w:r>
+      <w:proofErr w:type="gramEnd"/>
+      <w:r>
+        <w:rPr>
+          <w:rFonts w:eastAsia="Times New Roman"/>
+          <w:i/>
+          <w:iCs/>
+          <w:szCs w:val="28"/>
+          <w:lang w:val="en-US" w:eastAsia="ru-RU"/>
+        </w:rPr>
+        <w:t>(</w:t>
+      </w:r>
+      <w:proofErr w:type="spellStart"/>
+      <w:r>
+        <w:rPr>
+          <w:rFonts w:eastAsia="Times New Roman"/>
+          <w:i/>
+          <w:iCs/>
+          <w:szCs w:val="28"/>
+          <w:lang w:val="en-US" w:eastAsia="ru-RU"/>
+        </w:rPr>
+        <w:t>HttpHeaders.ACCEPT_RANGES</w:t>
+      </w:r>
+      <w:proofErr w:type="spellEnd"/>
+      <w:r>
+        <w:rPr>
+          <w:rFonts w:eastAsia="Times New Roman"/>
+          <w:i/>
+          <w:iCs/>
+          <w:szCs w:val="28"/>
+          <w:lang w:val="en-US" w:eastAsia="ru-RU"/>
+        </w:rPr>
+        <w:t>, "bytes")</w:t>
       </w:r>
     </w:p>
     <w:p>
@@ -40322,7 +43436,73 @@
           <w:szCs w:val="28"/>
           <w:lang w:val="en-US" w:eastAsia="ru-RU"/>
         </w:rPr>
-        <w:t xml:space="preserve">                    .header(HttpHeaders.CONTENT_RANGE, "bytes " + start + "-" + end + "/" + fileLength)</w:t>
+        <w:t xml:space="preserve">                    </w:t>
+      </w:r>
+      <w:proofErr w:type="gramStart"/>
+      <w:r>
+        <w:rPr>
+          <w:rFonts w:eastAsia="Times New Roman"/>
+          <w:i/>
+          <w:iCs/>
+          <w:szCs w:val="28"/>
+          <w:lang w:val="en-US" w:eastAsia="ru-RU"/>
+        </w:rPr>
+        <w:t>.header</w:t>
+      </w:r>
+      <w:proofErr w:type="gramEnd"/>
+      <w:r>
+        <w:rPr>
+          <w:rFonts w:eastAsia="Times New Roman"/>
+          <w:i/>
+          <w:iCs/>
+          <w:szCs w:val="28"/>
+          <w:lang w:val="en-US" w:eastAsia="ru-RU"/>
+        </w:rPr>
+        <w:t>(</w:t>
+      </w:r>
+      <w:proofErr w:type="spellStart"/>
+      <w:r>
+        <w:rPr>
+          <w:rFonts w:eastAsia="Times New Roman"/>
+          <w:i/>
+          <w:iCs/>
+          <w:szCs w:val="28"/>
+          <w:lang w:val="en-US" w:eastAsia="ru-RU"/>
+        </w:rPr>
+        <w:t>HttpHeaders.CONTENT_RANGE</w:t>
+      </w:r>
+      <w:proofErr w:type="spellEnd"/>
+      <w:r>
+        <w:rPr>
+          <w:rFonts w:eastAsia="Times New Roman"/>
+          <w:i/>
+          <w:iCs/>
+          <w:szCs w:val="28"/>
+          <w:lang w:val="en-US" w:eastAsia="ru-RU"/>
+        </w:rPr>
+        <w:t xml:space="preserve">, "bytes " + start + "-" + end + "/" + </w:t>
+      </w:r>
+      <w:proofErr w:type="spellStart"/>
+      <w:r>
+        <w:rPr>
+          <w:rFonts w:eastAsia="Times New Roman"/>
+          <w:i/>
+          <w:iCs/>
+          <w:szCs w:val="28"/>
+          <w:lang w:val="en-US" w:eastAsia="ru-RU"/>
+        </w:rPr>
+        <w:t>fileLength</w:t>
+      </w:r>
+      <w:proofErr w:type="spellEnd"/>
+      <w:r>
+        <w:rPr>
+          <w:rFonts w:eastAsia="Times New Roman"/>
+          <w:i/>
+          <w:iCs/>
+          <w:szCs w:val="28"/>
+          <w:lang w:val="en-US" w:eastAsia="ru-RU"/>
+        </w:rPr>
+        <w:t>)</w:t>
       </w:r>
     </w:p>
     <w:p>
@@ -40348,7 +43528,95 @@
           <w:szCs w:val="28"/>
           <w:lang w:val="en-US" w:eastAsia="ru-RU"/>
         </w:rPr>
-        <w:t xml:space="preserve">                    .header(HttpHeaders.CONTENT_LENGTH, String.valueOf(rangeLength))</w:t>
+        <w:t xml:space="preserve">                    </w:t>
+      </w:r>
+      <w:proofErr w:type="gramStart"/>
+      <w:r>
+        <w:rPr>
+          <w:rFonts w:eastAsia="Times New Roman"/>
+          <w:i/>
+          <w:iCs/>
+          <w:szCs w:val="28"/>
+          <w:lang w:val="en-US" w:eastAsia="ru-RU"/>
+        </w:rPr>
+        <w:t>.header</w:t>
+      </w:r>
+      <w:proofErr w:type="gramEnd"/>
+      <w:r>
+        <w:rPr>
+          <w:rFonts w:eastAsia="Times New Roman"/>
+          <w:i/>
+          <w:iCs/>
+          <w:szCs w:val="28"/>
+          <w:lang w:val="en-US" w:eastAsia="ru-RU"/>
+        </w:rPr>
+        <w:t>(</w:t>
+      </w:r>
+      <w:proofErr w:type="spellStart"/>
+      <w:r>
+        <w:rPr>
+          <w:rFonts w:eastAsia="Times New Roman"/>
+          <w:i/>
+          <w:iCs/>
+          <w:szCs w:val="28"/>
+          <w:lang w:val="en-US" w:eastAsia="ru-RU"/>
+        </w:rPr>
+        <w:t>HttpHeaders.CONTENT_LENGTH</w:t>
+      </w:r>
+      <w:proofErr w:type="spellEnd"/>
+      <w:r>
+        <w:rPr>
+          <w:rFonts w:eastAsia="Times New Roman"/>
+          <w:i/>
+          <w:iCs/>
+          <w:szCs w:val="28"/>
+          <w:lang w:val="en-US" w:eastAsia="ru-RU"/>
+        </w:rPr>
+        <w:t xml:space="preserve">, </w:t>
+      </w:r>
+      <w:proofErr w:type="spellStart"/>
+      <w:r>
+        <w:rPr>
+          <w:rFonts w:eastAsia="Times New Roman"/>
+          <w:i/>
+          <w:iCs/>
+          <w:szCs w:val="28"/>
+          <w:lang w:val="en-US" w:eastAsia="ru-RU"/>
+        </w:rPr>
+        <w:t>String.valueOf</w:t>
+      </w:r>
+      <w:proofErr w:type="spellEnd"/>
+      <w:r>
+        <w:rPr>
+          <w:rFonts w:eastAsia="Times New Roman"/>
+          <w:i/>
+          <w:iCs/>
+          <w:szCs w:val="28"/>
+          <w:lang w:val="en-US" w:eastAsia="ru-RU"/>
+        </w:rPr>
+        <w:t>(</w:t>
+      </w:r>
+      <w:proofErr w:type="spellStart"/>
+      <w:r>
+        <w:rPr>
+          <w:rFonts w:eastAsia="Times New Roman"/>
+          <w:i/>
+          <w:iCs/>
+          <w:szCs w:val="28"/>
+          <w:lang w:val="en-US" w:eastAsia="ru-RU"/>
+        </w:rPr>
+        <w:t>rangeLength</w:t>
+      </w:r>
+      <w:proofErr w:type="spellEnd"/>
+      <w:r>
+        <w:rPr>
+          <w:rFonts w:eastAsia="Times New Roman"/>
+          <w:i/>
+          <w:iCs/>
+          <w:szCs w:val="28"/>
+          <w:lang w:val="en-US" w:eastAsia="ru-RU"/>
+        </w:rPr>
+        <w:t>))</w:t>
       </w:r>
     </w:p>
     <w:p>
@@ -40374,7 +43642,63 @@
           <w:szCs w:val="28"/>
           <w:lang w:val="en-US" w:eastAsia="ru-RU"/>
         </w:rPr>
-        <w:t xml:space="preserve">                    .contentType(MediaType.parseMediaType("audio/mpeg"))</w:t>
+        <w:t xml:space="preserve">                    </w:t>
+      </w:r>
+      <w:proofErr w:type="gramStart"/>
+      <w:r>
+        <w:rPr>
+          <w:rFonts w:eastAsia="Times New Roman"/>
+          <w:i/>
+          <w:iCs/>
+          <w:szCs w:val="28"/>
+          <w:lang w:val="en-US" w:eastAsia="ru-RU"/>
+        </w:rPr>
+        <w:t>.</w:t>
+      </w:r>
+      <w:proofErr w:type="spellStart"/>
+      <w:r>
+        <w:rPr>
+          <w:rFonts w:eastAsia="Times New Roman"/>
+          <w:i/>
+          <w:iCs/>
+          <w:szCs w:val="28"/>
+          <w:lang w:val="en-US" w:eastAsia="ru-RU"/>
+        </w:rPr>
+        <w:t>contentType</w:t>
+      </w:r>
+      <w:proofErr w:type="spellEnd"/>
+      <w:proofErr w:type="gramEnd"/>
+      <w:r>
+        <w:rPr>
+          <w:rFonts w:eastAsia="Times New Roman"/>
+          <w:i/>
+          <w:iCs/>
+          <w:szCs w:val="28"/>
+          <w:lang w:val="en-US" w:eastAsia="ru-RU"/>
+        </w:rPr>
+        <w:t>(</w:t>
+      </w:r>
+      <w:proofErr w:type="spellStart"/>
+      <w:r>
+        <w:rPr>
+          <w:rFonts w:eastAsia="Times New Roman"/>
+          <w:i/>
+          <w:iCs/>
+          <w:szCs w:val="28"/>
+          <w:lang w:val="en-US" w:eastAsia="ru-RU"/>
+        </w:rPr>
+        <w:t>MediaType.parseMediaType</w:t>
+      </w:r>
+      <w:proofErr w:type="spellEnd"/>
+      <w:r>
+        <w:rPr>
+          <w:rFonts w:eastAsia="Times New Roman"/>
+          <w:i/>
+          <w:iCs/>
+          <w:szCs w:val="28"/>
+          <w:lang w:val="en-US" w:eastAsia="ru-RU"/>
+        </w:rPr>
+        <w:t>("audio/mpeg"))</w:t>
       </w:r>
     </w:p>
     <w:p>
@@ -40400,7 +43724,51 @@
           <w:szCs w:val="28"/>
           <w:lang w:val="en-US" w:eastAsia="ru-RU"/>
         </w:rPr>
-        <w:t xml:space="preserve">                    .body(responseBody);</w:t>
+        <w:t xml:space="preserve">                    </w:t>
+      </w:r>
+      <w:proofErr w:type="gramStart"/>
+      <w:r>
+        <w:rPr>
+          <w:rFonts w:eastAsia="Times New Roman"/>
+          <w:i/>
+          <w:iCs/>
+          <w:szCs w:val="28"/>
+          <w:lang w:val="en-US" w:eastAsia="ru-RU"/>
+        </w:rPr>
+        <w:t>.body</w:t>
+      </w:r>
+      <w:proofErr w:type="gramEnd"/>
+      <w:r>
+        <w:rPr>
+          <w:rFonts w:eastAsia="Times New Roman"/>
+          <w:i/>
+          <w:iCs/>
+          <w:szCs w:val="28"/>
+          <w:lang w:val="en-US" w:eastAsia="ru-RU"/>
+        </w:rPr>
+        <w:t>(</w:t>
+      </w:r>
+      <w:proofErr w:type="spellStart"/>
+      <w:r>
+        <w:rPr>
+          <w:rFonts w:eastAsia="Times New Roman"/>
+          <w:i/>
+          <w:iCs/>
+          <w:szCs w:val="28"/>
+          <w:lang w:val="en-US" w:eastAsia="ru-RU"/>
+        </w:rPr>
+        <w:t>responseBody</w:t>
+      </w:r>
+      <w:proofErr w:type="spellEnd"/>
+      <w:r>
+        <w:rPr>
+          <w:rFonts w:eastAsia="Times New Roman"/>
+          <w:i/>
+          <w:iCs/>
+          <w:szCs w:val="28"/>
+          <w:lang w:val="en-US" w:eastAsia="ru-RU"/>
+        </w:rPr>
+        <w:t>);</w:t>
       </w:r>
     </w:p>
     <w:p>
@@ -40452,7 +43820,63 @@
           <w:szCs w:val="28"/>
           <w:lang w:val="en-US" w:eastAsia="ru-RU"/>
         </w:rPr>
-        <w:t xml:space="preserve">            return ResponseEntity.status(HttpStatus.NOT_FOUND).build();</w:t>
+        <w:t xml:space="preserve">            return </w:t>
+      </w:r>
+      <w:proofErr w:type="spellStart"/>
+      <w:r>
+        <w:rPr>
+          <w:rFonts w:eastAsia="Times New Roman"/>
+          <w:i/>
+          <w:iCs/>
+          <w:szCs w:val="28"/>
+          <w:lang w:val="en-US" w:eastAsia="ru-RU"/>
+        </w:rPr>
+        <w:t>ResponseEntity.status</w:t>
+      </w:r>
+      <w:proofErr w:type="spellEnd"/>
+      <w:r>
+        <w:rPr>
+          <w:rFonts w:eastAsia="Times New Roman"/>
+          <w:i/>
+          <w:iCs/>
+          <w:szCs w:val="28"/>
+          <w:lang w:val="en-US" w:eastAsia="ru-RU"/>
+        </w:rPr>
+        <w:t>(</w:t>
+      </w:r>
+      <w:proofErr w:type="spellStart"/>
+      <w:r>
+        <w:rPr>
+          <w:rFonts w:eastAsia="Times New Roman"/>
+          <w:i/>
+          <w:iCs/>
+          <w:szCs w:val="28"/>
+          <w:lang w:val="en-US" w:eastAsia="ru-RU"/>
+        </w:rPr>
+        <w:t>HttpStatus.NOT_FOUND</w:t>
+      </w:r>
+      <w:proofErr w:type="spellEnd"/>
+      <w:proofErr w:type="gramStart"/>
+      <w:r>
+        <w:rPr>
+          <w:rFonts w:eastAsia="Times New Roman"/>
+          <w:i/>
+          <w:iCs/>
+          <w:szCs w:val="28"/>
+          <w:lang w:val="en-US" w:eastAsia="ru-RU"/>
+        </w:rPr>
+        <w:t>).build</w:t>
+      </w:r>
+      <w:proofErr w:type="gramEnd"/>
+      <w:r>
+        <w:rPr>
+          <w:rFonts w:eastAsia="Times New Roman"/>
+          <w:i/>
+          <w:iCs/>
+          <w:szCs w:val="28"/>
+          <w:lang w:val="en-US" w:eastAsia="ru-RU"/>
+        </w:rPr>
+        <w:t>();</w:t>
       </w:r>
     </w:p>
     <w:p>
@@ -40905,7 +44329,31 @@
                 <w:szCs w:val="22"/>
                 <w:lang w:val="ru-RU" w:eastAsia="ru-RU"/>
               </w:rPr>
-              <w:t>БГУИР ДП 1-53 01 02  039 ПЗ</w:t>
+              <w:t xml:space="preserve">БГУИР ДП 1-53 01 </w:t>
+            </w:r>
+            <w:proofErr w:type="gramStart"/>
+            <w:r>
+              <w:rPr>
+                <w:rFonts w:ascii="Arial" w:eastAsia="Times New Roman" w:hAnsi="Arial" w:cs="Arial"/>
+                <w:i/>
+                <w:iCs/>
+                <w:sz w:val="22"/>
+                <w:szCs w:val="22"/>
+                <w:lang w:val="ru-RU" w:eastAsia="ru-RU"/>
+              </w:rPr>
+              <w:t>02  039</w:t>
+            </w:r>
+            <w:proofErr w:type="gramEnd"/>
+            <w:r>
+              <w:rPr>
+                <w:rFonts w:ascii="Arial" w:eastAsia="Times New Roman" w:hAnsi="Arial" w:cs="Arial"/>
+                <w:i/>
+                <w:iCs/>
+                <w:sz w:val="22"/>
+                <w:szCs w:val="22"/>
+                <w:lang w:val="ru-RU" w:eastAsia="ru-RU"/>
+              </w:rPr>
+              <w:t xml:space="preserve"> ПЗ</w:t>
             </w:r>
           </w:p>
         </w:tc>
@@ -43852,8 +47300,9 @@
                 <w:szCs w:val="22"/>
                 <w:lang w:val="ru-RU" w:eastAsia="ru-RU"/>
               </w:rPr>
-              <w:t xml:space="preserve">БГУИР ДП 1-53 01 02 </w:t>
-            </w:r>
+              <w:t xml:space="preserve">БГУИР ДП 1-53 01 </w:t>
+            </w:r>
+            <w:proofErr w:type="gramStart"/>
             <w:r>
               <w:rPr>
                 <w:rFonts w:ascii="Arial" w:eastAsia="Times New Roman" w:hAnsi="Arial" w:cs="Arial"/>
@@ -43863,7 +47312,30 @@
                 <w:szCs w:val="22"/>
                 <w:lang w:val="ru-RU" w:eastAsia="ru-RU"/>
               </w:rPr>
-              <w:t xml:space="preserve"> 039 </w:t>
+              <w:t xml:space="preserve">02 </w:t>
+            </w:r>
+            <w:r>
+              <w:rPr>
+                <w:rFonts w:ascii="Arial" w:eastAsia="Times New Roman" w:hAnsi="Arial" w:cs="Arial"/>
+                <w:i/>
+                <w:iCs/>
+                <w:sz w:val="22"/>
+                <w:szCs w:val="22"/>
+                <w:lang w:val="ru-RU" w:eastAsia="ru-RU"/>
+              </w:rPr>
+              <w:t xml:space="preserve"> 039</w:t>
+            </w:r>
+            <w:proofErr w:type="gramEnd"/>
+            <w:r>
+              <w:rPr>
+                <w:rFonts w:ascii="Arial" w:eastAsia="Times New Roman" w:hAnsi="Arial" w:cs="Arial"/>
+                <w:i/>
+                <w:iCs/>
+                <w:sz w:val="22"/>
+                <w:szCs w:val="22"/>
+                <w:lang w:val="ru-RU" w:eastAsia="ru-RU"/>
+              </w:rPr>
+              <w:t xml:space="preserve"> </w:t>
             </w:r>
             <w:r>
               <w:rPr>
@@ -44314,8 +47786,21 @@
                 <w:szCs w:val="20"/>
                 <w:lang w:val="ru-RU" w:eastAsia="ru-RU"/>
               </w:rPr>
-              <w:t>№ докум</w:t>
-            </w:r>
+              <w:t xml:space="preserve">№ </w:t>
+            </w:r>
+            <w:proofErr w:type="spellStart"/>
+            <w:r>
+              <w:rPr>
+                <w:rFonts w:ascii="Arial" w:eastAsia="Times New Roman" w:hAnsi="Arial" w:cs="Arial"/>
+                <w:i/>
+                <w:iCs/>
+                <w:sz w:val="20"/>
+                <w:szCs w:val="20"/>
+                <w:lang w:val="ru-RU" w:eastAsia="ru-RU"/>
+              </w:rPr>
+              <w:t>докум</w:t>
+            </w:r>
+            <w:proofErr w:type="spellEnd"/>
             <w:r>
               <w:rPr>
                 <w:rFonts w:ascii="Arial" w:eastAsia="Times New Roman" w:hAnsi="Arial" w:cs="Arial"/>
@@ -44354,6 +47839,7 @@
                 <w:lang w:val="en-US" w:eastAsia="ru-RU"/>
               </w:rPr>
             </w:pPr>
+            <w:proofErr w:type="spellStart"/>
             <w:r>
               <w:rPr>
                 <w:rFonts w:ascii="Arial" w:eastAsia="Times New Roman" w:hAnsi="Arial" w:cs="Arial"/>
@@ -44365,6 +47851,7 @@
               </w:rPr>
               <w:t>Подп</w:t>
             </w:r>
+            <w:proofErr w:type="spellEnd"/>
             <w:r>
               <w:rPr>
                 <w:rFonts w:ascii="Arial" w:eastAsia="Times New Roman" w:hAnsi="Arial" w:cs="Arial"/>
@@ -44728,6 +48215,7 @@
                 <w:lang w:val="ru-RU" w:eastAsia="ru-RU"/>
               </w:rPr>
             </w:pPr>
+            <w:proofErr w:type="spellStart"/>
             <w:r>
               <w:rPr>
                 <w:rFonts w:ascii="Arial" w:eastAsia="Times New Roman" w:hAnsi="Arial" w:cs="Arial"/>
@@ -44737,7 +48225,19 @@
                 <w:szCs w:val="20"/>
                 <w:lang w:val="ru-RU" w:eastAsia="ru-RU"/>
               </w:rPr>
-              <w:t>Разраб.</w:t>
+              <w:t>Разраб</w:t>
+            </w:r>
+            <w:proofErr w:type="spellEnd"/>
+            <w:r>
+              <w:rPr>
+                <w:rFonts w:ascii="Arial" w:eastAsia="Times New Roman" w:hAnsi="Arial" w:cs="Arial"/>
+                <w:i/>
+                <w:iCs/>
+                <w:sz w:val="20"/>
+                <w:szCs w:val="20"/>
+                <w:lang w:val="ru-RU" w:eastAsia="ru-RU"/>
+              </w:rPr>
+              <w:t>.</w:t>
             </w:r>
           </w:p>
         </w:tc>
@@ -45061,6 +48561,7 @@
                 <w:lang w:val="ru-RU" w:eastAsia="ru-RU"/>
               </w:rPr>
             </w:pPr>
+            <w:proofErr w:type="spellStart"/>
             <w:r>
               <w:rPr>
                 <w:rFonts w:ascii="Arial" w:eastAsia="Times New Roman" w:hAnsi="Arial" w:cs="Arial"/>
@@ -45070,7 +48571,19 @@
                 <w:szCs w:val="20"/>
                 <w:lang w:val="ru-RU" w:eastAsia="ru-RU"/>
               </w:rPr>
-              <w:t>Провер.</w:t>
+              <w:t>Провер</w:t>
+            </w:r>
+            <w:proofErr w:type="spellEnd"/>
+            <w:r>
+              <w:rPr>
+                <w:rFonts w:ascii="Arial" w:eastAsia="Times New Roman" w:hAnsi="Arial" w:cs="Arial"/>
+                <w:i/>
+                <w:iCs/>
+                <w:sz w:val="20"/>
+                <w:szCs w:val="20"/>
+                <w:lang w:val="ru-RU" w:eastAsia="ru-RU"/>
+              </w:rPr>
+              <w:t>.</w:t>
             </w:r>
           </w:p>
         </w:tc>
@@ -45099,6 +48612,7 @@
                 <w:lang w:val="ru-RU" w:eastAsia="ru-RU"/>
               </w:rPr>
             </w:pPr>
+            <w:proofErr w:type="spellStart"/>
             <w:r>
               <w:rPr>
                 <w:rFonts w:ascii="Arial" w:eastAsia="Times New Roman" w:hAnsi="Arial" w:cs="Arial"/>
@@ -45110,6 +48624,7 @@
               </w:rPr>
               <w:t>Ярмолик</w:t>
             </w:r>
+            <w:proofErr w:type="spellEnd"/>
           </w:p>
         </w:tc>
         <w:tc>
@@ -45315,6 +48830,8 @@
                 <w:lang w:val="ru-RU" w:eastAsia="ru-RU"/>
               </w:rPr>
             </w:pPr>
+            <w:proofErr w:type="spellStart"/>
+            <w:proofErr w:type="gramStart"/>
             <w:r>
               <w:rPr>
                 <w:rFonts w:ascii="Arial" w:eastAsia="Times New Roman" w:hAnsi="Arial" w:cs="Arial"/>
@@ -45324,7 +48841,20 @@
                 <w:szCs w:val="20"/>
                 <w:lang w:val="ru-RU" w:eastAsia="ru-RU"/>
               </w:rPr>
-              <w:t>Т.контр.</w:t>
+              <w:t>Т.контр</w:t>
+            </w:r>
+            <w:proofErr w:type="spellEnd"/>
+            <w:proofErr w:type="gramEnd"/>
+            <w:r>
+              <w:rPr>
+                <w:rFonts w:ascii="Arial" w:eastAsia="Times New Roman" w:hAnsi="Arial" w:cs="Arial"/>
+                <w:i/>
+                <w:iCs/>
+                <w:sz w:val="20"/>
+                <w:szCs w:val="20"/>
+                <w:lang w:val="ru-RU" w:eastAsia="ru-RU"/>
+              </w:rPr>
+              <w:t>.</w:t>
             </w:r>
           </w:p>
         </w:tc>
@@ -45353,6 +48883,7 @@
                 <w:lang w:val="ru-RU" w:eastAsia="ru-RU"/>
               </w:rPr>
             </w:pPr>
+            <w:proofErr w:type="spellStart"/>
             <w:r>
               <w:rPr>
                 <w:rFonts w:ascii="Arial" w:eastAsia="Times New Roman" w:hAnsi="Arial" w:cs="Arial"/>
@@ -45364,6 +48895,7 @@
               </w:rPr>
               <w:t>Ярмолик</w:t>
             </w:r>
+            <w:proofErr w:type="spellEnd"/>
           </w:p>
         </w:tc>
         <w:tc>
@@ -45505,6 +49037,8 @@
                 <w:lang w:val="ru-RU" w:eastAsia="ru-RU"/>
               </w:rPr>
             </w:pPr>
+            <w:proofErr w:type="spellStart"/>
+            <w:proofErr w:type="gramStart"/>
             <w:r>
               <w:rPr>
                 <w:rFonts w:ascii="Arial" w:eastAsia="Times New Roman" w:hAnsi="Arial" w:cs="Arial"/>
@@ -45514,7 +49048,20 @@
                 <w:szCs w:val="20"/>
                 <w:lang w:val="ru-RU" w:eastAsia="ru-RU"/>
               </w:rPr>
-              <w:t>Н.контр.</w:t>
+              <w:t>Н.контр</w:t>
+            </w:r>
+            <w:proofErr w:type="spellEnd"/>
+            <w:proofErr w:type="gramEnd"/>
+            <w:r>
+              <w:rPr>
+                <w:rFonts w:ascii="Arial" w:eastAsia="Times New Roman" w:hAnsi="Arial" w:cs="Arial"/>
+                <w:i/>
+                <w:iCs/>
+                <w:sz w:val="20"/>
+                <w:szCs w:val="20"/>
+                <w:lang w:val="ru-RU" w:eastAsia="ru-RU"/>
+              </w:rPr>
+              <w:t>.</w:t>
             </w:r>
           </w:p>
         </w:tc>
@@ -45543,6 +49090,7 @@
                 <w:lang w:val="ru-RU" w:eastAsia="ru-RU"/>
               </w:rPr>
             </w:pPr>
+            <w:proofErr w:type="spellStart"/>
             <w:r>
               <w:rPr>
                 <w:rFonts w:ascii="Arial" w:eastAsia="Times New Roman" w:hAnsi="Arial" w:cs="Arial"/>
@@ -45554,6 +49102,7 @@
               </w:rPr>
               <w:t>Нехлебова</w:t>
             </w:r>
+            <w:proofErr w:type="spellEnd"/>
           </w:p>
         </w:tc>
         <w:tc>
@@ -45695,6 +49244,7 @@
                 <w:lang w:val="ru-RU" w:eastAsia="ru-RU"/>
               </w:rPr>
             </w:pPr>
+            <w:proofErr w:type="spellStart"/>
             <w:r>
               <w:rPr>
                 <w:rFonts w:ascii="Arial" w:eastAsia="Times New Roman" w:hAnsi="Arial" w:cs="Arial"/>
@@ -45704,7 +49254,19 @@
                 <w:szCs w:val="20"/>
                 <w:lang w:val="ru-RU" w:eastAsia="ru-RU"/>
               </w:rPr>
-              <w:t>тв.</w:t>
+              <w:t>тв</w:t>
+            </w:r>
+            <w:proofErr w:type="spellEnd"/>
+            <w:r>
+              <w:rPr>
+                <w:rFonts w:ascii="Arial" w:eastAsia="Times New Roman" w:hAnsi="Arial" w:cs="Arial"/>
+                <w:i/>
+                <w:iCs/>
+                <w:sz w:val="20"/>
+                <w:szCs w:val="20"/>
+                <w:lang w:val="ru-RU" w:eastAsia="ru-RU"/>
+              </w:rPr>
+              <w:t>.</w:t>
             </w:r>
           </w:p>
         </w:tc>
